--- a/Implementation Report.docx
+++ b/Implementation Report.docx
@@ -712,6 +712,7 @@
           <w:lang w:val="en-US"/>
         </w:rPr>
       </w:pPr>
+      <w:proofErr w:type="spellStart"/>
       <w:r>
         <w:rPr>
           <w:rFonts w:asciiTheme="minorHAnsi" w:eastAsia="Times New Roman" w:hAnsiTheme="minorHAnsi" w:cstheme="minorHAnsi"/>
@@ -719,7 +720,17 @@
           <w:szCs w:val="32"/>
           <w:lang w:val="en-US"/>
         </w:rPr>
-        <w:t>Navrachana University, Vadodara </w:t>
+        <w:t>Navrachana</w:t>
+      </w:r>
+      <w:proofErr w:type="spellEnd"/>
+      <w:r>
+        <w:rPr>
+          <w:rFonts w:asciiTheme="minorHAnsi" w:eastAsia="Times New Roman" w:hAnsiTheme="minorHAnsi" w:cstheme="minorHAnsi"/>
+          <w:sz w:val="32"/>
+          <w:szCs w:val="32"/>
+          <w:lang w:val="en-US"/>
+        </w:rPr>
+        <w:t xml:space="preserve"> University, Vadodara </w:t>
       </w:r>
     </w:p>
     <w:p>
@@ -1096,7 +1107,27 @@
                 <w:sz w:val="28"/>
                 <w:szCs w:val="28"/>
               </w:rPr>
-              <w:t>Python source code (.py)</w:t>
+              <w:t>Python source code (.</w:t>
+            </w:r>
+            <w:proofErr w:type="spellStart"/>
+            <w:r>
+              <w:rPr>
+                <w:rFonts w:ascii="Times New Roman" w:hAnsi="Times New Roman" w:cs="Times New Roman"/>
+                <w:color w:val="333333"/>
+                <w:sz w:val="28"/>
+                <w:szCs w:val="28"/>
+              </w:rPr>
+              <w:t>py</w:t>
+            </w:r>
+            <w:proofErr w:type="spellEnd"/>
+            <w:r>
+              <w:rPr>
+                <w:rFonts w:ascii="Times New Roman" w:hAnsi="Times New Roman" w:cs="Times New Roman"/>
+                <w:color w:val="333333"/>
+                <w:sz w:val="28"/>
+                <w:szCs w:val="28"/>
+              </w:rPr>
+              <w:t>)</w:t>
             </w:r>
           </w:p>
         </w:tc>
@@ -1246,7 +1277,27 @@
                 <w:sz w:val="28"/>
                 <w:szCs w:val="28"/>
               </w:rPr>
-              <w:t>Console (main.py) + Web UI (Streamlit app.py)</w:t>
+              <w:t>Console (main.py) + Web UI (</w:t>
+            </w:r>
+            <w:proofErr w:type="spellStart"/>
+            <w:r>
+              <w:rPr>
+                <w:rFonts w:ascii="Times New Roman" w:hAnsi="Times New Roman" w:cs="Times New Roman"/>
+                <w:color w:val="333333"/>
+                <w:sz w:val="28"/>
+                <w:szCs w:val="28"/>
+              </w:rPr>
+              <w:t>Streamlit</w:t>
+            </w:r>
+            <w:proofErr w:type="spellEnd"/>
+            <w:r>
+              <w:rPr>
+                <w:rFonts w:ascii="Times New Roman" w:hAnsi="Times New Roman" w:cs="Times New Roman"/>
+                <w:color w:val="333333"/>
+                <w:sz w:val="28"/>
+                <w:szCs w:val="28"/>
+              </w:rPr>
+              <w:t xml:space="preserve"> app.py)</w:t>
             </w:r>
           </w:p>
         </w:tc>
@@ -1598,7 +1649,27 @@
           <w:sz w:val="28"/>
           <w:szCs w:val="28"/>
         </w:rPr>
-        <w:t>Phase 1 focused on correctly converting the most fundamental Python constructs into valid C statements, covering data types, operators, boolean values, comments, and the default C library headers that are always required in C but have no equivalent import in Python.</w:t>
+        <w:t xml:space="preserve">Phase 1 focused on correctly converting the most fundamental Python constructs into valid C statements, covering data types, operators, </w:t>
+      </w:r>
+      <w:proofErr w:type="spellStart"/>
+      <w:r>
+        <w:rPr>
+          <w:rFonts w:ascii="Times New Roman" w:hAnsi="Times New Roman" w:cs="Times New Roman"/>
+          <w:color w:val="333333"/>
+          <w:sz w:val="28"/>
+          <w:szCs w:val="28"/>
+        </w:rPr>
+        <w:t>boolean</w:t>
+      </w:r>
+      <w:proofErr w:type="spellEnd"/>
+      <w:r>
+        <w:rPr>
+          <w:rFonts w:ascii="Times New Roman" w:hAnsi="Times New Roman" w:cs="Times New Roman"/>
+          <w:color w:val="333333"/>
+          <w:sz w:val="28"/>
+          <w:szCs w:val="28"/>
+        </w:rPr>
+        <w:t xml:space="preserve"> values, comments, and the default C library headers that are always required in C but have no equivalent import in Python.</w:t>
       </w:r>
     </w:p>
     <w:p>
@@ -1885,84 +1956,177 @@
                 <w:szCs w:val="28"/>
               </w:rPr>
             </w:pPr>
-            <w:r>
-              <w:rPr>
-                <w:rFonts w:ascii="Times New Roman" w:hAnsi="Times New Roman" w:cs="Times New Roman"/>
-                <w:color w:val="333333"/>
-                <w:sz w:val="28"/>
-                <w:szCs w:val="28"/>
-              </w:rPr>
-              <w:t>print() built-in — no import needed</w:t>
-            </w:r>
-          </w:p>
-        </w:tc>
-        <w:tc>
-          <w:tcPr>
-            <w:tcW w:w="0" w:type="auto"/>
-            <w:tcBorders>
-              <w:top w:val="single" w:sz="1" w:space="0" w:color="BBBBBB"/>
-              <w:left w:val="single" w:sz="1" w:space="0" w:color="BBBBBB"/>
-              <w:bottom w:val="single" w:sz="1" w:space="0" w:color="BBBBBB"/>
-              <w:right w:val="single" w:sz="1" w:space="0" w:color="BBBBBB"/>
-            </w:tcBorders>
-            <w:tcMar>
-              <w:top w:w="80" w:type="dxa"/>
-              <w:left w:w="120" w:type="dxa"/>
-              <w:bottom w:w="80" w:type="dxa"/>
-              <w:right w:w="120" w:type="dxa"/>
-            </w:tcMar>
-          </w:tcPr>
-          <w:p>
-            <w:pPr>
-              <w:rPr>
-                <w:rFonts w:ascii="Times New Roman" w:hAnsi="Times New Roman" w:cs="Times New Roman"/>
-                <w:sz w:val="28"/>
-                <w:szCs w:val="28"/>
-              </w:rPr>
-            </w:pPr>
-            <w:r>
-              <w:rPr>
-                <w:rFonts w:ascii="Times New Roman" w:hAnsi="Times New Roman" w:cs="Times New Roman"/>
-                <w:color w:val="333333"/>
-                <w:sz w:val="28"/>
-                <w:szCs w:val="28"/>
-              </w:rPr>
-              <w:t>#include &lt;stdio.h&gt;</w:t>
-            </w:r>
-          </w:p>
-        </w:tc>
-        <w:tc>
-          <w:tcPr>
-            <w:tcW w:w="0" w:type="auto"/>
-            <w:tcBorders>
-              <w:top w:val="single" w:sz="1" w:space="0" w:color="BBBBBB"/>
-              <w:left w:val="single" w:sz="1" w:space="0" w:color="BBBBBB"/>
-              <w:bottom w:val="single" w:sz="1" w:space="0" w:color="BBBBBB"/>
-              <w:right w:val="single" w:sz="1" w:space="0" w:color="BBBBBB"/>
-            </w:tcBorders>
-            <w:tcMar>
-              <w:top w:w="80" w:type="dxa"/>
-              <w:left w:w="120" w:type="dxa"/>
-              <w:bottom w:w="80" w:type="dxa"/>
-              <w:right w:w="120" w:type="dxa"/>
-            </w:tcMar>
-          </w:tcPr>
-          <w:p>
-            <w:pPr>
-              <w:rPr>
-                <w:rFonts w:ascii="Times New Roman" w:hAnsi="Times New Roman" w:cs="Times New Roman"/>
-                <w:sz w:val="28"/>
-                <w:szCs w:val="28"/>
-              </w:rPr>
-            </w:pPr>
-            <w:r>
-              <w:rPr>
-                <w:rFonts w:ascii="Times New Roman" w:hAnsi="Times New Roman" w:cs="Times New Roman"/>
-                <w:color w:val="333333"/>
-                <w:sz w:val="28"/>
-                <w:szCs w:val="28"/>
-              </w:rPr>
-              <w:t>Required for printf() and scanf()</w:t>
+            <w:proofErr w:type="gramStart"/>
+            <w:r>
+              <w:rPr>
+                <w:rFonts w:ascii="Times New Roman" w:hAnsi="Times New Roman" w:cs="Times New Roman"/>
+                <w:color w:val="333333"/>
+                <w:sz w:val="28"/>
+                <w:szCs w:val="28"/>
+              </w:rPr>
+              <w:t>print(</w:t>
+            </w:r>
+            <w:proofErr w:type="gramEnd"/>
+            <w:r>
+              <w:rPr>
+                <w:rFonts w:ascii="Times New Roman" w:hAnsi="Times New Roman" w:cs="Times New Roman"/>
+                <w:color w:val="333333"/>
+                <w:sz w:val="28"/>
+                <w:szCs w:val="28"/>
+              </w:rPr>
+              <w:t>) built-in — no import needed</w:t>
+            </w:r>
+          </w:p>
+        </w:tc>
+        <w:tc>
+          <w:tcPr>
+            <w:tcW w:w="0" w:type="auto"/>
+            <w:tcBorders>
+              <w:top w:val="single" w:sz="1" w:space="0" w:color="BBBBBB"/>
+              <w:left w:val="single" w:sz="1" w:space="0" w:color="BBBBBB"/>
+              <w:bottom w:val="single" w:sz="1" w:space="0" w:color="BBBBBB"/>
+              <w:right w:val="single" w:sz="1" w:space="0" w:color="BBBBBB"/>
+            </w:tcBorders>
+            <w:tcMar>
+              <w:top w:w="80" w:type="dxa"/>
+              <w:left w:w="120" w:type="dxa"/>
+              <w:bottom w:w="80" w:type="dxa"/>
+              <w:right w:w="120" w:type="dxa"/>
+            </w:tcMar>
+          </w:tcPr>
+          <w:p>
+            <w:pPr>
+              <w:rPr>
+                <w:rFonts w:ascii="Times New Roman" w:hAnsi="Times New Roman" w:cs="Times New Roman"/>
+                <w:sz w:val="28"/>
+                <w:szCs w:val="28"/>
+              </w:rPr>
+            </w:pPr>
+            <w:r>
+              <w:rPr>
+                <w:rFonts w:ascii="Times New Roman" w:hAnsi="Times New Roman" w:cs="Times New Roman"/>
+                <w:color w:val="333333"/>
+                <w:sz w:val="28"/>
+                <w:szCs w:val="28"/>
+              </w:rPr>
+              <w:t>#include &lt;</w:t>
+            </w:r>
+            <w:proofErr w:type="spellStart"/>
+            <w:r>
+              <w:rPr>
+                <w:rFonts w:ascii="Times New Roman" w:hAnsi="Times New Roman" w:cs="Times New Roman"/>
+                <w:color w:val="333333"/>
+                <w:sz w:val="28"/>
+                <w:szCs w:val="28"/>
+              </w:rPr>
+              <w:t>stdio.h</w:t>
+            </w:r>
+            <w:proofErr w:type="spellEnd"/>
+            <w:r>
+              <w:rPr>
+                <w:rFonts w:ascii="Times New Roman" w:hAnsi="Times New Roman" w:cs="Times New Roman"/>
+                <w:color w:val="333333"/>
+                <w:sz w:val="28"/>
+                <w:szCs w:val="28"/>
+              </w:rPr>
+              <w:t>&gt;</w:t>
+            </w:r>
+          </w:p>
+        </w:tc>
+        <w:tc>
+          <w:tcPr>
+            <w:tcW w:w="0" w:type="auto"/>
+            <w:tcBorders>
+              <w:top w:val="single" w:sz="1" w:space="0" w:color="BBBBBB"/>
+              <w:left w:val="single" w:sz="1" w:space="0" w:color="BBBBBB"/>
+              <w:bottom w:val="single" w:sz="1" w:space="0" w:color="BBBBBB"/>
+              <w:right w:val="single" w:sz="1" w:space="0" w:color="BBBBBB"/>
+            </w:tcBorders>
+            <w:tcMar>
+              <w:top w:w="80" w:type="dxa"/>
+              <w:left w:w="120" w:type="dxa"/>
+              <w:bottom w:w="80" w:type="dxa"/>
+              <w:right w:w="120" w:type="dxa"/>
+            </w:tcMar>
+          </w:tcPr>
+          <w:p>
+            <w:pPr>
+              <w:rPr>
+                <w:rFonts w:ascii="Times New Roman" w:hAnsi="Times New Roman" w:cs="Times New Roman"/>
+                <w:sz w:val="28"/>
+                <w:szCs w:val="28"/>
+              </w:rPr>
+            </w:pPr>
+            <w:r>
+              <w:rPr>
+                <w:rFonts w:ascii="Times New Roman" w:hAnsi="Times New Roman" w:cs="Times New Roman"/>
+                <w:color w:val="333333"/>
+                <w:sz w:val="28"/>
+                <w:szCs w:val="28"/>
+              </w:rPr>
+              <w:t xml:space="preserve">Required for </w:t>
+            </w:r>
+            <w:proofErr w:type="spellStart"/>
+            <w:proofErr w:type="gramStart"/>
+            <w:r>
+              <w:rPr>
+                <w:rFonts w:ascii="Times New Roman" w:hAnsi="Times New Roman" w:cs="Times New Roman"/>
+                <w:color w:val="333333"/>
+                <w:sz w:val="28"/>
+                <w:szCs w:val="28"/>
+              </w:rPr>
+              <w:t>printf</w:t>
+            </w:r>
+            <w:proofErr w:type="spellEnd"/>
+            <w:r>
+              <w:rPr>
+                <w:rFonts w:ascii="Times New Roman" w:hAnsi="Times New Roman" w:cs="Times New Roman"/>
+                <w:color w:val="333333"/>
+                <w:sz w:val="28"/>
+                <w:szCs w:val="28"/>
+              </w:rPr>
+              <w:t>(</w:t>
+            </w:r>
+            <w:proofErr w:type="gramEnd"/>
+            <w:r>
+              <w:rPr>
+                <w:rFonts w:ascii="Times New Roman" w:hAnsi="Times New Roman" w:cs="Times New Roman"/>
+                <w:color w:val="333333"/>
+                <w:sz w:val="28"/>
+                <w:szCs w:val="28"/>
+              </w:rPr>
+              <w:t xml:space="preserve">) and </w:t>
+            </w:r>
+            <w:proofErr w:type="spellStart"/>
+            <w:proofErr w:type="gramStart"/>
+            <w:r>
+              <w:rPr>
+                <w:rFonts w:ascii="Times New Roman" w:hAnsi="Times New Roman" w:cs="Times New Roman"/>
+                <w:color w:val="333333"/>
+                <w:sz w:val="28"/>
+                <w:szCs w:val="28"/>
+              </w:rPr>
+              <w:t>scanf</w:t>
+            </w:r>
+            <w:proofErr w:type="spellEnd"/>
+            <w:r>
+              <w:rPr>
+                <w:rFonts w:ascii="Times New Roman" w:hAnsi="Times New Roman" w:cs="Times New Roman"/>
+                <w:color w:val="333333"/>
+                <w:sz w:val="28"/>
+                <w:szCs w:val="28"/>
+              </w:rPr>
+              <w:t>(</w:t>
+            </w:r>
+            <w:proofErr w:type="gramEnd"/>
+            <w:r>
+              <w:rPr>
+                <w:rFonts w:ascii="Times New Roman" w:hAnsi="Times New Roman" w:cs="Times New Roman"/>
+                <w:color w:val="333333"/>
+                <w:sz w:val="28"/>
+                <w:szCs w:val="28"/>
+              </w:rPr>
+              <w:t>)</w:t>
             </w:r>
           </w:p>
         </w:tc>
@@ -2034,42 +2198,102 @@
                 <w:sz w:val="28"/>
                 <w:szCs w:val="28"/>
               </w:rPr>
-              <w:t>#include &lt;math.h&gt;</w:t>
-            </w:r>
-          </w:p>
-        </w:tc>
-        <w:tc>
-          <w:tcPr>
-            <w:tcW w:w="0" w:type="auto"/>
-            <w:tcBorders>
-              <w:top w:val="single" w:sz="1" w:space="0" w:color="BBBBBB"/>
-              <w:left w:val="single" w:sz="1" w:space="0" w:color="BBBBBB"/>
-              <w:bottom w:val="single" w:sz="1" w:space="0" w:color="BBBBBB"/>
-              <w:right w:val="single" w:sz="1" w:space="0" w:color="BBBBBB"/>
-            </w:tcBorders>
-            <w:tcMar>
-              <w:top w:w="80" w:type="dxa"/>
-              <w:left w:w="120" w:type="dxa"/>
-              <w:bottom w:w="80" w:type="dxa"/>
-              <w:right w:w="120" w:type="dxa"/>
-            </w:tcMar>
-          </w:tcPr>
-          <w:p>
-            <w:pPr>
-              <w:rPr>
-                <w:rFonts w:ascii="Times New Roman" w:hAnsi="Times New Roman" w:cs="Times New Roman"/>
-                <w:sz w:val="28"/>
-                <w:szCs w:val="28"/>
-              </w:rPr>
-            </w:pPr>
-            <w:r>
-              <w:rPr>
-                <w:rFonts w:ascii="Times New Roman" w:hAnsi="Times New Roman" w:cs="Times New Roman"/>
-                <w:color w:val="333333"/>
-                <w:sz w:val="28"/>
-                <w:szCs w:val="28"/>
-              </w:rPr>
-              <w:t>Required for pow(), floor() — injected only when ** or // is used</w:t>
+              <w:t>#include &lt;</w:t>
+            </w:r>
+            <w:proofErr w:type="spellStart"/>
+            <w:r>
+              <w:rPr>
+                <w:rFonts w:ascii="Times New Roman" w:hAnsi="Times New Roman" w:cs="Times New Roman"/>
+                <w:color w:val="333333"/>
+                <w:sz w:val="28"/>
+                <w:szCs w:val="28"/>
+              </w:rPr>
+              <w:t>math.h</w:t>
+            </w:r>
+            <w:proofErr w:type="spellEnd"/>
+            <w:r>
+              <w:rPr>
+                <w:rFonts w:ascii="Times New Roman" w:hAnsi="Times New Roman" w:cs="Times New Roman"/>
+                <w:color w:val="333333"/>
+                <w:sz w:val="28"/>
+                <w:szCs w:val="28"/>
+              </w:rPr>
+              <w:t>&gt;</w:t>
+            </w:r>
+          </w:p>
+        </w:tc>
+        <w:tc>
+          <w:tcPr>
+            <w:tcW w:w="0" w:type="auto"/>
+            <w:tcBorders>
+              <w:top w:val="single" w:sz="1" w:space="0" w:color="BBBBBB"/>
+              <w:left w:val="single" w:sz="1" w:space="0" w:color="BBBBBB"/>
+              <w:bottom w:val="single" w:sz="1" w:space="0" w:color="BBBBBB"/>
+              <w:right w:val="single" w:sz="1" w:space="0" w:color="BBBBBB"/>
+            </w:tcBorders>
+            <w:tcMar>
+              <w:top w:w="80" w:type="dxa"/>
+              <w:left w:w="120" w:type="dxa"/>
+              <w:bottom w:w="80" w:type="dxa"/>
+              <w:right w:w="120" w:type="dxa"/>
+            </w:tcMar>
+          </w:tcPr>
+          <w:p>
+            <w:pPr>
+              <w:rPr>
+                <w:rFonts w:ascii="Times New Roman" w:hAnsi="Times New Roman" w:cs="Times New Roman"/>
+                <w:sz w:val="28"/>
+                <w:szCs w:val="28"/>
+              </w:rPr>
+            </w:pPr>
+            <w:r>
+              <w:rPr>
+                <w:rFonts w:ascii="Times New Roman" w:hAnsi="Times New Roman" w:cs="Times New Roman"/>
+                <w:color w:val="333333"/>
+                <w:sz w:val="28"/>
+                <w:szCs w:val="28"/>
+              </w:rPr>
+              <w:t xml:space="preserve">Required for </w:t>
+            </w:r>
+            <w:proofErr w:type="gramStart"/>
+            <w:r>
+              <w:rPr>
+                <w:rFonts w:ascii="Times New Roman" w:hAnsi="Times New Roman" w:cs="Times New Roman"/>
+                <w:color w:val="333333"/>
+                <w:sz w:val="28"/>
+                <w:szCs w:val="28"/>
+              </w:rPr>
+              <w:t>pow(</w:t>
+            </w:r>
+            <w:proofErr w:type="gramEnd"/>
+            <w:r>
+              <w:rPr>
+                <w:rFonts w:ascii="Times New Roman" w:hAnsi="Times New Roman" w:cs="Times New Roman"/>
+                <w:color w:val="333333"/>
+                <w:sz w:val="28"/>
+                <w:szCs w:val="28"/>
+              </w:rPr>
+              <w:t xml:space="preserve">), </w:t>
+            </w:r>
+            <w:proofErr w:type="gramStart"/>
+            <w:r>
+              <w:rPr>
+                <w:rFonts w:ascii="Times New Roman" w:hAnsi="Times New Roman" w:cs="Times New Roman"/>
+                <w:color w:val="333333"/>
+                <w:sz w:val="28"/>
+                <w:szCs w:val="28"/>
+              </w:rPr>
+              <w:t>floor(</w:t>
+            </w:r>
+            <w:proofErr w:type="gramEnd"/>
+            <w:r>
+              <w:rPr>
+                <w:rFonts w:ascii="Times New Roman" w:hAnsi="Times New Roman" w:cs="Times New Roman"/>
+                <w:color w:val="333333"/>
+                <w:sz w:val="28"/>
+                <w:szCs w:val="28"/>
+              </w:rPr>
+              <w:t>) — injected only when ** or // is used</w:t>
             </w:r>
           </w:p>
         </w:tc>
@@ -2286,7 +2510,27 @@
                 <w:sz w:val="28"/>
                 <w:szCs w:val="28"/>
               </w:rPr>
-              <w:t>Integer literal  (e.g. 5)</w:t>
+              <w:t xml:space="preserve">Integer </w:t>
+            </w:r>
+            <w:proofErr w:type="gramStart"/>
+            <w:r>
+              <w:rPr>
+                <w:rFonts w:ascii="Times New Roman" w:hAnsi="Times New Roman" w:cs="Times New Roman"/>
+                <w:color w:val="333333"/>
+                <w:sz w:val="28"/>
+                <w:szCs w:val="28"/>
+              </w:rPr>
+              <w:t>literal  (</w:t>
+            </w:r>
+            <w:proofErr w:type="gramEnd"/>
+            <w:r>
+              <w:rPr>
+                <w:rFonts w:ascii="Times New Roman" w:hAnsi="Times New Roman" w:cs="Times New Roman"/>
+                <w:color w:val="333333"/>
+                <w:sz w:val="28"/>
+                <w:szCs w:val="28"/>
+              </w:rPr>
+              <w:t>e.g. 5)</w:t>
             </w:r>
           </w:p>
         </w:tc>
@@ -2393,7 +2637,27 @@
                 <w:sz w:val="28"/>
                 <w:szCs w:val="28"/>
               </w:rPr>
-              <w:t>Float literal  (e.g. 3.14)</w:t>
+              <w:t xml:space="preserve">Float </w:t>
+            </w:r>
+            <w:proofErr w:type="gramStart"/>
+            <w:r>
+              <w:rPr>
+                <w:rFonts w:ascii="Times New Roman" w:hAnsi="Times New Roman" w:cs="Times New Roman"/>
+                <w:color w:val="333333"/>
+                <w:sz w:val="28"/>
+                <w:szCs w:val="28"/>
+              </w:rPr>
+              <w:t>literal  (</w:t>
+            </w:r>
+            <w:proofErr w:type="gramEnd"/>
+            <w:r>
+              <w:rPr>
+                <w:rFonts w:ascii="Times New Roman" w:hAnsi="Times New Roman" w:cs="Times New Roman"/>
+                <w:color w:val="333333"/>
+                <w:sz w:val="28"/>
+                <w:szCs w:val="28"/>
+              </w:rPr>
+              <w:t>e.g. 3.14)</w:t>
             </w:r>
           </w:p>
         </w:tc>
@@ -2570,7 +2834,27 @@
                 <w:sz w:val="28"/>
                 <w:szCs w:val="28"/>
               </w:rPr>
-              <w:t>char name[100];</w:t>
+              <w:t xml:space="preserve">char </w:t>
+            </w:r>
+            <w:proofErr w:type="gramStart"/>
+            <w:r>
+              <w:rPr>
+                <w:rFonts w:ascii="Times New Roman" w:hAnsi="Times New Roman" w:cs="Times New Roman"/>
+                <w:color w:val="333333"/>
+                <w:sz w:val="28"/>
+                <w:szCs w:val="28"/>
+              </w:rPr>
+              <w:t>name[</w:t>
+            </w:r>
+            <w:proofErr w:type="gramEnd"/>
+            <w:r>
+              <w:rPr>
+                <w:rFonts w:ascii="Times New Roman" w:hAnsi="Times New Roman" w:cs="Times New Roman"/>
+                <w:color w:val="333333"/>
+                <w:sz w:val="28"/>
+                <w:szCs w:val="28"/>
+              </w:rPr>
+              <w:t>100];</w:t>
             </w:r>
           </w:p>
         </w:tc>
@@ -2635,49 +2919,91 @@
                 <w:szCs w:val="28"/>
               </w:rPr>
             </w:pPr>
-            <w:r>
-              <w:rPr>
-                <w:rFonts w:ascii="Times New Roman" w:hAnsi="Times New Roman" w:cs="Times New Roman"/>
-                <w:color w:val="333333"/>
-                <w:sz w:val="28"/>
-                <w:szCs w:val="28"/>
-              </w:rPr>
-              <w:t>int[]</w:t>
-            </w:r>
-          </w:p>
-        </w:tc>
-        <w:tc>
-          <w:tcPr>
-            <w:tcW w:w="0" w:type="auto"/>
-            <w:tcBorders>
-              <w:top w:val="single" w:sz="1" w:space="0" w:color="BBBBBB"/>
-              <w:left w:val="single" w:sz="1" w:space="0" w:color="BBBBBB"/>
-              <w:bottom w:val="single" w:sz="1" w:space="0" w:color="BBBBBB"/>
-              <w:right w:val="single" w:sz="1" w:space="0" w:color="BBBBBB"/>
-            </w:tcBorders>
-            <w:tcMar>
-              <w:top w:w="80" w:type="dxa"/>
-              <w:left w:w="120" w:type="dxa"/>
-              <w:bottom w:w="80" w:type="dxa"/>
-              <w:right w:w="120" w:type="dxa"/>
-            </w:tcMar>
-          </w:tcPr>
-          <w:p>
-            <w:pPr>
-              <w:rPr>
-                <w:rFonts w:ascii="Times New Roman" w:hAnsi="Times New Roman" w:cs="Times New Roman"/>
-                <w:sz w:val="28"/>
-                <w:szCs w:val="28"/>
-              </w:rPr>
-            </w:pPr>
-            <w:r>
-              <w:rPr>
-                <w:rFonts w:ascii="Times New Roman" w:hAnsi="Times New Roman" w:cs="Times New Roman"/>
-                <w:color w:val="333333"/>
-                <w:sz w:val="28"/>
-                <w:szCs w:val="28"/>
-              </w:rPr>
-              <w:t>int arr[3] = {1, 2, 3};</w:t>
+            <w:proofErr w:type="gramStart"/>
+            <w:r>
+              <w:rPr>
+                <w:rFonts w:ascii="Times New Roman" w:hAnsi="Times New Roman" w:cs="Times New Roman"/>
+                <w:color w:val="333333"/>
+                <w:sz w:val="28"/>
+                <w:szCs w:val="28"/>
+              </w:rPr>
+              <w:t>int[</w:t>
+            </w:r>
+            <w:proofErr w:type="gramEnd"/>
+            <w:r>
+              <w:rPr>
+                <w:rFonts w:ascii="Times New Roman" w:hAnsi="Times New Roman" w:cs="Times New Roman"/>
+                <w:color w:val="333333"/>
+                <w:sz w:val="28"/>
+                <w:szCs w:val="28"/>
+              </w:rPr>
+              <w:t>]</w:t>
+            </w:r>
+          </w:p>
+        </w:tc>
+        <w:tc>
+          <w:tcPr>
+            <w:tcW w:w="0" w:type="auto"/>
+            <w:tcBorders>
+              <w:top w:val="single" w:sz="1" w:space="0" w:color="BBBBBB"/>
+              <w:left w:val="single" w:sz="1" w:space="0" w:color="BBBBBB"/>
+              <w:bottom w:val="single" w:sz="1" w:space="0" w:color="BBBBBB"/>
+              <w:right w:val="single" w:sz="1" w:space="0" w:color="BBBBBB"/>
+            </w:tcBorders>
+            <w:tcMar>
+              <w:top w:w="80" w:type="dxa"/>
+              <w:left w:w="120" w:type="dxa"/>
+              <w:bottom w:w="80" w:type="dxa"/>
+              <w:right w:w="120" w:type="dxa"/>
+            </w:tcMar>
+          </w:tcPr>
+          <w:p>
+            <w:pPr>
+              <w:rPr>
+                <w:rFonts w:ascii="Times New Roman" w:hAnsi="Times New Roman" w:cs="Times New Roman"/>
+                <w:sz w:val="28"/>
+                <w:szCs w:val="28"/>
+              </w:rPr>
+            </w:pPr>
+            <w:r>
+              <w:rPr>
+                <w:rFonts w:ascii="Times New Roman" w:hAnsi="Times New Roman" w:cs="Times New Roman"/>
+                <w:color w:val="333333"/>
+                <w:sz w:val="28"/>
+                <w:szCs w:val="28"/>
+              </w:rPr>
+              <w:t xml:space="preserve">int </w:t>
+            </w:r>
+            <w:proofErr w:type="spellStart"/>
+            <w:proofErr w:type="gramStart"/>
+            <w:r>
+              <w:rPr>
+                <w:rFonts w:ascii="Times New Roman" w:hAnsi="Times New Roman" w:cs="Times New Roman"/>
+                <w:color w:val="333333"/>
+                <w:sz w:val="28"/>
+                <w:szCs w:val="28"/>
+              </w:rPr>
+              <w:t>arr</w:t>
+            </w:r>
+            <w:proofErr w:type="spellEnd"/>
+            <w:r>
+              <w:rPr>
+                <w:rFonts w:ascii="Times New Roman" w:hAnsi="Times New Roman" w:cs="Times New Roman"/>
+                <w:color w:val="333333"/>
+                <w:sz w:val="28"/>
+                <w:szCs w:val="28"/>
+              </w:rPr>
+              <w:t>[</w:t>
+            </w:r>
+            <w:proofErr w:type="gramEnd"/>
+            <w:r>
+              <w:rPr>
+                <w:rFonts w:ascii="Times New Roman" w:hAnsi="Times New Roman" w:cs="Times New Roman"/>
+                <w:color w:val="333333"/>
+                <w:sz w:val="28"/>
+                <w:szCs w:val="28"/>
+              </w:rPr>
+              <w:t>3] = {1, 2, 3};</w:t>
             </w:r>
           </w:p>
         </w:tc>
@@ -2742,49 +3068,91 @@
                 <w:szCs w:val="28"/>
               </w:rPr>
             </w:pPr>
-            <w:r>
-              <w:rPr>
-                <w:rFonts w:ascii="Times New Roman" w:hAnsi="Times New Roman" w:cs="Times New Roman"/>
-                <w:color w:val="333333"/>
-                <w:sz w:val="28"/>
-                <w:szCs w:val="28"/>
-              </w:rPr>
-              <w:t>float[]</w:t>
-            </w:r>
-          </w:p>
-        </w:tc>
-        <w:tc>
-          <w:tcPr>
-            <w:tcW w:w="0" w:type="auto"/>
-            <w:tcBorders>
-              <w:top w:val="single" w:sz="1" w:space="0" w:color="BBBBBB"/>
-              <w:left w:val="single" w:sz="1" w:space="0" w:color="BBBBBB"/>
-              <w:bottom w:val="single" w:sz="1" w:space="0" w:color="BBBBBB"/>
-              <w:right w:val="single" w:sz="1" w:space="0" w:color="BBBBBB"/>
-            </w:tcBorders>
-            <w:tcMar>
-              <w:top w:w="80" w:type="dxa"/>
-              <w:left w:w="120" w:type="dxa"/>
-              <w:bottom w:w="80" w:type="dxa"/>
-              <w:right w:w="120" w:type="dxa"/>
-            </w:tcMar>
-          </w:tcPr>
-          <w:p>
-            <w:pPr>
-              <w:rPr>
-                <w:rFonts w:ascii="Times New Roman" w:hAnsi="Times New Roman" w:cs="Times New Roman"/>
-                <w:sz w:val="28"/>
-                <w:szCs w:val="28"/>
-              </w:rPr>
-            </w:pPr>
-            <w:r>
-              <w:rPr>
-                <w:rFonts w:ascii="Times New Roman" w:hAnsi="Times New Roman" w:cs="Times New Roman"/>
-                <w:color w:val="333333"/>
-                <w:sz w:val="28"/>
-                <w:szCs w:val="28"/>
-              </w:rPr>
-              <w:t>float arr[2] = {1.5, 2.5};</w:t>
+            <w:proofErr w:type="gramStart"/>
+            <w:r>
+              <w:rPr>
+                <w:rFonts w:ascii="Times New Roman" w:hAnsi="Times New Roman" w:cs="Times New Roman"/>
+                <w:color w:val="333333"/>
+                <w:sz w:val="28"/>
+                <w:szCs w:val="28"/>
+              </w:rPr>
+              <w:t>float[</w:t>
+            </w:r>
+            <w:proofErr w:type="gramEnd"/>
+            <w:r>
+              <w:rPr>
+                <w:rFonts w:ascii="Times New Roman" w:hAnsi="Times New Roman" w:cs="Times New Roman"/>
+                <w:color w:val="333333"/>
+                <w:sz w:val="28"/>
+                <w:szCs w:val="28"/>
+              </w:rPr>
+              <w:t>]</w:t>
+            </w:r>
+          </w:p>
+        </w:tc>
+        <w:tc>
+          <w:tcPr>
+            <w:tcW w:w="0" w:type="auto"/>
+            <w:tcBorders>
+              <w:top w:val="single" w:sz="1" w:space="0" w:color="BBBBBB"/>
+              <w:left w:val="single" w:sz="1" w:space="0" w:color="BBBBBB"/>
+              <w:bottom w:val="single" w:sz="1" w:space="0" w:color="BBBBBB"/>
+              <w:right w:val="single" w:sz="1" w:space="0" w:color="BBBBBB"/>
+            </w:tcBorders>
+            <w:tcMar>
+              <w:top w:w="80" w:type="dxa"/>
+              <w:left w:w="120" w:type="dxa"/>
+              <w:bottom w:w="80" w:type="dxa"/>
+              <w:right w:w="120" w:type="dxa"/>
+            </w:tcMar>
+          </w:tcPr>
+          <w:p>
+            <w:pPr>
+              <w:rPr>
+                <w:rFonts w:ascii="Times New Roman" w:hAnsi="Times New Roman" w:cs="Times New Roman"/>
+                <w:sz w:val="28"/>
+                <w:szCs w:val="28"/>
+              </w:rPr>
+            </w:pPr>
+            <w:r>
+              <w:rPr>
+                <w:rFonts w:ascii="Times New Roman" w:hAnsi="Times New Roman" w:cs="Times New Roman"/>
+                <w:color w:val="333333"/>
+                <w:sz w:val="28"/>
+                <w:szCs w:val="28"/>
+              </w:rPr>
+              <w:t xml:space="preserve">float </w:t>
+            </w:r>
+            <w:proofErr w:type="spellStart"/>
+            <w:proofErr w:type="gramStart"/>
+            <w:r>
+              <w:rPr>
+                <w:rFonts w:ascii="Times New Roman" w:hAnsi="Times New Roman" w:cs="Times New Roman"/>
+                <w:color w:val="333333"/>
+                <w:sz w:val="28"/>
+                <w:szCs w:val="28"/>
+              </w:rPr>
+              <w:t>arr</w:t>
+            </w:r>
+            <w:proofErr w:type="spellEnd"/>
+            <w:r>
+              <w:rPr>
+                <w:rFonts w:ascii="Times New Roman" w:hAnsi="Times New Roman" w:cs="Times New Roman"/>
+                <w:color w:val="333333"/>
+                <w:sz w:val="28"/>
+                <w:szCs w:val="28"/>
+              </w:rPr>
+              <w:t>[</w:t>
+            </w:r>
+            <w:proofErr w:type="gramEnd"/>
+            <w:r>
+              <w:rPr>
+                <w:rFonts w:ascii="Times New Roman" w:hAnsi="Times New Roman" w:cs="Times New Roman"/>
+                <w:color w:val="333333"/>
+                <w:sz w:val="28"/>
+                <w:szCs w:val="28"/>
+              </w:rPr>
+              <w:t>2] = {1.5, 2.5};</w:t>
             </w:r>
           </w:p>
         </w:tc>
@@ -2891,7 +3259,38 @@
                 <w:sz w:val="28"/>
                 <w:szCs w:val="28"/>
               </w:rPr>
-              <w:t>char *arr[2] = {"a", "b"};</w:t>
+              <w:t>char *</w:t>
+            </w:r>
+            <w:proofErr w:type="spellStart"/>
+            <w:proofErr w:type="gramStart"/>
+            <w:r>
+              <w:rPr>
+                <w:rFonts w:ascii="Times New Roman" w:hAnsi="Times New Roman" w:cs="Times New Roman"/>
+                <w:color w:val="333333"/>
+                <w:sz w:val="28"/>
+                <w:szCs w:val="28"/>
+              </w:rPr>
+              <w:t>arr</w:t>
+            </w:r>
+            <w:proofErr w:type="spellEnd"/>
+            <w:r>
+              <w:rPr>
+                <w:rFonts w:ascii="Times New Roman" w:hAnsi="Times New Roman" w:cs="Times New Roman"/>
+                <w:color w:val="333333"/>
+                <w:sz w:val="28"/>
+                <w:szCs w:val="28"/>
+              </w:rPr>
+              <w:t>[</w:t>
+            </w:r>
+            <w:proofErr w:type="gramEnd"/>
+            <w:r>
+              <w:rPr>
+                <w:rFonts w:ascii="Times New Roman" w:hAnsi="Times New Roman" w:cs="Times New Roman"/>
+                <w:color w:val="333333"/>
+                <w:sz w:val="28"/>
+                <w:szCs w:val="28"/>
+              </w:rPr>
+              <w:t>2] = {"a", "b"};</w:t>
             </w:r>
           </w:p>
         </w:tc>
@@ -3059,42 +3458,73 @@
                 <w:sz w:val="28"/>
                 <w:szCs w:val="28"/>
               </w:rPr>
-              <w:t>**  (exponentiation)</w:t>
-            </w:r>
-          </w:p>
-        </w:tc>
-        <w:tc>
-          <w:tcPr>
-            <w:tcW w:w="0" w:type="auto"/>
-            <w:tcBorders>
-              <w:top w:val="single" w:sz="1" w:space="0" w:color="BBBBBB"/>
-              <w:left w:val="single" w:sz="1" w:space="0" w:color="BBBBBB"/>
-              <w:bottom w:val="single" w:sz="1" w:space="0" w:color="BBBBBB"/>
-              <w:right w:val="single" w:sz="1" w:space="0" w:color="BBBBBB"/>
-            </w:tcBorders>
-            <w:tcMar>
-              <w:top w:w="80" w:type="dxa"/>
-              <w:left w:w="120" w:type="dxa"/>
-              <w:bottom w:w="80" w:type="dxa"/>
-              <w:right w:w="120" w:type="dxa"/>
-            </w:tcMar>
-          </w:tcPr>
-          <w:p>
-            <w:pPr>
-              <w:rPr>
-                <w:rFonts w:ascii="Times New Roman" w:hAnsi="Times New Roman" w:cs="Times New Roman"/>
-                <w:sz w:val="28"/>
-                <w:szCs w:val="28"/>
-              </w:rPr>
-            </w:pPr>
-            <w:r>
-              <w:rPr>
-                <w:rFonts w:ascii="Times New Roman" w:hAnsi="Times New Roman" w:cs="Times New Roman"/>
-                <w:color w:val="333333"/>
-                <w:sz w:val="28"/>
-                <w:szCs w:val="28"/>
-              </w:rPr>
-              <w:t>pow(a, b)</w:t>
+              <w:t>*</w:t>
+            </w:r>
+            <w:proofErr w:type="gramStart"/>
+            <w:r>
+              <w:rPr>
+                <w:rFonts w:ascii="Times New Roman" w:hAnsi="Times New Roman" w:cs="Times New Roman"/>
+                <w:color w:val="333333"/>
+                <w:sz w:val="28"/>
+                <w:szCs w:val="28"/>
+              </w:rPr>
+              <w:t>*  (</w:t>
+            </w:r>
+            <w:proofErr w:type="gramEnd"/>
+            <w:r>
+              <w:rPr>
+                <w:rFonts w:ascii="Times New Roman" w:hAnsi="Times New Roman" w:cs="Times New Roman"/>
+                <w:color w:val="333333"/>
+                <w:sz w:val="28"/>
+                <w:szCs w:val="28"/>
+              </w:rPr>
+              <w:t>exponentiation)</w:t>
+            </w:r>
+          </w:p>
+        </w:tc>
+        <w:tc>
+          <w:tcPr>
+            <w:tcW w:w="0" w:type="auto"/>
+            <w:tcBorders>
+              <w:top w:val="single" w:sz="1" w:space="0" w:color="BBBBBB"/>
+              <w:left w:val="single" w:sz="1" w:space="0" w:color="BBBBBB"/>
+              <w:bottom w:val="single" w:sz="1" w:space="0" w:color="BBBBBB"/>
+              <w:right w:val="single" w:sz="1" w:space="0" w:color="BBBBBB"/>
+            </w:tcBorders>
+            <w:tcMar>
+              <w:top w:w="80" w:type="dxa"/>
+              <w:left w:w="120" w:type="dxa"/>
+              <w:bottom w:w="80" w:type="dxa"/>
+              <w:right w:w="120" w:type="dxa"/>
+            </w:tcMar>
+          </w:tcPr>
+          <w:p>
+            <w:pPr>
+              <w:rPr>
+                <w:rFonts w:ascii="Times New Roman" w:hAnsi="Times New Roman" w:cs="Times New Roman"/>
+                <w:sz w:val="28"/>
+                <w:szCs w:val="28"/>
+              </w:rPr>
+            </w:pPr>
+            <w:proofErr w:type="gramStart"/>
+            <w:r>
+              <w:rPr>
+                <w:rFonts w:ascii="Times New Roman" w:hAnsi="Times New Roman" w:cs="Times New Roman"/>
+                <w:color w:val="333333"/>
+                <w:sz w:val="28"/>
+                <w:szCs w:val="28"/>
+              </w:rPr>
+              <w:t>pow(</w:t>
+            </w:r>
+            <w:proofErr w:type="gramEnd"/>
+            <w:r>
+              <w:rPr>
+                <w:rFonts w:ascii="Times New Roman" w:hAnsi="Times New Roman" w:cs="Times New Roman"/>
+                <w:color w:val="333333"/>
+                <w:sz w:val="28"/>
+                <w:szCs w:val="28"/>
+              </w:rPr>
+              <w:t>a, b)</w:t>
             </w:r>
           </w:p>
         </w:tc>
@@ -3904,7 +4334,27 @@
           <w:sz w:val="28"/>
           <w:szCs w:val="28"/>
         </w:rPr>
-        <w:t>if / elif / else conditional blocks</w:t>
+        <w:t xml:space="preserve">if / </w:t>
+      </w:r>
+      <w:proofErr w:type="spellStart"/>
+      <w:r>
+        <w:rPr>
+          <w:rFonts w:ascii="Times New Roman" w:hAnsi="Times New Roman" w:cs="Times New Roman"/>
+          <w:color w:val="333333"/>
+          <w:sz w:val="28"/>
+          <w:szCs w:val="28"/>
+        </w:rPr>
+        <w:t>elif</w:t>
+      </w:r>
+      <w:proofErr w:type="spellEnd"/>
+      <w:r>
+        <w:rPr>
+          <w:rFonts w:ascii="Times New Roman" w:hAnsi="Times New Roman" w:cs="Times New Roman"/>
+          <w:color w:val="333333"/>
+          <w:sz w:val="28"/>
+          <w:szCs w:val="28"/>
+        </w:rPr>
+        <w:t xml:space="preserve"> / else conditional blocks</w:t>
       </w:r>
     </w:p>
     <w:p>
@@ -3993,6 +4443,7 @@
           <w:szCs w:val="28"/>
         </w:rPr>
       </w:pPr>
+      <w:proofErr w:type="gramStart"/>
       <w:r>
         <w:rPr>
           <w:rFonts w:ascii="Times New Roman" w:hAnsi="Times New Roman" w:cs="Times New Roman"/>
@@ -4000,7 +4451,48 @@
           <w:sz w:val="28"/>
           <w:szCs w:val="28"/>
         </w:rPr>
-        <w:t>input() statement with type-aware scanf() generation</w:t>
+        <w:t>input(</w:t>
+      </w:r>
+      <w:proofErr w:type="gramEnd"/>
+      <w:r>
+        <w:rPr>
+          <w:rFonts w:ascii="Times New Roman" w:hAnsi="Times New Roman" w:cs="Times New Roman"/>
+          <w:color w:val="333333"/>
+          <w:sz w:val="28"/>
+          <w:szCs w:val="28"/>
+        </w:rPr>
+        <w:t xml:space="preserve">) statement with type-aware </w:t>
+      </w:r>
+      <w:proofErr w:type="spellStart"/>
+      <w:proofErr w:type="gramStart"/>
+      <w:r>
+        <w:rPr>
+          <w:rFonts w:ascii="Times New Roman" w:hAnsi="Times New Roman" w:cs="Times New Roman"/>
+          <w:color w:val="333333"/>
+          <w:sz w:val="28"/>
+          <w:szCs w:val="28"/>
+        </w:rPr>
+        <w:t>scanf</w:t>
+      </w:r>
+      <w:proofErr w:type="spellEnd"/>
+      <w:r>
+        <w:rPr>
+          <w:rFonts w:ascii="Times New Roman" w:hAnsi="Times New Roman" w:cs="Times New Roman"/>
+          <w:color w:val="333333"/>
+          <w:sz w:val="28"/>
+          <w:szCs w:val="28"/>
+        </w:rPr>
+        <w:t>(</w:t>
+      </w:r>
+      <w:proofErr w:type="gramEnd"/>
+      <w:r>
+        <w:rPr>
+          <w:rFonts w:ascii="Times New Roman" w:hAnsi="Times New Roman" w:cs="Times New Roman"/>
+          <w:color w:val="333333"/>
+          <w:sz w:val="28"/>
+          <w:szCs w:val="28"/>
+        </w:rPr>
+        <w:t>) generation</w:t>
       </w:r>
     </w:p>
     <w:p>
@@ -4017,6 +4509,7 @@
           <w:szCs w:val="28"/>
         </w:rPr>
       </w:pPr>
+      <w:proofErr w:type="gramStart"/>
       <w:r>
         <w:rPr>
           <w:rFonts w:ascii="Times New Roman" w:hAnsi="Times New Roman" w:cs="Times New Roman"/>
@@ -4024,7 +4517,17 @@
           <w:sz w:val="28"/>
           <w:szCs w:val="28"/>
         </w:rPr>
-        <w:t>print() statement with format-specifier inference</w:t>
+        <w:t>print(</w:t>
+      </w:r>
+      <w:proofErr w:type="gramEnd"/>
+      <w:r>
+        <w:rPr>
+          <w:rFonts w:ascii="Times New Roman" w:hAnsi="Times New Roman" w:cs="Times New Roman"/>
+          <w:color w:val="333333"/>
+          <w:sz w:val="28"/>
+          <w:szCs w:val="28"/>
+        </w:rPr>
+        <w:t>) statement with format-specifier inference</w:t>
       </w:r>
     </w:p>
     <w:p>
@@ -4433,14 +4936,25 @@
                 <w:szCs w:val="28"/>
               </w:rPr>
             </w:pPr>
-            <w:r>
-              <w:rPr>
-                <w:rFonts w:ascii="Times New Roman" w:hAnsi="Times New Roman" w:cs="Times New Roman"/>
-                <w:color w:val="333333"/>
-                <w:sz w:val="28"/>
-                <w:szCs w:val="28"/>
-              </w:rPr>
-              <w:t>elif condition:</w:t>
+            <w:proofErr w:type="spellStart"/>
+            <w:r>
+              <w:rPr>
+                <w:rFonts w:ascii="Times New Roman" w:hAnsi="Times New Roman" w:cs="Times New Roman"/>
+                <w:color w:val="333333"/>
+                <w:sz w:val="28"/>
+                <w:szCs w:val="28"/>
+              </w:rPr>
+              <w:t>elif</w:t>
+            </w:r>
+            <w:proofErr w:type="spellEnd"/>
+            <w:r>
+              <w:rPr>
+                <w:rFonts w:ascii="Times New Roman" w:hAnsi="Times New Roman" w:cs="Times New Roman"/>
+                <w:color w:val="333333"/>
+                <w:sz w:val="28"/>
+                <w:szCs w:val="28"/>
+              </w:rPr>
+              <w:t xml:space="preserve"> condition:</w:t>
             </w:r>
           </w:p>
         </w:tc>
@@ -4612,14 +5126,45 @@
                 <w:szCs w:val="28"/>
               </w:rPr>
             </w:pPr>
-            <w:r>
-              <w:rPr>
-                <w:rFonts w:ascii="Times New Roman" w:hAnsi="Times New Roman" w:cs="Times New Roman"/>
-                <w:color w:val="333333"/>
-                <w:sz w:val="28"/>
-                <w:szCs w:val="28"/>
-              </w:rPr>
-              <w:t>}   (closing brace inferred from dedent)</w:t>
+            <w:proofErr w:type="gramStart"/>
+            <w:r>
+              <w:rPr>
+                <w:rFonts w:ascii="Times New Roman" w:hAnsi="Times New Roman" w:cs="Times New Roman"/>
+                <w:color w:val="333333"/>
+                <w:sz w:val="28"/>
+                <w:szCs w:val="28"/>
+              </w:rPr>
+              <w:t xml:space="preserve">}   </w:t>
+            </w:r>
+            <w:proofErr w:type="gramEnd"/>
+            <w:r>
+              <w:rPr>
+                <w:rFonts w:ascii="Times New Roman" w:hAnsi="Times New Roman" w:cs="Times New Roman"/>
+                <w:color w:val="333333"/>
+                <w:sz w:val="28"/>
+                <w:szCs w:val="28"/>
+              </w:rPr>
+              <w:t xml:space="preserve">(closing brace inferred from </w:t>
+            </w:r>
+            <w:proofErr w:type="spellStart"/>
+            <w:r>
+              <w:rPr>
+                <w:rFonts w:ascii="Times New Roman" w:hAnsi="Times New Roman" w:cs="Times New Roman"/>
+                <w:color w:val="333333"/>
+                <w:sz w:val="28"/>
+                <w:szCs w:val="28"/>
+              </w:rPr>
+              <w:t>dedent</w:t>
+            </w:r>
+            <w:proofErr w:type="spellEnd"/>
+            <w:r>
+              <w:rPr>
+                <w:rFonts w:ascii="Times New Roman" w:hAnsi="Times New Roman" w:cs="Times New Roman"/>
+                <w:color w:val="333333"/>
+                <w:sz w:val="28"/>
+                <w:szCs w:val="28"/>
+              </w:rPr>
+              <w:t>)</w:t>
             </w:r>
           </w:p>
         </w:tc>
@@ -4651,7 +5196,27 @@
           <w:sz w:val="28"/>
           <w:szCs w:val="28"/>
         </w:rPr>
-        <w:t>Block boundaries are tracked via an indent_stack. When the indentation level decreases, the transformer emits closing braces automatically no explicit end keyword is needed.</w:t>
+        <w:t xml:space="preserve">Block boundaries are tracked via an </w:t>
+      </w:r>
+      <w:proofErr w:type="spellStart"/>
+      <w:r>
+        <w:rPr>
+          <w:rFonts w:ascii="Times New Roman" w:hAnsi="Times New Roman" w:cs="Times New Roman"/>
+          <w:color w:val="333333"/>
+          <w:sz w:val="28"/>
+          <w:szCs w:val="28"/>
+        </w:rPr>
+        <w:t>indent_stack</w:t>
+      </w:r>
+      <w:proofErr w:type="spellEnd"/>
+      <w:r>
+        <w:rPr>
+          <w:rFonts w:ascii="Times New Roman" w:hAnsi="Times New Roman" w:cs="Times New Roman"/>
+          <w:color w:val="333333"/>
+          <w:sz w:val="28"/>
+          <w:szCs w:val="28"/>
+        </w:rPr>
+        <w:t>. When the indentation level decreases, the transformer emits closing braces automatically no explicit end keyword is needed.</w:t>
       </w:r>
     </w:p>
     <w:p>
@@ -4816,42 +5381,133 @@
                 <w:sz w:val="28"/>
                 <w:szCs w:val="28"/>
               </w:rPr>
-              <w:t>for i in range(n):</w:t>
-            </w:r>
-          </w:p>
-        </w:tc>
-        <w:tc>
-          <w:tcPr>
-            <w:tcW w:w="0" w:type="auto"/>
-            <w:tcBorders>
-              <w:top w:val="single" w:sz="1" w:space="0" w:color="BBBBBB"/>
-              <w:left w:val="single" w:sz="1" w:space="0" w:color="BBBBBB"/>
-              <w:bottom w:val="single" w:sz="1" w:space="0" w:color="BBBBBB"/>
-              <w:right w:val="single" w:sz="1" w:space="0" w:color="BBBBBB"/>
-            </w:tcBorders>
-            <w:tcMar>
-              <w:top w:w="80" w:type="dxa"/>
-              <w:left w:w="120" w:type="dxa"/>
-              <w:bottom w:w="80" w:type="dxa"/>
-              <w:right w:w="120" w:type="dxa"/>
-            </w:tcMar>
-          </w:tcPr>
-          <w:p>
-            <w:pPr>
-              <w:rPr>
-                <w:rFonts w:ascii="Times New Roman" w:hAnsi="Times New Roman" w:cs="Times New Roman"/>
-                <w:sz w:val="28"/>
-                <w:szCs w:val="28"/>
-              </w:rPr>
-            </w:pPr>
-            <w:r>
-              <w:rPr>
-                <w:rFonts w:ascii="Times New Roman" w:hAnsi="Times New Roman" w:cs="Times New Roman"/>
-                <w:color w:val="333333"/>
-                <w:sz w:val="28"/>
-                <w:szCs w:val="28"/>
-              </w:rPr>
-              <w:t>for(int i=0; i&lt;n; i+=1) {</w:t>
+              <w:t xml:space="preserve">for </w:t>
+            </w:r>
+            <w:proofErr w:type="spellStart"/>
+            <w:r>
+              <w:rPr>
+                <w:rFonts w:ascii="Times New Roman" w:hAnsi="Times New Roman" w:cs="Times New Roman"/>
+                <w:color w:val="333333"/>
+                <w:sz w:val="28"/>
+                <w:szCs w:val="28"/>
+              </w:rPr>
+              <w:t>i</w:t>
+            </w:r>
+            <w:proofErr w:type="spellEnd"/>
+            <w:r>
+              <w:rPr>
+                <w:rFonts w:ascii="Times New Roman" w:hAnsi="Times New Roman" w:cs="Times New Roman"/>
+                <w:color w:val="333333"/>
+                <w:sz w:val="28"/>
+                <w:szCs w:val="28"/>
+              </w:rPr>
+              <w:t xml:space="preserve"> in range(n):</w:t>
+            </w:r>
+          </w:p>
+        </w:tc>
+        <w:tc>
+          <w:tcPr>
+            <w:tcW w:w="0" w:type="auto"/>
+            <w:tcBorders>
+              <w:top w:val="single" w:sz="1" w:space="0" w:color="BBBBBB"/>
+              <w:left w:val="single" w:sz="1" w:space="0" w:color="BBBBBB"/>
+              <w:bottom w:val="single" w:sz="1" w:space="0" w:color="BBBBBB"/>
+              <w:right w:val="single" w:sz="1" w:space="0" w:color="BBBBBB"/>
+            </w:tcBorders>
+            <w:tcMar>
+              <w:top w:w="80" w:type="dxa"/>
+              <w:left w:w="120" w:type="dxa"/>
+              <w:bottom w:w="80" w:type="dxa"/>
+              <w:right w:w="120" w:type="dxa"/>
+            </w:tcMar>
+          </w:tcPr>
+          <w:p>
+            <w:pPr>
+              <w:rPr>
+                <w:rFonts w:ascii="Times New Roman" w:hAnsi="Times New Roman" w:cs="Times New Roman"/>
+                <w:sz w:val="28"/>
+                <w:szCs w:val="28"/>
+              </w:rPr>
+            </w:pPr>
+            <w:proofErr w:type="gramStart"/>
+            <w:r>
+              <w:rPr>
+                <w:rFonts w:ascii="Times New Roman" w:hAnsi="Times New Roman" w:cs="Times New Roman"/>
+                <w:color w:val="333333"/>
+                <w:sz w:val="28"/>
+                <w:szCs w:val="28"/>
+              </w:rPr>
+              <w:t>for(</w:t>
+            </w:r>
+            <w:proofErr w:type="gramEnd"/>
+            <w:r>
+              <w:rPr>
+                <w:rFonts w:ascii="Times New Roman" w:hAnsi="Times New Roman" w:cs="Times New Roman"/>
+                <w:color w:val="333333"/>
+                <w:sz w:val="28"/>
+                <w:szCs w:val="28"/>
+              </w:rPr>
+              <w:t xml:space="preserve">int </w:t>
+            </w:r>
+            <w:proofErr w:type="spellStart"/>
+            <w:r>
+              <w:rPr>
+                <w:rFonts w:ascii="Times New Roman" w:hAnsi="Times New Roman" w:cs="Times New Roman"/>
+                <w:color w:val="333333"/>
+                <w:sz w:val="28"/>
+                <w:szCs w:val="28"/>
+              </w:rPr>
+              <w:t>i</w:t>
+            </w:r>
+            <w:proofErr w:type="spellEnd"/>
+            <w:r>
+              <w:rPr>
+                <w:rFonts w:ascii="Times New Roman" w:hAnsi="Times New Roman" w:cs="Times New Roman"/>
+                <w:color w:val="333333"/>
+                <w:sz w:val="28"/>
+                <w:szCs w:val="28"/>
+              </w:rPr>
+              <w:t xml:space="preserve">=0; </w:t>
+            </w:r>
+            <w:proofErr w:type="spellStart"/>
+            <w:r>
+              <w:rPr>
+                <w:rFonts w:ascii="Times New Roman" w:hAnsi="Times New Roman" w:cs="Times New Roman"/>
+                <w:color w:val="333333"/>
+                <w:sz w:val="28"/>
+                <w:szCs w:val="28"/>
+              </w:rPr>
+              <w:t>i</w:t>
+            </w:r>
+            <w:proofErr w:type="spellEnd"/>
+            <w:r>
+              <w:rPr>
+                <w:rFonts w:ascii="Times New Roman" w:hAnsi="Times New Roman" w:cs="Times New Roman"/>
+                <w:color w:val="333333"/>
+                <w:sz w:val="28"/>
+                <w:szCs w:val="28"/>
+              </w:rPr>
+              <w:t xml:space="preserve">&lt;n; </w:t>
+            </w:r>
+            <w:proofErr w:type="spellStart"/>
+            <w:r>
+              <w:rPr>
+                <w:rFonts w:ascii="Times New Roman" w:hAnsi="Times New Roman" w:cs="Times New Roman"/>
+                <w:color w:val="333333"/>
+                <w:sz w:val="28"/>
+                <w:szCs w:val="28"/>
+              </w:rPr>
+              <w:t>i</w:t>
+            </w:r>
+            <w:proofErr w:type="spellEnd"/>
+            <w:r>
+              <w:rPr>
+                <w:rFonts w:ascii="Times New Roman" w:hAnsi="Times New Roman" w:cs="Times New Roman"/>
+                <w:color w:val="333333"/>
+                <w:sz w:val="28"/>
+                <w:szCs w:val="28"/>
+              </w:rPr>
+              <w:t>+=1) {</w:t>
             </w:r>
           </w:p>
         </w:tc>
@@ -4888,7 +5544,27 @@
                 <w:sz w:val="28"/>
                 <w:szCs w:val="28"/>
               </w:rPr>
-              <w:t>for i in range</w:t>
+              <w:t xml:space="preserve">for </w:t>
+            </w:r>
+            <w:proofErr w:type="spellStart"/>
+            <w:r>
+              <w:rPr>
+                <w:rFonts w:ascii="Times New Roman" w:hAnsi="Times New Roman" w:cs="Times New Roman"/>
+                <w:color w:val="333333"/>
+                <w:sz w:val="28"/>
+                <w:szCs w:val="28"/>
+              </w:rPr>
+              <w:t>i</w:t>
+            </w:r>
+            <w:proofErr w:type="spellEnd"/>
+            <w:r>
+              <w:rPr>
+                <w:rFonts w:ascii="Times New Roman" w:hAnsi="Times New Roman" w:cs="Times New Roman"/>
+                <w:color w:val="333333"/>
+                <w:sz w:val="28"/>
+                <w:szCs w:val="28"/>
+              </w:rPr>
+              <w:t xml:space="preserve"> in range</w:t>
             </w:r>
             <w:r>
               <w:rPr>
@@ -4934,14 +5610,85 @@
                 <w:szCs w:val="28"/>
               </w:rPr>
             </w:pPr>
-            <w:r>
-              <w:rPr>
-                <w:rFonts w:ascii="Times New Roman" w:hAnsi="Times New Roman" w:cs="Times New Roman"/>
-                <w:color w:val="333333"/>
-                <w:sz w:val="28"/>
-                <w:szCs w:val="28"/>
-              </w:rPr>
-              <w:t>for(int i=s; i&lt;e; i+=1) {</w:t>
+            <w:proofErr w:type="gramStart"/>
+            <w:r>
+              <w:rPr>
+                <w:rFonts w:ascii="Times New Roman" w:hAnsi="Times New Roman" w:cs="Times New Roman"/>
+                <w:color w:val="333333"/>
+                <w:sz w:val="28"/>
+                <w:szCs w:val="28"/>
+              </w:rPr>
+              <w:t>for(</w:t>
+            </w:r>
+            <w:proofErr w:type="gramEnd"/>
+            <w:r>
+              <w:rPr>
+                <w:rFonts w:ascii="Times New Roman" w:hAnsi="Times New Roman" w:cs="Times New Roman"/>
+                <w:color w:val="333333"/>
+                <w:sz w:val="28"/>
+                <w:szCs w:val="28"/>
+              </w:rPr>
+              <w:t xml:space="preserve">int </w:t>
+            </w:r>
+            <w:proofErr w:type="spellStart"/>
+            <w:r>
+              <w:rPr>
+                <w:rFonts w:ascii="Times New Roman" w:hAnsi="Times New Roman" w:cs="Times New Roman"/>
+                <w:color w:val="333333"/>
+                <w:sz w:val="28"/>
+                <w:szCs w:val="28"/>
+              </w:rPr>
+              <w:t>i</w:t>
+            </w:r>
+            <w:proofErr w:type="spellEnd"/>
+            <w:r>
+              <w:rPr>
+                <w:rFonts w:ascii="Times New Roman" w:hAnsi="Times New Roman" w:cs="Times New Roman"/>
+                <w:color w:val="333333"/>
+                <w:sz w:val="28"/>
+                <w:szCs w:val="28"/>
+              </w:rPr>
+              <w:t xml:space="preserve">=s; </w:t>
+            </w:r>
+            <w:proofErr w:type="spellStart"/>
+            <w:r>
+              <w:rPr>
+                <w:rFonts w:ascii="Times New Roman" w:hAnsi="Times New Roman" w:cs="Times New Roman"/>
+                <w:color w:val="333333"/>
+                <w:sz w:val="28"/>
+                <w:szCs w:val="28"/>
+              </w:rPr>
+              <w:t>i</w:t>
+            </w:r>
+            <w:proofErr w:type="spellEnd"/>
+            <w:r>
+              <w:rPr>
+                <w:rFonts w:ascii="Times New Roman" w:hAnsi="Times New Roman" w:cs="Times New Roman"/>
+                <w:color w:val="333333"/>
+                <w:sz w:val="28"/>
+                <w:szCs w:val="28"/>
+              </w:rPr>
+              <w:t xml:space="preserve">&lt;e; </w:t>
+            </w:r>
+            <w:proofErr w:type="spellStart"/>
+            <w:r>
+              <w:rPr>
+                <w:rFonts w:ascii="Times New Roman" w:hAnsi="Times New Roman" w:cs="Times New Roman"/>
+                <w:color w:val="333333"/>
+                <w:sz w:val="28"/>
+                <w:szCs w:val="28"/>
+              </w:rPr>
+              <w:t>i</w:t>
+            </w:r>
+            <w:proofErr w:type="spellEnd"/>
+            <w:r>
+              <w:rPr>
+                <w:rFonts w:ascii="Times New Roman" w:hAnsi="Times New Roman" w:cs="Times New Roman"/>
+                <w:color w:val="333333"/>
+                <w:sz w:val="28"/>
+                <w:szCs w:val="28"/>
+              </w:rPr>
+              <w:t>+=1) {</w:t>
             </w:r>
           </w:p>
         </w:tc>
@@ -4978,7 +5725,27 @@
                 <w:sz w:val="28"/>
                 <w:szCs w:val="28"/>
               </w:rPr>
-              <w:t>for i in range</w:t>
+              <w:t xml:space="preserve">for </w:t>
+            </w:r>
+            <w:proofErr w:type="spellStart"/>
+            <w:r>
+              <w:rPr>
+                <w:rFonts w:ascii="Times New Roman" w:hAnsi="Times New Roman" w:cs="Times New Roman"/>
+                <w:color w:val="333333"/>
+                <w:sz w:val="28"/>
+                <w:szCs w:val="28"/>
+              </w:rPr>
+              <w:t>i</w:t>
+            </w:r>
+            <w:proofErr w:type="spellEnd"/>
+            <w:r>
+              <w:rPr>
+                <w:rFonts w:ascii="Times New Roman" w:hAnsi="Times New Roman" w:cs="Times New Roman"/>
+                <w:color w:val="333333"/>
+                <w:sz w:val="28"/>
+                <w:szCs w:val="28"/>
+              </w:rPr>
+              <w:t xml:space="preserve"> in range</w:t>
             </w:r>
             <w:r>
               <w:rPr>
@@ -5024,14 +5791,85 @@
                 <w:szCs w:val="28"/>
               </w:rPr>
             </w:pPr>
-            <w:r>
-              <w:rPr>
-                <w:rFonts w:ascii="Times New Roman" w:hAnsi="Times New Roman" w:cs="Times New Roman"/>
-                <w:color w:val="333333"/>
-                <w:sz w:val="28"/>
-                <w:szCs w:val="28"/>
-              </w:rPr>
-              <w:t>for(int i=s; i&lt;e; i+=step) {</w:t>
+            <w:proofErr w:type="gramStart"/>
+            <w:r>
+              <w:rPr>
+                <w:rFonts w:ascii="Times New Roman" w:hAnsi="Times New Roman" w:cs="Times New Roman"/>
+                <w:color w:val="333333"/>
+                <w:sz w:val="28"/>
+                <w:szCs w:val="28"/>
+              </w:rPr>
+              <w:t>for(</w:t>
+            </w:r>
+            <w:proofErr w:type="gramEnd"/>
+            <w:r>
+              <w:rPr>
+                <w:rFonts w:ascii="Times New Roman" w:hAnsi="Times New Roman" w:cs="Times New Roman"/>
+                <w:color w:val="333333"/>
+                <w:sz w:val="28"/>
+                <w:szCs w:val="28"/>
+              </w:rPr>
+              <w:t xml:space="preserve">int </w:t>
+            </w:r>
+            <w:proofErr w:type="spellStart"/>
+            <w:r>
+              <w:rPr>
+                <w:rFonts w:ascii="Times New Roman" w:hAnsi="Times New Roman" w:cs="Times New Roman"/>
+                <w:color w:val="333333"/>
+                <w:sz w:val="28"/>
+                <w:szCs w:val="28"/>
+              </w:rPr>
+              <w:t>i</w:t>
+            </w:r>
+            <w:proofErr w:type="spellEnd"/>
+            <w:r>
+              <w:rPr>
+                <w:rFonts w:ascii="Times New Roman" w:hAnsi="Times New Roman" w:cs="Times New Roman"/>
+                <w:color w:val="333333"/>
+                <w:sz w:val="28"/>
+                <w:szCs w:val="28"/>
+              </w:rPr>
+              <w:t xml:space="preserve">=s; </w:t>
+            </w:r>
+            <w:proofErr w:type="spellStart"/>
+            <w:r>
+              <w:rPr>
+                <w:rFonts w:ascii="Times New Roman" w:hAnsi="Times New Roman" w:cs="Times New Roman"/>
+                <w:color w:val="333333"/>
+                <w:sz w:val="28"/>
+                <w:szCs w:val="28"/>
+              </w:rPr>
+              <w:t>i</w:t>
+            </w:r>
+            <w:proofErr w:type="spellEnd"/>
+            <w:r>
+              <w:rPr>
+                <w:rFonts w:ascii="Times New Roman" w:hAnsi="Times New Roman" w:cs="Times New Roman"/>
+                <w:color w:val="333333"/>
+                <w:sz w:val="28"/>
+                <w:szCs w:val="28"/>
+              </w:rPr>
+              <w:t xml:space="preserve">&lt;e; </w:t>
+            </w:r>
+            <w:proofErr w:type="spellStart"/>
+            <w:r>
+              <w:rPr>
+                <w:rFonts w:ascii="Times New Roman" w:hAnsi="Times New Roman" w:cs="Times New Roman"/>
+                <w:color w:val="333333"/>
+                <w:sz w:val="28"/>
+                <w:szCs w:val="28"/>
+              </w:rPr>
+              <w:t>i</w:t>
+            </w:r>
+            <w:proofErr w:type="spellEnd"/>
+            <w:r>
+              <w:rPr>
+                <w:rFonts w:ascii="Times New Roman" w:hAnsi="Times New Roman" w:cs="Times New Roman"/>
+                <w:color w:val="333333"/>
+                <w:sz w:val="28"/>
+                <w:szCs w:val="28"/>
+              </w:rPr>
+              <w:t>+=step) {</w:t>
             </w:r>
           </w:p>
         </w:tc>
@@ -5325,49 +6163,91 @@
                 <w:szCs w:val="28"/>
               </w:rPr>
             </w:pPr>
-            <w:r>
-              <w:rPr>
-                <w:rFonts w:ascii="Times New Roman" w:hAnsi="Times New Roman" w:cs="Times New Roman"/>
-                <w:color w:val="333333"/>
-                <w:sz w:val="28"/>
-                <w:szCs w:val="28"/>
-              </w:rPr>
-              <w:t>nums = [1, 2, 3]</w:t>
-            </w:r>
-          </w:p>
-        </w:tc>
-        <w:tc>
-          <w:tcPr>
-            <w:tcW w:w="0" w:type="auto"/>
-            <w:tcBorders>
-              <w:top w:val="single" w:sz="1" w:space="0" w:color="BBBBBB"/>
-              <w:left w:val="single" w:sz="1" w:space="0" w:color="BBBBBB"/>
-              <w:bottom w:val="single" w:sz="1" w:space="0" w:color="BBBBBB"/>
-              <w:right w:val="single" w:sz="1" w:space="0" w:color="BBBBBB"/>
-            </w:tcBorders>
-            <w:tcMar>
-              <w:top w:w="80" w:type="dxa"/>
-              <w:left w:w="120" w:type="dxa"/>
-              <w:bottom w:w="80" w:type="dxa"/>
-              <w:right w:w="120" w:type="dxa"/>
-            </w:tcMar>
-          </w:tcPr>
-          <w:p>
-            <w:pPr>
-              <w:rPr>
-                <w:rFonts w:ascii="Times New Roman" w:hAnsi="Times New Roman" w:cs="Times New Roman"/>
-                <w:sz w:val="28"/>
-                <w:szCs w:val="28"/>
-              </w:rPr>
-            </w:pPr>
-            <w:r>
-              <w:rPr>
-                <w:rFonts w:ascii="Times New Roman" w:hAnsi="Times New Roman" w:cs="Times New Roman"/>
-                <w:color w:val="333333"/>
-                <w:sz w:val="28"/>
-                <w:szCs w:val="28"/>
-              </w:rPr>
-              <w:t>int nums[3] = {1, 2, 3};</w:t>
+            <w:proofErr w:type="spellStart"/>
+            <w:r>
+              <w:rPr>
+                <w:rFonts w:ascii="Times New Roman" w:hAnsi="Times New Roman" w:cs="Times New Roman"/>
+                <w:color w:val="333333"/>
+                <w:sz w:val="28"/>
+                <w:szCs w:val="28"/>
+              </w:rPr>
+              <w:t>nums</w:t>
+            </w:r>
+            <w:proofErr w:type="spellEnd"/>
+            <w:r>
+              <w:rPr>
+                <w:rFonts w:ascii="Times New Roman" w:hAnsi="Times New Roman" w:cs="Times New Roman"/>
+                <w:color w:val="333333"/>
+                <w:sz w:val="28"/>
+                <w:szCs w:val="28"/>
+              </w:rPr>
+              <w:t xml:space="preserve"> = [1, 2, 3]</w:t>
+            </w:r>
+          </w:p>
+        </w:tc>
+        <w:tc>
+          <w:tcPr>
+            <w:tcW w:w="0" w:type="auto"/>
+            <w:tcBorders>
+              <w:top w:val="single" w:sz="1" w:space="0" w:color="BBBBBB"/>
+              <w:left w:val="single" w:sz="1" w:space="0" w:color="BBBBBB"/>
+              <w:bottom w:val="single" w:sz="1" w:space="0" w:color="BBBBBB"/>
+              <w:right w:val="single" w:sz="1" w:space="0" w:color="BBBBBB"/>
+            </w:tcBorders>
+            <w:tcMar>
+              <w:top w:w="80" w:type="dxa"/>
+              <w:left w:w="120" w:type="dxa"/>
+              <w:bottom w:w="80" w:type="dxa"/>
+              <w:right w:w="120" w:type="dxa"/>
+            </w:tcMar>
+          </w:tcPr>
+          <w:p>
+            <w:pPr>
+              <w:rPr>
+                <w:rFonts w:ascii="Times New Roman" w:hAnsi="Times New Roman" w:cs="Times New Roman"/>
+                <w:sz w:val="28"/>
+                <w:szCs w:val="28"/>
+              </w:rPr>
+            </w:pPr>
+            <w:r>
+              <w:rPr>
+                <w:rFonts w:ascii="Times New Roman" w:hAnsi="Times New Roman" w:cs="Times New Roman"/>
+                <w:color w:val="333333"/>
+                <w:sz w:val="28"/>
+                <w:szCs w:val="28"/>
+              </w:rPr>
+              <w:t xml:space="preserve">int </w:t>
+            </w:r>
+            <w:proofErr w:type="spellStart"/>
+            <w:proofErr w:type="gramStart"/>
+            <w:r>
+              <w:rPr>
+                <w:rFonts w:ascii="Times New Roman" w:hAnsi="Times New Roman" w:cs="Times New Roman"/>
+                <w:color w:val="333333"/>
+                <w:sz w:val="28"/>
+                <w:szCs w:val="28"/>
+              </w:rPr>
+              <w:t>nums</w:t>
+            </w:r>
+            <w:proofErr w:type="spellEnd"/>
+            <w:r>
+              <w:rPr>
+                <w:rFonts w:ascii="Times New Roman" w:hAnsi="Times New Roman" w:cs="Times New Roman"/>
+                <w:color w:val="333333"/>
+                <w:sz w:val="28"/>
+                <w:szCs w:val="28"/>
+              </w:rPr>
+              <w:t>[</w:t>
+            </w:r>
+            <w:proofErr w:type="gramEnd"/>
+            <w:r>
+              <w:rPr>
+                <w:rFonts w:ascii="Times New Roman" w:hAnsi="Times New Roman" w:cs="Times New Roman"/>
+                <w:color w:val="333333"/>
+                <w:sz w:val="28"/>
+                <w:szCs w:val="28"/>
+              </w:rPr>
+              <w:t>3] = {1, 2, 3};</w:t>
             </w:r>
           </w:p>
         </w:tc>
@@ -5397,49 +6277,91 @@
                 <w:szCs w:val="28"/>
               </w:rPr>
             </w:pPr>
-            <w:r>
-              <w:rPr>
-                <w:rFonts w:ascii="Times New Roman" w:hAnsi="Times New Roman" w:cs="Times New Roman"/>
-                <w:color w:val="333333"/>
-                <w:sz w:val="28"/>
-                <w:szCs w:val="28"/>
-              </w:rPr>
-              <w:t>vals = [1.1, 2.2]</w:t>
-            </w:r>
-          </w:p>
-        </w:tc>
-        <w:tc>
-          <w:tcPr>
-            <w:tcW w:w="0" w:type="auto"/>
-            <w:tcBorders>
-              <w:top w:val="single" w:sz="1" w:space="0" w:color="BBBBBB"/>
-              <w:left w:val="single" w:sz="1" w:space="0" w:color="BBBBBB"/>
-              <w:bottom w:val="single" w:sz="1" w:space="0" w:color="BBBBBB"/>
-              <w:right w:val="single" w:sz="1" w:space="0" w:color="BBBBBB"/>
-            </w:tcBorders>
-            <w:tcMar>
-              <w:top w:w="80" w:type="dxa"/>
-              <w:left w:w="120" w:type="dxa"/>
-              <w:bottom w:w="80" w:type="dxa"/>
-              <w:right w:w="120" w:type="dxa"/>
-            </w:tcMar>
-          </w:tcPr>
-          <w:p>
-            <w:pPr>
-              <w:rPr>
-                <w:rFonts w:ascii="Times New Roman" w:hAnsi="Times New Roman" w:cs="Times New Roman"/>
-                <w:sz w:val="28"/>
-                <w:szCs w:val="28"/>
-              </w:rPr>
-            </w:pPr>
-            <w:r>
-              <w:rPr>
-                <w:rFonts w:ascii="Times New Roman" w:hAnsi="Times New Roman" w:cs="Times New Roman"/>
-                <w:color w:val="333333"/>
-                <w:sz w:val="28"/>
-                <w:szCs w:val="28"/>
-              </w:rPr>
-              <w:t>float vals[2] = {1.1, 2.2};</w:t>
+            <w:proofErr w:type="spellStart"/>
+            <w:r>
+              <w:rPr>
+                <w:rFonts w:ascii="Times New Roman" w:hAnsi="Times New Roman" w:cs="Times New Roman"/>
+                <w:color w:val="333333"/>
+                <w:sz w:val="28"/>
+                <w:szCs w:val="28"/>
+              </w:rPr>
+              <w:t>vals</w:t>
+            </w:r>
+            <w:proofErr w:type="spellEnd"/>
+            <w:r>
+              <w:rPr>
+                <w:rFonts w:ascii="Times New Roman" w:hAnsi="Times New Roman" w:cs="Times New Roman"/>
+                <w:color w:val="333333"/>
+                <w:sz w:val="28"/>
+                <w:szCs w:val="28"/>
+              </w:rPr>
+              <w:t xml:space="preserve"> = [1.1, 2.2]</w:t>
+            </w:r>
+          </w:p>
+        </w:tc>
+        <w:tc>
+          <w:tcPr>
+            <w:tcW w:w="0" w:type="auto"/>
+            <w:tcBorders>
+              <w:top w:val="single" w:sz="1" w:space="0" w:color="BBBBBB"/>
+              <w:left w:val="single" w:sz="1" w:space="0" w:color="BBBBBB"/>
+              <w:bottom w:val="single" w:sz="1" w:space="0" w:color="BBBBBB"/>
+              <w:right w:val="single" w:sz="1" w:space="0" w:color="BBBBBB"/>
+            </w:tcBorders>
+            <w:tcMar>
+              <w:top w:w="80" w:type="dxa"/>
+              <w:left w:w="120" w:type="dxa"/>
+              <w:bottom w:w="80" w:type="dxa"/>
+              <w:right w:w="120" w:type="dxa"/>
+            </w:tcMar>
+          </w:tcPr>
+          <w:p>
+            <w:pPr>
+              <w:rPr>
+                <w:rFonts w:ascii="Times New Roman" w:hAnsi="Times New Roman" w:cs="Times New Roman"/>
+                <w:sz w:val="28"/>
+                <w:szCs w:val="28"/>
+              </w:rPr>
+            </w:pPr>
+            <w:r>
+              <w:rPr>
+                <w:rFonts w:ascii="Times New Roman" w:hAnsi="Times New Roman" w:cs="Times New Roman"/>
+                <w:color w:val="333333"/>
+                <w:sz w:val="28"/>
+                <w:szCs w:val="28"/>
+              </w:rPr>
+              <w:t xml:space="preserve">float </w:t>
+            </w:r>
+            <w:proofErr w:type="spellStart"/>
+            <w:proofErr w:type="gramStart"/>
+            <w:r>
+              <w:rPr>
+                <w:rFonts w:ascii="Times New Roman" w:hAnsi="Times New Roman" w:cs="Times New Roman"/>
+                <w:color w:val="333333"/>
+                <w:sz w:val="28"/>
+                <w:szCs w:val="28"/>
+              </w:rPr>
+              <w:t>vals</w:t>
+            </w:r>
+            <w:proofErr w:type="spellEnd"/>
+            <w:r>
+              <w:rPr>
+                <w:rFonts w:ascii="Times New Roman" w:hAnsi="Times New Roman" w:cs="Times New Roman"/>
+                <w:color w:val="333333"/>
+                <w:sz w:val="28"/>
+                <w:szCs w:val="28"/>
+              </w:rPr>
+              <w:t>[</w:t>
+            </w:r>
+            <w:proofErr w:type="gramEnd"/>
+            <w:r>
+              <w:rPr>
+                <w:rFonts w:ascii="Times New Roman" w:hAnsi="Times New Roman" w:cs="Times New Roman"/>
+                <w:color w:val="333333"/>
+                <w:sz w:val="28"/>
+                <w:szCs w:val="28"/>
+              </w:rPr>
+              <w:t>2] = {1.1, 2.2};</w:t>
             </w:r>
           </w:p>
         </w:tc>
@@ -5511,7 +6433,27 @@
                 <w:sz w:val="28"/>
                 <w:szCs w:val="28"/>
               </w:rPr>
-              <w:t>char *words[2] = {"a", "b"};</w:t>
+              <w:t>char *</w:t>
+            </w:r>
+            <w:proofErr w:type="gramStart"/>
+            <w:r>
+              <w:rPr>
+                <w:rFonts w:ascii="Times New Roman" w:hAnsi="Times New Roman" w:cs="Times New Roman"/>
+                <w:color w:val="333333"/>
+                <w:sz w:val="28"/>
+                <w:szCs w:val="28"/>
+              </w:rPr>
+              <w:t>words[</w:t>
+            </w:r>
+            <w:proofErr w:type="gramEnd"/>
+            <w:r>
+              <w:rPr>
+                <w:rFonts w:ascii="Times New Roman" w:hAnsi="Times New Roman" w:cs="Times New Roman"/>
+                <w:color w:val="333333"/>
+                <w:sz w:val="28"/>
+                <w:szCs w:val="28"/>
+              </w:rPr>
+              <w:t>2] = {"a", "b"};</w:t>
             </w:r>
           </w:p>
         </w:tc>
@@ -5679,7 +6621,27 @@
                 <w:sz w:val="28"/>
                 <w:szCs w:val="28"/>
               </w:rPr>
-              <w:t>x = int(input("msg"))</w:t>
+              <w:t>x = int(input("</w:t>
+            </w:r>
+            <w:proofErr w:type="spellStart"/>
+            <w:r>
+              <w:rPr>
+                <w:rFonts w:ascii="Times New Roman" w:hAnsi="Times New Roman" w:cs="Times New Roman"/>
+                <w:color w:val="333333"/>
+                <w:sz w:val="28"/>
+                <w:szCs w:val="28"/>
+              </w:rPr>
+              <w:t>msg</w:t>
+            </w:r>
+            <w:proofErr w:type="spellEnd"/>
+            <w:r>
+              <w:rPr>
+                <w:rFonts w:ascii="Times New Roman" w:hAnsi="Times New Roman" w:cs="Times New Roman"/>
+                <w:color w:val="333333"/>
+                <w:sz w:val="28"/>
+                <w:szCs w:val="28"/>
+              </w:rPr>
+              <w:t>"))</w:t>
             </w:r>
           </w:p>
         </w:tc>
@@ -5707,14 +6669,76 @@
                 <w:szCs w:val="28"/>
               </w:rPr>
             </w:pPr>
-            <w:r>
-              <w:rPr>
-                <w:rFonts w:ascii="Times New Roman" w:hAnsi="Times New Roman" w:cs="Times New Roman"/>
-                <w:color w:val="333333"/>
-                <w:sz w:val="28"/>
-                <w:szCs w:val="28"/>
-              </w:rPr>
-              <w:t>printf("msg"); scanf("%d", &amp;x);</w:t>
+            <w:proofErr w:type="spellStart"/>
+            <w:r>
+              <w:rPr>
+                <w:rFonts w:ascii="Times New Roman" w:hAnsi="Times New Roman" w:cs="Times New Roman"/>
+                <w:color w:val="333333"/>
+                <w:sz w:val="28"/>
+                <w:szCs w:val="28"/>
+              </w:rPr>
+              <w:t>printf</w:t>
+            </w:r>
+            <w:proofErr w:type="spellEnd"/>
+            <w:r>
+              <w:rPr>
+                <w:rFonts w:ascii="Times New Roman" w:hAnsi="Times New Roman" w:cs="Times New Roman"/>
+                <w:color w:val="333333"/>
+                <w:sz w:val="28"/>
+                <w:szCs w:val="28"/>
+              </w:rPr>
+              <w:t>("</w:t>
+            </w:r>
+            <w:proofErr w:type="spellStart"/>
+            <w:r>
+              <w:rPr>
+                <w:rFonts w:ascii="Times New Roman" w:hAnsi="Times New Roman" w:cs="Times New Roman"/>
+                <w:color w:val="333333"/>
+                <w:sz w:val="28"/>
+                <w:szCs w:val="28"/>
+              </w:rPr>
+              <w:t>msg</w:t>
+            </w:r>
+            <w:proofErr w:type="spellEnd"/>
+            <w:r>
+              <w:rPr>
+                <w:rFonts w:ascii="Times New Roman" w:hAnsi="Times New Roman" w:cs="Times New Roman"/>
+                <w:color w:val="333333"/>
+                <w:sz w:val="28"/>
+                <w:szCs w:val="28"/>
+              </w:rPr>
+              <w:t xml:space="preserve">"); </w:t>
+            </w:r>
+            <w:proofErr w:type="spellStart"/>
+            <w:proofErr w:type="gramStart"/>
+            <w:r>
+              <w:rPr>
+                <w:rFonts w:ascii="Times New Roman" w:hAnsi="Times New Roman" w:cs="Times New Roman"/>
+                <w:color w:val="333333"/>
+                <w:sz w:val="28"/>
+                <w:szCs w:val="28"/>
+              </w:rPr>
+              <w:t>scanf</w:t>
+            </w:r>
+            <w:proofErr w:type="spellEnd"/>
+            <w:r>
+              <w:rPr>
+                <w:rFonts w:ascii="Times New Roman" w:hAnsi="Times New Roman" w:cs="Times New Roman"/>
+                <w:color w:val="333333"/>
+                <w:sz w:val="28"/>
+                <w:szCs w:val="28"/>
+              </w:rPr>
+              <w:t>(</w:t>
+            </w:r>
+            <w:proofErr w:type="gramEnd"/>
+            <w:r>
+              <w:rPr>
+                <w:rFonts w:ascii="Times New Roman" w:hAnsi="Times New Roman" w:cs="Times New Roman"/>
+                <w:color w:val="333333"/>
+                <w:sz w:val="28"/>
+                <w:szCs w:val="28"/>
+              </w:rPr>
+              <w:t>"%d", &amp;x);</w:t>
             </w:r>
           </w:p>
         </w:tc>
@@ -5751,7 +6775,27 @@
                 <w:sz w:val="28"/>
                 <w:szCs w:val="28"/>
               </w:rPr>
-              <w:t>x = float(input("msg"))</w:t>
+              <w:t>x = float(input("</w:t>
+            </w:r>
+            <w:proofErr w:type="spellStart"/>
+            <w:r>
+              <w:rPr>
+                <w:rFonts w:ascii="Times New Roman" w:hAnsi="Times New Roman" w:cs="Times New Roman"/>
+                <w:color w:val="333333"/>
+                <w:sz w:val="28"/>
+                <w:szCs w:val="28"/>
+              </w:rPr>
+              <w:t>msg</w:t>
+            </w:r>
+            <w:proofErr w:type="spellEnd"/>
+            <w:r>
+              <w:rPr>
+                <w:rFonts w:ascii="Times New Roman" w:hAnsi="Times New Roman" w:cs="Times New Roman"/>
+                <w:color w:val="333333"/>
+                <w:sz w:val="28"/>
+                <w:szCs w:val="28"/>
+              </w:rPr>
+              <w:t>"))</w:t>
             </w:r>
           </w:p>
         </w:tc>
@@ -5779,14 +6823,76 @@
                 <w:szCs w:val="28"/>
               </w:rPr>
             </w:pPr>
-            <w:r>
-              <w:rPr>
-                <w:rFonts w:ascii="Times New Roman" w:hAnsi="Times New Roman" w:cs="Times New Roman"/>
-                <w:color w:val="333333"/>
-                <w:sz w:val="28"/>
-                <w:szCs w:val="28"/>
-              </w:rPr>
-              <w:t>printf("msg"); scanf("%f", &amp;x);</w:t>
+            <w:proofErr w:type="spellStart"/>
+            <w:r>
+              <w:rPr>
+                <w:rFonts w:ascii="Times New Roman" w:hAnsi="Times New Roman" w:cs="Times New Roman"/>
+                <w:color w:val="333333"/>
+                <w:sz w:val="28"/>
+                <w:szCs w:val="28"/>
+              </w:rPr>
+              <w:t>printf</w:t>
+            </w:r>
+            <w:proofErr w:type="spellEnd"/>
+            <w:r>
+              <w:rPr>
+                <w:rFonts w:ascii="Times New Roman" w:hAnsi="Times New Roman" w:cs="Times New Roman"/>
+                <w:color w:val="333333"/>
+                <w:sz w:val="28"/>
+                <w:szCs w:val="28"/>
+              </w:rPr>
+              <w:t>("</w:t>
+            </w:r>
+            <w:proofErr w:type="spellStart"/>
+            <w:r>
+              <w:rPr>
+                <w:rFonts w:ascii="Times New Roman" w:hAnsi="Times New Roman" w:cs="Times New Roman"/>
+                <w:color w:val="333333"/>
+                <w:sz w:val="28"/>
+                <w:szCs w:val="28"/>
+              </w:rPr>
+              <w:t>msg</w:t>
+            </w:r>
+            <w:proofErr w:type="spellEnd"/>
+            <w:r>
+              <w:rPr>
+                <w:rFonts w:ascii="Times New Roman" w:hAnsi="Times New Roman" w:cs="Times New Roman"/>
+                <w:color w:val="333333"/>
+                <w:sz w:val="28"/>
+                <w:szCs w:val="28"/>
+              </w:rPr>
+              <w:t xml:space="preserve">"); </w:t>
+            </w:r>
+            <w:proofErr w:type="spellStart"/>
+            <w:proofErr w:type="gramStart"/>
+            <w:r>
+              <w:rPr>
+                <w:rFonts w:ascii="Times New Roman" w:hAnsi="Times New Roman" w:cs="Times New Roman"/>
+                <w:color w:val="333333"/>
+                <w:sz w:val="28"/>
+                <w:szCs w:val="28"/>
+              </w:rPr>
+              <w:t>scanf</w:t>
+            </w:r>
+            <w:proofErr w:type="spellEnd"/>
+            <w:r>
+              <w:rPr>
+                <w:rFonts w:ascii="Times New Roman" w:hAnsi="Times New Roman" w:cs="Times New Roman"/>
+                <w:color w:val="333333"/>
+                <w:sz w:val="28"/>
+                <w:szCs w:val="28"/>
+              </w:rPr>
+              <w:t>(</w:t>
+            </w:r>
+            <w:proofErr w:type="gramEnd"/>
+            <w:r>
+              <w:rPr>
+                <w:rFonts w:ascii="Times New Roman" w:hAnsi="Times New Roman" w:cs="Times New Roman"/>
+                <w:color w:val="333333"/>
+                <w:sz w:val="28"/>
+                <w:szCs w:val="28"/>
+              </w:rPr>
+              <w:t>"%f", &amp;x);</w:t>
             </w:r>
           </w:p>
         </w:tc>
@@ -5823,7 +6929,27 @@
                 <w:sz w:val="28"/>
                 <w:szCs w:val="28"/>
               </w:rPr>
-              <w:t>x = input("msg")</w:t>
+              <w:t>x = input("</w:t>
+            </w:r>
+            <w:proofErr w:type="spellStart"/>
+            <w:r>
+              <w:rPr>
+                <w:rFonts w:ascii="Times New Roman" w:hAnsi="Times New Roman" w:cs="Times New Roman"/>
+                <w:color w:val="333333"/>
+                <w:sz w:val="28"/>
+                <w:szCs w:val="28"/>
+              </w:rPr>
+              <w:t>msg</w:t>
+            </w:r>
+            <w:proofErr w:type="spellEnd"/>
+            <w:r>
+              <w:rPr>
+                <w:rFonts w:ascii="Times New Roman" w:hAnsi="Times New Roman" w:cs="Times New Roman"/>
+                <w:color w:val="333333"/>
+                <w:sz w:val="28"/>
+                <w:szCs w:val="28"/>
+              </w:rPr>
+              <w:t>")</w:t>
             </w:r>
           </w:p>
         </w:tc>
@@ -5858,7 +6984,98 @@
                 <w:sz w:val="28"/>
                 <w:szCs w:val="28"/>
               </w:rPr>
-              <w:t>char x[100]; printf("msg"); scanf("%s", x);</w:t>
+              <w:t xml:space="preserve">char </w:t>
+            </w:r>
+            <w:proofErr w:type="gramStart"/>
+            <w:r>
+              <w:rPr>
+                <w:rFonts w:ascii="Times New Roman" w:hAnsi="Times New Roman" w:cs="Times New Roman"/>
+                <w:color w:val="333333"/>
+                <w:sz w:val="28"/>
+                <w:szCs w:val="28"/>
+              </w:rPr>
+              <w:t>x[</w:t>
+            </w:r>
+            <w:proofErr w:type="gramEnd"/>
+            <w:r>
+              <w:rPr>
+                <w:rFonts w:ascii="Times New Roman" w:hAnsi="Times New Roman" w:cs="Times New Roman"/>
+                <w:color w:val="333333"/>
+                <w:sz w:val="28"/>
+                <w:szCs w:val="28"/>
+              </w:rPr>
+              <w:t xml:space="preserve">100]; </w:t>
+            </w:r>
+            <w:proofErr w:type="spellStart"/>
+            <w:r>
+              <w:rPr>
+                <w:rFonts w:ascii="Times New Roman" w:hAnsi="Times New Roman" w:cs="Times New Roman"/>
+                <w:color w:val="333333"/>
+                <w:sz w:val="28"/>
+                <w:szCs w:val="28"/>
+              </w:rPr>
+              <w:t>printf</w:t>
+            </w:r>
+            <w:proofErr w:type="spellEnd"/>
+            <w:r>
+              <w:rPr>
+                <w:rFonts w:ascii="Times New Roman" w:hAnsi="Times New Roman" w:cs="Times New Roman"/>
+                <w:color w:val="333333"/>
+                <w:sz w:val="28"/>
+                <w:szCs w:val="28"/>
+              </w:rPr>
+              <w:t>("</w:t>
+            </w:r>
+            <w:proofErr w:type="spellStart"/>
+            <w:r>
+              <w:rPr>
+                <w:rFonts w:ascii="Times New Roman" w:hAnsi="Times New Roman" w:cs="Times New Roman"/>
+                <w:color w:val="333333"/>
+                <w:sz w:val="28"/>
+                <w:szCs w:val="28"/>
+              </w:rPr>
+              <w:t>msg</w:t>
+            </w:r>
+            <w:proofErr w:type="spellEnd"/>
+            <w:r>
+              <w:rPr>
+                <w:rFonts w:ascii="Times New Roman" w:hAnsi="Times New Roman" w:cs="Times New Roman"/>
+                <w:color w:val="333333"/>
+                <w:sz w:val="28"/>
+                <w:szCs w:val="28"/>
+              </w:rPr>
+              <w:t xml:space="preserve">"); </w:t>
+            </w:r>
+            <w:proofErr w:type="spellStart"/>
+            <w:proofErr w:type="gramStart"/>
+            <w:r>
+              <w:rPr>
+                <w:rFonts w:ascii="Times New Roman" w:hAnsi="Times New Roman" w:cs="Times New Roman"/>
+                <w:color w:val="333333"/>
+                <w:sz w:val="28"/>
+                <w:szCs w:val="28"/>
+              </w:rPr>
+              <w:t>scanf</w:t>
+            </w:r>
+            <w:proofErr w:type="spellEnd"/>
+            <w:r>
+              <w:rPr>
+                <w:rFonts w:ascii="Times New Roman" w:hAnsi="Times New Roman" w:cs="Times New Roman"/>
+                <w:color w:val="333333"/>
+                <w:sz w:val="28"/>
+                <w:szCs w:val="28"/>
+              </w:rPr>
+              <w:t>(</w:t>
+            </w:r>
+            <w:proofErr w:type="gramEnd"/>
+            <w:r>
+              <w:rPr>
+                <w:rFonts w:ascii="Times New Roman" w:hAnsi="Times New Roman" w:cs="Times New Roman"/>
+                <w:color w:val="333333"/>
+                <w:sz w:val="28"/>
+                <w:szCs w:val="28"/>
+              </w:rPr>
+              <w:t>"%s", x);</w:t>
             </w:r>
           </w:p>
         </w:tc>
@@ -6054,14 +7271,25 @@
                 <w:szCs w:val="28"/>
               </w:rPr>
             </w:pPr>
-            <w:r>
-              <w:rPr>
-                <w:rFonts w:ascii="Times New Roman" w:hAnsi="Times New Roman" w:cs="Times New Roman"/>
-                <w:color w:val="333333"/>
-                <w:sz w:val="28"/>
-                <w:szCs w:val="28"/>
-              </w:rPr>
-              <w:t>printf("hello");</w:t>
+            <w:proofErr w:type="spellStart"/>
+            <w:r>
+              <w:rPr>
+                <w:rFonts w:ascii="Times New Roman" w:hAnsi="Times New Roman" w:cs="Times New Roman"/>
+                <w:color w:val="333333"/>
+                <w:sz w:val="28"/>
+                <w:szCs w:val="28"/>
+              </w:rPr>
+              <w:t>printf</w:t>
+            </w:r>
+            <w:proofErr w:type="spellEnd"/>
+            <w:r>
+              <w:rPr>
+                <w:rFonts w:ascii="Times New Roman" w:hAnsi="Times New Roman" w:cs="Times New Roman"/>
+                <w:color w:val="333333"/>
+                <w:sz w:val="28"/>
+                <w:szCs w:val="28"/>
+              </w:rPr>
+              <w:t>("hello");</w:t>
             </w:r>
           </w:p>
         </w:tc>
@@ -6126,14 +7354,36 @@
                 <w:szCs w:val="28"/>
               </w:rPr>
             </w:pPr>
-            <w:r>
-              <w:rPr>
-                <w:rFonts w:ascii="Times New Roman" w:hAnsi="Times New Roman" w:cs="Times New Roman"/>
-                <w:color w:val="333333"/>
-                <w:sz w:val="28"/>
-                <w:szCs w:val="28"/>
-              </w:rPr>
-              <w:t>printf("%d\n", x);</w:t>
+            <w:proofErr w:type="spellStart"/>
+            <w:proofErr w:type="gramStart"/>
+            <w:r>
+              <w:rPr>
+                <w:rFonts w:ascii="Times New Roman" w:hAnsi="Times New Roman" w:cs="Times New Roman"/>
+                <w:color w:val="333333"/>
+                <w:sz w:val="28"/>
+                <w:szCs w:val="28"/>
+              </w:rPr>
+              <w:t>printf</w:t>
+            </w:r>
+            <w:proofErr w:type="spellEnd"/>
+            <w:r>
+              <w:rPr>
+                <w:rFonts w:ascii="Times New Roman" w:hAnsi="Times New Roman" w:cs="Times New Roman"/>
+                <w:color w:val="333333"/>
+                <w:sz w:val="28"/>
+                <w:szCs w:val="28"/>
+              </w:rPr>
+              <w:t>(</w:t>
+            </w:r>
+            <w:proofErr w:type="gramEnd"/>
+            <w:r>
+              <w:rPr>
+                <w:rFonts w:ascii="Times New Roman" w:hAnsi="Times New Roman" w:cs="Times New Roman"/>
+                <w:color w:val="333333"/>
+                <w:sz w:val="28"/>
+                <w:szCs w:val="28"/>
+              </w:rPr>
+              <w:t>"%d\n", x);</w:t>
             </w:r>
           </w:p>
         </w:tc>
@@ -6163,49 +7413,122 @@
                 <w:szCs w:val="28"/>
               </w:rPr>
             </w:pPr>
-            <w:r>
-              <w:rPr>
-                <w:rFonts w:ascii="Times New Roman" w:hAnsi="Times New Roman" w:cs="Times New Roman"/>
-                <w:color w:val="333333"/>
-                <w:sz w:val="28"/>
-                <w:szCs w:val="28"/>
-              </w:rPr>
-              <w:t>print("val:", x)</w:t>
-            </w:r>
-          </w:p>
-        </w:tc>
-        <w:tc>
-          <w:tcPr>
-            <w:tcW w:w="0" w:type="auto"/>
-            <w:tcBorders>
-              <w:top w:val="single" w:sz="1" w:space="0" w:color="BBBBBB"/>
-              <w:left w:val="single" w:sz="1" w:space="0" w:color="BBBBBB"/>
-              <w:bottom w:val="single" w:sz="1" w:space="0" w:color="BBBBBB"/>
-              <w:right w:val="single" w:sz="1" w:space="0" w:color="BBBBBB"/>
-            </w:tcBorders>
-            <w:tcMar>
-              <w:top w:w="80" w:type="dxa"/>
-              <w:left w:w="120" w:type="dxa"/>
-              <w:bottom w:w="80" w:type="dxa"/>
-              <w:right w:w="120" w:type="dxa"/>
-            </w:tcMar>
-          </w:tcPr>
-          <w:p>
-            <w:pPr>
-              <w:rPr>
-                <w:rFonts w:ascii="Times New Roman" w:hAnsi="Times New Roman" w:cs="Times New Roman"/>
-                <w:sz w:val="28"/>
-                <w:szCs w:val="28"/>
-              </w:rPr>
-            </w:pPr>
-            <w:r>
-              <w:rPr>
-                <w:rFonts w:ascii="Times New Roman" w:hAnsi="Times New Roman" w:cs="Times New Roman"/>
-                <w:color w:val="333333"/>
-                <w:sz w:val="28"/>
-                <w:szCs w:val="28"/>
-              </w:rPr>
-              <w:t>printf("val: %d\n", x);</w:t>
+            <w:proofErr w:type="gramStart"/>
+            <w:r>
+              <w:rPr>
+                <w:rFonts w:ascii="Times New Roman" w:hAnsi="Times New Roman" w:cs="Times New Roman"/>
+                <w:color w:val="333333"/>
+                <w:sz w:val="28"/>
+                <w:szCs w:val="28"/>
+              </w:rPr>
+              <w:t>print(</w:t>
+            </w:r>
+            <w:proofErr w:type="gramEnd"/>
+            <w:r>
+              <w:rPr>
+                <w:rFonts w:ascii="Times New Roman" w:hAnsi="Times New Roman" w:cs="Times New Roman"/>
+                <w:color w:val="333333"/>
+                <w:sz w:val="28"/>
+                <w:szCs w:val="28"/>
+              </w:rPr>
+              <w:t>"</w:t>
+            </w:r>
+            <w:proofErr w:type="spellStart"/>
+            <w:r>
+              <w:rPr>
+                <w:rFonts w:ascii="Times New Roman" w:hAnsi="Times New Roman" w:cs="Times New Roman"/>
+                <w:color w:val="333333"/>
+                <w:sz w:val="28"/>
+                <w:szCs w:val="28"/>
+              </w:rPr>
+              <w:t>val</w:t>
+            </w:r>
+            <w:proofErr w:type="spellEnd"/>
+            <w:r>
+              <w:rPr>
+                <w:rFonts w:ascii="Times New Roman" w:hAnsi="Times New Roman" w:cs="Times New Roman"/>
+                <w:color w:val="333333"/>
+                <w:sz w:val="28"/>
+                <w:szCs w:val="28"/>
+              </w:rPr>
+              <w:t>:", x)</w:t>
+            </w:r>
+          </w:p>
+        </w:tc>
+        <w:tc>
+          <w:tcPr>
+            <w:tcW w:w="0" w:type="auto"/>
+            <w:tcBorders>
+              <w:top w:val="single" w:sz="1" w:space="0" w:color="BBBBBB"/>
+              <w:left w:val="single" w:sz="1" w:space="0" w:color="BBBBBB"/>
+              <w:bottom w:val="single" w:sz="1" w:space="0" w:color="BBBBBB"/>
+              <w:right w:val="single" w:sz="1" w:space="0" w:color="BBBBBB"/>
+            </w:tcBorders>
+            <w:tcMar>
+              <w:top w:w="80" w:type="dxa"/>
+              <w:left w:w="120" w:type="dxa"/>
+              <w:bottom w:w="80" w:type="dxa"/>
+              <w:right w:w="120" w:type="dxa"/>
+            </w:tcMar>
+          </w:tcPr>
+          <w:p>
+            <w:pPr>
+              <w:rPr>
+                <w:rFonts w:ascii="Times New Roman" w:hAnsi="Times New Roman" w:cs="Times New Roman"/>
+                <w:sz w:val="28"/>
+                <w:szCs w:val="28"/>
+              </w:rPr>
+            </w:pPr>
+            <w:proofErr w:type="spellStart"/>
+            <w:proofErr w:type="gramStart"/>
+            <w:r>
+              <w:rPr>
+                <w:rFonts w:ascii="Times New Roman" w:hAnsi="Times New Roman" w:cs="Times New Roman"/>
+                <w:color w:val="333333"/>
+                <w:sz w:val="28"/>
+                <w:szCs w:val="28"/>
+              </w:rPr>
+              <w:t>printf</w:t>
+            </w:r>
+            <w:proofErr w:type="spellEnd"/>
+            <w:r>
+              <w:rPr>
+                <w:rFonts w:ascii="Times New Roman" w:hAnsi="Times New Roman" w:cs="Times New Roman"/>
+                <w:color w:val="333333"/>
+                <w:sz w:val="28"/>
+                <w:szCs w:val="28"/>
+              </w:rPr>
+              <w:t>(</w:t>
+            </w:r>
+            <w:proofErr w:type="gramEnd"/>
+            <w:r>
+              <w:rPr>
+                <w:rFonts w:ascii="Times New Roman" w:hAnsi="Times New Roman" w:cs="Times New Roman"/>
+                <w:color w:val="333333"/>
+                <w:sz w:val="28"/>
+                <w:szCs w:val="28"/>
+              </w:rPr>
+              <w:t>"</w:t>
+            </w:r>
+            <w:proofErr w:type="spellStart"/>
+            <w:r>
+              <w:rPr>
+                <w:rFonts w:ascii="Times New Roman" w:hAnsi="Times New Roman" w:cs="Times New Roman"/>
+                <w:color w:val="333333"/>
+                <w:sz w:val="28"/>
+                <w:szCs w:val="28"/>
+              </w:rPr>
+              <w:t>val</w:t>
+            </w:r>
+            <w:proofErr w:type="spellEnd"/>
+            <w:r>
+              <w:rPr>
+                <w:rFonts w:ascii="Times New Roman" w:hAnsi="Times New Roman" w:cs="Times New Roman"/>
+                <w:color w:val="333333"/>
+                <w:sz w:val="28"/>
+                <w:szCs w:val="28"/>
+              </w:rPr>
+              <w:t>: %d\n", x);</w:t>
             </w:r>
           </w:p>
         </w:tc>
@@ -6242,42 +7565,104 @@
                 <w:sz w:val="28"/>
                 <w:szCs w:val="28"/>
               </w:rPr>
-              <w:t>print(f"val={x}")</w:t>
-            </w:r>
-          </w:p>
-        </w:tc>
-        <w:tc>
-          <w:tcPr>
-            <w:tcW w:w="0" w:type="auto"/>
-            <w:tcBorders>
-              <w:top w:val="single" w:sz="1" w:space="0" w:color="BBBBBB"/>
-              <w:left w:val="single" w:sz="1" w:space="0" w:color="BBBBBB"/>
-              <w:bottom w:val="single" w:sz="1" w:space="0" w:color="BBBBBB"/>
-              <w:right w:val="single" w:sz="1" w:space="0" w:color="BBBBBB"/>
-            </w:tcBorders>
-            <w:tcMar>
-              <w:top w:w="80" w:type="dxa"/>
-              <w:left w:w="120" w:type="dxa"/>
-              <w:bottom w:w="80" w:type="dxa"/>
-              <w:right w:w="120" w:type="dxa"/>
-            </w:tcMar>
-          </w:tcPr>
-          <w:p>
-            <w:pPr>
-              <w:rPr>
-                <w:rFonts w:ascii="Times New Roman" w:hAnsi="Times New Roman" w:cs="Times New Roman"/>
-                <w:sz w:val="28"/>
-                <w:szCs w:val="28"/>
-              </w:rPr>
-            </w:pPr>
-            <w:r>
-              <w:rPr>
-                <w:rFonts w:ascii="Times New Roman" w:hAnsi="Times New Roman" w:cs="Times New Roman"/>
-                <w:color w:val="333333"/>
-                <w:sz w:val="28"/>
-                <w:szCs w:val="28"/>
-              </w:rPr>
-              <w:t>printf("val=%d\n", x);</w:t>
+              <w:t>print(</w:t>
+            </w:r>
+            <w:proofErr w:type="spellStart"/>
+            <w:r>
+              <w:rPr>
+                <w:rFonts w:ascii="Times New Roman" w:hAnsi="Times New Roman" w:cs="Times New Roman"/>
+                <w:color w:val="333333"/>
+                <w:sz w:val="28"/>
+                <w:szCs w:val="28"/>
+              </w:rPr>
+              <w:t>f"val</w:t>
+            </w:r>
+            <w:proofErr w:type="spellEnd"/>
+            <w:r>
+              <w:rPr>
+                <w:rFonts w:ascii="Times New Roman" w:hAnsi="Times New Roman" w:cs="Times New Roman"/>
+                <w:color w:val="333333"/>
+                <w:sz w:val="28"/>
+                <w:szCs w:val="28"/>
+              </w:rPr>
+              <w:t>={x}")</w:t>
+            </w:r>
+          </w:p>
+        </w:tc>
+        <w:tc>
+          <w:tcPr>
+            <w:tcW w:w="0" w:type="auto"/>
+            <w:tcBorders>
+              <w:top w:val="single" w:sz="1" w:space="0" w:color="BBBBBB"/>
+              <w:left w:val="single" w:sz="1" w:space="0" w:color="BBBBBB"/>
+              <w:bottom w:val="single" w:sz="1" w:space="0" w:color="BBBBBB"/>
+              <w:right w:val="single" w:sz="1" w:space="0" w:color="BBBBBB"/>
+            </w:tcBorders>
+            <w:tcMar>
+              <w:top w:w="80" w:type="dxa"/>
+              <w:left w:w="120" w:type="dxa"/>
+              <w:bottom w:w="80" w:type="dxa"/>
+              <w:right w:w="120" w:type="dxa"/>
+            </w:tcMar>
+          </w:tcPr>
+          <w:p>
+            <w:pPr>
+              <w:rPr>
+                <w:rFonts w:ascii="Times New Roman" w:hAnsi="Times New Roman" w:cs="Times New Roman"/>
+                <w:sz w:val="28"/>
+                <w:szCs w:val="28"/>
+              </w:rPr>
+            </w:pPr>
+            <w:proofErr w:type="spellStart"/>
+            <w:proofErr w:type="gramStart"/>
+            <w:r>
+              <w:rPr>
+                <w:rFonts w:ascii="Times New Roman" w:hAnsi="Times New Roman" w:cs="Times New Roman"/>
+                <w:color w:val="333333"/>
+                <w:sz w:val="28"/>
+                <w:szCs w:val="28"/>
+              </w:rPr>
+              <w:t>printf</w:t>
+            </w:r>
+            <w:proofErr w:type="spellEnd"/>
+            <w:r>
+              <w:rPr>
+                <w:rFonts w:ascii="Times New Roman" w:hAnsi="Times New Roman" w:cs="Times New Roman"/>
+                <w:color w:val="333333"/>
+                <w:sz w:val="28"/>
+                <w:szCs w:val="28"/>
+              </w:rPr>
+              <w:t>(</w:t>
+            </w:r>
+            <w:proofErr w:type="gramEnd"/>
+            <w:r>
+              <w:rPr>
+                <w:rFonts w:ascii="Times New Roman" w:hAnsi="Times New Roman" w:cs="Times New Roman"/>
+                <w:color w:val="333333"/>
+                <w:sz w:val="28"/>
+                <w:szCs w:val="28"/>
+              </w:rPr>
+              <w:t>"</w:t>
+            </w:r>
+            <w:proofErr w:type="spellStart"/>
+            <w:r>
+              <w:rPr>
+                <w:rFonts w:ascii="Times New Roman" w:hAnsi="Times New Roman" w:cs="Times New Roman"/>
+                <w:color w:val="333333"/>
+                <w:sz w:val="28"/>
+                <w:szCs w:val="28"/>
+              </w:rPr>
+              <w:t>val</w:t>
+            </w:r>
+            <w:proofErr w:type="spellEnd"/>
+            <w:r>
+              <w:rPr>
+                <w:rFonts w:ascii="Times New Roman" w:hAnsi="Times New Roman" w:cs="Times New Roman"/>
+                <w:color w:val="333333"/>
+                <w:sz w:val="28"/>
+                <w:szCs w:val="28"/>
+              </w:rPr>
+              <w:t>=%d\n", x);</w:t>
             </w:r>
           </w:p>
         </w:tc>
@@ -6695,42 +8080,82 @@
                 <w:sz w:val="28"/>
                 <w:szCs w:val="28"/>
               </w:rPr>
-              <w:t>def foo(a, b):</w:t>
-            </w:r>
-          </w:p>
-        </w:tc>
-        <w:tc>
-          <w:tcPr>
-            <w:tcW w:w="0" w:type="auto"/>
-            <w:tcBorders>
-              <w:top w:val="single" w:sz="1" w:space="0" w:color="BBBBBB"/>
-              <w:left w:val="single" w:sz="1" w:space="0" w:color="BBBBBB"/>
-              <w:bottom w:val="single" w:sz="1" w:space="0" w:color="BBBBBB"/>
-              <w:right w:val="single" w:sz="1" w:space="0" w:color="BBBBBB"/>
-            </w:tcBorders>
-            <w:tcMar>
-              <w:top w:w="80" w:type="dxa"/>
-              <w:left w:w="120" w:type="dxa"/>
-              <w:bottom w:w="80" w:type="dxa"/>
-              <w:right w:w="120" w:type="dxa"/>
-            </w:tcMar>
-          </w:tcPr>
-          <w:p>
-            <w:pPr>
-              <w:rPr>
-                <w:rFonts w:ascii="Times New Roman" w:hAnsi="Times New Roman" w:cs="Times New Roman"/>
-                <w:sz w:val="28"/>
-                <w:szCs w:val="28"/>
-              </w:rPr>
-            </w:pPr>
-            <w:r>
-              <w:rPr>
-                <w:rFonts w:ascii="Times New Roman" w:hAnsi="Times New Roman" w:cs="Times New Roman"/>
-                <w:color w:val="333333"/>
-                <w:sz w:val="28"/>
-                <w:szCs w:val="28"/>
-              </w:rPr>
-              <w:t>int foo(int a, int b) {</w:t>
+              <w:t xml:space="preserve">def </w:t>
+            </w:r>
+            <w:proofErr w:type="gramStart"/>
+            <w:r>
+              <w:rPr>
+                <w:rFonts w:ascii="Times New Roman" w:hAnsi="Times New Roman" w:cs="Times New Roman"/>
+                <w:color w:val="333333"/>
+                <w:sz w:val="28"/>
+                <w:szCs w:val="28"/>
+              </w:rPr>
+              <w:t>foo(</w:t>
+            </w:r>
+            <w:proofErr w:type="gramEnd"/>
+            <w:r>
+              <w:rPr>
+                <w:rFonts w:ascii="Times New Roman" w:hAnsi="Times New Roman" w:cs="Times New Roman"/>
+                <w:color w:val="333333"/>
+                <w:sz w:val="28"/>
+                <w:szCs w:val="28"/>
+              </w:rPr>
+              <w:t>a, b):</w:t>
+            </w:r>
+          </w:p>
+        </w:tc>
+        <w:tc>
+          <w:tcPr>
+            <w:tcW w:w="0" w:type="auto"/>
+            <w:tcBorders>
+              <w:top w:val="single" w:sz="1" w:space="0" w:color="BBBBBB"/>
+              <w:left w:val="single" w:sz="1" w:space="0" w:color="BBBBBB"/>
+              <w:bottom w:val="single" w:sz="1" w:space="0" w:color="BBBBBB"/>
+              <w:right w:val="single" w:sz="1" w:space="0" w:color="BBBBBB"/>
+            </w:tcBorders>
+            <w:tcMar>
+              <w:top w:w="80" w:type="dxa"/>
+              <w:left w:w="120" w:type="dxa"/>
+              <w:bottom w:w="80" w:type="dxa"/>
+              <w:right w:w="120" w:type="dxa"/>
+            </w:tcMar>
+          </w:tcPr>
+          <w:p>
+            <w:pPr>
+              <w:rPr>
+                <w:rFonts w:ascii="Times New Roman" w:hAnsi="Times New Roman" w:cs="Times New Roman"/>
+                <w:sz w:val="28"/>
+                <w:szCs w:val="28"/>
+              </w:rPr>
+            </w:pPr>
+            <w:r>
+              <w:rPr>
+                <w:rFonts w:ascii="Times New Roman" w:hAnsi="Times New Roman" w:cs="Times New Roman"/>
+                <w:color w:val="333333"/>
+                <w:sz w:val="28"/>
+                <w:szCs w:val="28"/>
+              </w:rPr>
+              <w:t xml:space="preserve">int </w:t>
+            </w:r>
+            <w:proofErr w:type="gramStart"/>
+            <w:r>
+              <w:rPr>
+                <w:rFonts w:ascii="Times New Roman" w:hAnsi="Times New Roman" w:cs="Times New Roman"/>
+                <w:color w:val="333333"/>
+                <w:sz w:val="28"/>
+                <w:szCs w:val="28"/>
+              </w:rPr>
+              <w:t>foo(</w:t>
+            </w:r>
+            <w:proofErr w:type="gramEnd"/>
+            <w:r>
+              <w:rPr>
+                <w:rFonts w:ascii="Times New Roman" w:hAnsi="Times New Roman" w:cs="Times New Roman"/>
+                <w:color w:val="333333"/>
+                <w:sz w:val="28"/>
+                <w:szCs w:val="28"/>
+              </w:rPr>
+              <w:t>int a, int b) {</w:t>
             </w:r>
           </w:p>
         </w:tc>
@@ -6837,7 +8262,47 @@
                 <w:sz w:val="28"/>
                 <w:szCs w:val="28"/>
               </w:rPr>
-              <w:t>int greet(char name[]) {</w:t>
+              <w:t xml:space="preserve">int </w:t>
+            </w:r>
+            <w:proofErr w:type="gramStart"/>
+            <w:r>
+              <w:rPr>
+                <w:rFonts w:ascii="Times New Roman" w:hAnsi="Times New Roman" w:cs="Times New Roman"/>
+                <w:color w:val="333333"/>
+                <w:sz w:val="28"/>
+                <w:szCs w:val="28"/>
+              </w:rPr>
+              <w:t>greet(</w:t>
+            </w:r>
+            <w:proofErr w:type="gramEnd"/>
+            <w:r>
+              <w:rPr>
+                <w:rFonts w:ascii="Times New Roman" w:hAnsi="Times New Roman" w:cs="Times New Roman"/>
+                <w:color w:val="333333"/>
+                <w:sz w:val="28"/>
+                <w:szCs w:val="28"/>
+              </w:rPr>
+              <w:t xml:space="preserve">char </w:t>
+            </w:r>
+            <w:proofErr w:type="gramStart"/>
+            <w:r>
+              <w:rPr>
+                <w:rFonts w:ascii="Times New Roman" w:hAnsi="Times New Roman" w:cs="Times New Roman"/>
+                <w:color w:val="333333"/>
+                <w:sz w:val="28"/>
+                <w:szCs w:val="28"/>
+              </w:rPr>
+              <w:t>name[</w:t>
+            </w:r>
+            <w:proofErr w:type="gramEnd"/>
+            <w:r>
+              <w:rPr>
+                <w:rFonts w:ascii="Times New Roman" w:hAnsi="Times New Roman" w:cs="Times New Roman"/>
+                <w:color w:val="333333"/>
+                <w:sz w:val="28"/>
+                <w:szCs w:val="28"/>
+              </w:rPr>
+              <w:t>]) {</w:t>
             </w:r>
           </w:p>
         </w:tc>
@@ -7740,14 +9205,36 @@
                 <w:szCs w:val="28"/>
               </w:rPr>
             </w:pPr>
-            <w:r>
-              <w:rPr>
-                <w:rFonts w:ascii="Times New Roman" w:hAnsi="Times New Roman" w:cs="Times New Roman"/>
-                <w:color w:val="333333"/>
-                <w:sz w:val="28"/>
-                <w:szCs w:val="28"/>
-              </w:rPr>
-              <w:t>indent_stack.append(indent+4)</w:t>
+            <w:proofErr w:type="spellStart"/>
+            <w:r>
+              <w:rPr>
+                <w:rFonts w:ascii="Times New Roman" w:hAnsi="Times New Roman" w:cs="Times New Roman"/>
+                <w:color w:val="333333"/>
+                <w:sz w:val="28"/>
+                <w:szCs w:val="28"/>
+              </w:rPr>
+              <w:t>indent_</w:t>
+            </w:r>
+            <w:proofErr w:type="gramStart"/>
+            <w:r>
+              <w:rPr>
+                <w:rFonts w:ascii="Times New Roman" w:hAnsi="Times New Roman" w:cs="Times New Roman"/>
+                <w:color w:val="333333"/>
+                <w:sz w:val="28"/>
+                <w:szCs w:val="28"/>
+              </w:rPr>
+              <w:t>stack.append</w:t>
+            </w:r>
+            <w:proofErr w:type="spellEnd"/>
+            <w:proofErr w:type="gramEnd"/>
+            <w:r>
+              <w:rPr>
+                <w:rFonts w:ascii="Times New Roman" w:hAnsi="Times New Roman" w:cs="Times New Roman"/>
+                <w:color w:val="333333"/>
+                <w:sz w:val="28"/>
+                <w:szCs w:val="28"/>
+              </w:rPr>
+              <w:t>(indent+4)</w:t>
             </w:r>
           </w:p>
         </w:tc>
@@ -7847,14 +9334,36 @@
                 <w:szCs w:val="28"/>
               </w:rPr>
             </w:pPr>
-            <w:r>
-              <w:rPr>
-                <w:rFonts w:ascii="Times New Roman" w:hAnsi="Times New Roman" w:cs="Times New Roman"/>
-                <w:color w:val="333333"/>
-                <w:sz w:val="28"/>
-                <w:szCs w:val="28"/>
-              </w:rPr>
-              <w:t>indent_stack.append(indent+4)</w:t>
+            <w:proofErr w:type="spellStart"/>
+            <w:r>
+              <w:rPr>
+                <w:rFonts w:ascii="Times New Roman" w:hAnsi="Times New Roman" w:cs="Times New Roman"/>
+                <w:color w:val="333333"/>
+                <w:sz w:val="28"/>
+                <w:szCs w:val="28"/>
+              </w:rPr>
+              <w:t>indent_</w:t>
+            </w:r>
+            <w:proofErr w:type="gramStart"/>
+            <w:r>
+              <w:rPr>
+                <w:rFonts w:ascii="Times New Roman" w:hAnsi="Times New Roman" w:cs="Times New Roman"/>
+                <w:color w:val="333333"/>
+                <w:sz w:val="28"/>
+                <w:szCs w:val="28"/>
+              </w:rPr>
+              <w:t>stack.append</w:t>
+            </w:r>
+            <w:proofErr w:type="spellEnd"/>
+            <w:proofErr w:type="gramEnd"/>
+            <w:r>
+              <w:rPr>
+                <w:rFonts w:ascii="Times New Roman" w:hAnsi="Times New Roman" w:cs="Times New Roman"/>
+                <w:color w:val="333333"/>
+                <w:sz w:val="28"/>
+                <w:szCs w:val="28"/>
+              </w:rPr>
+              <w:t>(indent+4)</w:t>
             </w:r>
           </w:p>
         </w:tc>
@@ -7954,15 +9463,48 @@
                 <w:szCs w:val="28"/>
               </w:rPr>
             </w:pPr>
-            <w:r>
-              <w:rPr>
-                <w:rFonts w:ascii="Times New Roman" w:hAnsi="Times New Roman" w:cs="Times New Roman"/>
-                <w:color w:val="333333"/>
-                <w:sz w:val="28"/>
-                <w:szCs w:val="28"/>
-              </w:rPr>
-              <w:t>indent_stack.pop() + emit }</w:t>
-            </w:r>
+            <w:proofErr w:type="spellStart"/>
+            <w:proofErr w:type="gramStart"/>
+            <w:r>
+              <w:rPr>
+                <w:rFonts w:ascii="Times New Roman" w:hAnsi="Times New Roman" w:cs="Times New Roman"/>
+                <w:color w:val="333333"/>
+                <w:sz w:val="28"/>
+                <w:szCs w:val="28"/>
+              </w:rPr>
+              <w:t>indent_stack.pop</w:t>
+            </w:r>
+            <w:proofErr w:type="spellEnd"/>
+            <w:r>
+              <w:rPr>
+                <w:rFonts w:ascii="Times New Roman" w:hAnsi="Times New Roman" w:cs="Times New Roman"/>
+                <w:color w:val="333333"/>
+                <w:sz w:val="28"/>
+                <w:szCs w:val="28"/>
+              </w:rPr>
+              <w:t>(</w:t>
+            </w:r>
+            <w:proofErr w:type="gramEnd"/>
+            <w:r>
+              <w:rPr>
+                <w:rFonts w:ascii="Times New Roman" w:hAnsi="Times New Roman" w:cs="Times New Roman"/>
+                <w:color w:val="333333"/>
+                <w:sz w:val="28"/>
+                <w:szCs w:val="28"/>
+              </w:rPr>
+              <w:t xml:space="preserve">) + </w:t>
+            </w:r>
+            <w:proofErr w:type="gramStart"/>
+            <w:r>
+              <w:rPr>
+                <w:rFonts w:ascii="Times New Roman" w:hAnsi="Times New Roman" w:cs="Times New Roman"/>
+                <w:color w:val="333333"/>
+                <w:sz w:val="28"/>
+                <w:szCs w:val="28"/>
+              </w:rPr>
+              <w:t>emit }</w:t>
+            </w:r>
+            <w:proofErr w:type="gramEnd"/>
           </w:p>
         </w:tc>
         <w:tc>
@@ -8061,15 +9603,48 @@
                 <w:szCs w:val="28"/>
               </w:rPr>
             </w:pPr>
-            <w:r>
-              <w:rPr>
-                <w:rFonts w:ascii="Times New Roman" w:hAnsi="Times New Roman" w:cs="Times New Roman"/>
-                <w:color w:val="333333"/>
-                <w:sz w:val="28"/>
-                <w:szCs w:val="28"/>
-              </w:rPr>
-              <w:t>indent_stack.pop() + emit }</w:t>
-            </w:r>
+            <w:proofErr w:type="spellStart"/>
+            <w:proofErr w:type="gramStart"/>
+            <w:r>
+              <w:rPr>
+                <w:rFonts w:ascii="Times New Roman" w:hAnsi="Times New Roman" w:cs="Times New Roman"/>
+                <w:color w:val="333333"/>
+                <w:sz w:val="28"/>
+                <w:szCs w:val="28"/>
+              </w:rPr>
+              <w:t>indent_stack.pop</w:t>
+            </w:r>
+            <w:proofErr w:type="spellEnd"/>
+            <w:r>
+              <w:rPr>
+                <w:rFonts w:ascii="Times New Roman" w:hAnsi="Times New Roman" w:cs="Times New Roman"/>
+                <w:color w:val="333333"/>
+                <w:sz w:val="28"/>
+                <w:szCs w:val="28"/>
+              </w:rPr>
+              <w:t>(</w:t>
+            </w:r>
+            <w:proofErr w:type="gramEnd"/>
+            <w:r>
+              <w:rPr>
+                <w:rFonts w:ascii="Times New Roman" w:hAnsi="Times New Roman" w:cs="Times New Roman"/>
+                <w:color w:val="333333"/>
+                <w:sz w:val="28"/>
+                <w:szCs w:val="28"/>
+              </w:rPr>
+              <w:t xml:space="preserve">) + </w:t>
+            </w:r>
+            <w:proofErr w:type="gramStart"/>
+            <w:r>
+              <w:rPr>
+                <w:rFonts w:ascii="Times New Roman" w:hAnsi="Times New Roman" w:cs="Times New Roman"/>
+                <w:color w:val="333333"/>
+                <w:sz w:val="28"/>
+                <w:szCs w:val="28"/>
+              </w:rPr>
+              <w:t>emit }</w:t>
+            </w:r>
+            <w:proofErr w:type="gramEnd"/>
           </w:p>
         </w:tc>
         <w:tc>
@@ -8136,7 +9711,7 @@
           <w:sz w:val="28"/>
           <w:szCs w:val="28"/>
         </w:rPr>
-        <w:t xml:space="preserve"> [4/5/26]</w:t>
+        <w:t xml:space="preserve"> </w:t>
       </w:r>
     </w:p>
     <w:p>
@@ -8184,16 +9759,7 @@
           <w:sz w:val="28"/>
           <w:szCs w:val="28"/>
         </w:rPr>
-        <w:t>Recursive functions</w:t>
-      </w:r>
-      <w:r>
-        <w:rPr>
-          <w:rFonts w:ascii="Times New Roman" w:hAnsi="Times New Roman" w:cs="Times New Roman"/>
-          <w:color w:val="333333"/>
-          <w:sz w:val="28"/>
-          <w:szCs w:val="28"/>
-        </w:rPr>
-        <w:t xml:space="preserve"> [return type is int]</w:t>
+        <w:t>Pass statement handling</w:t>
       </w:r>
     </w:p>
     <w:p>
@@ -8213,11 +9779,36 @@
       <w:r>
         <w:rPr>
           <w:rFonts w:ascii="Times New Roman" w:hAnsi="Times New Roman" w:cs="Times New Roman"/>
-          <w:color w:val="333333"/>
-          <w:sz w:val="28"/>
-          <w:szCs w:val="28"/>
-        </w:rPr>
-        <w:t>Pass statement handling</w:t>
+          <w:sz w:val="28"/>
+          <w:szCs w:val="28"/>
+        </w:rPr>
+        <w:t xml:space="preserve">a/b </w:t>
+      </w:r>
+      <w:proofErr w:type="spellStart"/>
+      <w:r>
+        <w:rPr>
+          <w:rFonts w:ascii="Times New Roman" w:hAnsi="Times New Roman" w:cs="Times New Roman"/>
+          <w:sz w:val="28"/>
+          <w:szCs w:val="28"/>
+        </w:rPr>
+        <w:t>divion</w:t>
+      </w:r>
+      <w:proofErr w:type="spellEnd"/>
+      <w:r>
+        <w:rPr>
+          <w:rFonts w:ascii="Times New Roman" w:hAnsi="Times New Roman" w:cs="Times New Roman"/>
+          <w:sz w:val="28"/>
+          <w:szCs w:val="28"/>
+        </w:rPr>
+        <w:t xml:space="preserve"> int -&gt; float</w:t>
+      </w:r>
+      <w:r>
+        <w:rPr>
+          <w:rFonts w:ascii="Times New Roman" w:hAnsi="Times New Roman" w:cs="Times New Roman"/>
+          <w:sz w:val="28"/>
+          <w:szCs w:val="28"/>
+        </w:rPr>
+        <w:t xml:space="preserve"> [in python a/b gives correct answer but in C the answer is in float so datatype conversion]</w:t>
       </w:r>
     </w:p>
     <w:p>
@@ -8227,29 +9818,51 @@
           <w:ilvl w:val="0"/>
           <w:numId w:val="2"/>
         </w:numPr>
-        <w:spacing w:before="40" w:after="40"/>
-        <w:rPr>
-          <w:rFonts w:ascii="Times New Roman" w:hAnsi="Times New Roman" w:cs="Times New Roman"/>
-          <w:sz w:val="28"/>
-          <w:szCs w:val="28"/>
-        </w:rPr>
-      </w:pPr>
-      <w:r>
-        <w:rPr>
-          <w:rFonts w:ascii="Times New Roman" w:hAnsi="Times New Roman" w:cs="Times New Roman"/>
-          <w:sz w:val="28"/>
-          <w:szCs w:val="28"/>
-        </w:rPr>
-        <w:t>a/b divion int -&gt; float</w:t>
-      </w:r>
-      <w:r>
-        <w:rPr>
-          <w:rFonts w:ascii="Times New Roman" w:hAnsi="Times New Roman" w:cs="Times New Roman"/>
-          <w:sz w:val="28"/>
-          <w:szCs w:val="28"/>
-        </w:rPr>
-        <w:t xml:space="preserve"> [in python a/b gives correct answer but in C the answer is in float so datatype conversion]</w:t>
-      </w:r>
+        <w:rPr>
+          <w:rFonts w:ascii="Times New Roman" w:hAnsi="Times New Roman" w:cs="Times New Roman"/>
+          <w:sz w:val="28"/>
+          <w:szCs w:val="28"/>
+        </w:rPr>
+      </w:pPr>
+      <w:r>
+        <w:rPr>
+          <w:rFonts w:ascii="Times New Roman" w:hAnsi="Times New Roman" w:cs="Times New Roman"/>
+          <w:sz w:val="28"/>
+          <w:szCs w:val="28"/>
+        </w:rPr>
+        <w:t>Formal and Actual Parameters</w:t>
+      </w:r>
+    </w:p>
+    <w:p>
+      <w:pPr>
+        <w:pStyle w:val="ListParagraph"/>
+        <w:numPr>
+          <w:ilvl w:val="0"/>
+          <w:numId w:val="2"/>
+        </w:numPr>
+        <w:rPr>
+          <w:rFonts w:ascii="Times New Roman" w:hAnsi="Times New Roman" w:cs="Times New Roman"/>
+          <w:sz w:val="28"/>
+          <w:szCs w:val="28"/>
+        </w:rPr>
+      </w:pPr>
+      <w:r>
+        <w:rPr>
+          <w:rFonts w:ascii="Times New Roman" w:hAnsi="Times New Roman" w:cs="Times New Roman"/>
+          <w:sz w:val="28"/>
+          <w:szCs w:val="28"/>
+        </w:rPr>
+        <w:t>Function calling after main</w:t>
+      </w:r>
+    </w:p>
+    <w:p>
+      <w:pPr>
+        <w:rPr>
+          <w:rFonts w:ascii="Times New Roman" w:hAnsi="Times New Roman" w:cs="Times New Roman"/>
+          <w:sz w:val="2"/>
+          <w:szCs w:val="2"/>
+        </w:rPr>
+      </w:pPr>
     </w:p>
     <w:p>
       <w:pPr>
@@ -8268,42 +9881,2306 @@
           <w:sz w:val="32"/>
           <w:szCs w:val="32"/>
         </w:rPr>
+        <w:t xml:space="preserve">Phase </w:t>
+      </w:r>
+      <w:r>
+        <w:rPr>
+          <w:rFonts w:ascii="Times New Roman" w:hAnsi="Times New Roman" w:cs="Times New Roman"/>
+          <w:color w:val="auto"/>
+          <w:sz w:val="32"/>
+          <w:szCs w:val="32"/>
+        </w:rPr>
+        <w:t>4</w:t>
+      </w:r>
+      <w:r>
+        <w:rPr>
+          <w:rFonts w:ascii="Times New Roman" w:hAnsi="Times New Roman" w:cs="Times New Roman"/>
+          <w:color w:val="auto"/>
+          <w:sz w:val="32"/>
+          <w:szCs w:val="32"/>
+        </w:rPr>
+        <w:t xml:space="preserve"> — </w:t>
+      </w:r>
+      <w:r>
+        <w:rPr>
+          <w:rFonts w:ascii="Times New Roman" w:hAnsi="Times New Roman" w:cs="Times New Roman"/>
+          <w:color w:val="auto"/>
+          <w:sz w:val="32"/>
+          <w:szCs w:val="32"/>
+        </w:rPr>
+        <w:t xml:space="preserve">Division Fix, Control Flow </w:t>
+      </w:r>
+      <w:r>
+        <w:rPr>
+          <w:rFonts w:ascii="Times New Roman" w:hAnsi="Times New Roman" w:cs="Times New Roman"/>
+          <w:color w:val="auto"/>
+          <w:sz w:val="32"/>
+          <w:szCs w:val="32"/>
+        </w:rPr>
+        <w:t xml:space="preserve">Statements </w:t>
+      </w:r>
+      <w:r>
+        <w:rPr>
+          <w:rFonts w:ascii="Times New Roman" w:hAnsi="Times New Roman" w:cs="Times New Roman"/>
+          <w:color w:val="auto"/>
+          <w:sz w:val="32"/>
+          <w:szCs w:val="32"/>
+        </w:rPr>
+        <w:t>[4</w:t>
+      </w:r>
+      <w:r>
+        <w:rPr>
+          <w:rFonts w:ascii="Times New Roman" w:hAnsi="Times New Roman" w:cs="Times New Roman"/>
+          <w:color w:val="auto"/>
+          <w:sz w:val="32"/>
+          <w:szCs w:val="32"/>
+        </w:rPr>
+        <w:t>/</w:t>
+      </w:r>
+      <w:r>
+        <w:rPr>
+          <w:rFonts w:ascii="Times New Roman" w:hAnsi="Times New Roman" w:cs="Times New Roman"/>
+          <w:color w:val="auto"/>
+          <w:sz w:val="32"/>
+          <w:szCs w:val="32"/>
+        </w:rPr>
+        <w:t>5</w:t>
+      </w:r>
+      <w:r>
+        <w:rPr>
+          <w:rFonts w:ascii="Times New Roman" w:hAnsi="Times New Roman" w:cs="Times New Roman"/>
+          <w:color w:val="auto"/>
+          <w:sz w:val="32"/>
+          <w:szCs w:val="32"/>
+        </w:rPr>
+        <w:t>/26]</w:t>
+      </w:r>
+    </w:p>
+    <w:p>
+      <w:pPr>
+        <w:pStyle w:val="Heading2"/>
+        <w:rPr>
+          <w:rFonts w:ascii="Times New Roman" w:hAnsi="Times New Roman" w:cs="Times New Roman"/>
+          <w:color w:val="auto"/>
+          <w:sz w:val="28"/>
+          <w:szCs w:val="28"/>
+        </w:rPr>
+      </w:pPr>
+      <w:r>
+        <w:rPr>
+          <w:rFonts w:ascii="Times New Roman" w:hAnsi="Times New Roman" w:cs="Times New Roman"/>
+          <w:color w:val="auto"/>
+          <w:sz w:val="28"/>
+          <w:szCs w:val="28"/>
+        </w:rPr>
+        <w:t>Objective</w:t>
+      </w:r>
+    </w:p>
+    <w:p>
+      <w:pPr>
+        <w:spacing w:before="160"/>
+        <w:rPr>
+          <w:rFonts w:ascii="Times New Roman" w:hAnsi="Times New Roman" w:cs="Times New Roman"/>
+          <w:color w:val="333333"/>
+          <w:sz w:val="28"/>
+          <w:szCs w:val="28"/>
+        </w:rPr>
+      </w:pPr>
+      <w:r>
+        <w:rPr>
+          <w:rFonts w:ascii="Times New Roman" w:hAnsi="Times New Roman" w:cs="Times New Roman"/>
+          <w:color w:val="333333"/>
+          <w:sz w:val="28"/>
+          <w:szCs w:val="28"/>
+        </w:rPr>
+        <w:t xml:space="preserve">Phase 4 addressed several correctness and completeness gaps identified at the end of Phase 3. The </w:t>
+      </w:r>
+      <w:r>
+        <w:rPr>
+          <w:rFonts w:ascii="Times New Roman" w:hAnsi="Times New Roman" w:cs="Times New Roman"/>
+          <w:color w:val="333333"/>
+          <w:sz w:val="28"/>
+          <w:szCs w:val="28"/>
+        </w:rPr>
+        <w:t>three</w:t>
+      </w:r>
+      <w:r>
+        <w:rPr>
+          <w:rFonts w:ascii="Times New Roman" w:hAnsi="Times New Roman" w:cs="Times New Roman"/>
+          <w:color w:val="333333"/>
+          <w:sz w:val="28"/>
+          <w:szCs w:val="28"/>
+        </w:rPr>
+        <w:t xml:space="preserve"> key problems were: </w:t>
+      </w:r>
+    </w:p>
+    <w:p>
+      <w:pPr>
+        <w:pStyle w:val="ListParagraph"/>
+        <w:numPr>
+          <w:ilvl w:val="0"/>
+          <w:numId w:val="4"/>
+        </w:numPr>
+        <w:spacing w:before="160"/>
+        <w:rPr>
+          <w:rFonts w:ascii="Times New Roman" w:hAnsi="Times New Roman" w:cs="Times New Roman"/>
+          <w:color w:val="333333"/>
+          <w:sz w:val="28"/>
+          <w:szCs w:val="28"/>
+        </w:rPr>
+      </w:pPr>
+      <w:r>
+        <w:rPr>
+          <w:rFonts w:ascii="Times New Roman" w:hAnsi="Times New Roman" w:cs="Times New Roman"/>
+          <w:color w:val="333333"/>
+          <w:sz w:val="28"/>
+          <w:szCs w:val="28"/>
+        </w:rPr>
+        <w:t>Python's a/b true division returning a float while C integer division silently truncates the result</w:t>
+      </w:r>
+    </w:p>
+    <w:p>
+      <w:pPr>
+        <w:pStyle w:val="ListParagraph"/>
+        <w:numPr>
+          <w:ilvl w:val="0"/>
+          <w:numId w:val="4"/>
+        </w:numPr>
+        <w:spacing w:before="160"/>
+        <w:rPr>
+          <w:rFonts w:ascii="Times New Roman" w:hAnsi="Times New Roman" w:cs="Times New Roman"/>
+          <w:color w:val="333333"/>
+          <w:sz w:val="28"/>
+          <w:szCs w:val="28"/>
+        </w:rPr>
+      </w:pPr>
+      <w:r>
+        <w:rPr>
+          <w:rFonts w:ascii="Times New Roman" w:hAnsi="Times New Roman" w:cs="Times New Roman"/>
+          <w:color w:val="333333"/>
+          <w:sz w:val="28"/>
+          <w:szCs w:val="28"/>
+        </w:rPr>
+        <w:t>functions defined after main in C require forward declarations (prototypes)</w:t>
+      </w:r>
+    </w:p>
+    <w:p>
+      <w:pPr>
+        <w:pStyle w:val="ListParagraph"/>
+        <w:numPr>
+          <w:ilvl w:val="0"/>
+          <w:numId w:val="4"/>
+        </w:numPr>
+        <w:spacing w:before="160"/>
+        <w:rPr>
+          <w:rFonts w:ascii="Times New Roman" w:hAnsi="Times New Roman" w:cs="Times New Roman"/>
+          <w:sz w:val="28"/>
+          <w:szCs w:val="28"/>
+        </w:rPr>
+      </w:pPr>
+      <w:r>
+        <w:rPr>
+          <w:rFonts w:ascii="Times New Roman" w:hAnsi="Times New Roman" w:cs="Times New Roman"/>
+          <w:color w:val="333333"/>
+          <w:sz w:val="28"/>
+          <w:szCs w:val="28"/>
+        </w:rPr>
+        <w:t>the pass, break, and continue control-flow keywords had no translation</w:t>
+      </w:r>
+    </w:p>
+    <w:p>
+      <w:pPr>
+        <w:pStyle w:val="Heading2"/>
+        <w:rPr>
+          <w:rFonts w:ascii="Times New Roman" w:hAnsi="Times New Roman" w:cs="Times New Roman"/>
+          <w:color w:val="auto"/>
+          <w:sz w:val="28"/>
+          <w:szCs w:val="28"/>
+        </w:rPr>
+      </w:pPr>
+      <w:r>
+        <w:rPr>
+          <w:rFonts w:ascii="Times New Roman" w:hAnsi="Times New Roman" w:cs="Times New Roman"/>
+          <w:color w:val="auto"/>
+          <w:sz w:val="28"/>
+          <w:szCs w:val="28"/>
+        </w:rPr>
+        <w:t>Implementation</w:t>
+      </w:r>
+    </w:p>
+    <w:p>
+      <w:pPr>
+        <w:spacing w:before="180" w:after="80"/>
+        <w:rPr>
+          <w:rFonts w:ascii="Times New Roman" w:hAnsi="Times New Roman" w:cs="Times New Roman"/>
+          <w:sz w:val="28"/>
+          <w:szCs w:val="28"/>
+        </w:rPr>
+      </w:pPr>
+      <w:r>
+        <w:rPr>
+          <w:rFonts w:ascii="Times New Roman" w:hAnsi="Times New Roman" w:cs="Times New Roman"/>
+          <w:b/>
+          <w:bCs/>
+          <w:color w:val="333333"/>
+          <w:sz w:val="28"/>
+          <w:szCs w:val="28"/>
+        </w:rPr>
+        <w:t>4</w:t>
+      </w:r>
+      <w:r>
+        <w:rPr>
+          <w:rFonts w:ascii="Times New Roman" w:hAnsi="Times New Roman" w:cs="Times New Roman"/>
+          <w:b/>
+          <w:bCs/>
+          <w:color w:val="333333"/>
+          <w:sz w:val="28"/>
+          <w:szCs w:val="28"/>
+        </w:rPr>
+        <w:t xml:space="preserve">.1 </w:t>
+      </w:r>
+      <w:r>
+        <w:rPr>
+          <w:rFonts w:ascii="Times New Roman" w:hAnsi="Times New Roman" w:cs="Times New Roman"/>
+          <w:b/>
+          <w:bCs/>
+          <w:color w:val="333333"/>
+          <w:sz w:val="28"/>
+          <w:szCs w:val="28"/>
+        </w:rPr>
+        <w:t xml:space="preserve">Integer Division </w:t>
+      </w:r>
+    </w:p>
+    <w:tbl>
+      <w:tblPr>
+        <w:tblW w:w="10631" w:type="dxa"/>
+        <w:tblBorders>
+          <w:top w:val="single" w:sz="4" w:space="0" w:color="auto"/>
+          <w:left w:val="single" w:sz="4" w:space="0" w:color="auto"/>
+          <w:bottom w:val="single" w:sz="4" w:space="0" w:color="auto"/>
+          <w:right w:val="single" w:sz="4" w:space="0" w:color="auto"/>
+          <w:insideH w:val="single" w:sz="4" w:space="0" w:color="auto"/>
+          <w:insideV w:val="single" w:sz="4" w:space="0" w:color="auto"/>
+        </w:tblBorders>
+        <w:tblCellMar>
+          <w:left w:w="10" w:type="dxa"/>
+          <w:right w:w="10" w:type="dxa"/>
+        </w:tblCellMar>
+        <w:tblLook w:val="04A0" w:firstRow="1" w:lastRow="0" w:firstColumn="1" w:lastColumn="0" w:noHBand="0" w:noVBand="1"/>
+      </w:tblPr>
+      <w:tblGrid>
+        <w:gridCol w:w="2261"/>
+        <w:gridCol w:w="2416"/>
+        <w:gridCol w:w="5954"/>
+      </w:tblGrid>
+      <w:tr>
+        <w:tc>
+          <w:tcPr>
+            <w:tcW w:w="0" w:type="auto"/>
+            <w:tcBorders>
+              <w:top w:val="single" w:sz="1" w:space="0" w:color="BBBBBB"/>
+              <w:left w:val="single" w:sz="1" w:space="0" w:color="BBBBBB"/>
+              <w:bottom w:val="single" w:sz="1" w:space="0" w:color="BBBBBB"/>
+              <w:right w:val="single" w:sz="1" w:space="0" w:color="BBBBBB"/>
+            </w:tcBorders>
+            <w:shd w:val="clear" w:color="auto" w:fill="1F3864"/>
+            <w:tcMar>
+              <w:top w:w="80" w:type="dxa"/>
+              <w:left w:w="120" w:type="dxa"/>
+              <w:bottom w:w="80" w:type="dxa"/>
+              <w:right w:w="120" w:type="dxa"/>
+            </w:tcMar>
+          </w:tcPr>
+          <w:p>
+            <w:pPr>
+              <w:rPr>
+                <w:rFonts w:ascii="Times New Roman" w:hAnsi="Times New Roman" w:cs="Times New Roman"/>
+                <w:sz w:val="28"/>
+                <w:szCs w:val="28"/>
+              </w:rPr>
+            </w:pPr>
+            <w:r>
+              <w:rPr>
+                <w:rFonts w:ascii="Times New Roman" w:hAnsi="Times New Roman" w:cs="Times New Roman"/>
+                <w:b/>
+                <w:bCs/>
+                <w:color w:val="FFFFFF"/>
+                <w:sz w:val="28"/>
+                <w:szCs w:val="28"/>
+              </w:rPr>
+              <w:t>Python</w:t>
+            </w:r>
+          </w:p>
+        </w:tc>
+        <w:tc>
+          <w:tcPr>
+            <w:tcW w:w="2416" w:type="dxa"/>
+            <w:tcBorders>
+              <w:top w:val="single" w:sz="1" w:space="0" w:color="BBBBBB"/>
+              <w:left w:val="single" w:sz="1" w:space="0" w:color="BBBBBB"/>
+              <w:bottom w:val="single" w:sz="1" w:space="0" w:color="BBBBBB"/>
+              <w:right w:val="single" w:sz="1" w:space="0" w:color="BBBBBB"/>
+            </w:tcBorders>
+            <w:shd w:val="clear" w:color="auto" w:fill="1F3864"/>
+            <w:tcMar>
+              <w:top w:w="80" w:type="dxa"/>
+              <w:left w:w="120" w:type="dxa"/>
+              <w:bottom w:w="80" w:type="dxa"/>
+              <w:right w:w="120" w:type="dxa"/>
+            </w:tcMar>
+          </w:tcPr>
+          <w:p>
+            <w:pPr>
+              <w:rPr>
+                <w:rFonts w:ascii="Times New Roman" w:hAnsi="Times New Roman" w:cs="Times New Roman"/>
+                <w:sz w:val="28"/>
+                <w:szCs w:val="28"/>
+              </w:rPr>
+            </w:pPr>
+            <w:r>
+              <w:rPr>
+                <w:rFonts w:ascii="Times New Roman" w:hAnsi="Times New Roman" w:cs="Times New Roman"/>
+                <w:b/>
+                <w:bCs/>
+                <w:color w:val="FFFFFF"/>
+                <w:sz w:val="28"/>
+                <w:szCs w:val="28"/>
+              </w:rPr>
+              <w:t>C Equivalent</w:t>
+            </w:r>
+          </w:p>
+        </w:tc>
+        <w:tc>
+          <w:tcPr>
+            <w:tcW w:w="5954" w:type="dxa"/>
+            <w:tcBorders>
+              <w:top w:val="single" w:sz="1" w:space="0" w:color="BBBBBB"/>
+              <w:left w:val="single" w:sz="1" w:space="0" w:color="BBBBBB"/>
+              <w:bottom w:val="single" w:sz="1" w:space="0" w:color="BBBBBB"/>
+              <w:right w:val="single" w:sz="1" w:space="0" w:color="BBBBBB"/>
+            </w:tcBorders>
+            <w:shd w:val="clear" w:color="auto" w:fill="1F3864"/>
+            <w:tcMar>
+              <w:top w:w="80" w:type="dxa"/>
+              <w:left w:w="120" w:type="dxa"/>
+              <w:bottom w:w="80" w:type="dxa"/>
+              <w:right w:w="120" w:type="dxa"/>
+            </w:tcMar>
+          </w:tcPr>
+          <w:p>
+            <w:pPr>
+              <w:rPr>
+                <w:rFonts w:ascii="Times New Roman" w:hAnsi="Times New Roman" w:cs="Times New Roman"/>
+                <w:sz w:val="28"/>
+                <w:szCs w:val="28"/>
+              </w:rPr>
+            </w:pPr>
+            <w:r>
+              <w:rPr>
+                <w:rFonts w:ascii="Times New Roman" w:hAnsi="Times New Roman" w:cs="Times New Roman"/>
+                <w:b/>
+                <w:bCs/>
+                <w:color w:val="FFFFFF"/>
+                <w:sz w:val="28"/>
+                <w:szCs w:val="28"/>
+              </w:rPr>
+              <w:t>Notes</w:t>
+            </w:r>
+          </w:p>
+        </w:tc>
+      </w:tr>
+      <w:tr>
+        <w:tc>
+          <w:tcPr>
+            <w:tcW w:w="0" w:type="auto"/>
+            <w:tcBorders>
+              <w:top w:val="single" w:sz="1" w:space="0" w:color="BBBBBB"/>
+              <w:left w:val="single" w:sz="1" w:space="0" w:color="BBBBBB"/>
+              <w:bottom w:val="single" w:sz="1" w:space="0" w:color="BBBBBB"/>
+              <w:right w:val="single" w:sz="1" w:space="0" w:color="BBBBBB"/>
+            </w:tcBorders>
+            <w:tcMar>
+              <w:top w:w="80" w:type="dxa"/>
+              <w:left w:w="120" w:type="dxa"/>
+              <w:bottom w:w="80" w:type="dxa"/>
+              <w:right w:w="120" w:type="dxa"/>
+            </w:tcMar>
+            <w:vAlign w:val="center"/>
+          </w:tcPr>
+          <w:p>
+            <w:pPr>
+              <w:rPr>
+                <w:rFonts w:ascii="Times New Roman" w:hAnsi="Times New Roman" w:cs="Times New Roman"/>
+                <w:sz w:val="28"/>
+                <w:szCs w:val="28"/>
+              </w:rPr>
+            </w:pPr>
+            <w:r>
+              <w:rPr>
+                <w:rFonts w:ascii="Times New Roman" w:hAnsi="Times New Roman" w:cs="Times New Roman"/>
+                <w:sz w:val="28"/>
+                <w:szCs w:val="28"/>
+              </w:rPr>
+              <w:t>a / b (both int)</w:t>
+            </w:r>
+          </w:p>
+        </w:tc>
+        <w:tc>
+          <w:tcPr>
+            <w:tcW w:w="2416" w:type="dxa"/>
+            <w:tcBorders>
+              <w:top w:val="single" w:sz="1" w:space="0" w:color="BBBBBB"/>
+              <w:left w:val="single" w:sz="1" w:space="0" w:color="BBBBBB"/>
+              <w:bottom w:val="single" w:sz="1" w:space="0" w:color="BBBBBB"/>
+              <w:right w:val="single" w:sz="1" w:space="0" w:color="BBBBBB"/>
+            </w:tcBorders>
+            <w:tcMar>
+              <w:top w:w="80" w:type="dxa"/>
+              <w:left w:w="120" w:type="dxa"/>
+              <w:bottom w:w="80" w:type="dxa"/>
+              <w:right w:w="120" w:type="dxa"/>
+            </w:tcMar>
+            <w:vAlign w:val="center"/>
+          </w:tcPr>
+          <w:p>
+            <w:pPr>
+              <w:rPr>
+                <w:rFonts w:ascii="Times New Roman" w:hAnsi="Times New Roman" w:cs="Times New Roman"/>
+                <w:sz w:val="28"/>
+                <w:szCs w:val="28"/>
+              </w:rPr>
+            </w:pPr>
+            <w:r>
+              <w:rPr>
+                <w:rFonts w:ascii="Times New Roman" w:hAnsi="Times New Roman" w:cs="Times New Roman"/>
+                <w:sz w:val="28"/>
+                <w:szCs w:val="28"/>
+              </w:rPr>
+              <w:t>(float)a / b</w:t>
+            </w:r>
+          </w:p>
+        </w:tc>
+        <w:tc>
+          <w:tcPr>
+            <w:tcW w:w="5954" w:type="dxa"/>
+            <w:tcBorders>
+              <w:top w:val="single" w:sz="1" w:space="0" w:color="BBBBBB"/>
+              <w:left w:val="single" w:sz="1" w:space="0" w:color="BBBBBB"/>
+              <w:bottom w:val="single" w:sz="1" w:space="0" w:color="BBBBBB"/>
+              <w:right w:val="single" w:sz="1" w:space="0" w:color="BBBBBB"/>
+            </w:tcBorders>
+            <w:tcMar>
+              <w:top w:w="80" w:type="dxa"/>
+              <w:left w:w="120" w:type="dxa"/>
+              <w:bottom w:w="80" w:type="dxa"/>
+              <w:right w:w="120" w:type="dxa"/>
+            </w:tcMar>
+            <w:vAlign w:val="center"/>
+          </w:tcPr>
+          <w:p>
+            <w:pPr>
+              <w:rPr>
+                <w:rFonts w:ascii="Times New Roman" w:hAnsi="Times New Roman" w:cs="Times New Roman"/>
+                <w:sz w:val="28"/>
+                <w:szCs w:val="28"/>
+              </w:rPr>
+            </w:pPr>
+            <w:r>
+              <w:rPr>
+                <w:rFonts w:ascii="Times New Roman" w:hAnsi="Times New Roman" w:cs="Times New Roman"/>
+                <w:sz w:val="28"/>
+                <w:szCs w:val="28"/>
+              </w:rPr>
+              <w:t>Cast applied to left operand; result stored as float</w:t>
+            </w:r>
+          </w:p>
+        </w:tc>
+      </w:tr>
+      <w:tr>
+        <w:tc>
+          <w:tcPr>
+            <w:tcW w:w="0" w:type="auto"/>
+            <w:tcBorders>
+              <w:top w:val="single" w:sz="1" w:space="0" w:color="BBBBBB"/>
+              <w:left w:val="single" w:sz="1" w:space="0" w:color="BBBBBB"/>
+              <w:bottom w:val="single" w:sz="1" w:space="0" w:color="BBBBBB"/>
+              <w:right w:val="single" w:sz="1" w:space="0" w:color="BBBBBB"/>
+            </w:tcBorders>
+            <w:tcMar>
+              <w:top w:w="80" w:type="dxa"/>
+              <w:left w:w="120" w:type="dxa"/>
+              <w:bottom w:w="80" w:type="dxa"/>
+              <w:right w:w="120" w:type="dxa"/>
+            </w:tcMar>
+            <w:vAlign w:val="center"/>
+          </w:tcPr>
+          <w:p>
+            <w:pPr>
+              <w:rPr>
+                <w:rFonts w:ascii="Times New Roman" w:hAnsi="Times New Roman" w:cs="Times New Roman"/>
+                <w:sz w:val="28"/>
+                <w:szCs w:val="28"/>
+              </w:rPr>
+            </w:pPr>
+            <w:r>
+              <w:rPr>
+                <w:rFonts w:ascii="Times New Roman" w:hAnsi="Times New Roman" w:cs="Times New Roman"/>
+                <w:sz w:val="28"/>
+                <w:szCs w:val="28"/>
+              </w:rPr>
+              <w:t>a / b (one is float)</w:t>
+            </w:r>
+          </w:p>
+        </w:tc>
+        <w:tc>
+          <w:tcPr>
+            <w:tcW w:w="2416" w:type="dxa"/>
+            <w:tcBorders>
+              <w:top w:val="single" w:sz="1" w:space="0" w:color="BBBBBB"/>
+              <w:left w:val="single" w:sz="1" w:space="0" w:color="BBBBBB"/>
+              <w:bottom w:val="single" w:sz="1" w:space="0" w:color="BBBBBB"/>
+              <w:right w:val="single" w:sz="1" w:space="0" w:color="BBBBBB"/>
+            </w:tcBorders>
+            <w:tcMar>
+              <w:top w:w="80" w:type="dxa"/>
+              <w:left w:w="120" w:type="dxa"/>
+              <w:bottom w:w="80" w:type="dxa"/>
+              <w:right w:w="120" w:type="dxa"/>
+            </w:tcMar>
+            <w:vAlign w:val="center"/>
+          </w:tcPr>
+          <w:p>
+            <w:pPr>
+              <w:rPr>
+                <w:rFonts w:ascii="Times New Roman" w:hAnsi="Times New Roman" w:cs="Times New Roman"/>
+                <w:sz w:val="28"/>
+                <w:szCs w:val="28"/>
+              </w:rPr>
+            </w:pPr>
+            <w:r>
+              <w:rPr>
+                <w:rFonts w:ascii="Times New Roman" w:hAnsi="Times New Roman" w:cs="Times New Roman"/>
+                <w:sz w:val="28"/>
+                <w:szCs w:val="28"/>
+              </w:rPr>
+              <w:t>a / b</w:t>
+            </w:r>
+          </w:p>
+        </w:tc>
+        <w:tc>
+          <w:tcPr>
+            <w:tcW w:w="5954" w:type="dxa"/>
+            <w:tcBorders>
+              <w:top w:val="single" w:sz="1" w:space="0" w:color="BBBBBB"/>
+              <w:left w:val="single" w:sz="1" w:space="0" w:color="BBBBBB"/>
+              <w:bottom w:val="single" w:sz="1" w:space="0" w:color="BBBBBB"/>
+              <w:right w:val="single" w:sz="1" w:space="0" w:color="BBBBBB"/>
+            </w:tcBorders>
+            <w:tcMar>
+              <w:top w:w="80" w:type="dxa"/>
+              <w:left w:w="120" w:type="dxa"/>
+              <w:bottom w:w="80" w:type="dxa"/>
+              <w:right w:w="120" w:type="dxa"/>
+            </w:tcMar>
+            <w:vAlign w:val="center"/>
+          </w:tcPr>
+          <w:p>
+            <w:pPr>
+              <w:rPr>
+                <w:rFonts w:ascii="Times New Roman" w:hAnsi="Times New Roman" w:cs="Times New Roman"/>
+                <w:sz w:val="28"/>
+                <w:szCs w:val="28"/>
+              </w:rPr>
+            </w:pPr>
+            <w:r>
+              <w:rPr>
+                <w:rFonts w:ascii="Times New Roman" w:hAnsi="Times New Roman" w:cs="Times New Roman"/>
+                <w:sz w:val="28"/>
+                <w:szCs w:val="28"/>
+              </w:rPr>
+              <w:t>No cast needed; C promotes automatically</w:t>
+            </w:r>
+          </w:p>
+        </w:tc>
+      </w:tr>
+      <w:tr>
+        <w:tc>
+          <w:tcPr>
+            <w:tcW w:w="0" w:type="auto"/>
+            <w:tcBorders>
+              <w:top w:val="single" w:sz="1" w:space="0" w:color="BBBBBB"/>
+              <w:left w:val="single" w:sz="1" w:space="0" w:color="BBBBBB"/>
+              <w:bottom w:val="single" w:sz="1" w:space="0" w:color="BBBBBB"/>
+              <w:right w:val="single" w:sz="1" w:space="0" w:color="BBBBBB"/>
+            </w:tcBorders>
+            <w:tcMar>
+              <w:top w:w="80" w:type="dxa"/>
+              <w:left w:w="120" w:type="dxa"/>
+              <w:bottom w:w="80" w:type="dxa"/>
+              <w:right w:w="120" w:type="dxa"/>
+            </w:tcMar>
+            <w:vAlign w:val="center"/>
+          </w:tcPr>
+          <w:p>
+            <w:pPr>
+              <w:rPr>
+                <w:rFonts w:ascii="Times New Roman" w:hAnsi="Times New Roman" w:cs="Times New Roman"/>
+                <w:sz w:val="28"/>
+                <w:szCs w:val="28"/>
+              </w:rPr>
+            </w:pPr>
+            <w:r>
+              <w:rPr>
+                <w:rFonts w:ascii="Times New Roman" w:hAnsi="Times New Roman" w:cs="Times New Roman"/>
+                <w:sz w:val="28"/>
+                <w:szCs w:val="28"/>
+              </w:rPr>
+              <w:t>a // b (floor division)</w:t>
+            </w:r>
+          </w:p>
+        </w:tc>
+        <w:tc>
+          <w:tcPr>
+            <w:tcW w:w="2416" w:type="dxa"/>
+            <w:tcBorders>
+              <w:top w:val="single" w:sz="1" w:space="0" w:color="BBBBBB"/>
+              <w:left w:val="single" w:sz="1" w:space="0" w:color="BBBBBB"/>
+              <w:bottom w:val="single" w:sz="1" w:space="0" w:color="BBBBBB"/>
+              <w:right w:val="single" w:sz="1" w:space="0" w:color="BBBBBB"/>
+            </w:tcBorders>
+            <w:tcMar>
+              <w:top w:w="80" w:type="dxa"/>
+              <w:left w:w="120" w:type="dxa"/>
+              <w:bottom w:w="80" w:type="dxa"/>
+              <w:right w:w="120" w:type="dxa"/>
+            </w:tcMar>
+            <w:vAlign w:val="center"/>
+          </w:tcPr>
+          <w:p>
+            <w:pPr>
+              <w:rPr>
+                <w:rFonts w:ascii="Times New Roman" w:hAnsi="Times New Roman" w:cs="Times New Roman"/>
+                <w:sz w:val="28"/>
+                <w:szCs w:val="28"/>
+              </w:rPr>
+            </w:pPr>
+            <w:r>
+              <w:rPr>
+                <w:rFonts w:ascii="Times New Roman" w:hAnsi="Times New Roman" w:cs="Times New Roman"/>
+                <w:sz w:val="28"/>
+                <w:szCs w:val="28"/>
+              </w:rPr>
+              <w:t>(int)((a) / (b))</w:t>
+            </w:r>
+          </w:p>
+        </w:tc>
+        <w:tc>
+          <w:tcPr>
+            <w:tcW w:w="5954" w:type="dxa"/>
+            <w:tcBorders>
+              <w:top w:val="single" w:sz="1" w:space="0" w:color="BBBBBB"/>
+              <w:left w:val="single" w:sz="1" w:space="0" w:color="BBBBBB"/>
+              <w:bottom w:val="single" w:sz="1" w:space="0" w:color="BBBBBB"/>
+              <w:right w:val="single" w:sz="1" w:space="0" w:color="BBBBBB"/>
+            </w:tcBorders>
+            <w:tcMar>
+              <w:top w:w="80" w:type="dxa"/>
+              <w:left w:w="120" w:type="dxa"/>
+              <w:bottom w:w="80" w:type="dxa"/>
+              <w:right w:w="120" w:type="dxa"/>
+            </w:tcMar>
+            <w:vAlign w:val="center"/>
+          </w:tcPr>
+          <w:p>
+            <w:pPr>
+              <w:rPr>
+                <w:rFonts w:ascii="Times New Roman" w:hAnsi="Times New Roman" w:cs="Times New Roman"/>
+                <w:sz w:val="28"/>
+                <w:szCs w:val="28"/>
+              </w:rPr>
+            </w:pPr>
+            <w:r>
+              <w:rPr>
+                <w:rFonts w:ascii="Times New Roman" w:hAnsi="Times New Roman" w:cs="Times New Roman"/>
+                <w:sz w:val="28"/>
+                <w:szCs w:val="28"/>
+              </w:rPr>
+              <w:t>Explicit truncation to int, matching Python // semantics</w:t>
+            </w:r>
+          </w:p>
+        </w:tc>
+      </w:tr>
+    </w:tbl>
+    <w:p>
+      <w:pPr>
+        <w:spacing w:before="160"/>
+        <w:rPr>
+          <w:rFonts w:ascii="Times New Roman" w:hAnsi="Times New Roman" w:cs="Times New Roman"/>
+          <w:sz w:val="28"/>
+          <w:szCs w:val="28"/>
+        </w:rPr>
+      </w:pPr>
+    </w:p>
+    <w:p>
+      <w:pPr>
+        <w:spacing w:before="180" w:after="80"/>
+        <w:rPr>
+          <w:rFonts w:ascii="Times New Roman" w:hAnsi="Times New Roman" w:cs="Times New Roman"/>
+          <w:sz w:val="28"/>
+          <w:szCs w:val="28"/>
+        </w:rPr>
+      </w:pPr>
+      <w:r>
+        <w:rPr>
+          <w:rFonts w:ascii="Times New Roman" w:hAnsi="Times New Roman" w:cs="Times New Roman"/>
+          <w:b/>
+          <w:bCs/>
+          <w:color w:val="333333"/>
+          <w:sz w:val="28"/>
+          <w:szCs w:val="28"/>
+        </w:rPr>
+        <w:t>4</w:t>
+      </w:r>
+      <w:r>
+        <w:rPr>
+          <w:rFonts w:ascii="Times New Roman" w:hAnsi="Times New Roman" w:cs="Times New Roman"/>
+          <w:b/>
+          <w:bCs/>
+          <w:color w:val="333333"/>
+          <w:sz w:val="28"/>
+          <w:szCs w:val="28"/>
+        </w:rPr>
+        <w:t xml:space="preserve">.2 </w:t>
+      </w:r>
+      <w:r>
+        <w:rPr>
+          <w:rFonts w:ascii="Times New Roman" w:hAnsi="Times New Roman" w:cs="Times New Roman"/>
+          <w:b/>
+          <w:bCs/>
+          <w:color w:val="333333"/>
+          <w:sz w:val="28"/>
+          <w:szCs w:val="28"/>
+        </w:rPr>
+        <w:t>Function Prototypes</w:t>
+      </w:r>
+    </w:p>
+    <w:tbl>
+      <w:tblPr>
+        <w:tblW w:w="10205" w:type="dxa"/>
+        <w:tblBorders>
+          <w:top w:val="single" w:sz="4" w:space="0" w:color="auto"/>
+          <w:left w:val="single" w:sz="4" w:space="0" w:color="auto"/>
+          <w:bottom w:val="single" w:sz="4" w:space="0" w:color="auto"/>
+          <w:right w:val="single" w:sz="4" w:space="0" w:color="auto"/>
+          <w:insideH w:val="single" w:sz="4" w:space="0" w:color="auto"/>
+          <w:insideV w:val="single" w:sz="4" w:space="0" w:color="auto"/>
+        </w:tblBorders>
+        <w:tblCellMar>
+          <w:left w:w="10" w:type="dxa"/>
+          <w:right w:w="10" w:type="dxa"/>
+        </w:tblCellMar>
+        <w:tblLook w:val="04A0" w:firstRow="1" w:lastRow="0" w:firstColumn="1" w:lastColumn="0" w:noHBand="0" w:noVBand="1"/>
+      </w:tblPr>
+      <w:tblGrid>
+        <w:gridCol w:w="3401"/>
+        <w:gridCol w:w="3402"/>
+        <w:gridCol w:w="3402"/>
+      </w:tblGrid>
+      <w:tr>
+        <w:tc>
+          <w:tcPr>
+            <w:tcW w:w="3401" w:type="dxa"/>
+            <w:tcBorders>
+              <w:top w:val="single" w:sz="1" w:space="0" w:color="BBBBBB"/>
+              <w:left w:val="single" w:sz="1" w:space="0" w:color="BBBBBB"/>
+              <w:bottom w:val="single" w:sz="1" w:space="0" w:color="BBBBBB"/>
+              <w:right w:val="single" w:sz="1" w:space="0" w:color="BBBBBB"/>
+            </w:tcBorders>
+            <w:shd w:val="clear" w:color="auto" w:fill="1F3864"/>
+            <w:tcMar>
+              <w:top w:w="80" w:type="dxa"/>
+              <w:left w:w="120" w:type="dxa"/>
+              <w:bottom w:w="80" w:type="dxa"/>
+              <w:right w:w="120" w:type="dxa"/>
+            </w:tcMar>
+          </w:tcPr>
+          <w:p>
+            <w:pPr>
+              <w:rPr>
+                <w:rFonts w:ascii="Times New Roman" w:hAnsi="Times New Roman" w:cs="Times New Roman"/>
+                <w:sz w:val="28"/>
+                <w:szCs w:val="28"/>
+              </w:rPr>
+            </w:pPr>
+            <w:r>
+              <w:rPr>
+                <w:rFonts w:ascii="Times New Roman" w:hAnsi="Times New Roman" w:cs="Times New Roman"/>
+                <w:b/>
+                <w:bCs/>
+                <w:color w:val="FFFFFF"/>
+                <w:sz w:val="28"/>
+                <w:szCs w:val="28"/>
+              </w:rPr>
+              <w:t>What is generated?</w:t>
+            </w:r>
+          </w:p>
+        </w:tc>
+        <w:tc>
+          <w:tcPr>
+            <w:tcW w:w="3402" w:type="dxa"/>
+            <w:tcBorders>
+              <w:top w:val="single" w:sz="1" w:space="0" w:color="BBBBBB"/>
+              <w:left w:val="single" w:sz="1" w:space="0" w:color="BBBBBB"/>
+              <w:bottom w:val="single" w:sz="1" w:space="0" w:color="BBBBBB"/>
+              <w:right w:val="single" w:sz="1" w:space="0" w:color="BBBBBB"/>
+            </w:tcBorders>
+            <w:shd w:val="clear" w:color="auto" w:fill="1F3864"/>
+            <w:tcMar>
+              <w:top w:w="80" w:type="dxa"/>
+              <w:left w:w="120" w:type="dxa"/>
+              <w:bottom w:w="80" w:type="dxa"/>
+              <w:right w:w="120" w:type="dxa"/>
+            </w:tcMar>
+          </w:tcPr>
+          <w:p>
+            <w:pPr>
+              <w:rPr>
+                <w:rFonts w:ascii="Times New Roman" w:hAnsi="Times New Roman" w:cs="Times New Roman"/>
+                <w:sz w:val="28"/>
+                <w:szCs w:val="28"/>
+              </w:rPr>
+            </w:pPr>
+            <w:r>
+              <w:rPr>
+                <w:rFonts w:ascii="Times New Roman" w:hAnsi="Times New Roman" w:cs="Times New Roman"/>
+                <w:b/>
+                <w:bCs/>
+                <w:color w:val="FFFFFF"/>
+                <w:sz w:val="28"/>
+                <w:szCs w:val="28"/>
+              </w:rPr>
+              <w:t>Where it appears?</w:t>
+            </w:r>
+          </w:p>
+        </w:tc>
+        <w:tc>
+          <w:tcPr>
+            <w:tcW w:w="3402" w:type="dxa"/>
+            <w:tcBorders>
+              <w:top w:val="single" w:sz="1" w:space="0" w:color="BBBBBB"/>
+              <w:left w:val="single" w:sz="1" w:space="0" w:color="BBBBBB"/>
+              <w:bottom w:val="single" w:sz="1" w:space="0" w:color="BBBBBB"/>
+              <w:right w:val="single" w:sz="1" w:space="0" w:color="BBBBBB"/>
+            </w:tcBorders>
+            <w:shd w:val="clear" w:color="auto" w:fill="1F3864"/>
+          </w:tcPr>
+          <w:p>
+            <w:pPr>
+              <w:rPr>
+                <w:rFonts w:ascii="Times New Roman" w:hAnsi="Times New Roman" w:cs="Times New Roman"/>
+                <w:b/>
+                <w:bCs/>
+                <w:color w:val="FFFFFF"/>
+                <w:sz w:val="28"/>
+                <w:szCs w:val="28"/>
+              </w:rPr>
+            </w:pPr>
+            <w:r>
+              <w:rPr>
+                <w:rFonts w:ascii="Times New Roman" w:hAnsi="Times New Roman" w:cs="Times New Roman"/>
+                <w:b/>
+                <w:bCs/>
+                <w:color w:val="FFFFFF"/>
+                <w:sz w:val="28"/>
+                <w:szCs w:val="28"/>
+              </w:rPr>
+              <w:t>Example</w:t>
+            </w:r>
+          </w:p>
+        </w:tc>
+      </w:tr>
+      <w:tr>
+        <w:tc>
+          <w:tcPr>
+            <w:tcW w:w="3401" w:type="dxa"/>
+            <w:tcBorders>
+              <w:top w:val="single" w:sz="1" w:space="0" w:color="BBBBBB"/>
+              <w:left w:val="single" w:sz="1" w:space="0" w:color="BBBBBB"/>
+              <w:bottom w:val="single" w:sz="1" w:space="0" w:color="BBBBBB"/>
+              <w:right w:val="single" w:sz="1" w:space="0" w:color="BBBBBB"/>
+            </w:tcBorders>
+            <w:tcMar>
+              <w:top w:w="80" w:type="dxa"/>
+              <w:left w:w="120" w:type="dxa"/>
+              <w:bottom w:w="80" w:type="dxa"/>
+              <w:right w:w="120" w:type="dxa"/>
+            </w:tcMar>
+            <w:vAlign w:val="center"/>
+          </w:tcPr>
+          <w:p>
+            <w:pPr>
+              <w:rPr>
+                <w:rFonts w:ascii="Times New Roman" w:hAnsi="Times New Roman" w:cs="Times New Roman"/>
+                <w:sz w:val="28"/>
+                <w:szCs w:val="28"/>
+              </w:rPr>
+            </w:pPr>
+            <w:r>
+              <w:rPr>
+                <w:rFonts w:ascii="Times New Roman" w:hAnsi="Times New Roman" w:cs="Times New Roman"/>
+                <w:sz w:val="28"/>
+                <w:szCs w:val="28"/>
+              </w:rPr>
+              <w:t>Function prototype</w:t>
+            </w:r>
+          </w:p>
+        </w:tc>
+        <w:tc>
+          <w:tcPr>
+            <w:tcW w:w="3402" w:type="dxa"/>
+            <w:tcBorders>
+              <w:top w:val="single" w:sz="1" w:space="0" w:color="BBBBBB"/>
+              <w:left w:val="single" w:sz="1" w:space="0" w:color="BBBBBB"/>
+              <w:bottom w:val="single" w:sz="1" w:space="0" w:color="BBBBBB"/>
+              <w:right w:val="single" w:sz="1" w:space="0" w:color="BBBBBB"/>
+            </w:tcBorders>
+            <w:tcMar>
+              <w:top w:w="80" w:type="dxa"/>
+              <w:left w:w="120" w:type="dxa"/>
+              <w:bottom w:w="80" w:type="dxa"/>
+              <w:right w:w="120" w:type="dxa"/>
+            </w:tcMar>
+            <w:vAlign w:val="center"/>
+          </w:tcPr>
+          <w:p>
+            <w:pPr>
+              <w:rPr>
+                <w:rFonts w:ascii="Times New Roman" w:hAnsi="Times New Roman" w:cs="Times New Roman"/>
+                <w:sz w:val="28"/>
+                <w:szCs w:val="28"/>
+              </w:rPr>
+            </w:pPr>
+            <w:r>
+              <w:rPr>
+                <w:rFonts w:ascii="Times New Roman" w:hAnsi="Times New Roman" w:cs="Times New Roman"/>
+                <w:sz w:val="28"/>
+                <w:szCs w:val="28"/>
+              </w:rPr>
+              <w:t xml:space="preserve">Before int </w:t>
+            </w:r>
+            <w:proofErr w:type="gramStart"/>
+            <w:r>
+              <w:rPr>
+                <w:rFonts w:ascii="Times New Roman" w:hAnsi="Times New Roman" w:cs="Times New Roman"/>
+                <w:sz w:val="28"/>
+                <w:szCs w:val="28"/>
+              </w:rPr>
+              <w:t>main(</w:t>
+            </w:r>
+            <w:proofErr w:type="gramEnd"/>
+            <w:r>
+              <w:rPr>
+                <w:rFonts w:ascii="Times New Roman" w:hAnsi="Times New Roman" w:cs="Times New Roman"/>
+                <w:sz w:val="28"/>
+                <w:szCs w:val="28"/>
+              </w:rPr>
+              <w:t>)</w:t>
+            </w:r>
+          </w:p>
+        </w:tc>
+        <w:tc>
+          <w:tcPr>
+            <w:tcW w:w="3402" w:type="dxa"/>
+            <w:tcBorders>
+              <w:top w:val="single" w:sz="1" w:space="0" w:color="BBBBBB"/>
+              <w:left w:val="single" w:sz="1" w:space="0" w:color="BBBBBB"/>
+              <w:bottom w:val="single" w:sz="1" w:space="0" w:color="BBBBBB"/>
+              <w:right w:val="single" w:sz="1" w:space="0" w:color="BBBBBB"/>
+            </w:tcBorders>
+            <w:vAlign w:val="center"/>
+          </w:tcPr>
+          <w:p>
+            <w:pPr>
+              <w:rPr>
+                <w:rFonts w:ascii="Times New Roman" w:hAnsi="Times New Roman" w:cs="Times New Roman"/>
+                <w:color w:val="333333"/>
+                <w:sz w:val="28"/>
+                <w:szCs w:val="28"/>
+              </w:rPr>
+            </w:pPr>
+            <w:r>
+              <w:rPr>
+                <w:rFonts w:ascii="Times New Roman" w:hAnsi="Times New Roman" w:cs="Times New Roman"/>
+                <w:sz w:val="28"/>
+                <w:szCs w:val="28"/>
+              </w:rPr>
+              <w:t xml:space="preserve">int </w:t>
+            </w:r>
+            <w:proofErr w:type="spellStart"/>
+            <w:r>
+              <w:rPr>
+                <w:rFonts w:ascii="Times New Roman" w:hAnsi="Times New Roman" w:cs="Times New Roman"/>
+                <w:sz w:val="28"/>
+                <w:szCs w:val="28"/>
+              </w:rPr>
+              <w:t>is_</w:t>
+            </w:r>
+            <w:proofErr w:type="gramStart"/>
+            <w:r>
+              <w:rPr>
+                <w:rFonts w:ascii="Times New Roman" w:hAnsi="Times New Roman" w:cs="Times New Roman"/>
+                <w:sz w:val="28"/>
+                <w:szCs w:val="28"/>
+              </w:rPr>
+              <w:t>prime</w:t>
+            </w:r>
+            <w:proofErr w:type="spellEnd"/>
+            <w:r>
+              <w:rPr>
+                <w:rFonts w:ascii="Times New Roman" w:hAnsi="Times New Roman" w:cs="Times New Roman"/>
+                <w:sz w:val="28"/>
+                <w:szCs w:val="28"/>
+              </w:rPr>
+              <w:t>(</w:t>
+            </w:r>
+            <w:proofErr w:type="gramEnd"/>
+            <w:r>
+              <w:rPr>
+                <w:rFonts w:ascii="Times New Roman" w:hAnsi="Times New Roman" w:cs="Times New Roman"/>
+                <w:sz w:val="28"/>
+                <w:szCs w:val="28"/>
+              </w:rPr>
+              <w:t>int n);</w:t>
+            </w:r>
+          </w:p>
+        </w:tc>
+      </w:tr>
+      <w:tr>
+        <w:tc>
+          <w:tcPr>
+            <w:tcW w:w="3401" w:type="dxa"/>
+            <w:tcBorders>
+              <w:top w:val="single" w:sz="1" w:space="0" w:color="BBBBBB"/>
+              <w:left w:val="single" w:sz="1" w:space="0" w:color="BBBBBB"/>
+              <w:bottom w:val="single" w:sz="1" w:space="0" w:color="BBBBBB"/>
+              <w:right w:val="single" w:sz="1" w:space="0" w:color="BBBBBB"/>
+            </w:tcBorders>
+            <w:tcMar>
+              <w:top w:w="80" w:type="dxa"/>
+              <w:left w:w="120" w:type="dxa"/>
+              <w:bottom w:w="80" w:type="dxa"/>
+              <w:right w:w="120" w:type="dxa"/>
+            </w:tcMar>
+            <w:vAlign w:val="center"/>
+          </w:tcPr>
+          <w:p>
+            <w:pPr>
+              <w:rPr>
+                <w:rFonts w:ascii="Times New Roman" w:hAnsi="Times New Roman" w:cs="Times New Roman"/>
+                <w:sz w:val="28"/>
+                <w:szCs w:val="28"/>
+              </w:rPr>
+            </w:pPr>
+            <w:r>
+              <w:rPr>
+                <w:rFonts w:ascii="Times New Roman" w:hAnsi="Times New Roman" w:cs="Times New Roman"/>
+                <w:sz w:val="28"/>
+                <w:szCs w:val="28"/>
+              </w:rPr>
+              <w:t>Full function definition</w:t>
+            </w:r>
+          </w:p>
+        </w:tc>
+        <w:tc>
+          <w:tcPr>
+            <w:tcW w:w="3402" w:type="dxa"/>
+            <w:tcBorders>
+              <w:top w:val="single" w:sz="1" w:space="0" w:color="BBBBBB"/>
+              <w:left w:val="single" w:sz="1" w:space="0" w:color="BBBBBB"/>
+              <w:bottom w:val="single" w:sz="1" w:space="0" w:color="BBBBBB"/>
+              <w:right w:val="single" w:sz="1" w:space="0" w:color="BBBBBB"/>
+            </w:tcBorders>
+            <w:tcMar>
+              <w:top w:w="80" w:type="dxa"/>
+              <w:left w:w="120" w:type="dxa"/>
+              <w:bottom w:w="80" w:type="dxa"/>
+              <w:right w:w="120" w:type="dxa"/>
+            </w:tcMar>
+            <w:vAlign w:val="center"/>
+          </w:tcPr>
+          <w:p>
+            <w:pPr>
+              <w:rPr>
+                <w:rFonts w:ascii="Times New Roman" w:hAnsi="Times New Roman" w:cs="Times New Roman"/>
+                <w:sz w:val="28"/>
+                <w:szCs w:val="28"/>
+              </w:rPr>
+            </w:pPr>
+            <w:r>
+              <w:rPr>
+                <w:rFonts w:ascii="Times New Roman" w:hAnsi="Times New Roman" w:cs="Times New Roman"/>
+                <w:sz w:val="28"/>
+                <w:szCs w:val="28"/>
+              </w:rPr>
+              <w:t xml:space="preserve">After int </w:t>
+            </w:r>
+            <w:proofErr w:type="gramStart"/>
+            <w:r>
+              <w:rPr>
+                <w:rFonts w:ascii="Times New Roman" w:hAnsi="Times New Roman" w:cs="Times New Roman"/>
+                <w:sz w:val="28"/>
+                <w:szCs w:val="28"/>
+              </w:rPr>
+              <w:t>main(</w:t>
+            </w:r>
+            <w:proofErr w:type="gramEnd"/>
+            <w:r>
+              <w:rPr>
+                <w:rFonts w:ascii="Times New Roman" w:hAnsi="Times New Roman" w:cs="Times New Roman"/>
+                <w:sz w:val="28"/>
+                <w:szCs w:val="28"/>
+              </w:rPr>
+              <w:t>)</w:t>
+            </w:r>
+          </w:p>
+        </w:tc>
+        <w:tc>
+          <w:tcPr>
+            <w:tcW w:w="3402" w:type="dxa"/>
+            <w:tcBorders>
+              <w:top w:val="single" w:sz="1" w:space="0" w:color="BBBBBB"/>
+              <w:left w:val="single" w:sz="1" w:space="0" w:color="BBBBBB"/>
+              <w:bottom w:val="single" w:sz="1" w:space="0" w:color="BBBBBB"/>
+              <w:right w:val="single" w:sz="1" w:space="0" w:color="BBBBBB"/>
+            </w:tcBorders>
+            <w:vAlign w:val="center"/>
+          </w:tcPr>
+          <w:p>
+            <w:pPr>
+              <w:rPr>
+                <w:rFonts w:ascii="Times New Roman" w:hAnsi="Times New Roman" w:cs="Times New Roman"/>
+                <w:color w:val="333333"/>
+                <w:sz w:val="28"/>
+                <w:szCs w:val="28"/>
+              </w:rPr>
+            </w:pPr>
+            <w:r>
+              <w:rPr>
+                <w:rFonts w:ascii="Times New Roman" w:hAnsi="Times New Roman" w:cs="Times New Roman"/>
+                <w:sz w:val="28"/>
+                <w:szCs w:val="28"/>
+              </w:rPr>
+              <w:t xml:space="preserve">int </w:t>
+            </w:r>
+            <w:proofErr w:type="spellStart"/>
+            <w:r>
+              <w:rPr>
+                <w:rFonts w:ascii="Times New Roman" w:hAnsi="Times New Roman" w:cs="Times New Roman"/>
+                <w:sz w:val="28"/>
+                <w:szCs w:val="28"/>
+              </w:rPr>
+              <w:t>is_</w:t>
+            </w:r>
+            <w:proofErr w:type="gramStart"/>
+            <w:r>
+              <w:rPr>
+                <w:rFonts w:ascii="Times New Roman" w:hAnsi="Times New Roman" w:cs="Times New Roman"/>
+                <w:sz w:val="28"/>
+                <w:szCs w:val="28"/>
+              </w:rPr>
+              <w:t>prime</w:t>
+            </w:r>
+            <w:proofErr w:type="spellEnd"/>
+            <w:r>
+              <w:rPr>
+                <w:rFonts w:ascii="Times New Roman" w:hAnsi="Times New Roman" w:cs="Times New Roman"/>
+                <w:sz w:val="28"/>
+                <w:szCs w:val="28"/>
+              </w:rPr>
+              <w:t>(</w:t>
+            </w:r>
+            <w:proofErr w:type="gramEnd"/>
+            <w:r>
+              <w:rPr>
+                <w:rFonts w:ascii="Times New Roman" w:hAnsi="Times New Roman" w:cs="Times New Roman"/>
+                <w:sz w:val="28"/>
+                <w:szCs w:val="28"/>
+              </w:rPr>
+              <w:t xml:space="preserve">int n) </w:t>
+            </w:r>
+            <w:proofErr w:type="gramStart"/>
+            <w:r>
+              <w:rPr>
+                <w:rFonts w:ascii="Times New Roman" w:hAnsi="Times New Roman" w:cs="Times New Roman"/>
+                <w:sz w:val="28"/>
+                <w:szCs w:val="28"/>
+              </w:rPr>
+              <w:t>{ ...</w:t>
+            </w:r>
+            <w:proofErr w:type="gramEnd"/>
+            <w:r>
+              <w:rPr>
+                <w:rFonts w:ascii="Times New Roman" w:hAnsi="Times New Roman" w:cs="Times New Roman"/>
+                <w:sz w:val="28"/>
+                <w:szCs w:val="28"/>
+              </w:rPr>
+              <w:t xml:space="preserve"> }</w:t>
+            </w:r>
+          </w:p>
+        </w:tc>
+      </w:tr>
+      <w:tr>
+        <w:tc>
+          <w:tcPr>
+            <w:tcW w:w="3401" w:type="dxa"/>
+            <w:tcBorders>
+              <w:top w:val="single" w:sz="1" w:space="0" w:color="BBBBBB"/>
+              <w:left w:val="single" w:sz="1" w:space="0" w:color="BBBBBB"/>
+              <w:bottom w:val="single" w:sz="1" w:space="0" w:color="BBBBBB"/>
+              <w:right w:val="single" w:sz="1" w:space="0" w:color="BBBBBB"/>
+            </w:tcBorders>
+            <w:tcMar>
+              <w:top w:w="80" w:type="dxa"/>
+              <w:left w:w="120" w:type="dxa"/>
+              <w:bottom w:w="80" w:type="dxa"/>
+              <w:right w:w="120" w:type="dxa"/>
+            </w:tcMar>
+            <w:vAlign w:val="center"/>
+          </w:tcPr>
+          <w:p>
+            <w:pPr>
+              <w:rPr>
+                <w:rFonts w:ascii="Times New Roman" w:hAnsi="Times New Roman" w:cs="Times New Roman"/>
+                <w:sz w:val="28"/>
+                <w:szCs w:val="28"/>
+              </w:rPr>
+            </w:pPr>
+            <w:r>
+              <w:rPr>
+                <w:rFonts w:ascii="Times New Roman" w:hAnsi="Times New Roman" w:cs="Times New Roman"/>
+                <w:sz w:val="28"/>
+                <w:szCs w:val="28"/>
+              </w:rPr>
+              <w:t>Return type: void</w:t>
+            </w:r>
+          </w:p>
+        </w:tc>
+        <w:tc>
+          <w:tcPr>
+            <w:tcW w:w="3402" w:type="dxa"/>
+            <w:tcBorders>
+              <w:top w:val="single" w:sz="1" w:space="0" w:color="BBBBBB"/>
+              <w:left w:val="single" w:sz="1" w:space="0" w:color="BBBBBB"/>
+              <w:bottom w:val="single" w:sz="1" w:space="0" w:color="BBBBBB"/>
+              <w:right w:val="single" w:sz="1" w:space="0" w:color="BBBBBB"/>
+            </w:tcBorders>
+            <w:tcMar>
+              <w:top w:w="80" w:type="dxa"/>
+              <w:left w:w="120" w:type="dxa"/>
+              <w:bottom w:w="80" w:type="dxa"/>
+              <w:right w:w="120" w:type="dxa"/>
+            </w:tcMar>
+            <w:vAlign w:val="center"/>
+          </w:tcPr>
+          <w:p>
+            <w:pPr>
+              <w:rPr>
+                <w:rFonts w:ascii="Times New Roman" w:hAnsi="Times New Roman" w:cs="Times New Roman"/>
+                <w:sz w:val="28"/>
+                <w:szCs w:val="28"/>
+              </w:rPr>
+            </w:pPr>
+            <w:r>
+              <w:rPr>
+                <w:rFonts w:ascii="Times New Roman" w:hAnsi="Times New Roman" w:cs="Times New Roman"/>
+                <w:sz w:val="28"/>
+                <w:szCs w:val="28"/>
+              </w:rPr>
+              <w:t>When no return found</w:t>
+            </w:r>
+          </w:p>
+        </w:tc>
+        <w:tc>
+          <w:tcPr>
+            <w:tcW w:w="3402" w:type="dxa"/>
+            <w:tcBorders>
+              <w:top w:val="single" w:sz="1" w:space="0" w:color="BBBBBB"/>
+              <w:left w:val="single" w:sz="1" w:space="0" w:color="BBBBBB"/>
+              <w:bottom w:val="single" w:sz="1" w:space="0" w:color="BBBBBB"/>
+              <w:right w:val="single" w:sz="1" w:space="0" w:color="BBBBBB"/>
+            </w:tcBorders>
+            <w:vAlign w:val="center"/>
+          </w:tcPr>
+          <w:p>
+            <w:pPr>
+              <w:rPr>
+                <w:rFonts w:ascii="Times New Roman" w:hAnsi="Times New Roman" w:cs="Times New Roman"/>
+                <w:color w:val="333333"/>
+                <w:sz w:val="28"/>
+                <w:szCs w:val="28"/>
+              </w:rPr>
+            </w:pPr>
+            <w:r>
+              <w:rPr>
+                <w:rFonts w:ascii="Times New Roman" w:hAnsi="Times New Roman" w:cs="Times New Roman"/>
+                <w:sz w:val="28"/>
+                <w:szCs w:val="28"/>
+              </w:rPr>
+              <w:t xml:space="preserve">void </w:t>
+            </w:r>
+            <w:proofErr w:type="spellStart"/>
+            <w:r>
+              <w:rPr>
+                <w:rFonts w:ascii="Times New Roman" w:hAnsi="Times New Roman" w:cs="Times New Roman"/>
+                <w:sz w:val="28"/>
+                <w:szCs w:val="28"/>
+              </w:rPr>
+              <w:t>say_</w:t>
+            </w:r>
+            <w:proofErr w:type="gramStart"/>
+            <w:r>
+              <w:rPr>
+                <w:rFonts w:ascii="Times New Roman" w:hAnsi="Times New Roman" w:cs="Times New Roman"/>
+                <w:sz w:val="28"/>
+                <w:szCs w:val="28"/>
+              </w:rPr>
+              <w:t>hello</w:t>
+            </w:r>
+            <w:proofErr w:type="spellEnd"/>
+            <w:r>
+              <w:rPr>
+                <w:rFonts w:ascii="Times New Roman" w:hAnsi="Times New Roman" w:cs="Times New Roman"/>
+                <w:sz w:val="28"/>
+                <w:szCs w:val="28"/>
+              </w:rPr>
+              <w:t>(</w:t>
+            </w:r>
+            <w:proofErr w:type="gramEnd"/>
+            <w:r>
+              <w:rPr>
+                <w:rFonts w:ascii="Times New Roman" w:hAnsi="Times New Roman" w:cs="Times New Roman"/>
+                <w:sz w:val="28"/>
+                <w:szCs w:val="28"/>
+              </w:rPr>
+              <w:t xml:space="preserve">char </w:t>
+            </w:r>
+            <w:proofErr w:type="gramStart"/>
+            <w:r>
+              <w:rPr>
+                <w:rFonts w:ascii="Times New Roman" w:hAnsi="Times New Roman" w:cs="Times New Roman"/>
+                <w:sz w:val="28"/>
+                <w:szCs w:val="28"/>
+              </w:rPr>
+              <w:t>name[</w:t>
+            </w:r>
+            <w:proofErr w:type="gramEnd"/>
+            <w:r>
+              <w:rPr>
+                <w:rFonts w:ascii="Times New Roman" w:hAnsi="Times New Roman" w:cs="Times New Roman"/>
+                <w:sz w:val="28"/>
+                <w:szCs w:val="28"/>
+              </w:rPr>
+              <w:t>]);</w:t>
+            </w:r>
+          </w:p>
+        </w:tc>
+      </w:tr>
+      <w:tr>
+        <w:tc>
+          <w:tcPr>
+            <w:tcW w:w="3401" w:type="dxa"/>
+            <w:tcBorders>
+              <w:top w:val="single" w:sz="1" w:space="0" w:color="BBBBBB"/>
+              <w:left w:val="single" w:sz="1" w:space="0" w:color="BBBBBB"/>
+              <w:bottom w:val="single" w:sz="1" w:space="0" w:color="BBBBBB"/>
+              <w:right w:val="single" w:sz="1" w:space="0" w:color="BBBBBB"/>
+            </w:tcBorders>
+            <w:tcMar>
+              <w:top w:w="80" w:type="dxa"/>
+              <w:left w:w="120" w:type="dxa"/>
+              <w:bottom w:w="80" w:type="dxa"/>
+              <w:right w:w="120" w:type="dxa"/>
+            </w:tcMar>
+            <w:vAlign w:val="center"/>
+          </w:tcPr>
+          <w:p>
+            <w:pPr>
+              <w:rPr>
+                <w:rFonts w:ascii="Times New Roman" w:hAnsi="Times New Roman" w:cs="Times New Roman"/>
+                <w:sz w:val="28"/>
+                <w:szCs w:val="28"/>
+              </w:rPr>
+            </w:pPr>
+            <w:r>
+              <w:rPr>
+                <w:rFonts w:ascii="Times New Roman" w:hAnsi="Times New Roman" w:cs="Times New Roman"/>
+                <w:sz w:val="28"/>
+                <w:szCs w:val="28"/>
+              </w:rPr>
+              <w:t>Return type: float</w:t>
+            </w:r>
+          </w:p>
+        </w:tc>
+        <w:tc>
+          <w:tcPr>
+            <w:tcW w:w="3402" w:type="dxa"/>
+            <w:tcBorders>
+              <w:top w:val="single" w:sz="1" w:space="0" w:color="BBBBBB"/>
+              <w:left w:val="single" w:sz="1" w:space="0" w:color="BBBBBB"/>
+              <w:bottom w:val="single" w:sz="1" w:space="0" w:color="BBBBBB"/>
+              <w:right w:val="single" w:sz="1" w:space="0" w:color="BBBBBB"/>
+            </w:tcBorders>
+            <w:tcMar>
+              <w:top w:w="80" w:type="dxa"/>
+              <w:left w:w="120" w:type="dxa"/>
+              <w:bottom w:w="80" w:type="dxa"/>
+              <w:right w:w="120" w:type="dxa"/>
+            </w:tcMar>
+            <w:vAlign w:val="center"/>
+          </w:tcPr>
+          <w:p>
+            <w:pPr>
+              <w:rPr>
+                <w:rFonts w:ascii="Times New Roman" w:hAnsi="Times New Roman" w:cs="Times New Roman"/>
+                <w:sz w:val="28"/>
+                <w:szCs w:val="28"/>
+              </w:rPr>
+            </w:pPr>
+            <w:r>
+              <w:rPr>
+                <w:rFonts w:ascii="Times New Roman" w:hAnsi="Times New Roman" w:cs="Times New Roman"/>
+                <w:sz w:val="28"/>
+                <w:szCs w:val="28"/>
+              </w:rPr>
+              <w:t>When float value returned</w:t>
+            </w:r>
+          </w:p>
+        </w:tc>
+        <w:tc>
+          <w:tcPr>
+            <w:tcW w:w="3402" w:type="dxa"/>
+            <w:tcBorders>
+              <w:top w:val="single" w:sz="1" w:space="0" w:color="BBBBBB"/>
+              <w:left w:val="single" w:sz="1" w:space="0" w:color="BBBBBB"/>
+              <w:bottom w:val="single" w:sz="1" w:space="0" w:color="BBBBBB"/>
+              <w:right w:val="single" w:sz="1" w:space="0" w:color="BBBBBB"/>
+            </w:tcBorders>
+            <w:vAlign w:val="center"/>
+          </w:tcPr>
+          <w:p>
+            <w:pPr>
+              <w:rPr>
+                <w:rFonts w:ascii="Times New Roman" w:hAnsi="Times New Roman" w:cs="Times New Roman"/>
+                <w:color w:val="333333"/>
+                <w:sz w:val="28"/>
+                <w:szCs w:val="28"/>
+              </w:rPr>
+            </w:pPr>
+            <w:r>
+              <w:rPr>
+                <w:rFonts w:ascii="Times New Roman" w:hAnsi="Times New Roman" w:cs="Times New Roman"/>
+                <w:sz w:val="28"/>
+                <w:szCs w:val="28"/>
+              </w:rPr>
+              <w:t xml:space="preserve">float </w:t>
+            </w:r>
+            <w:proofErr w:type="gramStart"/>
+            <w:r>
+              <w:rPr>
+                <w:rFonts w:ascii="Times New Roman" w:hAnsi="Times New Roman" w:cs="Times New Roman"/>
+                <w:sz w:val="28"/>
+                <w:szCs w:val="28"/>
+              </w:rPr>
+              <w:t>average(</w:t>
+            </w:r>
+            <w:proofErr w:type="gramEnd"/>
+            <w:r>
+              <w:rPr>
+                <w:rFonts w:ascii="Times New Roman" w:hAnsi="Times New Roman" w:cs="Times New Roman"/>
+                <w:sz w:val="28"/>
+                <w:szCs w:val="28"/>
+              </w:rPr>
+              <w:t>int a, int b);</w:t>
+            </w:r>
+          </w:p>
+        </w:tc>
+      </w:tr>
+    </w:tbl>
+    <w:p>
+      <w:pPr>
+        <w:spacing w:before="160"/>
+        <w:rPr>
+          <w:rFonts w:ascii="Times New Roman" w:hAnsi="Times New Roman" w:cs="Times New Roman"/>
+          <w:sz w:val="28"/>
+          <w:szCs w:val="28"/>
+        </w:rPr>
+      </w:pPr>
+    </w:p>
+    <w:p>
+      <w:pPr>
+        <w:spacing w:before="180" w:after="80"/>
+        <w:rPr>
+          <w:rFonts w:ascii="Times New Roman" w:hAnsi="Times New Roman" w:cs="Times New Roman"/>
+          <w:b/>
+          <w:bCs/>
+          <w:vanish/>
+          <w:color w:val="333333"/>
+          <w:sz w:val="28"/>
+          <w:szCs w:val="28"/>
+        </w:rPr>
+      </w:pPr>
+    </w:p>
+    <w:p>
+      <w:pPr>
+        <w:spacing w:before="180" w:after="80"/>
+        <w:rPr>
+          <w:rFonts w:ascii="Times New Roman" w:hAnsi="Times New Roman" w:cs="Times New Roman"/>
+          <w:sz w:val="28"/>
+          <w:szCs w:val="28"/>
+        </w:rPr>
+      </w:pPr>
+      <w:r>
+        <w:rPr>
+          <w:rFonts w:ascii="Times New Roman" w:hAnsi="Times New Roman" w:cs="Times New Roman"/>
+          <w:b/>
+          <w:bCs/>
+          <w:color w:val="333333"/>
+          <w:sz w:val="28"/>
+          <w:szCs w:val="28"/>
+        </w:rPr>
+        <w:t>4</w:t>
+      </w:r>
+      <w:r>
+        <w:rPr>
+          <w:rFonts w:ascii="Times New Roman" w:hAnsi="Times New Roman" w:cs="Times New Roman"/>
+          <w:b/>
+          <w:bCs/>
+          <w:color w:val="333333"/>
+          <w:sz w:val="28"/>
+          <w:szCs w:val="28"/>
+        </w:rPr>
+        <w:t xml:space="preserve">.3 </w:t>
+      </w:r>
+      <w:r>
+        <w:rPr>
+          <w:rFonts w:ascii="Times New Roman" w:hAnsi="Times New Roman" w:cs="Times New Roman"/>
+          <w:b/>
+          <w:bCs/>
+          <w:color w:val="333333"/>
+          <w:sz w:val="28"/>
+          <w:szCs w:val="28"/>
+        </w:rPr>
+        <w:t>Control Flow Statements: Pass,</w:t>
+      </w:r>
+      <w:r>
+        <w:rPr>
+          <w:rFonts w:ascii="Times New Roman" w:hAnsi="Times New Roman" w:cs="Times New Roman"/>
+          <w:b/>
+          <w:bCs/>
+          <w:color w:val="333333"/>
+          <w:sz w:val="28"/>
+          <w:szCs w:val="28"/>
+        </w:rPr>
+        <w:t xml:space="preserve"> </w:t>
+      </w:r>
+      <w:r>
+        <w:rPr>
+          <w:rFonts w:ascii="Times New Roman" w:hAnsi="Times New Roman" w:cs="Times New Roman"/>
+          <w:b/>
+          <w:bCs/>
+          <w:color w:val="333333"/>
+          <w:sz w:val="28"/>
+          <w:szCs w:val="28"/>
+        </w:rPr>
+        <w:t>Break,</w:t>
+      </w:r>
+      <w:r>
+        <w:rPr>
+          <w:rFonts w:ascii="Times New Roman" w:hAnsi="Times New Roman" w:cs="Times New Roman"/>
+          <w:b/>
+          <w:bCs/>
+          <w:color w:val="333333"/>
+          <w:sz w:val="28"/>
+          <w:szCs w:val="28"/>
+        </w:rPr>
+        <w:t xml:space="preserve"> </w:t>
+      </w:r>
+      <w:r>
+        <w:rPr>
+          <w:rFonts w:ascii="Times New Roman" w:hAnsi="Times New Roman" w:cs="Times New Roman"/>
+          <w:b/>
+          <w:bCs/>
+          <w:color w:val="333333"/>
+          <w:sz w:val="28"/>
+          <w:szCs w:val="28"/>
+        </w:rPr>
+        <w:t>Continue</w:t>
+      </w:r>
+    </w:p>
+    <w:tbl>
+      <w:tblPr>
+        <w:tblW w:w="9360" w:type="dxa"/>
+        <w:tblBorders>
+          <w:top w:val="single" w:sz="4" w:space="0" w:color="auto"/>
+          <w:left w:val="single" w:sz="4" w:space="0" w:color="auto"/>
+          <w:bottom w:val="single" w:sz="4" w:space="0" w:color="auto"/>
+          <w:right w:val="single" w:sz="4" w:space="0" w:color="auto"/>
+          <w:insideH w:val="single" w:sz="4" w:space="0" w:color="auto"/>
+          <w:insideV w:val="single" w:sz="4" w:space="0" w:color="auto"/>
+        </w:tblBorders>
+        <w:tblCellMar>
+          <w:left w:w="10" w:type="dxa"/>
+          <w:right w:w="10" w:type="dxa"/>
+        </w:tblCellMar>
+        <w:tblLook w:val="04A0" w:firstRow="1" w:lastRow="0" w:firstColumn="1" w:lastColumn="0" w:noHBand="0" w:noVBand="1"/>
+      </w:tblPr>
+      <w:tblGrid>
+        <w:gridCol w:w="1933"/>
+        <w:gridCol w:w="1721"/>
+        <w:gridCol w:w="5706"/>
+      </w:tblGrid>
+      <w:tr>
+        <w:tc>
+          <w:tcPr>
+            <w:tcW w:w="0" w:type="auto"/>
+            <w:tcBorders>
+              <w:top w:val="single" w:sz="1" w:space="0" w:color="BBBBBB"/>
+              <w:left w:val="single" w:sz="1" w:space="0" w:color="BBBBBB"/>
+              <w:bottom w:val="single" w:sz="1" w:space="0" w:color="BBBBBB"/>
+              <w:right w:val="single" w:sz="1" w:space="0" w:color="BBBBBB"/>
+            </w:tcBorders>
+            <w:shd w:val="clear" w:color="auto" w:fill="1F3864"/>
+            <w:tcMar>
+              <w:top w:w="80" w:type="dxa"/>
+              <w:left w:w="120" w:type="dxa"/>
+              <w:bottom w:w="80" w:type="dxa"/>
+              <w:right w:w="120" w:type="dxa"/>
+            </w:tcMar>
+          </w:tcPr>
+          <w:p>
+            <w:pPr>
+              <w:rPr>
+                <w:rFonts w:ascii="Times New Roman" w:hAnsi="Times New Roman" w:cs="Times New Roman"/>
+                <w:sz w:val="28"/>
+                <w:szCs w:val="28"/>
+              </w:rPr>
+            </w:pPr>
+            <w:r>
+              <w:rPr>
+                <w:rFonts w:ascii="Times New Roman" w:hAnsi="Times New Roman" w:cs="Times New Roman"/>
+                <w:b/>
+                <w:bCs/>
+                <w:color w:val="FFFFFF"/>
+                <w:sz w:val="28"/>
+                <w:szCs w:val="28"/>
+              </w:rPr>
+              <w:t>Python Keyword</w:t>
+            </w:r>
+          </w:p>
+        </w:tc>
+        <w:tc>
+          <w:tcPr>
+            <w:tcW w:w="0" w:type="auto"/>
+            <w:tcBorders>
+              <w:top w:val="single" w:sz="1" w:space="0" w:color="BBBBBB"/>
+              <w:left w:val="single" w:sz="1" w:space="0" w:color="BBBBBB"/>
+              <w:bottom w:val="single" w:sz="1" w:space="0" w:color="BBBBBB"/>
+              <w:right w:val="single" w:sz="1" w:space="0" w:color="BBBBBB"/>
+            </w:tcBorders>
+            <w:shd w:val="clear" w:color="auto" w:fill="1F3864"/>
+            <w:tcMar>
+              <w:top w:w="80" w:type="dxa"/>
+              <w:left w:w="120" w:type="dxa"/>
+              <w:bottom w:w="80" w:type="dxa"/>
+              <w:right w:w="120" w:type="dxa"/>
+            </w:tcMar>
+          </w:tcPr>
+          <w:p>
+            <w:pPr>
+              <w:rPr>
+                <w:rFonts w:ascii="Times New Roman" w:hAnsi="Times New Roman" w:cs="Times New Roman"/>
+                <w:sz w:val="28"/>
+                <w:szCs w:val="28"/>
+              </w:rPr>
+            </w:pPr>
+            <w:r>
+              <w:rPr>
+                <w:rFonts w:ascii="Times New Roman" w:hAnsi="Times New Roman" w:cs="Times New Roman"/>
+                <w:b/>
+                <w:bCs/>
+                <w:color w:val="FFFFFF"/>
+                <w:sz w:val="28"/>
+                <w:szCs w:val="28"/>
+              </w:rPr>
+              <w:t>C Equivalent</w:t>
+            </w:r>
+          </w:p>
+        </w:tc>
+        <w:tc>
+          <w:tcPr>
+            <w:tcW w:w="0" w:type="auto"/>
+            <w:tcBorders>
+              <w:top w:val="single" w:sz="1" w:space="0" w:color="BBBBBB"/>
+              <w:left w:val="single" w:sz="1" w:space="0" w:color="BBBBBB"/>
+              <w:bottom w:val="single" w:sz="1" w:space="0" w:color="BBBBBB"/>
+              <w:right w:val="single" w:sz="1" w:space="0" w:color="BBBBBB"/>
+            </w:tcBorders>
+            <w:shd w:val="clear" w:color="auto" w:fill="1F3864"/>
+            <w:tcMar>
+              <w:top w:w="80" w:type="dxa"/>
+              <w:left w:w="120" w:type="dxa"/>
+              <w:bottom w:w="80" w:type="dxa"/>
+              <w:right w:w="120" w:type="dxa"/>
+            </w:tcMar>
+          </w:tcPr>
+          <w:p>
+            <w:pPr>
+              <w:rPr>
+                <w:rFonts w:ascii="Times New Roman" w:hAnsi="Times New Roman" w:cs="Times New Roman"/>
+                <w:sz w:val="28"/>
+                <w:szCs w:val="28"/>
+              </w:rPr>
+            </w:pPr>
+            <w:r>
+              <w:rPr>
+                <w:rFonts w:ascii="Times New Roman" w:hAnsi="Times New Roman" w:cs="Times New Roman"/>
+                <w:b/>
+                <w:bCs/>
+                <w:color w:val="FFFFFF"/>
+                <w:sz w:val="28"/>
+                <w:szCs w:val="28"/>
+              </w:rPr>
+              <w:t>Behaviour</w:t>
+            </w:r>
+          </w:p>
+        </w:tc>
+      </w:tr>
+      <w:tr>
+        <w:tc>
+          <w:tcPr>
+            <w:tcW w:w="0" w:type="auto"/>
+            <w:tcBorders>
+              <w:top w:val="single" w:sz="1" w:space="0" w:color="BBBBBB"/>
+              <w:left w:val="single" w:sz="1" w:space="0" w:color="BBBBBB"/>
+              <w:bottom w:val="single" w:sz="1" w:space="0" w:color="BBBBBB"/>
+              <w:right w:val="single" w:sz="1" w:space="0" w:color="BBBBBB"/>
+            </w:tcBorders>
+            <w:tcMar>
+              <w:top w:w="80" w:type="dxa"/>
+              <w:left w:w="120" w:type="dxa"/>
+              <w:bottom w:w="80" w:type="dxa"/>
+              <w:right w:w="120" w:type="dxa"/>
+            </w:tcMar>
+          </w:tcPr>
+          <w:p>
+            <w:pPr>
+              <w:rPr>
+                <w:rFonts w:ascii="Times New Roman" w:hAnsi="Times New Roman" w:cs="Times New Roman"/>
+                <w:sz w:val="28"/>
+                <w:szCs w:val="28"/>
+              </w:rPr>
+            </w:pPr>
+            <w:r>
+              <w:rPr>
+                <w:rFonts w:ascii="Times New Roman" w:hAnsi="Times New Roman" w:cs="Times New Roman"/>
+                <w:color w:val="333333"/>
+                <w:sz w:val="28"/>
+                <w:szCs w:val="28"/>
+              </w:rPr>
+              <w:t>Pass</w:t>
+            </w:r>
+          </w:p>
+        </w:tc>
+        <w:tc>
+          <w:tcPr>
+            <w:tcW w:w="0" w:type="auto"/>
+            <w:tcBorders>
+              <w:top w:val="single" w:sz="1" w:space="0" w:color="BBBBBB"/>
+              <w:left w:val="single" w:sz="1" w:space="0" w:color="BBBBBB"/>
+              <w:bottom w:val="single" w:sz="1" w:space="0" w:color="BBBBBB"/>
+              <w:right w:val="single" w:sz="1" w:space="0" w:color="BBBBBB"/>
+            </w:tcBorders>
+            <w:tcMar>
+              <w:top w:w="80" w:type="dxa"/>
+              <w:left w:w="120" w:type="dxa"/>
+              <w:bottom w:w="80" w:type="dxa"/>
+              <w:right w:w="120" w:type="dxa"/>
+            </w:tcMar>
+          </w:tcPr>
+          <w:p>
+            <w:pPr>
+              <w:rPr>
+                <w:rFonts w:ascii="Times New Roman" w:hAnsi="Times New Roman" w:cs="Times New Roman"/>
+                <w:sz w:val="28"/>
+                <w:szCs w:val="28"/>
+              </w:rPr>
+            </w:pPr>
+            <w:r>
+              <w:rPr>
+                <w:rFonts w:ascii="Times New Roman" w:hAnsi="Times New Roman" w:cs="Times New Roman"/>
+                <w:color w:val="333333"/>
+                <w:sz w:val="28"/>
+                <w:szCs w:val="28"/>
+              </w:rPr>
+              <w:t>omitted</w:t>
+            </w:r>
+          </w:p>
+        </w:tc>
+        <w:tc>
+          <w:tcPr>
+            <w:tcW w:w="0" w:type="auto"/>
+            <w:tcBorders>
+              <w:top w:val="single" w:sz="1" w:space="0" w:color="BBBBBB"/>
+              <w:left w:val="single" w:sz="1" w:space="0" w:color="BBBBBB"/>
+              <w:bottom w:val="single" w:sz="1" w:space="0" w:color="BBBBBB"/>
+              <w:right w:val="single" w:sz="1" w:space="0" w:color="BBBBBB"/>
+            </w:tcBorders>
+            <w:tcMar>
+              <w:top w:w="80" w:type="dxa"/>
+              <w:left w:w="120" w:type="dxa"/>
+              <w:bottom w:w="80" w:type="dxa"/>
+              <w:right w:w="120" w:type="dxa"/>
+            </w:tcMar>
+          </w:tcPr>
+          <w:p>
+            <w:pPr>
+              <w:rPr>
+                <w:rFonts w:ascii="Times New Roman" w:hAnsi="Times New Roman" w:cs="Times New Roman"/>
+                <w:sz w:val="28"/>
+                <w:szCs w:val="28"/>
+              </w:rPr>
+            </w:pPr>
+            <w:r>
+              <w:rPr>
+                <w:rFonts w:ascii="Times New Roman" w:hAnsi="Times New Roman" w:cs="Times New Roman"/>
+                <w:color w:val="333333"/>
+                <w:sz w:val="28"/>
+                <w:szCs w:val="28"/>
+              </w:rPr>
+              <w:t>No-op in Python; skipped by the transformer — produces no C output</w:t>
+            </w:r>
+          </w:p>
+        </w:tc>
+      </w:tr>
+      <w:tr>
+        <w:tc>
+          <w:tcPr>
+            <w:tcW w:w="0" w:type="auto"/>
+            <w:tcBorders>
+              <w:top w:val="single" w:sz="1" w:space="0" w:color="BBBBBB"/>
+              <w:left w:val="single" w:sz="1" w:space="0" w:color="BBBBBB"/>
+              <w:bottom w:val="single" w:sz="1" w:space="0" w:color="BBBBBB"/>
+              <w:right w:val="single" w:sz="1" w:space="0" w:color="BBBBBB"/>
+            </w:tcBorders>
+            <w:tcMar>
+              <w:top w:w="80" w:type="dxa"/>
+              <w:left w:w="120" w:type="dxa"/>
+              <w:bottom w:w="80" w:type="dxa"/>
+              <w:right w:w="120" w:type="dxa"/>
+            </w:tcMar>
+          </w:tcPr>
+          <w:p>
+            <w:pPr>
+              <w:rPr>
+                <w:rFonts w:ascii="Times New Roman" w:hAnsi="Times New Roman" w:cs="Times New Roman"/>
+                <w:sz w:val="28"/>
+                <w:szCs w:val="28"/>
+              </w:rPr>
+            </w:pPr>
+            <w:r>
+              <w:rPr>
+                <w:rFonts w:ascii="Times New Roman" w:hAnsi="Times New Roman" w:cs="Times New Roman"/>
+                <w:color w:val="333333"/>
+                <w:sz w:val="28"/>
+                <w:szCs w:val="28"/>
+              </w:rPr>
+              <w:t>Break</w:t>
+            </w:r>
+          </w:p>
+        </w:tc>
+        <w:tc>
+          <w:tcPr>
+            <w:tcW w:w="0" w:type="auto"/>
+            <w:tcBorders>
+              <w:top w:val="single" w:sz="1" w:space="0" w:color="BBBBBB"/>
+              <w:left w:val="single" w:sz="1" w:space="0" w:color="BBBBBB"/>
+              <w:bottom w:val="single" w:sz="1" w:space="0" w:color="BBBBBB"/>
+              <w:right w:val="single" w:sz="1" w:space="0" w:color="BBBBBB"/>
+            </w:tcBorders>
+            <w:tcMar>
+              <w:top w:w="80" w:type="dxa"/>
+              <w:left w:w="120" w:type="dxa"/>
+              <w:bottom w:w="80" w:type="dxa"/>
+              <w:right w:w="120" w:type="dxa"/>
+            </w:tcMar>
+          </w:tcPr>
+          <w:p>
+            <w:pPr>
+              <w:rPr>
+                <w:rFonts w:ascii="Times New Roman" w:hAnsi="Times New Roman" w:cs="Times New Roman"/>
+                <w:sz w:val="28"/>
+                <w:szCs w:val="28"/>
+              </w:rPr>
+            </w:pPr>
+            <w:r>
+              <w:rPr>
+                <w:rFonts w:ascii="Times New Roman" w:hAnsi="Times New Roman" w:cs="Times New Roman"/>
+                <w:color w:val="333333"/>
+                <w:sz w:val="28"/>
+                <w:szCs w:val="28"/>
+              </w:rPr>
+              <w:t>break</w:t>
+            </w:r>
+          </w:p>
+        </w:tc>
+        <w:tc>
+          <w:tcPr>
+            <w:tcW w:w="0" w:type="auto"/>
+            <w:tcBorders>
+              <w:top w:val="single" w:sz="1" w:space="0" w:color="BBBBBB"/>
+              <w:left w:val="single" w:sz="1" w:space="0" w:color="BBBBBB"/>
+              <w:bottom w:val="single" w:sz="1" w:space="0" w:color="BBBBBB"/>
+              <w:right w:val="single" w:sz="1" w:space="0" w:color="BBBBBB"/>
+            </w:tcBorders>
+            <w:tcMar>
+              <w:top w:w="80" w:type="dxa"/>
+              <w:left w:w="120" w:type="dxa"/>
+              <w:bottom w:w="80" w:type="dxa"/>
+              <w:right w:w="120" w:type="dxa"/>
+            </w:tcMar>
+          </w:tcPr>
+          <w:p>
+            <w:pPr>
+              <w:rPr>
+                <w:rFonts w:ascii="Times New Roman" w:hAnsi="Times New Roman" w:cs="Times New Roman"/>
+                <w:sz w:val="28"/>
+                <w:szCs w:val="28"/>
+              </w:rPr>
+            </w:pPr>
+            <w:r>
+              <w:rPr>
+                <w:rFonts w:ascii="Times New Roman" w:hAnsi="Times New Roman" w:cs="Times New Roman"/>
+                <w:color w:val="333333"/>
+                <w:sz w:val="28"/>
+                <w:szCs w:val="28"/>
+              </w:rPr>
+              <w:t>Exits the nearest enclosing loop; direct mapping</w:t>
+            </w:r>
+          </w:p>
+        </w:tc>
+      </w:tr>
+      <w:tr>
+        <w:tc>
+          <w:tcPr>
+            <w:tcW w:w="0" w:type="auto"/>
+            <w:tcBorders>
+              <w:top w:val="single" w:sz="1" w:space="0" w:color="BBBBBB"/>
+              <w:left w:val="single" w:sz="1" w:space="0" w:color="BBBBBB"/>
+              <w:bottom w:val="single" w:sz="1" w:space="0" w:color="BBBBBB"/>
+              <w:right w:val="single" w:sz="1" w:space="0" w:color="BBBBBB"/>
+            </w:tcBorders>
+            <w:tcMar>
+              <w:top w:w="80" w:type="dxa"/>
+              <w:left w:w="120" w:type="dxa"/>
+              <w:bottom w:w="80" w:type="dxa"/>
+              <w:right w:w="120" w:type="dxa"/>
+            </w:tcMar>
+          </w:tcPr>
+          <w:p>
+            <w:pPr>
+              <w:rPr>
+                <w:rFonts w:ascii="Times New Roman" w:hAnsi="Times New Roman" w:cs="Times New Roman"/>
+                <w:sz w:val="28"/>
+                <w:szCs w:val="28"/>
+              </w:rPr>
+            </w:pPr>
+            <w:r>
+              <w:rPr>
+                <w:rFonts w:ascii="Times New Roman" w:hAnsi="Times New Roman" w:cs="Times New Roman"/>
+                <w:color w:val="333333"/>
+                <w:sz w:val="28"/>
+                <w:szCs w:val="28"/>
+              </w:rPr>
+              <w:t>Continue</w:t>
+            </w:r>
+          </w:p>
+        </w:tc>
+        <w:tc>
+          <w:tcPr>
+            <w:tcW w:w="0" w:type="auto"/>
+            <w:tcBorders>
+              <w:top w:val="single" w:sz="1" w:space="0" w:color="BBBBBB"/>
+              <w:left w:val="single" w:sz="1" w:space="0" w:color="BBBBBB"/>
+              <w:bottom w:val="single" w:sz="1" w:space="0" w:color="BBBBBB"/>
+              <w:right w:val="single" w:sz="1" w:space="0" w:color="BBBBBB"/>
+            </w:tcBorders>
+            <w:tcMar>
+              <w:top w:w="80" w:type="dxa"/>
+              <w:left w:w="120" w:type="dxa"/>
+              <w:bottom w:w="80" w:type="dxa"/>
+              <w:right w:w="120" w:type="dxa"/>
+            </w:tcMar>
+          </w:tcPr>
+          <w:p>
+            <w:pPr>
+              <w:rPr>
+                <w:rFonts w:ascii="Times New Roman" w:hAnsi="Times New Roman" w:cs="Times New Roman"/>
+                <w:sz w:val="28"/>
+                <w:szCs w:val="28"/>
+              </w:rPr>
+            </w:pPr>
+            <w:r>
+              <w:rPr>
+                <w:rFonts w:ascii="Times New Roman" w:hAnsi="Times New Roman" w:cs="Times New Roman"/>
+                <w:color w:val="333333"/>
+                <w:sz w:val="28"/>
+                <w:szCs w:val="28"/>
+              </w:rPr>
+              <w:t>continue</w:t>
+            </w:r>
+          </w:p>
+        </w:tc>
+        <w:tc>
+          <w:tcPr>
+            <w:tcW w:w="0" w:type="auto"/>
+            <w:tcBorders>
+              <w:top w:val="single" w:sz="1" w:space="0" w:color="BBBBBB"/>
+              <w:left w:val="single" w:sz="1" w:space="0" w:color="BBBBBB"/>
+              <w:bottom w:val="single" w:sz="1" w:space="0" w:color="BBBBBB"/>
+              <w:right w:val="single" w:sz="1" w:space="0" w:color="BBBBBB"/>
+            </w:tcBorders>
+            <w:tcMar>
+              <w:top w:w="80" w:type="dxa"/>
+              <w:left w:w="120" w:type="dxa"/>
+              <w:bottom w:w="80" w:type="dxa"/>
+              <w:right w:w="120" w:type="dxa"/>
+            </w:tcMar>
+          </w:tcPr>
+          <w:p>
+            <w:pPr>
+              <w:rPr>
+                <w:rFonts w:ascii="Times New Roman" w:hAnsi="Times New Roman" w:cs="Times New Roman"/>
+                <w:sz w:val="28"/>
+                <w:szCs w:val="28"/>
+              </w:rPr>
+            </w:pPr>
+            <w:r>
+              <w:rPr>
+                <w:rFonts w:ascii="Times New Roman" w:hAnsi="Times New Roman" w:cs="Times New Roman"/>
+                <w:color w:val="333333"/>
+                <w:sz w:val="28"/>
+                <w:szCs w:val="28"/>
+              </w:rPr>
+              <w:t>Skips to next loop iteration; direct mapping</w:t>
+            </w:r>
+          </w:p>
+        </w:tc>
+      </w:tr>
+    </w:tbl>
+    <w:p>
+      <w:pPr>
+        <w:rPr>
+          <w:rFonts w:ascii="Times New Roman" w:hAnsi="Times New Roman" w:cs="Times New Roman"/>
+          <w:sz w:val="28"/>
+          <w:szCs w:val="28"/>
+        </w:rPr>
+      </w:pPr>
+    </w:p>
+    <w:p>
+      <w:pPr>
+        <w:rPr>
+          <w:rFonts w:ascii="Times New Roman" w:hAnsi="Times New Roman" w:cs="Times New Roman"/>
+          <w:b/>
+          <w:bCs/>
+          <w:sz w:val="32"/>
+          <w:szCs w:val="32"/>
+        </w:rPr>
+      </w:pPr>
+      <w:r>
+        <w:rPr>
+          <w:rFonts w:ascii="Times New Roman" w:hAnsi="Times New Roman" w:cs="Times New Roman"/>
+          <w:b/>
+          <w:bCs/>
+          <w:sz w:val="32"/>
+          <w:szCs w:val="32"/>
+        </w:rPr>
         <w:t>Future Scope</w:t>
       </w:r>
     </w:p>
     <w:p>
       <w:pPr>
-        <w:rPr>
-          <w:rFonts w:ascii="Times New Roman" w:hAnsi="Times New Roman" w:cs="Times New Roman"/>
-          <w:sz w:val="28"/>
-          <w:szCs w:val="28"/>
-        </w:rPr>
-      </w:pPr>
-      <w:r>
-        <w:rPr>
-          <w:rFonts w:ascii="Times New Roman" w:hAnsi="Times New Roman" w:cs="Times New Roman"/>
-          <w:sz w:val="28"/>
-          <w:szCs w:val="28"/>
-        </w:rPr>
-        <w:t>Formal and Actual Parameters</w:t>
-      </w:r>
-    </w:p>
-    <w:p>
-      <w:pPr>
-        <w:rPr>
-          <w:rFonts w:ascii="Times New Roman" w:hAnsi="Times New Roman" w:cs="Times New Roman"/>
-          <w:sz w:val="28"/>
-          <w:szCs w:val="28"/>
-        </w:rPr>
-      </w:pPr>
-      <w:r>
-        <w:rPr>
-          <w:rFonts w:ascii="Times New Roman" w:hAnsi="Times New Roman" w:cs="Times New Roman"/>
-          <w:sz w:val="28"/>
-          <w:szCs w:val="28"/>
-        </w:rPr>
-        <w:t>Function calling after main</w:t>
-      </w:r>
+        <w:pStyle w:val="ListParagraph"/>
+        <w:numPr>
+          <w:ilvl w:val="0"/>
+          <w:numId w:val="5"/>
+        </w:numPr>
+        <w:rPr>
+          <w:rFonts w:ascii="Times New Roman" w:hAnsi="Times New Roman" w:cs="Times New Roman"/>
+          <w:sz w:val="28"/>
+          <w:szCs w:val="28"/>
+        </w:rPr>
+      </w:pPr>
+      <w:r>
+        <w:rPr>
+          <w:rFonts w:ascii="Times New Roman" w:hAnsi="Times New Roman" w:cs="Times New Roman"/>
+          <w:sz w:val="28"/>
+          <w:szCs w:val="28"/>
+        </w:rPr>
+        <w:t xml:space="preserve">Implementation of string operations such as </w:t>
+      </w:r>
+      <w:proofErr w:type="spellStart"/>
+      <w:proofErr w:type="gramStart"/>
+      <w:r>
+        <w:rPr>
+          <w:rFonts w:ascii="Times New Roman" w:hAnsi="Times New Roman" w:cs="Times New Roman"/>
+          <w:sz w:val="28"/>
+          <w:szCs w:val="28"/>
+        </w:rPr>
+        <w:t>len</w:t>
+      </w:r>
+      <w:proofErr w:type="spellEnd"/>
+      <w:r>
+        <w:rPr>
+          <w:rFonts w:ascii="Times New Roman" w:hAnsi="Times New Roman" w:cs="Times New Roman"/>
+          <w:sz w:val="28"/>
+          <w:szCs w:val="28"/>
+        </w:rPr>
+        <w:t>(</w:t>
+      </w:r>
+      <w:proofErr w:type="gramEnd"/>
+      <w:r>
+        <w:rPr>
+          <w:rFonts w:ascii="Times New Roman" w:hAnsi="Times New Roman" w:cs="Times New Roman"/>
+          <w:sz w:val="28"/>
+          <w:szCs w:val="28"/>
+        </w:rPr>
+        <w:t xml:space="preserve">), </w:t>
+      </w:r>
+      <w:proofErr w:type="gramStart"/>
+      <w:r>
+        <w:rPr>
+          <w:rFonts w:ascii="Times New Roman" w:hAnsi="Times New Roman" w:cs="Times New Roman"/>
+          <w:sz w:val="28"/>
+          <w:szCs w:val="28"/>
+        </w:rPr>
+        <w:t>upper(</w:t>
+      </w:r>
+      <w:proofErr w:type="gramEnd"/>
+      <w:r>
+        <w:rPr>
+          <w:rFonts w:ascii="Times New Roman" w:hAnsi="Times New Roman" w:cs="Times New Roman"/>
+          <w:sz w:val="28"/>
+          <w:szCs w:val="28"/>
+        </w:rPr>
+        <w:t xml:space="preserve">), and </w:t>
+      </w:r>
+      <w:proofErr w:type="gramStart"/>
+      <w:r>
+        <w:rPr>
+          <w:rFonts w:ascii="Times New Roman" w:hAnsi="Times New Roman" w:cs="Times New Roman"/>
+          <w:sz w:val="28"/>
+          <w:szCs w:val="28"/>
+        </w:rPr>
+        <w:t>lower(</w:t>
+      </w:r>
+      <w:proofErr w:type="gramEnd"/>
+      <w:r>
+        <w:rPr>
+          <w:rFonts w:ascii="Times New Roman" w:hAnsi="Times New Roman" w:cs="Times New Roman"/>
+          <w:sz w:val="28"/>
+          <w:szCs w:val="28"/>
+        </w:rPr>
+        <w:t>) mapped to equivalent functions from &lt;</w:t>
+      </w:r>
+      <w:proofErr w:type="spellStart"/>
+      <w:r>
+        <w:rPr>
+          <w:rFonts w:ascii="Times New Roman" w:hAnsi="Times New Roman" w:cs="Times New Roman"/>
+          <w:sz w:val="28"/>
+          <w:szCs w:val="28"/>
+        </w:rPr>
+        <w:t>string.h</w:t>
+      </w:r>
+      <w:proofErr w:type="spellEnd"/>
+      <w:r>
+        <w:rPr>
+          <w:rFonts w:ascii="Times New Roman" w:hAnsi="Times New Roman" w:cs="Times New Roman"/>
+          <w:sz w:val="28"/>
+          <w:szCs w:val="28"/>
+        </w:rPr>
+        <w:t>&gt;</w:t>
+      </w:r>
+    </w:p>
+    <w:p>
+      <w:pPr>
+        <w:pStyle w:val="ListParagraph"/>
+        <w:numPr>
+          <w:ilvl w:val="0"/>
+          <w:numId w:val="5"/>
+        </w:numPr>
+        <w:rPr>
+          <w:rFonts w:ascii="Times New Roman" w:hAnsi="Times New Roman" w:cs="Times New Roman"/>
+          <w:sz w:val="28"/>
+          <w:szCs w:val="28"/>
+        </w:rPr>
+      </w:pPr>
+      <w:r>
+        <w:rPr>
+          <w:rFonts w:ascii="Times New Roman" w:hAnsi="Times New Roman" w:cs="Times New Roman"/>
+          <w:sz w:val="28"/>
+          <w:szCs w:val="28"/>
+        </w:rPr>
+        <w:t>Support for multiple return values through tuple unpacking, converted into pointer-based output parameters in C</w:t>
+      </w:r>
+    </w:p>
+    <w:p>
+      <w:pPr>
+        <w:pStyle w:val="ListParagraph"/>
+        <w:numPr>
+          <w:ilvl w:val="0"/>
+          <w:numId w:val="5"/>
+        </w:numPr>
+        <w:rPr>
+          <w:rFonts w:ascii="Times New Roman" w:hAnsi="Times New Roman" w:cs="Times New Roman"/>
+          <w:sz w:val="28"/>
+          <w:szCs w:val="28"/>
+        </w:rPr>
+      </w:pPr>
+      <w:r>
+        <w:rPr>
+          <w:rFonts w:ascii="Times New Roman" w:hAnsi="Times New Roman" w:cs="Times New Roman"/>
+          <w:sz w:val="28"/>
+          <w:szCs w:val="28"/>
+        </w:rPr>
+        <w:t xml:space="preserve">Enhancement of </w:t>
+      </w:r>
+      <w:proofErr w:type="gramStart"/>
+      <w:r>
+        <w:rPr>
+          <w:rFonts w:ascii="Times New Roman" w:hAnsi="Times New Roman" w:cs="Times New Roman"/>
+          <w:sz w:val="28"/>
+          <w:szCs w:val="28"/>
+        </w:rPr>
+        <w:t>print(</w:t>
+      </w:r>
+      <w:proofErr w:type="gramEnd"/>
+      <w:r>
+        <w:rPr>
+          <w:rFonts w:ascii="Times New Roman" w:hAnsi="Times New Roman" w:cs="Times New Roman"/>
+          <w:sz w:val="28"/>
+          <w:szCs w:val="28"/>
+        </w:rPr>
+        <w:t>) handling with automatic format specifier detection (%s, %f, %d) based on variable data types</w:t>
+      </w:r>
+    </w:p>
+    <w:p>
+      <w:pPr>
+        <w:rPr>
+          <w:rFonts w:ascii="Times New Roman" w:hAnsi="Times New Roman" w:cs="Times New Roman"/>
+          <w:sz w:val="28"/>
+          <w:szCs w:val="28"/>
+        </w:rPr>
+      </w:pPr>
     </w:p>
     <w:p>
       <w:pPr>
@@ -8327,6 +12204,119 @@
 <file path=word/numbering.xml><?xml version="1.0" encoding="utf-8"?>
 <w:numbering xmlns:wpc="http://schemas.microsoft.com/office/word/2010/wordprocessingCanvas" xmlns:cx="http://schemas.microsoft.com/office/drawing/2014/chartex" xmlns:cx1="http://schemas.microsoft.com/office/drawing/2015/9/8/chartex" xmlns:cx2="http://schemas.microsoft.com/office/drawing/2015/10/21/chartex" xmlns:cx3="http://schemas.microsoft.com/office/drawing/2016/5/9/chartex" xmlns:cx4="http://schemas.microsoft.com/office/drawing/2016/5/10/chartex" xmlns:cx5="http://schemas.microsoft.com/office/drawing/2016/5/11/chartex" xmlns:cx6="http://schemas.microsoft.com/office/drawing/2016/5/12/chartex" xmlns:cx7="http://schemas.microsoft.com/office/drawing/2016/5/13/chartex" xmlns:cx8="http://schemas.microsoft.com/office/drawing/2016/5/14/chartex" xmlns:mc="http://schemas.openxmlformats.org/markup-compatibility/2006" xmlns:aink="http://schemas.microsoft.com/office/drawing/2016/ink" xmlns:am3d="http://schemas.microsoft.com/office/drawing/2017/model3d" xmlns:o="urn:schemas-microsoft-com:office:office" xmlns:oel="http://schemas.microsoft.com/office/2019/extlst" xmlns:r="http://schemas.openxmlformats.org/officeDocument/2006/relationships" xmlns:m="http://schemas.openxmlformats.org/officeDocument/2006/math" xmlns:v="urn:schemas-microsoft-com:vml" xmlns:wp14="http://schemas.microsoft.com/office/word/2010/wordprocessingDrawing" xmlns:wp="http://schemas.openxmlformats.org/drawingml/2006/wordprocessingDrawing" xmlns:w10="urn:schemas-microsoft-com:office:word" xmlns:w="http://schemas.openxmlformats.org/wordprocessingml/2006/main" xmlns:w14="http://schemas.microsoft.com/office/word/2010/wordml" xmlns:w15="http://schemas.microsoft.com/office/word/2012/wordml" xmlns:w16cex="http://schemas.microsoft.com/office/word/2018/wordml/cex" xmlns:w16cid="http://schemas.microsoft.com/office/word/2016/wordml/cid" xmlns:w16="http://schemas.microsoft.com/office/word/2018/wordml" xmlns:w16du="http://schemas.microsoft.com/office/word/2023/wordml/word16du" xmlns:w16sdtdh="http://schemas.microsoft.com/office/word/2020/wordml/sdtdatahash" xmlns:w16sdtfl="http://schemas.microsoft.com/office/word/2024/wordml/sdtformatlock" xmlns:w16se="http://schemas.microsoft.com/office/word/2015/wordml/symex" xmlns:wpg="http://schemas.microsoft.com/office/word/2010/wordprocessingGroup" xmlns:wpi="http://schemas.microsoft.com/office/word/2010/wordprocessingInk" xmlns:wne="http://schemas.microsoft.com/office/word/2006/wordml" xmlns:wps="http://schemas.microsoft.com/office/word/2010/wordprocessingShape" mc:Ignorable="w14 w15 w16se w16cid w16 w16cex w16sdtdh w16sdtfl w16du wp14">
   <w:abstractNum w:abstractNumId="0" w15:restartNumberingAfterBreak="0">
+    <w:nsid w:val="05D97B7A"/>
+    <w:multiLevelType w:val="hybridMultilevel"/>
+    <w:tmpl w:val="724A0AEA"/>
+    <w:lvl w:ilvl="0" w:tplc="08090001">
+      <w:start w:val="1"/>
+      <w:numFmt w:val="bullet"/>
+      <w:lvlText w:val=""/>
+      <w:lvlJc w:val="left"/>
+      <w:pPr>
+        <w:ind w:left="720" w:hanging="360"/>
+      </w:pPr>
+      <w:rPr>
+        <w:rFonts w:ascii="Symbol" w:hAnsi="Symbol" w:hint="default"/>
+      </w:rPr>
+    </w:lvl>
+    <w:lvl w:ilvl="1" w:tplc="08090003" w:tentative="1">
+      <w:start w:val="1"/>
+      <w:numFmt w:val="bullet"/>
+      <w:lvlText w:val="o"/>
+      <w:lvlJc w:val="left"/>
+      <w:pPr>
+        <w:ind w:left="1440" w:hanging="360"/>
+      </w:pPr>
+      <w:rPr>
+        <w:rFonts w:ascii="Courier New" w:hAnsi="Courier New" w:cs="Courier New" w:hint="default"/>
+      </w:rPr>
+    </w:lvl>
+    <w:lvl w:ilvl="2" w:tplc="08090005" w:tentative="1">
+      <w:start w:val="1"/>
+      <w:numFmt w:val="bullet"/>
+      <w:lvlText w:val=""/>
+      <w:lvlJc w:val="left"/>
+      <w:pPr>
+        <w:ind w:left="2160" w:hanging="360"/>
+      </w:pPr>
+      <w:rPr>
+        <w:rFonts w:ascii="Wingdings" w:hAnsi="Wingdings" w:hint="default"/>
+      </w:rPr>
+    </w:lvl>
+    <w:lvl w:ilvl="3" w:tplc="08090001" w:tentative="1">
+      <w:start w:val="1"/>
+      <w:numFmt w:val="bullet"/>
+      <w:lvlText w:val=""/>
+      <w:lvlJc w:val="left"/>
+      <w:pPr>
+        <w:ind w:left="2880" w:hanging="360"/>
+      </w:pPr>
+      <w:rPr>
+        <w:rFonts w:ascii="Symbol" w:hAnsi="Symbol" w:hint="default"/>
+      </w:rPr>
+    </w:lvl>
+    <w:lvl w:ilvl="4" w:tplc="08090003" w:tentative="1">
+      <w:start w:val="1"/>
+      <w:numFmt w:val="bullet"/>
+      <w:lvlText w:val="o"/>
+      <w:lvlJc w:val="left"/>
+      <w:pPr>
+        <w:ind w:left="3600" w:hanging="360"/>
+      </w:pPr>
+      <w:rPr>
+        <w:rFonts w:ascii="Courier New" w:hAnsi="Courier New" w:cs="Courier New" w:hint="default"/>
+      </w:rPr>
+    </w:lvl>
+    <w:lvl w:ilvl="5" w:tplc="08090005" w:tentative="1">
+      <w:start w:val="1"/>
+      <w:numFmt w:val="bullet"/>
+      <w:lvlText w:val=""/>
+      <w:lvlJc w:val="left"/>
+      <w:pPr>
+        <w:ind w:left="4320" w:hanging="360"/>
+      </w:pPr>
+      <w:rPr>
+        <w:rFonts w:ascii="Wingdings" w:hAnsi="Wingdings" w:hint="default"/>
+      </w:rPr>
+    </w:lvl>
+    <w:lvl w:ilvl="6" w:tplc="08090001" w:tentative="1">
+      <w:start w:val="1"/>
+      <w:numFmt w:val="bullet"/>
+      <w:lvlText w:val=""/>
+      <w:lvlJc w:val="left"/>
+      <w:pPr>
+        <w:ind w:left="5040" w:hanging="360"/>
+      </w:pPr>
+      <w:rPr>
+        <w:rFonts w:ascii="Symbol" w:hAnsi="Symbol" w:hint="default"/>
+      </w:rPr>
+    </w:lvl>
+    <w:lvl w:ilvl="7" w:tplc="08090003" w:tentative="1">
+      <w:start w:val="1"/>
+      <w:numFmt w:val="bullet"/>
+      <w:lvlText w:val="o"/>
+      <w:lvlJc w:val="left"/>
+      <w:pPr>
+        <w:ind w:left="5760" w:hanging="360"/>
+      </w:pPr>
+      <w:rPr>
+        <w:rFonts w:ascii="Courier New" w:hAnsi="Courier New" w:cs="Courier New" w:hint="default"/>
+      </w:rPr>
+    </w:lvl>
+    <w:lvl w:ilvl="8" w:tplc="08090005" w:tentative="1">
+      <w:start w:val="1"/>
+      <w:numFmt w:val="bullet"/>
+      <w:lvlText w:val=""/>
+      <w:lvlJc w:val="left"/>
+      <w:pPr>
+        <w:ind w:left="6480" w:hanging="360"/>
+      </w:pPr>
+      <w:rPr>
+        <w:rFonts w:ascii="Wingdings" w:hAnsi="Wingdings" w:hint="default"/>
+      </w:rPr>
+    </w:lvl>
+  </w:abstractNum>
+  <w:abstractNum w:abstractNumId="1" w15:restartNumberingAfterBreak="0">
     <w:nsid w:val="340E3C08"/>
     <w:multiLevelType w:val="hybridMultilevel"/>
     <w:tmpl w:val="7D92A92C"/>
@@ -8412,7 +12402,7 @@
       </w:pPr>
     </w:lvl>
   </w:abstractNum>
-  <w:abstractNum w:abstractNumId="1" w15:restartNumberingAfterBreak="0">
+  <w:abstractNum w:abstractNumId="2" w15:restartNumberingAfterBreak="0">
     <w:nsid w:val="4D6D1350"/>
     <w:multiLevelType w:val="hybridMultilevel"/>
     <w:tmpl w:val="32E4C18E"/>
@@ -8466,7 +12456,93 @@
       <w:lvlJc w:val="left"/>
     </w:lvl>
   </w:abstractNum>
-  <w:abstractNum w:abstractNumId="2" w15:restartNumberingAfterBreak="0">
+  <w:abstractNum w:abstractNumId="3" w15:restartNumberingAfterBreak="0">
+    <w:nsid w:val="4EE8572B"/>
+    <w:multiLevelType w:val="hybridMultilevel"/>
+    <w:tmpl w:val="9872BEBA"/>
+    <w:lvl w:ilvl="0" w:tplc="0809000F">
+      <w:start w:val="1"/>
+      <w:numFmt w:val="decimal"/>
+      <w:lvlText w:val="%1."/>
+      <w:lvlJc w:val="left"/>
+      <w:pPr>
+        <w:ind w:left="720" w:hanging="360"/>
+      </w:pPr>
+    </w:lvl>
+    <w:lvl w:ilvl="1" w:tplc="08090019" w:tentative="1">
+      <w:start w:val="1"/>
+      <w:numFmt w:val="lowerLetter"/>
+      <w:lvlText w:val="%2."/>
+      <w:lvlJc w:val="left"/>
+      <w:pPr>
+        <w:ind w:left="1440" w:hanging="360"/>
+      </w:pPr>
+    </w:lvl>
+    <w:lvl w:ilvl="2" w:tplc="0809001B" w:tentative="1">
+      <w:start w:val="1"/>
+      <w:numFmt w:val="lowerRoman"/>
+      <w:lvlText w:val="%3."/>
+      <w:lvlJc w:val="right"/>
+      <w:pPr>
+        <w:ind w:left="2160" w:hanging="180"/>
+      </w:pPr>
+    </w:lvl>
+    <w:lvl w:ilvl="3" w:tplc="0809000F" w:tentative="1">
+      <w:start w:val="1"/>
+      <w:numFmt w:val="decimal"/>
+      <w:lvlText w:val="%4."/>
+      <w:lvlJc w:val="left"/>
+      <w:pPr>
+        <w:ind w:left="2880" w:hanging="360"/>
+      </w:pPr>
+    </w:lvl>
+    <w:lvl w:ilvl="4" w:tplc="08090019" w:tentative="1">
+      <w:start w:val="1"/>
+      <w:numFmt w:val="lowerLetter"/>
+      <w:lvlText w:val="%5."/>
+      <w:lvlJc w:val="left"/>
+      <w:pPr>
+        <w:ind w:left="3600" w:hanging="360"/>
+      </w:pPr>
+    </w:lvl>
+    <w:lvl w:ilvl="5" w:tplc="0809001B" w:tentative="1">
+      <w:start w:val="1"/>
+      <w:numFmt w:val="lowerRoman"/>
+      <w:lvlText w:val="%6."/>
+      <w:lvlJc w:val="right"/>
+      <w:pPr>
+        <w:ind w:left="4320" w:hanging="180"/>
+      </w:pPr>
+    </w:lvl>
+    <w:lvl w:ilvl="6" w:tplc="0809000F" w:tentative="1">
+      <w:start w:val="1"/>
+      <w:numFmt w:val="decimal"/>
+      <w:lvlText w:val="%7."/>
+      <w:lvlJc w:val="left"/>
+      <w:pPr>
+        <w:ind w:left="5040" w:hanging="360"/>
+      </w:pPr>
+    </w:lvl>
+    <w:lvl w:ilvl="7" w:tplc="08090019" w:tentative="1">
+      <w:start w:val="1"/>
+      <w:numFmt w:val="lowerLetter"/>
+      <w:lvlText w:val="%8."/>
+      <w:lvlJc w:val="left"/>
+      <w:pPr>
+        <w:ind w:left="5760" w:hanging="360"/>
+      </w:pPr>
+    </w:lvl>
+    <w:lvl w:ilvl="8" w:tplc="0809001B" w:tentative="1">
+      <w:start w:val="1"/>
+      <w:numFmt w:val="lowerRoman"/>
+      <w:lvlText w:val="%9."/>
+      <w:lvlJc w:val="right"/>
+      <w:pPr>
+        <w:ind w:left="6480" w:hanging="180"/>
+      </w:pPr>
+    </w:lvl>
+  </w:abstractNum>
+  <w:abstractNum w:abstractNumId="4" w15:restartNumberingAfterBreak="0">
     <w:nsid w:val="71A81101"/>
     <w:multiLevelType w:val="hybridMultilevel"/>
     <w:tmpl w:val="F8F0D246"/>
@@ -8580,19 +12656,25 @@
     </w:lvl>
   </w:abstractNum>
   <w:num w:numId="1" w16cid:durableId="271398745">
-    <w:abstractNumId w:val="0"/>
+    <w:abstractNumId w:val="1"/>
     <w:lvlOverride w:ilvl="0">
       <w:startOverride w:val="1"/>
     </w:lvlOverride>
   </w:num>
   <w:num w:numId="2" w16cid:durableId="701202345">
-    <w:abstractNumId w:val="1"/>
+    <w:abstractNumId w:val="2"/>
     <w:lvlOverride w:ilvl="0">
       <w:startOverride w:val="1"/>
     </w:lvlOverride>
   </w:num>
   <w:num w:numId="3" w16cid:durableId="2073845522">
-    <w:abstractNumId w:val="2"/>
+    <w:abstractNumId w:val="4"/>
+  </w:num>
+  <w:num w:numId="4" w16cid:durableId="1721439605">
+    <w:abstractNumId w:val="3"/>
+  </w:num>
+  <w:num w:numId="5" w16cid:durableId="298994148">
+    <w:abstractNumId w:val="0"/>
   </w:num>
 </w:numbering>
 </file>
@@ -8989,9 +13071,11 @@
   <w:style w:type="paragraph" w:default="1" w:styleId="Normal">
     <w:name w:val="Normal"/>
     <w:qFormat/>
+    <w:rsid w:val="00974FE5"/>
   </w:style>
   <w:style w:type="paragraph" w:styleId="Heading1">
     <w:name w:val="heading 1"/>
+    <w:link w:val="Heading1Char"/>
     <w:uiPriority w:val="9"/>
     <w:qFormat/>
     <w:pPr>
@@ -9008,6 +13092,7 @@
   </w:style>
   <w:style w:type="paragraph" w:styleId="Heading2">
     <w:name w:val="heading 2"/>
+    <w:link w:val="Heading2Char"/>
     <w:uiPriority w:val="9"/>
     <w:unhideWhenUsed/>
     <w:qFormat/>
@@ -9082,7 +13167,6 @@
   <w:style w:type="character" w:default="1" w:styleId="DefaultParagraphFont">
     <w:name w:val="Default Paragraph Font"/>
     <w:uiPriority w:val="1"/>
-    <w:semiHidden/>
     <w:unhideWhenUsed/>
   </w:style>
   <w:style w:type="table" w:default="1" w:styleId="TableNormal">
@@ -9188,6 +13272,34 @@
     <w:rPr>
       <w:sz w:val="20"/>
       <w:szCs w:val="20"/>
+    </w:rPr>
+  </w:style>
+  <w:style w:type="character" w:customStyle="1" w:styleId="Heading1Char">
+    <w:name w:val="Heading 1 Char"/>
+    <w:basedOn w:val="DefaultParagraphFont"/>
+    <w:link w:val="Heading1"/>
+    <w:uiPriority w:val="9"/>
+    <w:rsid w:val="00391DAD"/>
+    <w:rPr>
+      <w:b/>
+      <w:bCs/>
+      <w:color w:val="1F3864"/>
+      <w:sz w:val="28"/>
+      <w:szCs w:val="28"/>
+    </w:rPr>
+  </w:style>
+  <w:style w:type="character" w:customStyle="1" w:styleId="Heading2Char">
+    <w:name w:val="Heading 2 Char"/>
+    <w:basedOn w:val="DefaultParagraphFont"/>
+    <w:link w:val="Heading2"/>
+    <w:uiPriority w:val="9"/>
+    <w:rsid w:val="00391DAD"/>
+    <w:rPr>
+      <w:b/>
+      <w:bCs/>
+      <w:color w:val="2E5496"/>
+      <w:sz w:val="24"/>
+      <w:szCs w:val="24"/>
     </w:rPr>
   </w:style>
 </w:styles>

--- a/Implementation Report.docx
+++ b/Implementation Report.docx
@@ -1956,25 +1956,14 @@
                 <w:szCs w:val="28"/>
               </w:rPr>
             </w:pPr>
-            <w:proofErr w:type="gramStart"/>
-            <w:r>
-              <w:rPr>
-                <w:rFonts w:ascii="Times New Roman" w:hAnsi="Times New Roman" w:cs="Times New Roman"/>
-                <w:color w:val="333333"/>
-                <w:sz w:val="28"/>
-                <w:szCs w:val="28"/>
-              </w:rPr>
-              <w:t>print(</w:t>
-            </w:r>
-            <w:proofErr w:type="gramEnd"/>
-            <w:r>
-              <w:rPr>
-                <w:rFonts w:ascii="Times New Roman" w:hAnsi="Times New Roman" w:cs="Times New Roman"/>
-                <w:color w:val="333333"/>
-                <w:sz w:val="28"/>
-                <w:szCs w:val="28"/>
-              </w:rPr>
-              <w:t>) built-in — no import needed</w:t>
+            <w:r>
+              <w:rPr>
+                <w:rFonts w:ascii="Times New Roman" w:hAnsi="Times New Roman" w:cs="Times New Roman"/>
+                <w:color w:val="333333"/>
+                <w:sz w:val="28"/>
+                <w:szCs w:val="28"/>
+              </w:rPr>
+              <w:t>print() built-in — no import needed</w:t>
             </w:r>
           </w:p>
         </w:tc>
@@ -2067,7 +2056,6 @@
               <w:t xml:space="preserve">Required for </w:t>
             </w:r>
             <w:proofErr w:type="spellStart"/>
-            <w:proofErr w:type="gramStart"/>
             <w:r>
               <w:rPr>
                 <w:rFonts w:ascii="Times New Roman" w:hAnsi="Times New Roman" w:cs="Times New Roman"/>
@@ -2085,20 +2073,9 @@
                 <w:sz w:val="28"/>
                 <w:szCs w:val="28"/>
               </w:rPr>
-              <w:t>(</w:t>
-            </w:r>
-            <w:proofErr w:type="gramEnd"/>
-            <w:r>
-              <w:rPr>
-                <w:rFonts w:ascii="Times New Roman" w:hAnsi="Times New Roman" w:cs="Times New Roman"/>
-                <w:color w:val="333333"/>
-                <w:sz w:val="28"/>
-                <w:szCs w:val="28"/>
-              </w:rPr>
-              <w:t xml:space="preserve">) and </w:t>
+              <w:t xml:space="preserve">() and </w:t>
             </w:r>
             <w:proofErr w:type="spellStart"/>
-            <w:proofErr w:type="gramStart"/>
             <w:r>
               <w:rPr>
                 <w:rFonts w:ascii="Times New Roman" w:hAnsi="Times New Roman" w:cs="Times New Roman"/>
@@ -2116,17 +2093,7 @@
                 <w:sz w:val="28"/>
                 <w:szCs w:val="28"/>
               </w:rPr>
-              <w:t>(</w:t>
-            </w:r>
-            <w:proofErr w:type="gramEnd"/>
-            <w:r>
-              <w:rPr>
-                <w:rFonts w:ascii="Times New Roman" w:hAnsi="Times New Roman" w:cs="Times New Roman"/>
-                <w:color w:val="333333"/>
-                <w:sz w:val="28"/>
-                <w:szCs w:val="28"/>
-              </w:rPr>
-              <w:t>)</w:t>
+              <w:t>()</w:t>
             </w:r>
           </w:p>
         </w:tc>
@@ -2253,47 +2220,7 @@
                 <w:sz w:val="28"/>
                 <w:szCs w:val="28"/>
               </w:rPr>
-              <w:t xml:space="preserve">Required for </w:t>
-            </w:r>
-            <w:proofErr w:type="gramStart"/>
-            <w:r>
-              <w:rPr>
-                <w:rFonts w:ascii="Times New Roman" w:hAnsi="Times New Roman" w:cs="Times New Roman"/>
-                <w:color w:val="333333"/>
-                <w:sz w:val="28"/>
-                <w:szCs w:val="28"/>
-              </w:rPr>
-              <w:t>pow(</w:t>
-            </w:r>
-            <w:proofErr w:type="gramEnd"/>
-            <w:r>
-              <w:rPr>
-                <w:rFonts w:ascii="Times New Roman" w:hAnsi="Times New Roman" w:cs="Times New Roman"/>
-                <w:color w:val="333333"/>
-                <w:sz w:val="28"/>
-                <w:szCs w:val="28"/>
-              </w:rPr>
-              <w:t xml:space="preserve">), </w:t>
-            </w:r>
-            <w:proofErr w:type="gramStart"/>
-            <w:r>
-              <w:rPr>
-                <w:rFonts w:ascii="Times New Roman" w:hAnsi="Times New Roman" w:cs="Times New Roman"/>
-                <w:color w:val="333333"/>
-                <w:sz w:val="28"/>
-                <w:szCs w:val="28"/>
-              </w:rPr>
-              <w:t>floor(</w:t>
-            </w:r>
-            <w:proofErr w:type="gramEnd"/>
-            <w:r>
-              <w:rPr>
-                <w:rFonts w:ascii="Times New Roman" w:hAnsi="Times New Roman" w:cs="Times New Roman"/>
-                <w:color w:val="333333"/>
-                <w:sz w:val="28"/>
-                <w:szCs w:val="28"/>
-              </w:rPr>
-              <w:t>) — injected only when ** or // is used</w:t>
+              <w:t>Required for pow(), floor() — injected only when ** or // is used</w:t>
             </w:r>
           </w:p>
         </w:tc>
@@ -2510,27 +2437,7 @@
                 <w:sz w:val="28"/>
                 <w:szCs w:val="28"/>
               </w:rPr>
-              <w:t xml:space="preserve">Integer </w:t>
-            </w:r>
-            <w:proofErr w:type="gramStart"/>
-            <w:r>
-              <w:rPr>
-                <w:rFonts w:ascii="Times New Roman" w:hAnsi="Times New Roman" w:cs="Times New Roman"/>
-                <w:color w:val="333333"/>
-                <w:sz w:val="28"/>
-                <w:szCs w:val="28"/>
-              </w:rPr>
-              <w:t>literal  (</w:t>
-            </w:r>
-            <w:proofErr w:type="gramEnd"/>
-            <w:r>
-              <w:rPr>
-                <w:rFonts w:ascii="Times New Roman" w:hAnsi="Times New Roman" w:cs="Times New Roman"/>
-                <w:color w:val="333333"/>
-                <w:sz w:val="28"/>
-                <w:szCs w:val="28"/>
-              </w:rPr>
-              <w:t>e.g. 5)</w:t>
+              <w:t>Integer literal  (e.g. 5)</w:t>
             </w:r>
           </w:p>
         </w:tc>
@@ -2637,27 +2544,7 @@
                 <w:sz w:val="28"/>
                 <w:szCs w:val="28"/>
               </w:rPr>
-              <w:t xml:space="preserve">Float </w:t>
-            </w:r>
-            <w:proofErr w:type="gramStart"/>
-            <w:r>
-              <w:rPr>
-                <w:rFonts w:ascii="Times New Roman" w:hAnsi="Times New Roman" w:cs="Times New Roman"/>
-                <w:color w:val="333333"/>
-                <w:sz w:val="28"/>
-                <w:szCs w:val="28"/>
-              </w:rPr>
-              <w:t>literal  (</w:t>
-            </w:r>
-            <w:proofErr w:type="gramEnd"/>
-            <w:r>
-              <w:rPr>
-                <w:rFonts w:ascii="Times New Roman" w:hAnsi="Times New Roman" w:cs="Times New Roman"/>
-                <w:color w:val="333333"/>
-                <w:sz w:val="28"/>
-                <w:szCs w:val="28"/>
-              </w:rPr>
-              <w:t>e.g. 3.14)</w:t>
+              <w:t>Float literal  (e.g. 3.14)</w:t>
             </w:r>
           </w:p>
         </w:tc>
@@ -2834,27 +2721,7 @@
                 <w:sz w:val="28"/>
                 <w:szCs w:val="28"/>
               </w:rPr>
-              <w:t xml:space="preserve">char </w:t>
-            </w:r>
-            <w:proofErr w:type="gramStart"/>
-            <w:r>
-              <w:rPr>
-                <w:rFonts w:ascii="Times New Roman" w:hAnsi="Times New Roman" w:cs="Times New Roman"/>
-                <w:color w:val="333333"/>
-                <w:sz w:val="28"/>
-                <w:szCs w:val="28"/>
-              </w:rPr>
-              <w:t>name[</w:t>
-            </w:r>
-            <w:proofErr w:type="gramEnd"/>
-            <w:r>
-              <w:rPr>
-                <w:rFonts w:ascii="Times New Roman" w:hAnsi="Times New Roman" w:cs="Times New Roman"/>
-                <w:color w:val="333333"/>
-                <w:sz w:val="28"/>
-                <w:szCs w:val="28"/>
-              </w:rPr>
-              <w:t>100];</w:t>
+              <w:t>char name[100];</w:t>
             </w:r>
           </w:p>
         </w:tc>
@@ -2919,25 +2786,14 @@
                 <w:szCs w:val="28"/>
               </w:rPr>
             </w:pPr>
-            <w:proofErr w:type="gramStart"/>
-            <w:r>
-              <w:rPr>
-                <w:rFonts w:ascii="Times New Roman" w:hAnsi="Times New Roman" w:cs="Times New Roman"/>
-                <w:color w:val="333333"/>
-                <w:sz w:val="28"/>
-                <w:szCs w:val="28"/>
-              </w:rPr>
-              <w:t>int[</w:t>
-            </w:r>
-            <w:proofErr w:type="gramEnd"/>
-            <w:r>
-              <w:rPr>
-                <w:rFonts w:ascii="Times New Roman" w:hAnsi="Times New Roman" w:cs="Times New Roman"/>
-                <w:color w:val="333333"/>
-                <w:sz w:val="28"/>
-                <w:szCs w:val="28"/>
-              </w:rPr>
-              <w:t>]</w:t>
+            <w:r>
+              <w:rPr>
+                <w:rFonts w:ascii="Times New Roman" w:hAnsi="Times New Roman" w:cs="Times New Roman"/>
+                <w:color w:val="333333"/>
+                <w:sz w:val="28"/>
+                <w:szCs w:val="28"/>
+              </w:rPr>
+              <w:t>int[]</w:t>
             </w:r>
           </w:p>
         </w:tc>
@@ -2975,7 +2831,6 @@
               <w:t xml:space="preserve">int </w:t>
             </w:r>
             <w:proofErr w:type="spellStart"/>
-            <w:proofErr w:type="gramStart"/>
             <w:r>
               <w:rPr>
                 <w:rFonts w:ascii="Times New Roman" w:hAnsi="Times New Roman" w:cs="Times New Roman"/>
@@ -2993,17 +2848,7 @@
                 <w:sz w:val="28"/>
                 <w:szCs w:val="28"/>
               </w:rPr>
-              <w:t>[</w:t>
-            </w:r>
-            <w:proofErr w:type="gramEnd"/>
-            <w:r>
-              <w:rPr>
-                <w:rFonts w:ascii="Times New Roman" w:hAnsi="Times New Roman" w:cs="Times New Roman"/>
-                <w:color w:val="333333"/>
-                <w:sz w:val="28"/>
-                <w:szCs w:val="28"/>
-              </w:rPr>
-              <w:t>3] = {1, 2, 3};</w:t>
+              <w:t>[3] = {1, 2, 3};</w:t>
             </w:r>
           </w:p>
         </w:tc>
@@ -3068,25 +2913,14 @@
                 <w:szCs w:val="28"/>
               </w:rPr>
             </w:pPr>
-            <w:proofErr w:type="gramStart"/>
-            <w:r>
-              <w:rPr>
-                <w:rFonts w:ascii="Times New Roman" w:hAnsi="Times New Roman" w:cs="Times New Roman"/>
-                <w:color w:val="333333"/>
-                <w:sz w:val="28"/>
-                <w:szCs w:val="28"/>
-              </w:rPr>
-              <w:t>float[</w:t>
-            </w:r>
-            <w:proofErr w:type="gramEnd"/>
-            <w:r>
-              <w:rPr>
-                <w:rFonts w:ascii="Times New Roman" w:hAnsi="Times New Roman" w:cs="Times New Roman"/>
-                <w:color w:val="333333"/>
-                <w:sz w:val="28"/>
-                <w:szCs w:val="28"/>
-              </w:rPr>
-              <w:t>]</w:t>
+            <w:r>
+              <w:rPr>
+                <w:rFonts w:ascii="Times New Roman" w:hAnsi="Times New Roman" w:cs="Times New Roman"/>
+                <w:color w:val="333333"/>
+                <w:sz w:val="28"/>
+                <w:szCs w:val="28"/>
+              </w:rPr>
+              <w:t>float[]</w:t>
             </w:r>
           </w:p>
         </w:tc>
@@ -3124,7 +2958,6 @@
               <w:t xml:space="preserve">float </w:t>
             </w:r>
             <w:proofErr w:type="spellStart"/>
-            <w:proofErr w:type="gramStart"/>
             <w:r>
               <w:rPr>
                 <w:rFonts w:ascii="Times New Roman" w:hAnsi="Times New Roman" w:cs="Times New Roman"/>
@@ -3142,17 +2975,7 @@
                 <w:sz w:val="28"/>
                 <w:szCs w:val="28"/>
               </w:rPr>
-              <w:t>[</w:t>
-            </w:r>
-            <w:proofErr w:type="gramEnd"/>
-            <w:r>
-              <w:rPr>
-                <w:rFonts w:ascii="Times New Roman" w:hAnsi="Times New Roman" w:cs="Times New Roman"/>
-                <w:color w:val="333333"/>
-                <w:sz w:val="28"/>
-                <w:szCs w:val="28"/>
-              </w:rPr>
-              <w:t>2] = {1.5, 2.5};</w:t>
+              <w:t>[2] = {1.5, 2.5};</w:t>
             </w:r>
           </w:p>
         </w:tc>
@@ -3262,7 +3085,6 @@
               <w:t>char *</w:t>
             </w:r>
             <w:proofErr w:type="spellStart"/>
-            <w:proofErr w:type="gramStart"/>
             <w:r>
               <w:rPr>
                 <w:rFonts w:ascii="Times New Roman" w:hAnsi="Times New Roman" w:cs="Times New Roman"/>
@@ -3280,17 +3102,7 @@
                 <w:sz w:val="28"/>
                 <w:szCs w:val="28"/>
               </w:rPr>
-              <w:t>[</w:t>
-            </w:r>
-            <w:proofErr w:type="gramEnd"/>
-            <w:r>
-              <w:rPr>
-                <w:rFonts w:ascii="Times New Roman" w:hAnsi="Times New Roman" w:cs="Times New Roman"/>
-                <w:color w:val="333333"/>
-                <w:sz w:val="28"/>
-                <w:szCs w:val="28"/>
-              </w:rPr>
-              <w:t>2] = {"a", "b"};</w:t>
+              <w:t>[2] = {"a", "b"};</w:t>
             </w:r>
           </w:p>
         </w:tc>
@@ -3458,27 +3270,7 @@
                 <w:sz w:val="28"/>
                 <w:szCs w:val="28"/>
               </w:rPr>
-              <w:t>*</w:t>
-            </w:r>
-            <w:proofErr w:type="gramStart"/>
-            <w:r>
-              <w:rPr>
-                <w:rFonts w:ascii="Times New Roman" w:hAnsi="Times New Roman" w:cs="Times New Roman"/>
-                <w:color w:val="333333"/>
-                <w:sz w:val="28"/>
-                <w:szCs w:val="28"/>
-              </w:rPr>
-              <w:t>*  (</w:t>
-            </w:r>
-            <w:proofErr w:type="gramEnd"/>
-            <w:r>
-              <w:rPr>
-                <w:rFonts w:ascii="Times New Roman" w:hAnsi="Times New Roman" w:cs="Times New Roman"/>
-                <w:color w:val="333333"/>
-                <w:sz w:val="28"/>
-                <w:szCs w:val="28"/>
-              </w:rPr>
-              <w:t>exponentiation)</w:t>
+              <w:t>**  (exponentiation)</w:t>
             </w:r>
           </w:p>
         </w:tc>
@@ -3506,25 +3298,14 @@
                 <w:szCs w:val="28"/>
               </w:rPr>
             </w:pPr>
-            <w:proofErr w:type="gramStart"/>
-            <w:r>
-              <w:rPr>
-                <w:rFonts w:ascii="Times New Roman" w:hAnsi="Times New Roman" w:cs="Times New Roman"/>
-                <w:color w:val="333333"/>
-                <w:sz w:val="28"/>
-                <w:szCs w:val="28"/>
-              </w:rPr>
-              <w:t>pow(</w:t>
-            </w:r>
-            <w:proofErr w:type="gramEnd"/>
-            <w:r>
-              <w:rPr>
-                <w:rFonts w:ascii="Times New Roman" w:hAnsi="Times New Roman" w:cs="Times New Roman"/>
-                <w:color w:val="333333"/>
-                <w:sz w:val="28"/>
-                <w:szCs w:val="28"/>
-              </w:rPr>
-              <w:t>a, b)</w:t>
+            <w:r>
+              <w:rPr>
+                <w:rFonts w:ascii="Times New Roman" w:hAnsi="Times New Roman" w:cs="Times New Roman"/>
+                <w:color w:val="333333"/>
+                <w:sz w:val="28"/>
+                <w:szCs w:val="28"/>
+              </w:rPr>
+              <w:t>pow(a, b)</w:t>
             </w:r>
           </w:p>
         </w:tc>
@@ -4443,7 +4224,6 @@
           <w:szCs w:val="28"/>
         </w:rPr>
       </w:pPr>
-      <w:proofErr w:type="gramStart"/>
       <w:r>
         <w:rPr>
           <w:rFonts w:ascii="Times New Roman" w:hAnsi="Times New Roman" w:cs="Times New Roman"/>
@@ -4451,20 +4231,9 @@
           <w:sz w:val="28"/>
           <w:szCs w:val="28"/>
         </w:rPr>
-        <w:t>input(</w:t>
-      </w:r>
-      <w:proofErr w:type="gramEnd"/>
-      <w:r>
-        <w:rPr>
-          <w:rFonts w:ascii="Times New Roman" w:hAnsi="Times New Roman" w:cs="Times New Roman"/>
-          <w:color w:val="333333"/>
-          <w:sz w:val="28"/>
-          <w:szCs w:val="28"/>
-        </w:rPr>
-        <w:t xml:space="preserve">) statement with type-aware </w:t>
+        <w:t xml:space="preserve">input() statement with type-aware </w:t>
       </w:r>
       <w:proofErr w:type="spellStart"/>
-      <w:proofErr w:type="gramStart"/>
       <w:r>
         <w:rPr>
           <w:rFonts w:ascii="Times New Roman" w:hAnsi="Times New Roman" w:cs="Times New Roman"/>
@@ -4482,17 +4251,7 @@
           <w:sz w:val="28"/>
           <w:szCs w:val="28"/>
         </w:rPr>
-        <w:t>(</w:t>
-      </w:r>
-      <w:proofErr w:type="gramEnd"/>
-      <w:r>
-        <w:rPr>
-          <w:rFonts w:ascii="Times New Roman" w:hAnsi="Times New Roman" w:cs="Times New Roman"/>
-          <w:color w:val="333333"/>
-          <w:sz w:val="28"/>
-          <w:szCs w:val="28"/>
-        </w:rPr>
-        <w:t>) generation</w:t>
+        <w:t>() generation</w:t>
       </w:r>
     </w:p>
     <w:p>
@@ -4509,7 +4268,6 @@
           <w:szCs w:val="28"/>
         </w:rPr>
       </w:pPr>
-      <w:proofErr w:type="gramStart"/>
       <w:r>
         <w:rPr>
           <w:rFonts w:ascii="Times New Roman" w:hAnsi="Times New Roman" w:cs="Times New Roman"/>
@@ -4517,17 +4275,7 @@
           <w:sz w:val="28"/>
           <w:szCs w:val="28"/>
         </w:rPr>
-        <w:t>print(</w:t>
-      </w:r>
-      <w:proofErr w:type="gramEnd"/>
-      <w:r>
-        <w:rPr>
-          <w:rFonts w:ascii="Times New Roman" w:hAnsi="Times New Roman" w:cs="Times New Roman"/>
-          <w:color w:val="333333"/>
-          <w:sz w:val="28"/>
-          <w:szCs w:val="28"/>
-        </w:rPr>
-        <w:t>) statement with format-specifier inference</w:t>
+        <w:t>print() statement with format-specifier inference</w:t>
       </w:r>
     </w:p>
     <w:p>
@@ -5126,25 +4874,14 @@
                 <w:szCs w:val="28"/>
               </w:rPr>
             </w:pPr>
-            <w:proofErr w:type="gramStart"/>
-            <w:r>
-              <w:rPr>
-                <w:rFonts w:ascii="Times New Roman" w:hAnsi="Times New Roman" w:cs="Times New Roman"/>
-                <w:color w:val="333333"/>
-                <w:sz w:val="28"/>
-                <w:szCs w:val="28"/>
-              </w:rPr>
-              <w:t xml:space="preserve">}   </w:t>
-            </w:r>
-            <w:proofErr w:type="gramEnd"/>
-            <w:r>
-              <w:rPr>
-                <w:rFonts w:ascii="Times New Roman" w:hAnsi="Times New Roman" w:cs="Times New Roman"/>
-                <w:color w:val="333333"/>
-                <w:sz w:val="28"/>
-                <w:szCs w:val="28"/>
-              </w:rPr>
-              <w:t xml:space="preserve">(closing brace inferred from </w:t>
+            <w:r>
+              <w:rPr>
+                <w:rFonts w:ascii="Times New Roman" w:hAnsi="Times New Roman" w:cs="Times New Roman"/>
+                <w:color w:val="333333"/>
+                <w:sz w:val="28"/>
+                <w:szCs w:val="28"/>
+              </w:rPr>
+              <w:t xml:space="preserve">}   (closing brace inferred from </w:t>
             </w:r>
             <w:proofErr w:type="spellStart"/>
             <w:r>
@@ -5429,25 +5166,14 @@
                 <w:szCs w:val="28"/>
               </w:rPr>
             </w:pPr>
-            <w:proofErr w:type="gramStart"/>
-            <w:r>
-              <w:rPr>
-                <w:rFonts w:ascii="Times New Roman" w:hAnsi="Times New Roman" w:cs="Times New Roman"/>
-                <w:color w:val="333333"/>
-                <w:sz w:val="28"/>
-                <w:szCs w:val="28"/>
-              </w:rPr>
-              <w:t>for(</w:t>
-            </w:r>
-            <w:proofErr w:type="gramEnd"/>
-            <w:r>
-              <w:rPr>
-                <w:rFonts w:ascii="Times New Roman" w:hAnsi="Times New Roman" w:cs="Times New Roman"/>
-                <w:color w:val="333333"/>
-                <w:sz w:val="28"/>
-                <w:szCs w:val="28"/>
-              </w:rPr>
-              <w:t xml:space="preserve">int </w:t>
+            <w:r>
+              <w:rPr>
+                <w:rFonts w:ascii="Times New Roman" w:hAnsi="Times New Roman" w:cs="Times New Roman"/>
+                <w:color w:val="333333"/>
+                <w:sz w:val="28"/>
+                <w:szCs w:val="28"/>
+              </w:rPr>
+              <w:t xml:space="preserve">for(int </w:t>
             </w:r>
             <w:proofErr w:type="spellStart"/>
             <w:r>
@@ -5610,25 +5336,14 @@
                 <w:szCs w:val="28"/>
               </w:rPr>
             </w:pPr>
-            <w:proofErr w:type="gramStart"/>
-            <w:r>
-              <w:rPr>
-                <w:rFonts w:ascii="Times New Roman" w:hAnsi="Times New Roman" w:cs="Times New Roman"/>
-                <w:color w:val="333333"/>
-                <w:sz w:val="28"/>
-                <w:szCs w:val="28"/>
-              </w:rPr>
-              <w:t>for(</w:t>
-            </w:r>
-            <w:proofErr w:type="gramEnd"/>
-            <w:r>
-              <w:rPr>
-                <w:rFonts w:ascii="Times New Roman" w:hAnsi="Times New Roman" w:cs="Times New Roman"/>
-                <w:color w:val="333333"/>
-                <w:sz w:val="28"/>
-                <w:szCs w:val="28"/>
-              </w:rPr>
-              <w:t xml:space="preserve">int </w:t>
+            <w:r>
+              <w:rPr>
+                <w:rFonts w:ascii="Times New Roman" w:hAnsi="Times New Roman" w:cs="Times New Roman"/>
+                <w:color w:val="333333"/>
+                <w:sz w:val="28"/>
+                <w:szCs w:val="28"/>
+              </w:rPr>
+              <w:t xml:space="preserve">for(int </w:t>
             </w:r>
             <w:proofErr w:type="spellStart"/>
             <w:r>
@@ -5791,25 +5506,14 @@
                 <w:szCs w:val="28"/>
               </w:rPr>
             </w:pPr>
-            <w:proofErr w:type="gramStart"/>
-            <w:r>
-              <w:rPr>
-                <w:rFonts w:ascii="Times New Roman" w:hAnsi="Times New Roman" w:cs="Times New Roman"/>
-                <w:color w:val="333333"/>
-                <w:sz w:val="28"/>
-                <w:szCs w:val="28"/>
-              </w:rPr>
-              <w:t>for(</w:t>
-            </w:r>
-            <w:proofErr w:type="gramEnd"/>
-            <w:r>
-              <w:rPr>
-                <w:rFonts w:ascii="Times New Roman" w:hAnsi="Times New Roman" w:cs="Times New Roman"/>
-                <w:color w:val="333333"/>
-                <w:sz w:val="28"/>
-                <w:szCs w:val="28"/>
-              </w:rPr>
-              <w:t xml:space="preserve">int </w:t>
+            <w:r>
+              <w:rPr>
+                <w:rFonts w:ascii="Times New Roman" w:hAnsi="Times New Roman" w:cs="Times New Roman"/>
+                <w:color w:val="333333"/>
+                <w:sz w:val="28"/>
+                <w:szCs w:val="28"/>
+              </w:rPr>
+              <w:t xml:space="preserve">for(int </w:t>
             </w:r>
             <w:proofErr w:type="spellStart"/>
             <w:r>
@@ -6219,7 +5923,6 @@
               <w:t xml:space="preserve">int </w:t>
             </w:r>
             <w:proofErr w:type="spellStart"/>
-            <w:proofErr w:type="gramStart"/>
             <w:r>
               <w:rPr>
                 <w:rFonts w:ascii="Times New Roman" w:hAnsi="Times New Roman" w:cs="Times New Roman"/>
@@ -6237,17 +5940,7 @@
                 <w:sz w:val="28"/>
                 <w:szCs w:val="28"/>
               </w:rPr>
-              <w:t>[</w:t>
-            </w:r>
-            <w:proofErr w:type="gramEnd"/>
-            <w:r>
-              <w:rPr>
-                <w:rFonts w:ascii="Times New Roman" w:hAnsi="Times New Roman" w:cs="Times New Roman"/>
-                <w:color w:val="333333"/>
-                <w:sz w:val="28"/>
-                <w:szCs w:val="28"/>
-              </w:rPr>
-              <w:t>3] = {1, 2, 3};</w:t>
+              <w:t>[3] = {1, 2, 3};</w:t>
             </w:r>
           </w:p>
         </w:tc>
@@ -6333,7 +6026,6 @@
               <w:t xml:space="preserve">float </w:t>
             </w:r>
             <w:proofErr w:type="spellStart"/>
-            <w:proofErr w:type="gramStart"/>
             <w:r>
               <w:rPr>
                 <w:rFonts w:ascii="Times New Roman" w:hAnsi="Times New Roman" w:cs="Times New Roman"/>
@@ -6351,17 +6043,7 @@
                 <w:sz w:val="28"/>
                 <w:szCs w:val="28"/>
               </w:rPr>
-              <w:t>[</w:t>
-            </w:r>
-            <w:proofErr w:type="gramEnd"/>
-            <w:r>
-              <w:rPr>
-                <w:rFonts w:ascii="Times New Roman" w:hAnsi="Times New Roman" w:cs="Times New Roman"/>
-                <w:color w:val="333333"/>
-                <w:sz w:val="28"/>
-                <w:szCs w:val="28"/>
-              </w:rPr>
-              <w:t>2] = {1.1, 2.2};</w:t>
+              <w:t>[2] = {1.1, 2.2};</w:t>
             </w:r>
           </w:p>
         </w:tc>
@@ -6433,27 +6115,7 @@
                 <w:sz w:val="28"/>
                 <w:szCs w:val="28"/>
               </w:rPr>
-              <w:t>char *</w:t>
-            </w:r>
-            <w:proofErr w:type="gramStart"/>
-            <w:r>
-              <w:rPr>
-                <w:rFonts w:ascii="Times New Roman" w:hAnsi="Times New Roman" w:cs="Times New Roman"/>
-                <w:color w:val="333333"/>
-                <w:sz w:val="28"/>
-                <w:szCs w:val="28"/>
-              </w:rPr>
-              <w:t>words[</w:t>
-            </w:r>
-            <w:proofErr w:type="gramEnd"/>
-            <w:r>
-              <w:rPr>
-                <w:rFonts w:ascii="Times New Roman" w:hAnsi="Times New Roman" w:cs="Times New Roman"/>
-                <w:color w:val="333333"/>
-                <w:sz w:val="28"/>
-                <w:szCs w:val="28"/>
-              </w:rPr>
-              <w:t>2] = {"a", "b"};</w:t>
+              <w:t>char *words[2] = {"a", "b"};</w:t>
             </w:r>
           </w:p>
         </w:tc>
@@ -6710,7 +6372,6 @@
               <w:t xml:space="preserve">"); </w:t>
             </w:r>
             <w:proofErr w:type="spellStart"/>
-            <w:proofErr w:type="gramStart"/>
             <w:r>
               <w:rPr>
                 <w:rFonts w:ascii="Times New Roman" w:hAnsi="Times New Roman" w:cs="Times New Roman"/>
@@ -6728,17 +6389,7 @@
                 <w:sz w:val="28"/>
                 <w:szCs w:val="28"/>
               </w:rPr>
-              <w:t>(</w:t>
-            </w:r>
-            <w:proofErr w:type="gramEnd"/>
-            <w:r>
-              <w:rPr>
-                <w:rFonts w:ascii="Times New Roman" w:hAnsi="Times New Roman" w:cs="Times New Roman"/>
-                <w:color w:val="333333"/>
-                <w:sz w:val="28"/>
-                <w:szCs w:val="28"/>
-              </w:rPr>
-              <w:t>"%d", &amp;x);</w:t>
+              <w:t>("%d", &amp;x);</w:t>
             </w:r>
           </w:p>
         </w:tc>
@@ -6864,7 +6515,6 @@
               <w:t xml:space="preserve">"); </w:t>
             </w:r>
             <w:proofErr w:type="spellStart"/>
-            <w:proofErr w:type="gramStart"/>
             <w:r>
               <w:rPr>
                 <w:rFonts w:ascii="Times New Roman" w:hAnsi="Times New Roman" w:cs="Times New Roman"/>
@@ -6882,17 +6532,7 @@
                 <w:sz w:val="28"/>
                 <w:szCs w:val="28"/>
               </w:rPr>
-              <w:t>(</w:t>
-            </w:r>
-            <w:proofErr w:type="gramEnd"/>
-            <w:r>
-              <w:rPr>
-                <w:rFonts w:ascii="Times New Roman" w:hAnsi="Times New Roman" w:cs="Times New Roman"/>
-                <w:color w:val="333333"/>
-                <w:sz w:val="28"/>
-                <w:szCs w:val="28"/>
-              </w:rPr>
-              <w:t>"%f", &amp;x);</w:t>
+              <w:t>("%f", &amp;x);</w:t>
             </w:r>
           </w:p>
         </w:tc>
@@ -6984,27 +6624,7 @@
                 <w:sz w:val="28"/>
                 <w:szCs w:val="28"/>
               </w:rPr>
-              <w:t xml:space="preserve">char </w:t>
-            </w:r>
-            <w:proofErr w:type="gramStart"/>
-            <w:r>
-              <w:rPr>
-                <w:rFonts w:ascii="Times New Roman" w:hAnsi="Times New Roman" w:cs="Times New Roman"/>
-                <w:color w:val="333333"/>
-                <w:sz w:val="28"/>
-                <w:szCs w:val="28"/>
-              </w:rPr>
-              <w:t>x[</w:t>
-            </w:r>
-            <w:proofErr w:type="gramEnd"/>
-            <w:r>
-              <w:rPr>
-                <w:rFonts w:ascii="Times New Roman" w:hAnsi="Times New Roman" w:cs="Times New Roman"/>
-                <w:color w:val="333333"/>
-                <w:sz w:val="28"/>
-                <w:szCs w:val="28"/>
-              </w:rPr>
-              <w:t xml:space="preserve">100]; </w:t>
+              <w:t xml:space="preserve">char x[100]; </w:t>
             </w:r>
             <w:proofErr w:type="spellStart"/>
             <w:r>
@@ -7047,7 +6667,6 @@
               <w:t xml:space="preserve">"); </w:t>
             </w:r>
             <w:proofErr w:type="spellStart"/>
-            <w:proofErr w:type="gramStart"/>
             <w:r>
               <w:rPr>
                 <w:rFonts w:ascii="Times New Roman" w:hAnsi="Times New Roman" w:cs="Times New Roman"/>
@@ -7065,17 +6684,7 @@
                 <w:sz w:val="28"/>
                 <w:szCs w:val="28"/>
               </w:rPr>
-              <w:t>(</w:t>
-            </w:r>
-            <w:proofErr w:type="gramEnd"/>
-            <w:r>
-              <w:rPr>
-                <w:rFonts w:ascii="Times New Roman" w:hAnsi="Times New Roman" w:cs="Times New Roman"/>
-                <w:color w:val="333333"/>
-                <w:sz w:val="28"/>
-                <w:szCs w:val="28"/>
-              </w:rPr>
-              <w:t>"%s", x);</w:t>
+              <w:t>("%s", x);</w:t>
             </w:r>
           </w:p>
         </w:tc>
@@ -7355,7 +6964,6 @@
               </w:rPr>
             </w:pPr>
             <w:proofErr w:type="spellStart"/>
-            <w:proofErr w:type="gramStart"/>
             <w:r>
               <w:rPr>
                 <w:rFonts w:ascii="Times New Roman" w:hAnsi="Times New Roman" w:cs="Times New Roman"/>
@@ -7373,17 +6981,7 @@
                 <w:sz w:val="28"/>
                 <w:szCs w:val="28"/>
               </w:rPr>
-              <w:t>(</w:t>
-            </w:r>
-            <w:proofErr w:type="gramEnd"/>
-            <w:r>
-              <w:rPr>
-                <w:rFonts w:ascii="Times New Roman" w:hAnsi="Times New Roman" w:cs="Times New Roman"/>
-                <w:color w:val="333333"/>
-                <w:sz w:val="28"/>
-                <w:szCs w:val="28"/>
-              </w:rPr>
-              <w:t>"%d\n", x);</w:t>
+              <w:t>("%d\n", x);</w:t>
             </w:r>
           </w:p>
         </w:tc>
@@ -7413,25 +7011,14 @@
                 <w:szCs w:val="28"/>
               </w:rPr>
             </w:pPr>
-            <w:proofErr w:type="gramStart"/>
-            <w:r>
-              <w:rPr>
-                <w:rFonts w:ascii="Times New Roman" w:hAnsi="Times New Roman" w:cs="Times New Roman"/>
-                <w:color w:val="333333"/>
-                <w:sz w:val="28"/>
-                <w:szCs w:val="28"/>
-              </w:rPr>
-              <w:t>print(</w:t>
-            </w:r>
-            <w:proofErr w:type="gramEnd"/>
-            <w:r>
-              <w:rPr>
-                <w:rFonts w:ascii="Times New Roman" w:hAnsi="Times New Roman" w:cs="Times New Roman"/>
-                <w:color w:val="333333"/>
-                <w:sz w:val="28"/>
-                <w:szCs w:val="28"/>
-              </w:rPr>
-              <w:t>"</w:t>
+            <w:r>
+              <w:rPr>
+                <w:rFonts w:ascii="Times New Roman" w:hAnsi="Times New Roman" w:cs="Times New Roman"/>
+                <w:color w:val="333333"/>
+                <w:sz w:val="28"/>
+                <w:szCs w:val="28"/>
+              </w:rPr>
+              <w:t>print("</w:t>
             </w:r>
             <w:proofErr w:type="spellStart"/>
             <w:r>
@@ -7480,7 +7067,6 @@
               </w:rPr>
             </w:pPr>
             <w:proofErr w:type="spellStart"/>
-            <w:proofErr w:type="gramStart"/>
             <w:r>
               <w:rPr>
                 <w:rFonts w:ascii="Times New Roman" w:hAnsi="Times New Roman" w:cs="Times New Roman"/>
@@ -7498,17 +7084,7 @@
                 <w:sz w:val="28"/>
                 <w:szCs w:val="28"/>
               </w:rPr>
-              <w:t>(</w:t>
-            </w:r>
-            <w:proofErr w:type="gramEnd"/>
-            <w:r>
-              <w:rPr>
-                <w:rFonts w:ascii="Times New Roman" w:hAnsi="Times New Roman" w:cs="Times New Roman"/>
-                <w:color w:val="333333"/>
-                <w:sz w:val="28"/>
-                <w:szCs w:val="28"/>
-              </w:rPr>
-              <w:t>"</w:t>
+              <w:t>("</w:t>
             </w:r>
             <w:proofErr w:type="spellStart"/>
             <w:r>
@@ -7614,7 +7190,6 @@
               </w:rPr>
             </w:pPr>
             <w:proofErr w:type="spellStart"/>
-            <w:proofErr w:type="gramStart"/>
             <w:r>
               <w:rPr>
                 <w:rFonts w:ascii="Times New Roman" w:hAnsi="Times New Roman" w:cs="Times New Roman"/>
@@ -7632,17 +7207,7 @@
                 <w:sz w:val="28"/>
                 <w:szCs w:val="28"/>
               </w:rPr>
-              <w:t>(</w:t>
-            </w:r>
-            <w:proofErr w:type="gramEnd"/>
-            <w:r>
-              <w:rPr>
-                <w:rFonts w:ascii="Times New Roman" w:hAnsi="Times New Roman" w:cs="Times New Roman"/>
-                <w:color w:val="333333"/>
-                <w:sz w:val="28"/>
-                <w:szCs w:val="28"/>
-              </w:rPr>
-              <w:t>"</w:t>
+              <w:t>("</w:t>
             </w:r>
             <w:proofErr w:type="spellStart"/>
             <w:r>
@@ -8080,27 +7645,7 @@
                 <w:sz w:val="28"/>
                 <w:szCs w:val="28"/>
               </w:rPr>
-              <w:t xml:space="preserve">def </w:t>
-            </w:r>
-            <w:proofErr w:type="gramStart"/>
-            <w:r>
-              <w:rPr>
-                <w:rFonts w:ascii="Times New Roman" w:hAnsi="Times New Roman" w:cs="Times New Roman"/>
-                <w:color w:val="333333"/>
-                <w:sz w:val="28"/>
-                <w:szCs w:val="28"/>
-              </w:rPr>
-              <w:t>foo(</w:t>
-            </w:r>
-            <w:proofErr w:type="gramEnd"/>
-            <w:r>
-              <w:rPr>
-                <w:rFonts w:ascii="Times New Roman" w:hAnsi="Times New Roman" w:cs="Times New Roman"/>
-                <w:color w:val="333333"/>
-                <w:sz w:val="28"/>
-                <w:szCs w:val="28"/>
-              </w:rPr>
-              <w:t>a, b):</w:t>
+              <w:t>def foo(a, b):</w:t>
             </w:r>
           </w:p>
         </w:tc>
@@ -8135,27 +7680,7 @@
                 <w:sz w:val="28"/>
                 <w:szCs w:val="28"/>
               </w:rPr>
-              <w:t xml:space="preserve">int </w:t>
-            </w:r>
-            <w:proofErr w:type="gramStart"/>
-            <w:r>
-              <w:rPr>
-                <w:rFonts w:ascii="Times New Roman" w:hAnsi="Times New Roman" w:cs="Times New Roman"/>
-                <w:color w:val="333333"/>
-                <w:sz w:val="28"/>
-                <w:szCs w:val="28"/>
-              </w:rPr>
-              <w:t>foo(</w:t>
-            </w:r>
-            <w:proofErr w:type="gramEnd"/>
-            <w:r>
-              <w:rPr>
-                <w:rFonts w:ascii="Times New Roman" w:hAnsi="Times New Roman" w:cs="Times New Roman"/>
-                <w:color w:val="333333"/>
-                <w:sz w:val="28"/>
-                <w:szCs w:val="28"/>
-              </w:rPr>
-              <w:t>int a, int b) {</w:t>
+              <w:t>int foo(int a, int b) {</w:t>
             </w:r>
           </w:p>
         </w:tc>
@@ -8262,47 +7787,7 @@
                 <w:sz w:val="28"/>
                 <w:szCs w:val="28"/>
               </w:rPr>
-              <w:t xml:space="preserve">int </w:t>
-            </w:r>
-            <w:proofErr w:type="gramStart"/>
-            <w:r>
-              <w:rPr>
-                <w:rFonts w:ascii="Times New Roman" w:hAnsi="Times New Roman" w:cs="Times New Roman"/>
-                <w:color w:val="333333"/>
-                <w:sz w:val="28"/>
-                <w:szCs w:val="28"/>
-              </w:rPr>
-              <w:t>greet(</w:t>
-            </w:r>
-            <w:proofErr w:type="gramEnd"/>
-            <w:r>
-              <w:rPr>
-                <w:rFonts w:ascii="Times New Roman" w:hAnsi="Times New Roman" w:cs="Times New Roman"/>
-                <w:color w:val="333333"/>
-                <w:sz w:val="28"/>
-                <w:szCs w:val="28"/>
-              </w:rPr>
-              <w:t xml:space="preserve">char </w:t>
-            </w:r>
-            <w:proofErr w:type="gramStart"/>
-            <w:r>
-              <w:rPr>
-                <w:rFonts w:ascii="Times New Roman" w:hAnsi="Times New Roman" w:cs="Times New Roman"/>
-                <w:color w:val="333333"/>
-                <w:sz w:val="28"/>
-                <w:szCs w:val="28"/>
-              </w:rPr>
-              <w:t>name[</w:t>
-            </w:r>
-            <w:proofErr w:type="gramEnd"/>
-            <w:r>
-              <w:rPr>
-                <w:rFonts w:ascii="Times New Roman" w:hAnsi="Times New Roman" w:cs="Times New Roman"/>
-                <w:color w:val="333333"/>
-                <w:sz w:val="28"/>
-                <w:szCs w:val="28"/>
-              </w:rPr>
-              <w:t>]) {</w:t>
+              <w:t>int greet(char name[]) {</w:t>
             </w:r>
           </w:p>
         </w:tc>
@@ -9213,20 +8698,9 @@
                 <w:sz w:val="28"/>
                 <w:szCs w:val="28"/>
               </w:rPr>
-              <w:t>indent_</w:t>
-            </w:r>
-            <w:proofErr w:type="gramStart"/>
-            <w:r>
-              <w:rPr>
-                <w:rFonts w:ascii="Times New Roman" w:hAnsi="Times New Roman" w:cs="Times New Roman"/>
-                <w:color w:val="333333"/>
-                <w:sz w:val="28"/>
-                <w:szCs w:val="28"/>
-              </w:rPr>
-              <w:t>stack.append</w:t>
+              <w:t>indent_stack.append</w:t>
             </w:r>
             <w:proofErr w:type="spellEnd"/>
-            <w:proofErr w:type="gramEnd"/>
             <w:r>
               <w:rPr>
                 <w:rFonts w:ascii="Times New Roman" w:hAnsi="Times New Roman" w:cs="Times New Roman"/>
@@ -9342,20 +8816,9 @@
                 <w:sz w:val="28"/>
                 <w:szCs w:val="28"/>
               </w:rPr>
-              <w:t>indent_</w:t>
-            </w:r>
-            <w:proofErr w:type="gramStart"/>
-            <w:r>
-              <w:rPr>
-                <w:rFonts w:ascii="Times New Roman" w:hAnsi="Times New Roman" w:cs="Times New Roman"/>
-                <w:color w:val="333333"/>
-                <w:sz w:val="28"/>
-                <w:szCs w:val="28"/>
-              </w:rPr>
-              <w:t>stack.append</w:t>
+              <w:t>indent_stack.append</w:t>
             </w:r>
             <w:proofErr w:type="spellEnd"/>
-            <w:proofErr w:type="gramEnd"/>
             <w:r>
               <w:rPr>
                 <w:rFonts w:ascii="Times New Roman" w:hAnsi="Times New Roman" w:cs="Times New Roman"/>
@@ -9464,7 +8927,6 @@
               </w:rPr>
             </w:pPr>
             <w:proofErr w:type="spellStart"/>
-            <w:proofErr w:type="gramStart"/>
             <w:r>
               <w:rPr>
                 <w:rFonts w:ascii="Times New Roman" w:hAnsi="Times New Roman" w:cs="Times New Roman"/>
@@ -9482,29 +8944,8 @@
                 <w:sz w:val="28"/>
                 <w:szCs w:val="28"/>
               </w:rPr>
-              <w:t>(</w:t>
-            </w:r>
-            <w:proofErr w:type="gramEnd"/>
-            <w:r>
-              <w:rPr>
-                <w:rFonts w:ascii="Times New Roman" w:hAnsi="Times New Roman" w:cs="Times New Roman"/>
-                <w:color w:val="333333"/>
-                <w:sz w:val="28"/>
-                <w:szCs w:val="28"/>
-              </w:rPr>
-              <w:t xml:space="preserve">) + </w:t>
-            </w:r>
-            <w:proofErr w:type="gramStart"/>
-            <w:r>
-              <w:rPr>
-                <w:rFonts w:ascii="Times New Roman" w:hAnsi="Times New Roman" w:cs="Times New Roman"/>
-                <w:color w:val="333333"/>
-                <w:sz w:val="28"/>
-                <w:szCs w:val="28"/>
-              </w:rPr>
-              <w:t>emit }</w:t>
-            </w:r>
-            <w:proofErr w:type="gramEnd"/>
+              <w:t>() + emit }</w:t>
+            </w:r>
           </w:p>
         </w:tc>
         <w:tc>
@@ -9604,7 +9045,6 @@
               </w:rPr>
             </w:pPr>
             <w:proofErr w:type="spellStart"/>
-            <w:proofErr w:type="gramStart"/>
             <w:r>
               <w:rPr>
                 <w:rFonts w:ascii="Times New Roman" w:hAnsi="Times New Roman" w:cs="Times New Roman"/>
@@ -9622,29 +9062,8 @@
                 <w:sz w:val="28"/>
                 <w:szCs w:val="28"/>
               </w:rPr>
-              <w:t>(</w:t>
-            </w:r>
-            <w:proofErr w:type="gramEnd"/>
-            <w:r>
-              <w:rPr>
-                <w:rFonts w:ascii="Times New Roman" w:hAnsi="Times New Roman" w:cs="Times New Roman"/>
-                <w:color w:val="333333"/>
-                <w:sz w:val="28"/>
-                <w:szCs w:val="28"/>
-              </w:rPr>
-              <w:t xml:space="preserve">) + </w:t>
-            </w:r>
-            <w:proofErr w:type="gramStart"/>
-            <w:r>
-              <w:rPr>
-                <w:rFonts w:ascii="Times New Roman" w:hAnsi="Times New Roman" w:cs="Times New Roman"/>
-                <w:color w:val="333333"/>
-                <w:sz w:val="28"/>
-                <w:szCs w:val="28"/>
-              </w:rPr>
-              <w:t>emit }</w:t>
-            </w:r>
-            <w:proofErr w:type="gramEnd"/>
+              <w:t>() + emit }</w:t>
+            </w:r>
           </w:p>
         </w:tc>
         <w:tc>
@@ -10866,25 +10285,7 @@
                 <w:sz w:val="28"/>
                 <w:szCs w:val="28"/>
               </w:rPr>
-              <w:t xml:space="preserve">Before int </w:t>
-            </w:r>
-            <w:proofErr w:type="gramStart"/>
-            <w:r>
-              <w:rPr>
-                <w:rFonts w:ascii="Times New Roman" w:hAnsi="Times New Roman" w:cs="Times New Roman"/>
-                <w:sz w:val="28"/>
-                <w:szCs w:val="28"/>
-              </w:rPr>
-              <w:t>main(</w:t>
-            </w:r>
-            <w:proofErr w:type="gramEnd"/>
-            <w:r>
-              <w:rPr>
-                <w:rFonts w:ascii="Times New Roman" w:hAnsi="Times New Roman" w:cs="Times New Roman"/>
-                <w:sz w:val="28"/>
-                <w:szCs w:val="28"/>
-              </w:rPr>
-              <w:t>)</w:t>
+              <w:t>Before int main()</w:t>
             </w:r>
           </w:p>
         </w:tc>
@@ -10923,16 +10324,7 @@
                 <w:sz w:val="28"/>
                 <w:szCs w:val="28"/>
               </w:rPr>
-              <w:t>is_</w:t>
-            </w:r>
-            <w:proofErr w:type="gramStart"/>
-            <w:r>
-              <w:rPr>
-                <w:rFonts w:ascii="Times New Roman" w:hAnsi="Times New Roman" w:cs="Times New Roman"/>
-                <w:sz w:val="28"/>
-                <w:szCs w:val="28"/>
-              </w:rPr>
-              <w:t>prime</w:t>
+              <w:t>is_prime</w:t>
             </w:r>
             <w:proofErr w:type="spellEnd"/>
             <w:r>
@@ -10941,16 +10333,7 @@
                 <w:sz w:val="28"/>
                 <w:szCs w:val="28"/>
               </w:rPr>
-              <w:t>(</w:t>
-            </w:r>
-            <w:proofErr w:type="gramEnd"/>
-            <w:r>
-              <w:rPr>
-                <w:rFonts w:ascii="Times New Roman" w:hAnsi="Times New Roman" w:cs="Times New Roman"/>
-                <w:sz w:val="28"/>
-                <w:szCs w:val="28"/>
-              </w:rPr>
-              <w:t>int n);</w:t>
+              <w:t>(int n);</w:t>
             </w:r>
           </w:p>
         </w:tc>
@@ -11022,25 +10405,7 @@
                 <w:sz w:val="28"/>
                 <w:szCs w:val="28"/>
               </w:rPr>
-              <w:t xml:space="preserve">After int </w:t>
-            </w:r>
-            <w:proofErr w:type="gramStart"/>
-            <w:r>
-              <w:rPr>
-                <w:rFonts w:ascii="Times New Roman" w:hAnsi="Times New Roman" w:cs="Times New Roman"/>
-                <w:sz w:val="28"/>
-                <w:szCs w:val="28"/>
-              </w:rPr>
-              <w:t>main(</w:t>
-            </w:r>
-            <w:proofErr w:type="gramEnd"/>
-            <w:r>
-              <w:rPr>
-                <w:rFonts w:ascii="Times New Roman" w:hAnsi="Times New Roman" w:cs="Times New Roman"/>
-                <w:sz w:val="28"/>
-                <w:szCs w:val="28"/>
-              </w:rPr>
-              <w:t>)</w:t>
+              <w:t>After int main()</w:t>
             </w:r>
           </w:p>
         </w:tc>
@@ -11079,16 +10444,7 @@
                 <w:sz w:val="28"/>
                 <w:szCs w:val="28"/>
               </w:rPr>
-              <w:t>is_</w:t>
-            </w:r>
-            <w:proofErr w:type="gramStart"/>
-            <w:r>
-              <w:rPr>
-                <w:rFonts w:ascii="Times New Roman" w:hAnsi="Times New Roman" w:cs="Times New Roman"/>
-                <w:sz w:val="28"/>
-                <w:szCs w:val="28"/>
-              </w:rPr>
-              <w:t>prime</w:t>
+              <w:t>is_prime</w:t>
             </w:r>
             <w:proofErr w:type="spellEnd"/>
             <w:r>
@@ -11097,34 +10453,7 @@
                 <w:sz w:val="28"/>
                 <w:szCs w:val="28"/>
               </w:rPr>
-              <w:t>(</w:t>
-            </w:r>
-            <w:proofErr w:type="gramEnd"/>
-            <w:r>
-              <w:rPr>
-                <w:rFonts w:ascii="Times New Roman" w:hAnsi="Times New Roman" w:cs="Times New Roman"/>
-                <w:sz w:val="28"/>
-                <w:szCs w:val="28"/>
-              </w:rPr>
-              <w:t xml:space="preserve">int n) </w:t>
-            </w:r>
-            <w:proofErr w:type="gramStart"/>
-            <w:r>
-              <w:rPr>
-                <w:rFonts w:ascii="Times New Roman" w:hAnsi="Times New Roman" w:cs="Times New Roman"/>
-                <w:sz w:val="28"/>
-                <w:szCs w:val="28"/>
-              </w:rPr>
-              <w:t>{ ...</w:t>
-            </w:r>
-            <w:proofErr w:type="gramEnd"/>
-            <w:r>
-              <w:rPr>
-                <w:rFonts w:ascii="Times New Roman" w:hAnsi="Times New Roman" w:cs="Times New Roman"/>
-                <w:sz w:val="28"/>
-                <w:szCs w:val="28"/>
-              </w:rPr>
-              <w:t xml:space="preserve"> }</w:t>
+              <w:t>(int n) { ... }</w:t>
             </w:r>
           </w:p>
         </w:tc>
@@ -11235,16 +10564,7 @@
                 <w:sz w:val="28"/>
                 <w:szCs w:val="28"/>
               </w:rPr>
-              <w:t>say_</w:t>
-            </w:r>
-            <w:proofErr w:type="gramStart"/>
-            <w:r>
-              <w:rPr>
-                <w:rFonts w:ascii="Times New Roman" w:hAnsi="Times New Roman" w:cs="Times New Roman"/>
-                <w:sz w:val="28"/>
-                <w:szCs w:val="28"/>
-              </w:rPr>
-              <w:t>hello</w:t>
+              <w:t>say_hello</w:t>
             </w:r>
             <w:proofErr w:type="spellEnd"/>
             <w:r>
@@ -11253,34 +10573,7 @@
                 <w:sz w:val="28"/>
                 <w:szCs w:val="28"/>
               </w:rPr>
-              <w:t>(</w:t>
-            </w:r>
-            <w:proofErr w:type="gramEnd"/>
-            <w:r>
-              <w:rPr>
-                <w:rFonts w:ascii="Times New Roman" w:hAnsi="Times New Roman" w:cs="Times New Roman"/>
-                <w:sz w:val="28"/>
-                <w:szCs w:val="28"/>
-              </w:rPr>
-              <w:t xml:space="preserve">char </w:t>
-            </w:r>
-            <w:proofErr w:type="gramStart"/>
-            <w:r>
-              <w:rPr>
-                <w:rFonts w:ascii="Times New Roman" w:hAnsi="Times New Roman" w:cs="Times New Roman"/>
-                <w:sz w:val="28"/>
-                <w:szCs w:val="28"/>
-              </w:rPr>
-              <w:t>name[</w:t>
-            </w:r>
-            <w:proofErr w:type="gramEnd"/>
-            <w:r>
-              <w:rPr>
-                <w:rFonts w:ascii="Times New Roman" w:hAnsi="Times New Roman" w:cs="Times New Roman"/>
-                <w:sz w:val="28"/>
-                <w:szCs w:val="28"/>
-              </w:rPr>
-              <w:t>]);</w:t>
+              <w:t>(char name[]);</w:t>
             </w:r>
           </w:p>
         </w:tc>
@@ -11382,25 +10675,7 @@
                 <w:sz w:val="28"/>
                 <w:szCs w:val="28"/>
               </w:rPr>
-              <w:t xml:space="preserve">float </w:t>
-            </w:r>
-            <w:proofErr w:type="gramStart"/>
-            <w:r>
-              <w:rPr>
-                <w:rFonts w:ascii="Times New Roman" w:hAnsi="Times New Roman" w:cs="Times New Roman"/>
-                <w:sz w:val="28"/>
-                <w:szCs w:val="28"/>
-              </w:rPr>
-              <w:t>average(</w:t>
-            </w:r>
-            <w:proofErr w:type="gramEnd"/>
-            <w:r>
-              <w:rPr>
-                <w:rFonts w:ascii="Times New Roman" w:hAnsi="Times New Roman" w:cs="Times New Roman"/>
-                <w:sz w:val="28"/>
-                <w:szCs w:val="28"/>
-              </w:rPr>
-              <w:t>int a, int b);</w:t>
+              <w:t>float average(int a, int b);</w:t>
             </w:r>
           </w:p>
         </w:tc>
@@ -11519,7 +10794,7 @@
     </w:p>
     <w:tbl>
       <w:tblPr>
-        <w:tblW w:w="9360" w:type="dxa"/>
+        <w:tblW w:w="10772" w:type="dxa"/>
         <w:tblBorders>
           <w:top w:val="single" w:sz="4" w:space="0" w:color="auto"/>
           <w:left w:val="single" w:sz="4" w:space="0" w:color="auto"/>
@@ -11535,14 +10810,14 @@
         <w:tblLook w:val="04A0" w:firstRow="1" w:lastRow="0" w:firstColumn="1" w:lastColumn="0" w:noHBand="0" w:noVBand="1"/>
       </w:tblPr>
       <w:tblGrid>
-        <w:gridCol w:w="1933"/>
-        <w:gridCol w:w="1721"/>
-        <w:gridCol w:w="5706"/>
+        <w:gridCol w:w="2361"/>
+        <w:gridCol w:w="2174"/>
+        <w:gridCol w:w="6237"/>
       </w:tblGrid>
       <w:tr>
         <w:tc>
           <w:tcPr>
-            <w:tcW w:w="0" w:type="auto"/>
+            <w:tcW w:w="2361" w:type="dxa"/>
             <w:tcBorders>
               <w:top w:val="single" w:sz="1" w:space="0" w:color="BBBBBB"/>
               <w:left w:val="single" w:sz="1" w:space="0" w:color="BBBBBB"/>
@@ -11580,7 +10855,7 @@
         </w:tc>
         <w:tc>
           <w:tcPr>
-            <w:tcW w:w="0" w:type="auto"/>
+            <w:tcW w:w="2174" w:type="dxa"/>
             <w:tcBorders>
               <w:top w:val="single" w:sz="1" w:space="0" w:color="BBBBBB"/>
               <w:left w:val="single" w:sz="1" w:space="0" w:color="BBBBBB"/>
@@ -11618,7 +10893,7 @@
         </w:tc>
         <w:tc>
           <w:tcPr>
-            <w:tcW w:w="0" w:type="auto"/>
+            <w:tcW w:w="6237" w:type="dxa"/>
             <w:tcBorders>
               <w:top w:val="single" w:sz="1" w:space="0" w:color="BBBBBB"/>
               <w:left w:val="single" w:sz="1" w:space="0" w:color="BBBBBB"/>
@@ -11658,7 +10933,7 @@
       <w:tr>
         <w:tc>
           <w:tcPr>
-            <w:tcW w:w="0" w:type="auto"/>
+            <w:tcW w:w="2361" w:type="dxa"/>
             <w:tcBorders>
               <w:top w:val="single" w:sz="1" w:space="0" w:color="BBBBBB"/>
               <w:left w:val="single" w:sz="1" w:space="0" w:color="BBBBBB"/>
@@ -11693,7 +10968,7 @@
         </w:tc>
         <w:tc>
           <w:tcPr>
-            <w:tcW w:w="0" w:type="auto"/>
+            <w:tcW w:w="2174" w:type="dxa"/>
             <w:tcBorders>
               <w:top w:val="single" w:sz="1" w:space="0" w:color="BBBBBB"/>
               <w:left w:val="single" w:sz="1" w:space="0" w:color="BBBBBB"/>
@@ -11728,36 +11003,54 @@
         </w:tc>
         <w:tc>
           <w:tcPr>
-            <w:tcW w:w="0" w:type="auto"/>
-            <w:tcBorders>
-              <w:top w:val="single" w:sz="1" w:space="0" w:color="BBBBBB"/>
-              <w:left w:val="single" w:sz="1" w:space="0" w:color="BBBBBB"/>
-              <w:bottom w:val="single" w:sz="1" w:space="0" w:color="BBBBBB"/>
-              <w:right w:val="single" w:sz="1" w:space="0" w:color="BBBBBB"/>
-            </w:tcBorders>
-            <w:tcMar>
-              <w:top w:w="80" w:type="dxa"/>
-              <w:left w:w="120" w:type="dxa"/>
-              <w:bottom w:w="80" w:type="dxa"/>
-              <w:right w:w="120" w:type="dxa"/>
-            </w:tcMar>
-          </w:tcPr>
-          <w:p>
-            <w:pPr>
-              <w:rPr>
-                <w:rFonts w:ascii="Times New Roman" w:hAnsi="Times New Roman" w:cs="Times New Roman"/>
-                <w:sz w:val="28"/>
-                <w:szCs w:val="28"/>
-              </w:rPr>
-            </w:pPr>
-            <w:r>
-              <w:rPr>
-                <w:rFonts w:ascii="Times New Roman" w:hAnsi="Times New Roman" w:cs="Times New Roman"/>
-                <w:color w:val="333333"/>
-                <w:sz w:val="28"/>
-                <w:szCs w:val="28"/>
-              </w:rPr>
-              <w:t>No-op in Python; skipped by the transformer — produces no C output</w:t>
+            <w:tcW w:w="6237" w:type="dxa"/>
+            <w:tcBorders>
+              <w:top w:val="single" w:sz="1" w:space="0" w:color="BBBBBB"/>
+              <w:left w:val="single" w:sz="1" w:space="0" w:color="BBBBBB"/>
+              <w:bottom w:val="single" w:sz="1" w:space="0" w:color="BBBBBB"/>
+              <w:right w:val="single" w:sz="1" w:space="0" w:color="BBBBBB"/>
+            </w:tcBorders>
+            <w:tcMar>
+              <w:top w:w="80" w:type="dxa"/>
+              <w:left w:w="120" w:type="dxa"/>
+              <w:bottom w:w="80" w:type="dxa"/>
+              <w:right w:w="120" w:type="dxa"/>
+            </w:tcMar>
+          </w:tcPr>
+          <w:p>
+            <w:pPr>
+              <w:rPr>
+                <w:rFonts w:ascii="Times New Roman" w:hAnsi="Times New Roman" w:cs="Times New Roman"/>
+                <w:sz w:val="28"/>
+                <w:szCs w:val="28"/>
+              </w:rPr>
+            </w:pPr>
+            <w:r>
+              <w:rPr>
+                <w:rFonts w:ascii="Times New Roman" w:hAnsi="Times New Roman" w:cs="Times New Roman"/>
+                <w:color w:val="333333"/>
+                <w:sz w:val="28"/>
+                <w:szCs w:val="28"/>
+              </w:rPr>
+              <w:t>No-op</w:t>
+            </w:r>
+            <w:r>
+              <w:rPr>
+                <w:rFonts w:ascii="Times New Roman" w:hAnsi="Times New Roman" w:cs="Times New Roman"/>
+                <w:color w:val="333333"/>
+                <w:sz w:val="28"/>
+                <w:szCs w:val="28"/>
+              </w:rPr>
+              <w:t xml:space="preserve">eration </w:t>
+            </w:r>
+            <w:r>
+              <w:rPr>
+                <w:rFonts w:ascii="Times New Roman" w:hAnsi="Times New Roman" w:cs="Times New Roman"/>
+                <w:color w:val="333333"/>
+                <w:sz w:val="28"/>
+                <w:szCs w:val="28"/>
+              </w:rPr>
+              <w:t xml:space="preserve"> in Python</w:t>
             </w:r>
           </w:p>
         </w:tc>
@@ -11765,7 +11058,7 @@
       <w:tr>
         <w:tc>
           <w:tcPr>
-            <w:tcW w:w="0" w:type="auto"/>
+            <w:tcW w:w="2361" w:type="dxa"/>
             <w:tcBorders>
               <w:top w:val="single" w:sz="1" w:space="0" w:color="BBBBBB"/>
               <w:left w:val="single" w:sz="1" w:space="0" w:color="BBBBBB"/>
@@ -11800,7 +11093,7 @@
         </w:tc>
         <w:tc>
           <w:tcPr>
-            <w:tcW w:w="0" w:type="auto"/>
+            <w:tcW w:w="2174" w:type="dxa"/>
             <w:tcBorders>
               <w:top w:val="single" w:sz="1" w:space="0" w:color="BBBBBB"/>
               <w:left w:val="single" w:sz="1" w:space="0" w:color="BBBBBB"/>
@@ -11835,7 +11128,7 @@
         </w:tc>
         <w:tc>
           <w:tcPr>
-            <w:tcW w:w="0" w:type="auto"/>
+            <w:tcW w:w="6237" w:type="dxa"/>
             <w:tcBorders>
               <w:top w:val="single" w:sz="1" w:space="0" w:color="BBBBBB"/>
               <w:left w:val="single" w:sz="1" w:space="0" w:color="BBBBBB"/>
@@ -11872,7 +11165,7 @@
       <w:tr>
         <w:tc>
           <w:tcPr>
-            <w:tcW w:w="0" w:type="auto"/>
+            <w:tcW w:w="2361" w:type="dxa"/>
             <w:tcBorders>
               <w:top w:val="single" w:sz="1" w:space="0" w:color="BBBBBB"/>
               <w:left w:val="single" w:sz="1" w:space="0" w:color="BBBBBB"/>
@@ -11907,7 +11200,7 @@
         </w:tc>
         <w:tc>
           <w:tcPr>
-            <w:tcW w:w="0" w:type="auto"/>
+            <w:tcW w:w="2174" w:type="dxa"/>
             <w:tcBorders>
               <w:top w:val="single" w:sz="1" w:space="0" w:color="BBBBBB"/>
               <w:left w:val="single" w:sz="1" w:space="0" w:color="BBBBBB"/>
@@ -11942,7 +11235,7 @@
         </w:tc>
         <w:tc>
           <w:tcPr>
-            <w:tcW w:w="0" w:type="auto"/>
+            <w:tcW w:w="6237" w:type="dxa"/>
             <w:tcBorders>
               <w:top w:val="single" w:sz="1" w:space="0" w:color="BBBBBB"/>
               <w:left w:val="single" w:sz="1" w:space="0" w:color="BBBBBB"/>
@@ -11977,6 +11270,3413 @@
         </w:tc>
       </w:tr>
     </w:tbl>
+    <w:p>
+      <w:pPr>
+        <w:rPr>
+          <w:rFonts w:ascii="Times New Roman" w:hAnsi="Times New Roman" w:cs="Times New Roman"/>
+          <w:b/>
+          <w:bCs/>
+          <w:sz w:val="36"/>
+          <w:szCs w:val="36"/>
+        </w:rPr>
+      </w:pPr>
+    </w:p>
+    <w:p>
+      <w:pPr>
+        <w:rPr>
+          <w:rFonts w:ascii="Times New Roman" w:hAnsi="Times New Roman" w:cs="Times New Roman"/>
+          <w:b/>
+          <w:bCs/>
+          <w:sz w:val="28"/>
+          <w:szCs w:val="28"/>
+        </w:rPr>
+      </w:pPr>
+      <w:r>
+        <w:rPr>
+          <w:rFonts w:ascii="Times New Roman" w:hAnsi="Times New Roman" w:cs="Times New Roman"/>
+          <w:b/>
+          <w:bCs/>
+          <w:sz w:val="36"/>
+          <w:szCs w:val="36"/>
+        </w:rPr>
+        <w:t>What Python Code Can It Convert?</w:t>
+      </w:r>
+    </w:p>
+    <w:p>
+      <w:pPr>
+        <w:rPr>
+          <w:rFonts w:ascii="Times New Roman" w:hAnsi="Times New Roman" w:cs="Times New Roman"/>
+          <w:sz w:val="2"/>
+          <w:szCs w:val="2"/>
+        </w:rPr>
+      </w:pPr>
+    </w:p>
+    <w:tbl>
+      <w:tblPr>
+        <w:tblW w:w="10914" w:type="dxa"/>
+        <w:tblBorders>
+          <w:top w:val="single" w:sz="4" w:space="0" w:color="auto"/>
+          <w:left w:val="single" w:sz="4" w:space="0" w:color="auto"/>
+          <w:bottom w:val="single" w:sz="4" w:space="0" w:color="auto"/>
+          <w:right w:val="single" w:sz="4" w:space="0" w:color="auto"/>
+          <w:insideH w:val="single" w:sz="4" w:space="0" w:color="auto"/>
+          <w:insideV w:val="single" w:sz="4" w:space="0" w:color="auto"/>
+        </w:tblBorders>
+        <w:tblCellMar>
+          <w:left w:w="10" w:type="dxa"/>
+          <w:right w:w="10" w:type="dxa"/>
+        </w:tblCellMar>
+        <w:tblLook w:val="04A0" w:firstRow="1" w:lastRow="0" w:firstColumn="1" w:lastColumn="0" w:noHBand="0" w:noVBand="1"/>
+      </w:tblPr>
+      <w:tblGrid>
+        <w:gridCol w:w="2693"/>
+        <w:gridCol w:w="5386"/>
+        <w:gridCol w:w="2835"/>
+      </w:tblGrid>
+      <w:tr>
+        <w:tc>
+          <w:tcPr>
+            <w:tcW w:w="2693" w:type="dxa"/>
+            <w:tcBorders>
+              <w:top w:val="single" w:sz="1" w:space="0" w:color="BBBBBB"/>
+              <w:left w:val="single" w:sz="1" w:space="0" w:color="BBBBBB"/>
+              <w:bottom w:val="single" w:sz="1" w:space="0" w:color="BBBBBB"/>
+              <w:right w:val="single" w:sz="1" w:space="0" w:color="BBBBBB"/>
+            </w:tcBorders>
+            <w:shd w:val="clear" w:color="auto" w:fill="1F3864"/>
+            <w:tcMar>
+              <w:top w:w="80" w:type="dxa"/>
+              <w:left w:w="120" w:type="dxa"/>
+              <w:bottom w:w="80" w:type="dxa"/>
+              <w:right w:w="120" w:type="dxa"/>
+            </w:tcMar>
+          </w:tcPr>
+          <w:p>
+            <w:pPr>
+              <w:rPr>
+                <w:rFonts w:ascii="Times New Roman" w:hAnsi="Times New Roman" w:cs="Times New Roman"/>
+                <w:sz w:val="28"/>
+                <w:szCs w:val="28"/>
+              </w:rPr>
+            </w:pPr>
+            <w:r>
+              <w:rPr>
+                <w:rFonts w:ascii="Times New Roman" w:hAnsi="Times New Roman" w:cs="Times New Roman"/>
+                <w:b/>
+                <w:bCs/>
+                <w:color w:val="FFFFFF"/>
+                <w:sz w:val="28"/>
+                <w:szCs w:val="28"/>
+              </w:rPr>
+              <w:t xml:space="preserve">Python </w:t>
+            </w:r>
+          </w:p>
+        </w:tc>
+        <w:tc>
+          <w:tcPr>
+            <w:tcW w:w="5386" w:type="dxa"/>
+            <w:tcBorders>
+              <w:top w:val="single" w:sz="1" w:space="0" w:color="BBBBBB"/>
+              <w:left w:val="single" w:sz="1" w:space="0" w:color="BBBBBB"/>
+              <w:bottom w:val="single" w:sz="1" w:space="0" w:color="BBBBBB"/>
+              <w:right w:val="single" w:sz="1" w:space="0" w:color="BBBBBB"/>
+            </w:tcBorders>
+            <w:shd w:val="clear" w:color="auto" w:fill="1F3864"/>
+            <w:tcMar>
+              <w:top w:w="80" w:type="dxa"/>
+              <w:left w:w="120" w:type="dxa"/>
+              <w:bottom w:w="80" w:type="dxa"/>
+              <w:right w:w="120" w:type="dxa"/>
+            </w:tcMar>
+          </w:tcPr>
+          <w:p>
+            <w:pPr>
+              <w:rPr>
+                <w:rFonts w:ascii="Times New Roman" w:hAnsi="Times New Roman" w:cs="Times New Roman"/>
+                <w:sz w:val="28"/>
+                <w:szCs w:val="28"/>
+              </w:rPr>
+            </w:pPr>
+            <w:r>
+              <w:rPr>
+                <w:rFonts w:ascii="Times New Roman" w:hAnsi="Times New Roman" w:cs="Times New Roman"/>
+                <w:b/>
+                <w:bCs/>
+                <w:color w:val="FFFFFF"/>
+                <w:sz w:val="28"/>
+                <w:szCs w:val="28"/>
+              </w:rPr>
+              <w:t xml:space="preserve">C </w:t>
+            </w:r>
+            <w:r>
+              <w:rPr>
+                <w:rFonts w:ascii="Times New Roman" w:hAnsi="Times New Roman" w:cs="Times New Roman"/>
+                <w:b/>
+                <w:bCs/>
+                <w:color w:val="FFFFFF"/>
+                <w:sz w:val="28"/>
+                <w:szCs w:val="28"/>
+              </w:rPr>
+              <w:t>Output</w:t>
+            </w:r>
+          </w:p>
+        </w:tc>
+        <w:tc>
+          <w:tcPr>
+            <w:tcW w:w="2835" w:type="dxa"/>
+            <w:tcBorders>
+              <w:top w:val="single" w:sz="1" w:space="0" w:color="BBBBBB"/>
+              <w:left w:val="single" w:sz="1" w:space="0" w:color="BBBBBB"/>
+              <w:bottom w:val="single" w:sz="1" w:space="0" w:color="BBBBBB"/>
+              <w:right w:val="single" w:sz="1" w:space="0" w:color="BBBBBB"/>
+            </w:tcBorders>
+            <w:shd w:val="clear" w:color="auto" w:fill="1F3864"/>
+            <w:tcMar>
+              <w:top w:w="80" w:type="dxa"/>
+              <w:left w:w="120" w:type="dxa"/>
+              <w:bottom w:w="80" w:type="dxa"/>
+              <w:right w:w="120" w:type="dxa"/>
+            </w:tcMar>
+          </w:tcPr>
+          <w:p>
+            <w:pPr>
+              <w:rPr>
+                <w:rFonts w:ascii="Times New Roman" w:hAnsi="Times New Roman" w:cs="Times New Roman"/>
+                <w:sz w:val="28"/>
+                <w:szCs w:val="28"/>
+              </w:rPr>
+            </w:pPr>
+            <w:r>
+              <w:rPr>
+                <w:rFonts w:ascii="Times New Roman" w:hAnsi="Times New Roman" w:cs="Times New Roman"/>
+                <w:b/>
+                <w:bCs/>
+                <w:color w:val="FFFFFF"/>
+                <w:sz w:val="28"/>
+                <w:szCs w:val="28"/>
+              </w:rPr>
+              <w:t>Example</w:t>
+            </w:r>
+          </w:p>
+        </w:tc>
+      </w:tr>
+      <w:tr>
+        <w:tc>
+          <w:tcPr>
+            <w:tcW w:w="2693" w:type="dxa"/>
+            <w:tcBorders>
+              <w:top w:val="single" w:sz="1" w:space="0" w:color="BBBBBB"/>
+              <w:left w:val="single" w:sz="1" w:space="0" w:color="BBBBBB"/>
+              <w:bottom w:val="single" w:sz="1" w:space="0" w:color="BBBBBB"/>
+              <w:right w:val="single" w:sz="1" w:space="0" w:color="BBBBBB"/>
+            </w:tcBorders>
+            <w:tcMar>
+              <w:top w:w="80" w:type="dxa"/>
+              <w:left w:w="120" w:type="dxa"/>
+              <w:bottom w:w="80" w:type="dxa"/>
+              <w:right w:w="120" w:type="dxa"/>
+            </w:tcMar>
+          </w:tcPr>
+          <w:p>
+            <w:pPr>
+              <w:rPr>
+                <w:rFonts w:ascii="Times New Roman" w:hAnsi="Times New Roman" w:cs="Times New Roman"/>
+                <w:sz w:val="28"/>
+                <w:szCs w:val="28"/>
+              </w:rPr>
+            </w:pPr>
+            <w:r>
+              <w:rPr>
+                <w:rFonts w:ascii="Times New Roman" w:hAnsi="Times New Roman" w:cs="Times New Roman"/>
+                <w:sz w:val="28"/>
+                <w:szCs w:val="28"/>
+              </w:rPr>
+              <w:t>int(input("..."))</w:t>
+            </w:r>
+          </w:p>
+        </w:tc>
+        <w:tc>
+          <w:tcPr>
+            <w:tcW w:w="5386" w:type="dxa"/>
+            <w:tcBorders>
+              <w:top w:val="single" w:sz="1" w:space="0" w:color="BBBBBB"/>
+              <w:left w:val="single" w:sz="1" w:space="0" w:color="BBBBBB"/>
+              <w:bottom w:val="single" w:sz="1" w:space="0" w:color="BBBBBB"/>
+              <w:right w:val="single" w:sz="1" w:space="0" w:color="BBBBBB"/>
+            </w:tcBorders>
+            <w:tcMar>
+              <w:top w:w="80" w:type="dxa"/>
+              <w:left w:w="120" w:type="dxa"/>
+              <w:bottom w:w="80" w:type="dxa"/>
+              <w:right w:w="120" w:type="dxa"/>
+            </w:tcMar>
+          </w:tcPr>
+          <w:p>
+            <w:pPr>
+              <w:rPr>
+                <w:rFonts w:ascii="Times New Roman" w:hAnsi="Times New Roman" w:cs="Times New Roman"/>
+                <w:sz w:val="28"/>
+                <w:szCs w:val="28"/>
+              </w:rPr>
+            </w:pPr>
+            <w:proofErr w:type="spellStart"/>
+            <w:r>
+              <w:rPr>
+                <w:rFonts w:ascii="Times New Roman" w:hAnsi="Times New Roman" w:cs="Times New Roman"/>
+                <w:sz w:val="28"/>
+                <w:szCs w:val="28"/>
+              </w:rPr>
+              <w:t>scanf</w:t>
+            </w:r>
+            <w:proofErr w:type="spellEnd"/>
+            <w:r>
+              <w:rPr>
+                <w:rFonts w:ascii="Times New Roman" w:hAnsi="Times New Roman" w:cs="Times New Roman"/>
+                <w:sz w:val="28"/>
+                <w:szCs w:val="28"/>
+              </w:rPr>
+              <w:t>("%d", &amp;var)</w:t>
+            </w:r>
+          </w:p>
+        </w:tc>
+        <w:tc>
+          <w:tcPr>
+            <w:tcW w:w="2835" w:type="dxa"/>
+            <w:tcBorders>
+              <w:top w:val="single" w:sz="1" w:space="0" w:color="BBBBBB"/>
+              <w:left w:val="single" w:sz="1" w:space="0" w:color="BBBBBB"/>
+              <w:bottom w:val="single" w:sz="1" w:space="0" w:color="BBBBBB"/>
+              <w:right w:val="single" w:sz="1" w:space="0" w:color="BBBBBB"/>
+            </w:tcBorders>
+            <w:tcMar>
+              <w:top w:w="80" w:type="dxa"/>
+              <w:left w:w="120" w:type="dxa"/>
+              <w:bottom w:w="80" w:type="dxa"/>
+              <w:right w:w="120" w:type="dxa"/>
+            </w:tcMar>
+          </w:tcPr>
+          <w:p>
+            <w:pPr>
+              <w:rPr>
+                <w:rFonts w:ascii="Times New Roman" w:hAnsi="Times New Roman" w:cs="Times New Roman"/>
+                <w:sz w:val="28"/>
+                <w:szCs w:val="28"/>
+              </w:rPr>
+            </w:pPr>
+            <w:r>
+              <w:rPr>
+                <w:rFonts w:ascii="Times New Roman" w:hAnsi="Times New Roman" w:cs="Times New Roman"/>
+                <w:sz w:val="28"/>
+                <w:szCs w:val="28"/>
+              </w:rPr>
+              <w:t>Taking number input</w:t>
+            </w:r>
+          </w:p>
+        </w:tc>
+      </w:tr>
+      <w:tr>
+        <w:tc>
+          <w:tcPr>
+            <w:tcW w:w="2693" w:type="dxa"/>
+            <w:tcBorders>
+              <w:top w:val="single" w:sz="1" w:space="0" w:color="BBBBBB"/>
+              <w:left w:val="single" w:sz="1" w:space="0" w:color="BBBBBB"/>
+              <w:bottom w:val="single" w:sz="1" w:space="0" w:color="BBBBBB"/>
+              <w:right w:val="single" w:sz="1" w:space="0" w:color="BBBBBB"/>
+            </w:tcBorders>
+            <w:tcMar>
+              <w:top w:w="80" w:type="dxa"/>
+              <w:left w:w="120" w:type="dxa"/>
+              <w:bottom w:w="80" w:type="dxa"/>
+              <w:right w:w="120" w:type="dxa"/>
+            </w:tcMar>
+          </w:tcPr>
+          <w:p>
+            <w:pPr>
+              <w:rPr>
+                <w:rFonts w:ascii="Times New Roman" w:hAnsi="Times New Roman" w:cs="Times New Roman"/>
+                <w:sz w:val="28"/>
+                <w:szCs w:val="28"/>
+              </w:rPr>
+            </w:pPr>
+            <w:r>
+              <w:rPr>
+                <w:rFonts w:ascii="Times New Roman" w:hAnsi="Times New Roman" w:cs="Times New Roman"/>
+                <w:sz w:val="28"/>
+                <w:szCs w:val="28"/>
+              </w:rPr>
+              <w:t>float(input("..."))</w:t>
+            </w:r>
+          </w:p>
+        </w:tc>
+        <w:tc>
+          <w:tcPr>
+            <w:tcW w:w="5386" w:type="dxa"/>
+            <w:tcBorders>
+              <w:top w:val="single" w:sz="1" w:space="0" w:color="BBBBBB"/>
+              <w:left w:val="single" w:sz="1" w:space="0" w:color="BBBBBB"/>
+              <w:bottom w:val="single" w:sz="1" w:space="0" w:color="BBBBBB"/>
+              <w:right w:val="single" w:sz="1" w:space="0" w:color="BBBBBB"/>
+            </w:tcBorders>
+            <w:tcMar>
+              <w:top w:w="80" w:type="dxa"/>
+              <w:left w:w="120" w:type="dxa"/>
+              <w:bottom w:w="80" w:type="dxa"/>
+              <w:right w:w="120" w:type="dxa"/>
+            </w:tcMar>
+          </w:tcPr>
+          <w:p>
+            <w:pPr>
+              <w:rPr>
+                <w:rFonts w:ascii="Times New Roman" w:hAnsi="Times New Roman" w:cs="Times New Roman"/>
+                <w:sz w:val="28"/>
+                <w:szCs w:val="28"/>
+              </w:rPr>
+            </w:pPr>
+            <w:proofErr w:type="spellStart"/>
+            <w:r>
+              <w:rPr>
+                <w:rFonts w:ascii="Times New Roman" w:hAnsi="Times New Roman" w:cs="Times New Roman"/>
+                <w:sz w:val="28"/>
+                <w:szCs w:val="28"/>
+              </w:rPr>
+              <w:t>scanf</w:t>
+            </w:r>
+            <w:proofErr w:type="spellEnd"/>
+            <w:r>
+              <w:rPr>
+                <w:rFonts w:ascii="Times New Roman" w:hAnsi="Times New Roman" w:cs="Times New Roman"/>
+                <w:sz w:val="28"/>
+                <w:szCs w:val="28"/>
+              </w:rPr>
+              <w:t>("%f", &amp;var)</w:t>
+            </w:r>
+          </w:p>
+        </w:tc>
+        <w:tc>
+          <w:tcPr>
+            <w:tcW w:w="2835" w:type="dxa"/>
+            <w:tcBorders>
+              <w:top w:val="single" w:sz="1" w:space="0" w:color="BBBBBB"/>
+              <w:left w:val="single" w:sz="1" w:space="0" w:color="BBBBBB"/>
+              <w:bottom w:val="single" w:sz="1" w:space="0" w:color="BBBBBB"/>
+              <w:right w:val="single" w:sz="1" w:space="0" w:color="BBBBBB"/>
+            </w:tcBorders>
+            <w:tcMar>
+              <w:top w:w="80" w:type="dxa"/>
+              <w:left w:w="120" w:type="dxa"/>
+              <w:bottom w:w="80" w:type="dxa"/>
+              <w:right w:w="120" w:type="dxa"/>
+            </w:tcMar>
+          </w:tcPr>
+          <w:p>
+            <w:pPr>
+              <w:rPr>
+                <w:rFonts w:ascii="Times New Roman" w:hAnsi="Times New Roman" w:cs="Times New Roman"/>
+                <w:sz w:val="28"/>
+                <w:szCs w:val="28"/>
+              </w:rPr>
+            </w:pPr>
+            <w:r>
+              <w:rPr>
+                <w:rFonts w:ascii="Times New Roman" w:hAnsi="Times New Roman" w:cs="Times New Roman"/>
+                <w:sz w:val="28"/>
+                <w:szCs w:val="28"/>
+              </w:rPr>
+              <w:t>Taking decimal input</w:t>
+            </w:r>
+          </w:p>
+        </w:tc>
+      </w:tr>
+      <w:tr>
+        <w:tc>
+          <w:tcPr>
+            <w:tcW w:w="2693" w:type="dxa"/>
+            <w:tcBorders>
+              <w:top w:val="single" w:sz="1" w:space="0" w:color="BBBBBB"/>
+              <w:left w:val="single" w:sz="1" w:space="0" w:color="BBBBBB"/>
+              <w:bottom w:val="single" w:sz="1" w:space="0" w:color="BBBBBB"/>
+              <w:right w:val="single" w:sz="1" w:space="0" w:color="BBBBBB"/>
+            </w:tcBorders>
+            <w:tcMar>
+              <w:top w:w="80" w:type="dxa"/>
+              <w:left w:w="120" w:type="dxa"/>
+              <w:bottom w:w="80" w:type="dxa"/>
+              <w:right w:w="120" w:type="dxa"/>
+            </w:tcMar>
+          </w:tcPr>
+          <w:p>
+            <w:pPr>
+              <w:rPr>
+                <w:rFonts w:ascii="Times New Roman" w:hAnsi="Times New Roman" w:cs="Times New Roman"/>
+                <w:sz w:val="28"/>
+                <w:szCs w:val="28"/>
+              </w:rPr>
+            </w:pPr>
+            <w:r>
+              <w:rPr>
+                <w:rFonts w:ascii="Times New Roman" w:hAnsi="Times New Roman" w:cs="Times New Roman"/>
+                <w:sz w:val="28"/>
+                <w:szCs w:val="28"/>
+              </w:rPr>
+              <w:t>input("...")</w:t>
+            </w:r>
+          </w:p>
+        </w:tc>
+        <w:tc>
+          <w:tcPr>
+            <w:tcW w:w="5386" w:type="dxa"/>
+            <w:tcBorders>
+              <w:top w:val="single" w:sz="1" w:space="0" w:color="BBBBBB"/>
+              <w:left w:val="single" w:sz="1" w:space="0" w:color="BBBBBB"/>
+              <w:bottom w:val="single" w:sz="1" w:space="0" w:color="BBBBBB"/>
+              <w:right w:val="single" w:sz="1" w:space="0" w:color="BBBBBB"/>
+            </w:tcBorders>
+            <w:tcMar>
+              <w:top w:w="80" w:type="dxa"/>
+              <w:left w:w="120" w:type="dxa"/>
+              <w:bottom w:w="80" w:type="dxa"/>
+              <w:right w:w="120" w:type="dxa"/>
+            </w:tcMar>
+          </w:tcPr>
+          <w:p>
+            <w:pPr>
+              <w:rPr>
+                <w:rFonts w:ascii="Times New Roman" w:hAnsi="Times New Roman" w:cs="Times New Roman"/>
+                <w:sz w:val="28"/>
+                <w:szCs w:val="28"/>
+              </w:rPr>
+            </w:pPr>
+            <w:proofErr w:type="spellStart"/>
+            <w:r>
+              <w:rPr>
+                <w:rFonts w:ascii="Times New Roman" w:hAnsi="Times New Roman" w:cs="Times New Roman"/>
+                <w:sz w:val="28"/>
+                <w:szCs w:val="28"/>
+              </w:rPr>
+              <w:t>scanf</w:t>
+            </w:r>
+            <w:proofErr w:type="spellEnd"/>
+            <w:r>
+              <w:rPr>
+                <w:rFonts w:ascii="Times New Roman" w:hAnsi="Times New Roman" w:cs="Times New Roman"/>
+                <w:sz w:val="28"/>
+                <w:szCs w:val="28"/>
+              </w:rPr>
+              <w:t>("%s", var)</w:t>
+            </w:r>
+          </w:p>
+        </w:tc>
+        <w:tc>
+          <w:tcPr>
+            <w:tcW w:w="2835" w:type="dxa"/>
+            <w:tcBorders>
+              <w:top w:val="single" w:sz="1" w:space="0" w:color="BBBBBB"/>
+              <w:left w:val="single" w:sz="1" w:space="0" w:color="BBBBBB"/>
+              <w:bottom w:val="single" w:sz="1" w:space="0" w:color="BBBBBB"/>
+              <w:right w:val="single" w:sz="1" w:space="0" w:color="BBBBBB"/>
+            </w:tcBorders>
+            <w:tcMar>
+              <w:top w:w="80" w:type="dxa"/>
+              <w:left w:w="120" w:type="dxa"/>
+              <w:bottom w:w="80" w:type="dxa"/>
+              <w:right w:w="120" w:type="dxa"/>
+            </w:tcMar>
+          </w:tcPr>
+          <w:p>
+            <w:pPr>
+              <w:rPr>
+                <w:rFonts w:ascii="Times New Roman" w:hAnsi="Times New Roman" w:cs="Times New Roman"/>
+                <w:sz w:val="28"/>
+                <w:szCs w:val="28"/>
+              </w:rPr>
+            </w:pPr>
+            <w:r>
+              <w:rPr>
+                <w:rFonts w:ascii="Times New Roman" w:hAnsi="Times New Roman" w:cs="Times New Roman"/>
+                <w:sz w:val="28"/>
+                <w:szCs w:val="28"/>
+              </w:rPr>
+              <w:t>Taking text input</w:t>
+            </w:r>
+          </w:p>
+        </w:tc>
+      </w:tr>
+      <w:tr>
+        <w:tc>
+          <w:tcPr>
+            <w:tcW w:w="2693" w:type="dxa"/>
+            <w:tcBorders>
+              <w:top w:val="single" w:sz="1" w:space="0" w:color="BBBBBB"/>
+              <w:left w:val="single" w:sz="1" w:space="0" w:color="BBBBBB"/>
+              <w:bottom w:val="single" w:sz="1" w:space="0" w:color="BBBBBB"/>
+              <w:right w:val="single" w:sz="1" w:space="0" w:color="BBBBBB"/>
+            </w:tcBorders>
+            <w:tcMar>
+              <w:top w:w="80" w:type="dxa"/>
+              <w:left w:w="120" w:type="dxa"/>
+              <w:bottom w:w="80" w:type="dxa"/>
+              <w:right w:w="120" w:type="dxa"/>
+            </w:tcMar>
+          </w:tcPr>
+          <w:p>
+            <w:pPr>
+              <w:rPr>
+                <w:rFonts w:ascii="Times New Roman" w:hAnsi="Times New Roman" w:cs="Times New Roman"/>
+                <w:sz w:val="28"/>
+                <w:szCs w:val="28"/>
+              </w:rPr>
+            </w:pPr>
+            <w:r>
+              <w:rPr>
+                <w:rFonts w:ascii="Times New Roman" w:hAnsi="Times New Roman" w:cs="Times New Roman"/>
+                <w:sz w:val="28"/>
+                <w:szCs w:val="28"/>
+              </w:rPr>
+              <w:t>print(x)</w:t>
+            </w:r>
+          </w:p>
+        </w:tc>
+        <w:tc>
+          <w:tcPr>
+            <w:tcW w:w="5386" w:type="dxa"/>
+            <w:tcBorders>
+              <w:top w:val="single" w:sz="1" w:space="0" w:color="BBBBBB"/>
+              <w:left w:val="single" w:sz="1" w:space="0" w:color="BBBBBB"/>
+              <w:bottom w:val="single" w:sz="1" w:space="0" w:color="BBBBBB"/>
+              <w:right w:val="single" w:sz="1" w:space="0" w:color="BBBBBB"/>
+            </w:tcBorders>
+            <w:tcMar>
+              <w:top w:w="80" w:type="dxa"/>
+              <w:left w:w="120" w:type="dxa"/>
+              <w:bottom w:w="80" w:type="dxa"/>
+              <w:right w:w="120" w:type="dxa"/>
+            </w:tcMar>
+          </w:tcPr>
+          <w:p>
+            <w:pPr>
+              <w:rPr>
+                <w:rFonts w:ascii="Times New Roman" w:hAnsi="Times New Roman" w:cs="Times New Roman"/>
+                <w:sz w:val="28"/>
+                <w:szCs w:val="28"/>
+              </w:rPr>
+            </w:pPr>
+            <w:proofErr w:type="spellStart"/>
+            <w:r>
+              <w:rPr>
+                <w:rFonts w:ascii="Times New Roman" w:hAnsi="Times New Roman" w:cs="Times New Roman"/>
+                <w:sz w:val="28"/>
+                <w:szCs w:val="28"/>
+              </w:rPr>
+              <w:t>printf</w:t>
+            </w:r>
+            <w:proofErr w:type="spellEnd"/>
+            <w:r>
+              <w:rPr>
+                <w:rFonts w:ascii="Times New Roman" w:hAnsi="Times New Roman" w:cs="Times New Roman"/>
+                <w:sz w:val="28"/>
+                <w:szCs w:val="28"/>
+              </w:rPr>
+              <w:t>("%d\n", x)</w:t>
+            </w:r>
+          </w:p>
+        </w:tc>
+        <w:tc>
+          <w:tcPr>
+            <w:tcW w:w="2835" w:type="dxa"/>
+            <w:tcBorders>
+              <w:top w:val="single" w:sz="1" w:space="0" w:color="BBBBBB"/>
+              <w:left w:val="single" w:sz="1" w:space="0" w:color="BBBBBB"/>
+              <w:bottom w:val="single" w:sz="1" w:space="0" w:color="BBBBBB"/>
+              <w:right w:val="single" w:sz="1" w:space="0" w:color="BBBBBB"/>
+            </w:tcBorders>
+            <w:tcMar>
+              <w:top w:w="80" w:type="dxa"/>
+              <w:left w:w="120" w:type="dxa"/>
+              <w:bottom w:w="80" w:type="dxa"/>
+              <w:right w:w="120" w:type="dxa"/>
+            </w:tcMar>
+          </w:tcPr>
+          <w:p>
+            <w:pPr>
+              <w:rPr>
+                <w:rFonts w:ascii="Times New Roman" w:hAnsi="Times New Roman" w:cs="Times New Roman"/>
+                <w:sz w:val="28"/>
+                <w:szCs w:val="28"/>
+              </w:rPr>
+            </w:pPr>
+            <w:r>
+              <w:rPr>
+                <w:rFonts w:ascii="Times New Roman" w:hAnsi="Times New Roman" w:cs="Times New Roman"/>
+                <w:sz w:val="28"/>
+                <w:szCs w:val="28"/>
+              </w:rPr>
+              <w:t>Printing a variable</w:t>
+            </w:r>
+          </w:p>
+        </w:tc>
+      </w:tr>
+      <w:tr>
+        <w:tc>
+          <w:tcPr>
+            <w:tcW w:w="2693" w:type="dxa"/>
+            <w:tcBorders>
+              <w:top w:val="single" w:sz="1" w:space="0" w:color="BBBBBB"/>
+              <w:left w:val="single" w:sz="1" w:space="0" w:color="BBBBBB"/>
+              <w:bottom w:val="single" w:sz="1" w:space="0" w:color="BBBBBB"/>
+              <w:right w:val="single" w:sz="1" w:space="0" w:color="BBBBBB"/>
+            </w:tcBorders>
+            <w:tcMar>
+              <w:top w:w="80" w:type="dxa"/>
+              <w:left w:w="120" w:type="dxa"/>
+              <w:bottom w:w="80" w:type="dxa"/>
+              <w:right w:w="120" w:type="dxa"/>
+            </w:tcMar>
+          </w:tcPr>
+          <w:p>
+            <w:pPr>
+              <w:rPr>
+                <w:rFonts w:ascii="Times New Roman" w:hAnsi="Times New Roman" w:cs="Times New Roman"/>
+                <w:sz w:val="28"/>
+                <w:szCs w:val="28"/>
+              </w:rPr>
+            </w:pPr>
+            <w:r>
+              <w:rPr>
+                <w:rFonts w:ascii="Times New Roman" w:hAnsi="Times New Roman" w:cs="Times New Roman"/>
+                <w:sz w:val="28"/>
+                <w:szCs w:val="28"/>
+              </w:rPr>
+              <w:t>print(</w:t>
+            </w:r>
+            <w:proofErr w:type="spellStart"/>
+            <w:r>
+              <w:rPr>
+                <w:rFonts w:ascii="Times New Roman" w:hAnsi="Times New Roman" w:cs="Times New Roman"/>
+                <w:sz w:val="28"/>
+                <w:szCs w:val="28"/>
+              </w:rPr>
+              <w:t>f"val</w:t>
+            </w:r>
+            <w:proofErr w:type="spellEnd"/>
+            <w:r>
+              <w:rPr>
+                <w:rFonts w:ascii="Times New Roman" w:hAnsi="Times New Roman" w:cs="Times New Roman"/>
+                <w:sz w:val="28"/>
+                <w:szCs w:val="28"/>
+              </w:rPr>
+              <w:t>={x}")</w:t>
+            </w:r>
+          </w:p>
+        </w:tc>
+        <w:tc>
+          <w:tcPr>
+            <w:tcW w:w="5386" w:type="dxa"/>
+            <w:tcBorders>
+              <w:top w:val="single" w:sz="1" w:space="0" w:color="BBBBBB"/>
+              <w:left w:val="single" w:sz="1" w:space="0" w:color="BBBBBB"/>
+              <w:bottom w:val="single" w:sz="1" w:space="0" w:color="BBBBBB"/>
+              <w:right w:val="single" w:sz="1" w:space="0" w:color="BBBBBB"/>
+            </w:tcBorders>
+            <w:tcMar>
+              <w:top w:w="80" w:type="dxa"/>
+              <w:left w:w="120" w:type="dxa"/>
+              <w:bottom w:w="80" w:type="dxa"/>
+              <w:right w:w="120" w:type="dxa"/>
+            </w:tcMar>
+          </w:tcPr>
+          <w:p>
+            <w:pPr>
+              <w:rPr>
+                <w:rFonts w:ascii="Times New Roman" w:hAnsi="Times New Roman" w:cs="Times New Roman"/>
+                <w:sz w:val="28"/>
+                <w:szCs w:val="28"/>
+              </w:rPr>
+            </w:pPr>
+            <w:proofErr w:type="spellStart"/>
+            <w:r>
+              <w:rPr>
+                <w:rFonts w:ascii="Times New Roman" w:hAnsi="Times New Roman" w:cs="Times New Roman"/>
+                <w:sz w:val="28"/>
+                <w:szCs w:val="28"/>
+              </w:rPr>
+              <w:t>printf</w:t>
+            </w:r>
+            <w:proofErr w:type="spellEnd"/>
+            <w:r>
+              <w:rPr>
+                <w:rFonts w:ascii="Times New Roman" w:hAnsi="Times New Roman" w:cs="Times New Roman"/>
+                <w:sz w:val="28"/>
+                <w:szCs w:val="28"/>
+              </w:rPr>
+              <w:t>("</w:t>
+            </w:r>
+            <w:proofErr w:type="spellStart"/>
+            <w:r>
+              <w:rPr>
+                <w:rFonts w:ascii="Times New Roman" w:hAnsi="Times New Roman" w:cs="Times New Roman"/>
+                <w:sz w:val="28"/>
+                <w:szCs w:val="28"/>
+              </w:rPr>
+              <w:t>val</w:t>
+            </w:r>
+            <w:proofErr w:type="spellEnd"/>
+            <w:r>
+              <w:rPr>
+                <w:rFonts w:ascii="Times New Roman" w:hAnsi="Times New Roman" w:cs="Times New Roman"/>
+                <w:sz w:val="28"/>
+                <w:szCs w:val="28"/>
+              </w:rPr>
+              <w:t>=%d\n", x)</w:t>
+            </w:r>
+          </w:p>
+        </w:tc>
+        <w:tc>
+          <w:tcPr>
+            <w:tcW w:w="2835" w:type="dxa"/>
+            <w:tcBorders>
+              <w:top w:val="single" w:sz="1" w:space="0" w:color="BBBBBB"/>
+              <w:left w:val="single" w:sz="1" w:space="0" w:color="BBBBBB"/>
+              <w:bottom w:val="single" w:sz="1" w:space="0" w:color="BBBBBB"/>
+              <w:right w:val="single" w:sz="1" w:space="0" w:color="BBBBBB"/>
+            </w:tcBorders>
+            <w:tcMar>
+              <w:top w:w="80" w:type="dxa"/>
+              <w:left w:w="120" w:type="dxa"/>
+              <w:bottom w:w="80" w:type="dxa"/>
+              <w:right w:w="120" w:type="dxa"/>
+            </w:tcMar>
+          </w:tcPr>
+          <w:p>
+            <w:pPr>
+              <w:rPr>
+                <w:rFonts w:ascii="Times New Roman" w:hAnsi="Times New Roman" w:cs="Times New Roman"/>
+                <w:sz w:val="28"/>
+                <w:szCs w:val="28"/>
+              </w:rPr>
+            </w:pPr>
+            <w:r>
+              <w:rPr>
+                <w:rFonts w:ascii="Times New Roman" w:hAnsi="Times New Roman" w:cs="Times New Roman"/>
+                <w:sz w:val="28"/>
+                <w:szCs w:val="28"/>
+              </w:rPr>
+              <w:t>f-string printing</w:t>
+            </w:r>
+          </w:p>
+        </w:tc>
+      </w:tr>
+      <w:tr>
+        <w:tc>
+          <w:tcPr>
+            <w:tcW w:w="2693" w:type="dxa"/>
+            <w:tcBorders>
+              <w:top w:val="single" w:sz="1" w:space="0" w:color="BBBBBB"/>
+              <w:left w:val="single" w:sz="1" w:space="0" w:color="BBBBBB"/>
+              <w:bottom w:val="single" w:sz="1" w:space="0" w:color="BBBBBB"/>
+              <w:right w:val="single" w:sz="1" w:space="0" w:color="BBBBBB"/>
+            </w:tcBorders>
+            <w:tcMar>
+              <w:top w:w="80" w:type="dxa"/>
+              <w:left w:w="120" w:type="dxa"/>
+              <w:bottom w:w="80" w:type="dxa"/>
+              <w:right w:w="120" w:type="dxa"/>
+            </w:tcMar>
+          </w:tcPr>
+          <w:p>
+            <w:pPr>
+              <w:rPr>
+                <w:rFonts w:ascii="Times New Roman" w:hAnsi="Times New Roman" w:cs="Times New Roman"/>
+                <w:sz w:val="28"/>
+                <w:szCs w:val="28"/>
+              </w:rPr>
+            </w:pPr>
+            <w:r>
+              <w:rPr>
+                <w:rFonts w:ascii="Times New Roman" w:hAnsi="Times New Roman" w:cs="Times New Roman"/>
+                <w:sz w:val="28"/>
+                <w:szCs w:val="28"/>
+              </w:rPr>
+              <w:t>a = 10</w:t>
+            </w:r>
+          </w:p>
+        </w:tc>
+        <w:tc>
+          <w:tcPr>
+            <w:tcW w:w="5386" w:type="dxa"/>
+            <w:tcBorders>
+              <w:top w:val="single" w:sz="1" w:space="0" w:color="BBBBBB"/>
+              <w:left w:val="single" w:sz="1" w:space="0" w:color="BBBBBB"/>
+              <w:bottom w:val="single" w:sz="1" w:space="0" w:color="BBBBBB"/>
+              <w:right w:val="single" w:sz="1" w:space="0" w:color="BBBBBB"/>
+            </w:tcBorders>
+            <w:tcMar>
+              <w:top w:w="80" w:type="dxa"/>
+              <w:left w:w="120" w:type="dxa"/>
+              <w:bottom w:w="80" w:type="dxa"/>
+              <w:right w:w="120" w:type="dxa"/>
+            </w:tcMar>
+          </w:tcPr>
+          <w:p>
+            <w:pPr>
+              <w:rPr>
+                <w:rFonts w:ascii="Times New Roman" w:hAnsi="Times New Roman" w:cs="Times New Roman"/>
+                <w:sz w:val="28"/>
+                <w:szCs w:val="28"/>
+              </w:rPr>
+            </w:pPr>
+            <w:r>
+              <w:rPr>
+                <w:rFonts w:ascii="Times New Roman" w:hAnsi="Times New Roman" w:cs="Times New Roman"/>
+                <w:sz w:val="28"/>
+                <w:szCs w:val="28"/>
+              </w:rPr>
+              <w:t>int a = 10;</w:t>
+            </w:r>
+          </w:p>
+        </w:tc>
+        <w:tc>
+          <w:tcPr>
+            <w:tcW w:w="2835" w:type="dxa"/>
+            <w:tcBorders>
+              <w:top w:val="single" w:sz="1" w:space="0" w:color="BBBBBB"/>
+              <w:left w:val="single" w:sz="1" w:space="0" w:color="BBBBBB"/>
+              <w:bottom w:val="single" w:sz="1" w:space="0" w:color="BBBBBB"/>
+              <w:right w:val="single" w:sz="1" w:space="0" w:color="BBBBBB"/>
+            </w:tcBorders>
+            <w:tcMar>
+              <w:top w:w="80" w:type="dxa"/>
+              <w:left w:w="120" w:type="dxa"/>
+              <w:bottom w:w="80" w:type="dxa"/>
+              <w:right w:w="120" w:type="dxa"/>
+            </w:tcMar>
+          </w:tcPr>
+          <w:p>
+            <w:pPr>
+              <w:rPr>
+                <w:rFonts w:ascii="Times New Roman" w:hAnsi="Times New Roman" w:cs="Times New Roman"/>
+                <w:sz w:val="28"/>
+                <w:szCs w:val="28"/>
+              </w:rPr>
+            </w:pPr>
+            <w:r>
+              <w:rPr>
+                <w:rFonts w:ascii="Times New Roman" w:hAnsi="Times New Roman" w:cs="Times New Roman"/>
+                <w:sz w:val="28"/>
+                <w:szCs w:val="28"/>
+              </w:rPr>
+              <w:t>Variable assignment</w:t>
+            </w:r>
+          </w:p>
+        </w:tc>
+      </w:tr>
+      <w:tr>
+        <w:tc>
+          <w:tcPr>
+            <w:tcW w:w="2693" w:type="dxa"/>
+            <w:tcBorders>
+              <w:top w:val="single" w:sz="1" w:space="0" w:color="BBBBBB"/>
+              <w:left w:val="single" w:sz="1" w:space="0" w:color="BBBBBB"/>
+              <w:bottom w:val="single" w:sz="1" w:space="0" w:color="BBBBBB"/>
+              <w:right w:val="single" w:sz="1" w:space="0" w:color="BBBBBB"/>
+            </w:tcBorders>
+            <w:tcMar>
+              <w:top w:w="80" w:type="dxa"/>
+              <w:left w:w="120" w:type="dxa"/>
+              <w:bottom w:w="80" w:type="dxa"/>
+              <w:right w:w="120" w:type="dxa"/>
+            </w:tcMar>
+          </w:tcPr>
+          <w:p>
+            <w:pPr>
+              <w:rPr>
+                <w:rFonts w:ascii="Times New Roman" w:hAnsi="Times New Roman" w:cs="Times New Roman"/>
+                <w:sz w:val="28"/>
+                <w:szCs w:val="28"/>
+              </w:rPr>
+            </w:pPr>
+            <w:r>
+              <w:rPr>
+                <w:rFonts w:ascii="Times New Roman" w:hAnsi="Times New Roman" w:cs="Times New Roman"/>
+                <w:sz w:val="28"/>
+                <w:szCs w:val="28"/>
+              </w:rPr>
+              <w:t>b = 3.14</w:t>
+            </w:r>
+          </w:p>
+        </w:tc>
+        <w:tc>
+          <w:tcPr>
+            <w:tcW w:w="5386" w:type="dxa"/>
+            <w:tcBorders>
+              <w:top w:val="single" w:sz="1" w:space="0" w:color="BBBBBB"/>
+              <w:left w:val="single" w:sz="1" w:space="0" w:color="BBBBBB"/>
+              <w:bottom w:val="single" w:sz="1" w:space="0" w:color="BBBBBB"/>
+              <w:right w:val="single" w:sz="1" w:space="0" w:color="BBBBBB"/>
+            </w:tcBorders>
+            <w:tcMar>
+              <w:top w:w="80" w:type="dxa"/>
+              <w:left w:w="120" w:type="dxa"/>
+              <w:bottom w:w="80" w:type="dxa"/>
+              <w:right w:w="120" w:type="dxa"/>
+            </w:tcMar>
+          </w:tcPr>
+          <w:p>
+            <w:pPr>
+              <w:rPr>
+                <w:rFonts w:ascii="Times New Roman" w:hAnsi="Times New Roman" w:cs="Times New Roman"/>
+                <w:sz w:val="28"/>
+                <w:szCs w:val="28"/>
+              </w:rPr>
+            </w:pPr>
+            <w:r>
+              <w:rPr>
+                <w:rFonts w:ascii="Times New Roman" w:hAnsi="Times New Roman" w:cs="Times New Roman"/>
+                <w:sz w:val="28"/>
+                <w:szCs w:val="28"/>
+              </w:rPr>
+              <w:t>float b = 3.14;</w:t>
+            </w:r>
+          </w:p>
+        </w:tc>
+        <w:tc>
+          <w:tcPr>
+            <w:tcW w:w="2835" w:type="dxa"/>
+            <w:tcBorders>
+              <w:top w:val="single" w:sz="1" w:space="0" w:color="BBBBBB"/>
+              <w:left w:val="single" w:sz="1" w:space="0" w:color="BBBBBB"/>
+              <w:bottom w:val="single" w:sz="1" w:space="0" w:color="BBBBBB"/>
+              <w:right w:val="single" w:sz="1" w:space="0" w:color="BBBBBB"/>
+            </w:tcBorders>
+            <w:tcMar>
+              <w:top w:w="80" w:type="dxa"/>
+              <w:left w:w="120" w:type="dxa"/>
+              <w:bottom w:w="80" w:type="dxa"/>
+              <w:right w:w="120" w:type="dxa"/>
+            </w:tcMar>
+          </w:tcPr>
+          <w:p>
+            <w:pPr>
+              <w:rPr>
+                <w:rFonts w:ascii="Times New Roman" w:hAnsi="Times New Roman" w:cs="Times New Roman"/>
+                <w:sz w:val="28"/>
+                <w:szCs w:val="28"/>
+              </w:rPr>
+            </w:pPr>
+            <w:r>
+              <w:rPr>
+                <w:rFonts w:ascii="Times New Roman" w:hAnsi="Times New Roman" w:cs="Times New Roman"/>
+                <w:sz w:val="28"/>
+                <w:szCs w:val="28"/>
+              </w:rPr>
+              <w:t>Float assignment</w:t>
+            </w:r>
+          </w:p>
+        </w:tc>
+      </w:tr>
+      <w:tr>
+        <w:tc>
+          <w:tcPr>
+            <w:tcW w:w="2693" w:type="dxa"/>
+            <w:tcBorders>
+              <w:top w:val="single" w:sz="1" w:space="0" w:color="BBBBBB"/>
+              <w:left w:val="single" w:sz="1" w:space="0" w:color="BBBBBB"/>
+              <w:bottom w:val="single" w:sz="1" w:space="0" w:color="BBBBBB"/>
+              <w:right w:val="single" w:sz="1" w:space="0" w:color="BBBBBB"/>
+            </w:tcBorders>
+            <w:tcMar>
+              <w:top w:w="80" w:type="dxa"/>
+              <w:left w:w="120" w:type="dxa"/>
+              <w:bottom w:w="80" w:type="dxa"/>
+              <w:right w:w="120" w:type="dxa"/>
+            </w:tcMar>
+          </w:tcPr>
+          <w:p>
+            <w:pPr>
+              <w:rPr>
+                <w:rFonts w:ascii="Times New Roman" w:hAnsi="Times New Roman" w:cs="Times New Roman"/>
+                <w:sz w:val="28"/>
+                <w:szCs w:val="28"/>
+              </w:rPr>
+            </w:pPr>
+            <w:r>
+              <w:rPr>
+                <w:rFonts w:ascii="Times New Roman" w:hAnsi="Times New Roman" w:cs="Times New Roman"/>
+                <w:sz w:val="28"/>
+                <w:szCs w:val="28"/>
+              </w:rPr>
+              <w:t>a += 1</w:t>
+            </w:r>
+          </w:p>
+        </w:tc>
+        <w:tc>
+          <w:tcPr>
+            <w:tcW w:w="5386" w:type="dxa"/>
+            <w:tcBorders>
+              <w:top w:val="single" w:sz="1" w:space="0" w:color="BBBBBB"/>
+              <w:left w:val="single" w:sz="1" w:space="0" w:color="BBBBBB"/>
+              <w:bottom w:val="single" w:sz="1" w:space="0" w:color="BBBBBB"/>
+              <w:right w:val="single" w:sz="1" w:space="0" w:color="BBBBBB"/>
+            </w:tcBorders>
+            <w:tcMar>
+              <w:top w:w="80" w:type="dxa"/>
+              <w:left w:w="120" w:type="dxa"/>
+              <w:bottom w:w="80" w:type="dxa"/>
+              <w:right w:w="120" w:type="dxa"/>
+            </w:tcMar>
+          </w:tcPr>
+          <w:p>
+            <w:pPr>
+              <w:rPr>
+                <w:rFonts w:ascii="Times New Roman" w:hAnsi="Times New Roman" w:cs="Times New Roman"/>
+                <w:sz w:val="28"/>
+                <w:szCs w:val="28"/>
+              </w:rPr>
+            </w:pPr>
+            <w:r>
+              <w:rPr>
+                <w:rFonts w:ascii="Times New Roman" w:hAnsi="Times New Roman" w:cs="Times New Roman"/>
+                <w:sz w:val="28"/>
+                <w:szCs w:val="28"/>
+              </w:rPr>
+              <w:t>a += 1;</w:t>
+            </w:r>
+          </w:p>
+        </w:tc>
+        <w:tc>
+          <w:tcPr>
+            <w:tcW w:w="2835" w:type="dxa"/>
+            <w:tcBorders>
+              <w:top w:val="single" w:sz="1" w:space="0" w:color="BBBBBB"/>
+              <w:left w:val="single" w:sz="1" w:space="0" w:color="BBBBBB"/>
+              <w:bottom w:val="single" w:sz="1" w:space="0" w:color="BBBBBB"/>
+              <w:right w:val="single" w:sz="1" w:space="0" w:color="BBBBBB"/>
+            </w:tcBorders>
+            <w:tcMar>
+              <w:top w:w="80" w:type="dxa"/>
+              <w:left w:w="120" w:type="dxa"/>
+              <w:bottom w:w="80" w:type="dxa"/>
+              <w:right w:w="120" w:type="dxa"/>
+            </w:tcMar>
+          </w:tcPr>
+          <w:p>
+            <w:pPr>
+              <w:rPr>
+                <w:rFonts w:ascii="Times New Roman" w:hAnsi="Times New Roman" w:cs="Times New Roman"/>
+                <w:sz w:val="28"/>
+                <w:szCs w:val="28"/>
+              </w:rPr>
+            </w:pPr>
+            <w:r>
+              <w:rPr>
+                <w:rFonts w:ascii="Times New Roman" w:hAnsi="Times New Roman" w:cs="Times New Roman"/>
+                <w:sz w:val="28"/>
+                <w:szCs w:val="28"/>
+              </w:rPr>
+              <w:t>Compound operator</w:t>
+            </w:r>
+          </w:p>
+        </w:tc>
+      </w:tr>
+      <w:tr>
+        <w:tc>
+          <w:tcPr>
+            <w:tcW w:w="2693" w:type="dxa"/>
+            <w:tcBorders>
+              <w:top w:val="single" w:sz="1" w:space="0" w:color="BBBBBB"/>
+              <w:left w:val="single" w:sz="1" w:space="0" w:color="BBBBBB"/>
+              <w:bottom w:val="single" w:sz="1" w:space="0" w:color="BBBBBB"/>
+              <w:right w:val="single" w:sz="1" w:space="0" w:color="BBBBBB"/>
+            </w:tcBorders>
+            <w:tcMar>
+              <w:top w:w="80" w:type="dxa"/>
+              <w:left w:w="120" w:type="dxa"/>
+              <w:bottom w:w="80" w:type="dxa"/>
+              <w:right w:w="120" w:type="dxa"/>
+            </w:tcMar>
+          </w:tcPr>
+          <w:p>
+            <w:pPr>
+              <w:rPr>
+                <w:rFonts w:ascii="Times New Roman" w:hAnsi="Times New Roman" w:cs="Times New Roman"/>
+                <w:sz w:val="28"/>
+                <w:szCs w:val="28"/>
+              </w:rPr>
+            </w:pPr>
+            <w:r>
+              <w:rPr>
+                <w:rFonts w:ascii="Times New Roman" w:hAnsi="Times New Roman" w:cs="Times New Roman"/>
+                <w:sz w:val="28"/>
+                <w:szCs w:val="28"/>
+              </w:rPr>
+              <w:t>a // b</w:t>
+            </w:r>
+          </w:p>
+        </w:tc>
+        <w:tc>
+          <w:tcPr>
+            <w:tcW w:w="5386" w:type="dxa"/>
+            <w:tcBorders>
+              <w:top w:val="single" w:sz="1" w:space="0" w:color="BBBBBB"/>
+              <w:left w:val="single" w:sz="1" w:space="0" w:color="BBBBBB"/>
+              <w:bottom w:val="single" w:sz="1" w:space="0" w:color="BBBBBB"/>
+              <w:right w:val="single" w:sz="1" w:space="0" w:color="BBBBBB"/>
+            </w:tcBorders>
+            <w:tcMar>
+              <w:top w:w="80" w:type="dxa"/>
+              <w:left w:w="120" w:type="dxa"/>
+              <w:bottom w:w="80" w:type="dxa"/>
+              <w:right w:w="120" w:type="dxa"/>
+            </w:tcMar>
+          </w:tcPr>
+          <w:p>
+            <w:pPr>
+              <w:rPr>
+                <w:rFonts w:ascii="Times New Roman" w:hAnsi="Times New Roman" w:cs="Times New Roman"/>
+                <w:sz w:val="28"/>
+                <w:szCs w:val="28"/>
+              </w:rPr>
+            </w:pPr>
+            <w:r>
+              <w:rPr>
+                <w:rFonts w:ascii="Times New Roman" w:hAnsi="Times New Roman" w:cs="Times New Roman"/>
+                <w:sz w:val="28"/>
+                <w:szCs w:val="28"/>
+              </w:rPr>
+              <w:t>(int)(a / b)</w:t>
+            </w:r>
+          </w:p>
+        </w:tc>
+        <w:tc>
+          <w:tcPr>
+            <w:tcW w:w="2835" w:type="dxa"/>
+            <w:tcBorders>
+              <w:top w:val="single" w:sz="1" w:space="0" w:color="BBBBBB"/>
+              <w:left w:val="single" w:sz="1" w:space="0" w:color="BBBBBB"/>
+              <w:bottom w:val="single" w:sz="1" w:space="0" w:color="BBBBBB"/>
+              <w:right w:val="single" w:sz="1" w:space="0" w:color="BBBBBB"/>
+            </w:tcBorders>
+            <w:tcMar>
+              <w:top w:w="80" w:type="dxa"/>
+              <w:left w:w="120" w:type="dxa"/>
+              <w:bottom w:w="80" w:type="dxa"/>
+              <w:right w:w="120" w:type="dxa"/>
+            </w:tcMar>
+          </w:tcPr>
+          <w:p>
+            <w:pPr>
+              <w:rPr>
+                <w:rFonts w:ascii="Times New Roman" w:hAnsi="Times New Roman" w:cs="Times New Roman"/>
+                <w:sz w:val="28"/>
+                <w:szCs w:val="28"/>
+              </w:rPr>
+            </w:pPr>
+            <w:r>
+              <w:rPr>
+                <w:rFonts w:ascii="Times New Roman" w:hAnsi="Times New Roman" w:cs="Times New Roman"/>
+                <w:sz w:val="28"/>
+                <w:szCs w:val="28"/>
+              </w:rPr>
+              <w:t>Floor division</w:t>
+            </w:r>
+          </w:p>
+        </w:tc>
+      </w:tr>
+      <w:tr>
+        <w:tc>
+          <w:tcPr>
+            <w:tcW w:w="2693" w:type="dxa"/>
+            <w:tcBorders>
+              <w:top w:val="single" w:sz="1" w:space="0" w:color="BBBBBB"/>
+              <w:left w:val="single" w:sz="1" w:space="0" w:color="BBBBBB"/>
+              <w:bottom w:val="single" w:sz="1" w:space="0" w:color="BBBBBB"/>
+              <w:right w:val="single" w:sz="1" w:space="0" w:color="BBBBBB"/>
+            </w:tcBorders>
+            <w:tcMar>
+              <w:top w:w="80" w:type="dxa"/>
+              <w:left w:w="120" w:type="dxa"/>
+              <w:bottom w:w="80" w:type="dxa"/>
+              <w:right w:w="120" w:type="dxa"/>
+            </w:tcMar>
+          </w:tcPr>
+          <w:p>
+            <w:pPr>
+              <w:rPr>
+                <w:rFonts w:ascii="Times New Roman" w:hAnsi="Times New Roman" w:cs="Times New Roman"/>
+                <w:sz w:val="28"/>
+                <w:szCs w:val="28"/>
+              </w:rPr>
+            </w:pPr>
+            <w:r>
+              <w:rPr>
+                <w:rFonts w:ascii="Times New Roman" w:hAnsi="Times New Roman" w:cs="Times New Roman"/>
+                <w:sz w:val="28"/>
+                <w:szCs w:val="28"/>
+              </w:rPr>
+              <w:t>a / b</w:t>
+            </w:r>
+          </w:p>
+        </w:tc>
+        <w:tc>
+          <w:tcPr>
+            <w:tcW w:w="5386" w:type="dxa"/>
+            <w:tcBorders>
+              <w:top w:val="single" w:sz="1" w:space="0" w:color="BBBBBB"/>
+              <w:left w:val="single" w:sz="1" w:space="0" w:color="BBBBBB"/>
+              <w:bottom w:val="single" w:sz="1" w:space="0" w:color="BBBBBB"/>
+              <w:right w:val="single" w:sz="1" w:space="0" w:color="BBBBBB"/>
+            </w:tcBorders>
+            <w:tcMar>
+              <w:top w:w="80" w:type="dxa"/>
+              <w:left w:w="120" w:type="dxa"/>
+              <w:bottom w:w="80" w:type="dxa"/>
+              <w:right w:w="120" w:type="dxa"/>
+            </w:tcMar>
+          </w:tcPr>
+          <w:p>
+            <w:pPr>
+              <w:rPr>
+                <w:rFonts w:ascii="Times New Roman" w:hAnsi="Times New Roman" w:cs="Times New Roman"/>
+                <w:sz w:val="28"/>
+                <w:szCs w:val="28"/>
+              </w:rPr>
+            </w:pPr>
+            <w:r>
+              <w:rPr>
+                <w:rFonts w:ascii="Times New Roman" w:hAnsi="Times New Roman" w:cs="Times New Roman"/>
+                <w:sz w:val="28"/>
+                <w:szCs w:val="28"/>
+              </w:rPr>
+              <w:t>(float)a / b</w:t>
+            </w:r>
+          </w:p>
+        </w:tc>
+        <w:tc>
+          <w:tcPr>
+            <w:tcW w:w="2835" w:type="dxa"/>
+            <w:tcBorders>
+              <w:top w:val="single" w:sz="1" w:space="0" w:color="BBBBBB"/>
+              <w:left w:val="single" w:sz="1" w:space="0" w:color="BBBBBB"/>
+              <w:bottom w:val="single" w:sz="1" w:space="0" w:color="BBBBBB"/>
+              <w:right w:val="single" w:sz="1" w:space="0" w:color="BBBBBB"/>
+            </w:tcBorders>
+            <w:tcMar>
+              <w:top w:w="80" w:type="dxa"/>
+              <w:left w:w="120" w:type="dxa"/>
+              <w:bottom w:w="80" w:type="dxa"/>
+              <w:right w:w="120" w:type="dxa"/>
+            </w:tcMar>
+          </w:tcPr>
+          <w:p>
+            <w:pPr>
+              <w:rPr>
+                <w:rFonts w:ascii="Times New Roman" w:hAnsi="Times New Roman" w:cs="Times New Roman"/>
+                <w:sz w:val="28"/>
+                <w:szCs w:val="28"/>
+              </w:rPr>
+            </w:pPr>
+            <w:r>
+              <w:rPr>
+                <w:rFonts w:ascii="Times New Roman" w:hAnsi="Times New Roman" w:cs="Times New Roman"/>
+                <w:sz w:val="28"/>
+                <w:szCs w:val="28"/>
+              </w:rPr>
+              <w:t>True division</w:t>
+            </w:r>
+          </w:p>
+        </w:tc>
+      </w:tr>
+      <w:tr>
+        <w:tc>
+          <w:tcPr>
+            <w:tcW w:w="2693" w:type="dxa"/>
+            <w:tcBorders>
+              <w:top w:val="single" w:sz="1" w:space="0" w:color="BBBBBB"/>
+              <w:left w:val="single" w:sz="1" w:space="0" w:color="BBBBBB"/>
+              <w:bottom w:val="single" w:sz="1" w:space="0" w:color="BBBBBB"/>
+              <w:right w:val="single" w:sz="1" w:space="0" w:color="BBBBBB"/>
+            </w:tcBorders>
+            <w:tcMar>
+              <w:top w:w="80" w:type="dxa"/>
+              <w:left w:w="120" w:type="dxa"/>
+              <w:bottom w:w="80" w:type="dxa"/>
+              <w:right w:w="120" w:type="dxa"/>
+            </w:tcMar>
+          </w:tcPr>
+          <w:p>
+            <w:pPr>
+              <w:rPr>
+                <w:rFonts w:ascii="Times New Roman" w:hAnsi="Times New Roman" w:cs="Times New Roman"/>
+                <w:sz w:val="28"/>
+                <w:szCs w:val="28"/>
+              </w:rPr>
+            </w:pPr>
+            <w:r>
+              <w:rPr>
+                <w:rFonts w:ascii="Times New Roman" w:hAnsi="Times New Roman" w:cs="Times New Roman"/>
+                <w:sz w:val="28"/>
+                <w:szCs w:val="28"/>
+              </w:rPr>
+              <w:t>if x &gt; 0:</w:t>
+            </w:r>
+          </w:p>
+        </w:tc>
+        <w:tc>
+          <w:tcPr>
+            <w:tcW w:w="5386" w:type="dxa"/>
+            <w:tcBorders>
+              <w:top w:val="single" w:sz="1" w:space="0" w:color="BBBBBB"/>
+              <w:left w:val="single" w:sz="1" w:space="0" w:color="BBBBBB"/>
+              <w:bottom w:val="single" w:sz="1" w:space="0" w:color="BBBBBB"/>
+              <w:right w:val="single" w:sz="1" w:space="0" w:color="BBBBBB"/>
+            </w:tcBorders>
+            <w:tcMar>
+              <w:top w:w="80" w:type="dxa"/>
+              <w:left w:w="120" w:type="dxa"/>
+              <w:bottom w:w="80" w:type="dxa"/>
+              <w:right w:w="120" w:type="dxa"/>
+            </w:tcMar>
+          </w:tcPr>
+          <w:p>
+            <w:pPr>
+              <w:rPr>
+                <w:rFonts w:ascii="Times New Roman" w:hAnsi="Times New Roman" w:cs="Times New Roman"/>
+                <w:sz w:val="28"/>
+                <w:szCs w:val="28"/>
+              </w:rPr>
+            </w:pPr>
+            <w:r>
+              <w:rPr>
+                <w:rFonts w:ascii="Times New Roman" w:hAnsi="Times New Roman" w:cs="Times New Roman"/>
+                <w:sz w:val="28"/>
+                <w:szCs w:val="28"/>
+              </w:rPr>
+              <w:t>if(x &gt; 0) {</w:t>
+            </w:r>
+          </w:p>
+        </w:tc>
+        <w:tc>
+          <w:tcPr>
+            <w:tcW w:w="2835" w:type="dxa"/>
+            <w:tcBorders>
+              <w:top w:val="single" w:sz="1" w:space="0" w:color="BBBBBB"/>
+              <w:left w:val="single" w:sz="1" w:space="0" w:color="BBBBBB"/>
+              <w:bottom w:val="single" w:sz="1" w:space="0" w:color="BBBBBB"/>
+              <w:right w:val="single" w:sz="1" w:space="0" w:color="BBBBBB"/>
+            </w:tcBorders>
+            <w:tcMar>
+              <w:top w:w="80" w:type="dxa"/>
+              <w:left w:w="120" w:type="dxa"/>
+              <w:bottom w:w="80" w:type="dxa"/>
+              <w:right w:w="120" w:type="dxa"/>
+            </w:tcMar>
+          </w:tcPr>
+          <w:p>
+            <w:pPr>
+              <w:rPr>
+                <w:rFonts w:ascii="Times New Roman" w:hAnsi="Times New Roman" w:cs="Times New Roman"/>
+                <w:sz w:val="28"/>
+                <w:szCs w:val="28"/>
+              </w:rPr>
+            </w:pPr>
+            <w:r>
+              <w:rPr>
+                <w:rFonts w:ascii="Times New Roman" w:hAnsi="Times New Roman" w:cs="Times New Roman"/>
+                <w:sz w:val="28"/>
+                <w:szCs w:val="28"/>
+              </w:rPr>
+              <w:t>Conditionals</w:t>
+            </w:r>
+          </w:p>
+        </w:tc>
+      </w:tr>
+      <w:tr>
+        <w:tc>
+          <w:tcPr>
+            <w:tcW w:w="2693" w:type="dxa"/>
+            <w:tcBorders>
+              <w:top w:val="single" w:sz="1" w:space="0" w:color="BBBBBB"/>
+              <w:left w:val="single" w:sz="1" w:space="0" w:color="BBBBBB"/>
+              <w:bottom w:val="single" w:sz="1" w:space="0" w:color="BBBBBB"/>
+              <w:right w:val="single" w:sz="1" w:space="0" w:color="BBBBBB"/>
+            </w:tcBorders>
+            <w:tcMar>
+              <w:top w:w="80" w:type="dxa"/>
+              <w:left w:w="120" w:type="dxa"/>
+              <w:bottom w:w="80" w:type="dxa"/>
+              <w:right w:w="120" w:type="dxa"/>
+            </w:tcMar>
+          </w:tcPr>
+          <w:p>
+            <w:pPr>
+              <w:rPr>
+                <w:rFonts w:ascii="Times New Roman" w:hAnsi="Times New Roman" w:cs="Times New Roman"/>
+                <w:sz w:val="28"/>
+                <w:szCs w:val="28"/>
+              </w:rPr>
+            </w:pPr>
+            <w:proofErr w:type="spellStart"/>
+            <w:r>
+              <w:rPr>
+                <w:rFonts w:ascii="Times New Roman" w:hAnsi="Times New Roman" w:cs="Times New Roman"/>
+                <w:sz w:val="28"/>
+                <w:szCs w:val="28"/>
+              </w:rPr>
+              <w:t>elif</w:t>
+            </w:r>
+            <w:proofErr w:type="spellEnd"/>
+            <w:r>
+              <w:rPr>
+                <w:rFonts w:ascii="Times New Roman" w:hAnsi="Times New Roman" w:cs="Times New Roman"/>
+                <w:sz w:val="28"/>
+                <w:szCs w:val="28"/>
+              </w:rPr>
+              <w:t xml:space="preserve"> x == 0:</w:t>
+            </w:r>
+          </w:p>
+        </w:tc>
+        <w:tc>
+          <w:tcPr>
+            <w:tcW w:w="5386" w:type="dxa"/>
+            <w:tcBorders>
+              <w:top w:val="single" w:sz="1" w:space="0" w:color="BBBBBB"/>
+              <w:left w:val="single" w:sz="1" w:space="0" w:color="BBBBBB"/>
+              <w:bottom w:val="single" w:sz="1" w:space="0" w:color="BBBBBB"/>
+              <w:right w:val="single" w:sz="1" w:space="0" w:color="BBBBBB"/>
+            </w:tcBorders>
+            <w:tcMar>
+              <w:top w:w="80" w:type="dxa"/>
+              <w:left w:w="120" w:type="dxa"/>
+              <w:bottom w:w="80" w:type="dxa"/>
+              <w:right w:w="120" w:type="dxa"/>
+            </w:tcMar>
+          </w:tcPr>
+          <w:p>
+            <w:pPr>
+              <w:rPr>
+                <w:rFonts w:ascii="Times New Roman" w:hAnsi="Times New Roman" w:cs="Times New Roman"/>
+                <w:sz w:val="28"/>
+                <w:szCs w:val="28"/>
+              </w:rPr>
+            </w:pPr>
+            <w:r>
+              <w:rPr>
+                <w:rFonts w:ascii="Times New Roman" w:hAnsi="Times New Roman" w:cs="Times New Roman"/>
+                <w:sz w:val="28"/>
+                <w:szCs w:val="28"/>
+              </w:rPr>
+              <w:t>else if(x == 0) {</w:t>
+            </w:r>
+          </w:p>
+        </w:tc>
+        <w:tc>
+          <w:tcPr>
+            <w:tcW w:w="2835" w:type="dxa"/>
+            <w:tcBorders>
+              <w:top w:val="single" w:sz="1" w:space="0" w:color="BBBBBB"/>
+              <w:left w:val="single" w:sz="1" w:space="0" w:color="BBBBBB"/>
+              <w:bottom w:val="single" w:sz="1" w:space="0" w:color="BBBBBB"/>
+              <w:right w:val="single" w:sz="1" w:space="0" w:color="BBBBBB"/>
+            </w:tcBorders>
+            <w:tcMar>
+              <w:top w:w="80" w:type="dxa"/>
+              <w:left w:w="120" w:type="dxa"/>
+              <w:bottom w:w="80" w:type="dxa"/>
+              <w:right w:w="120" w:type="dxa"/>
+            </w:tcMar>
+          </w:tcPr>
+          <w:p>
+            <w:pPr>
+              <w:rPr>
+                <w:rFonts w:ascii="Times New Roman" w:hAnsi="Times New Roman" w:cs="Times New Roman"/>
+                <w:sz w:val="28"/>
+                <w:szCs w:val="28"/>
+              </w:rPr>
+            </w:pPr>
+            <w:r>
+              <w:rPr>
+                <w:rFonts w:ascii="Times New Roman" w:hAnsi="Times New Roman" w:cs="Times New Roman"/>
+                <w:sz w:val="28"/>
+                <w:szCs w:val="28"/>
+              </w:rPr>
+              <w:t>Else-if</w:t>
+            </w:r>
+          </w:p>
+        </w:tc>
+      </w:tr>
+      <w:tr>
+        <w:tc>
+          <w:tcPr>
+            <w:tcW w:w="2693" w:type="dxa"/>
+            <w:tcBorders>
+              <w:top w:val="single" w:sz="1" w:space="0" w:color="BBBBBB"/>
+              <w:left w:val="single" w:sz="1" w:space="0" w:color="BBBBBB"/>
+              <w:bottom w:val="single" w:sz="1" w:space="0" w:color="BBBBBB"/>
+              <w:right w:val="single" w:sz="1" w:space="0" w:color="BBBBBB"/>
+            </w:tcBorders>
+            <w:tcMar>
+              <w:top w:w="80" w:type="dxa"/>
+              <w:left w:w="120" w:type="dxa"/>
+              <w:bottom w:w="80" w:type="dxa"/>
+              <w:right w:w="120" w:type="dxa"/>
+            </w:tcMar>
+          </w:tcPr>
+          <w:p>
+            <w:pPr>
+              <w:rPr>
+                <w:rFonts w:ascii="Times New Roman" w:hAnsi="Times New Roman" w:cs="Times New Roman"/>
+                <w:sz w:val="28"/>
+                <w:szCs w:val="28"/>
+              </w:rPr>
+            </w:pPr>
+            <w:r>
+              <w:rPr>
+                <w:rFonts w:ascii="Times New Roman" w:hAnsi="Times New Roman" w:cs="Times New Roman"/>
+                <w:sz w:val="28"/>
+                <w:szCs w:val="28"/>
+              </w:rPr>
+              <w:t>else:</w:t>
+            </w:r>
+          </w:p>
+        </w:tc>
+        <w:tc>
+          <w:tcPr>
+            <w:tcW w:w="5386" w:type="dxa"/>
+            <w:tcBorders>
+              <w:top w:val="single" w:sz="1" w:space="0" w:color="BBBBBB"/>
+              <w:left w:val="single" w:sz="1" w:space="0" w:color="BBBBBB"/>
+              <w:bottom w:val="single" w:sz="1" w:space="0" w:color="BBBBBB"/>
+              <w:right w:val="single" w:sz="1" w:space="0" w:color="BBBBBB"/>
+            </w:tcBorders>
+            <w:tcMar>
+              <w:top w:w="80" w:type="dxa"/>
+              <w:left w:w="120" w:type="dxa"/>
+              <w:bottom w:w="80" w:type="dxa"/>
+              <w:right w:w="120" w:type="dxa"/>
+            </w:tcMar>
+          </w:tcPr>
+          <w:p>
+            <w:pPr>
+              <w:rPr>
+                <w:rFonts w:ascii="Times New Roman" w:hAnsi="Times New Roman" w:cs="Times New Roman"/>
+                <w:sz w:val="28"/>
+                <w:szCs w:val="28"/>
+              </w:rPr>
+            </w:pPr>
+            <w:r>
+              <w:rPr>
+                <w:rFonts w:ascii="Times New Roman" w:hAnsi="Times New Roman" w:cs="Times New Roman"/>
+                <w:sz w:val="28"/>
+                <w:szCs w:val="28"/>
+              </w:rPr>
+              <w:t>else {</w:t>
+            </w:r>
+          </w:p>
+        </w:tc>
+        <w:tc>
+          <w:tcPr>
+            <w:tcW w:w="2835" w:type="dxa"/>
+            <w:tcBorders>
+              <w:top w:val="single" w:sz="1" w:space="0" w:color="BBBBBB"/>
+              <w:left w:val="single" w:sz="1" w:space="0" w:color="BBBBBB"/>
+              <w:bottom w:val="single" w:sz="1" w:space="0" w:color="BBBBBB"/>
+              <w:right w:val="single" w:sz="1" w:space="0" w:color="BBBBBB"/>
+            </w:tcBorders>
+            <w:tcMar>
+              <w:top w:w="80" w:type="dxa"/>
+              <w:left w:w="120" w:type="dxa"/>
+              <w:bottom w:w="80" w:type="dxa"/>
+              <w:right w:w="120" w:type="dxa"/>
+            </w:tcMar>
+          </w:tcPr>
+          <w:p>
+            <w:pPr>
+              <w:rPr>
+                <w:rFonts w:ascii="Times New Roman" w:hAnsi="Times New Roman" w:cs="Times New Roman"/>
+                <w:sz w:val="28"/>
+                <w:szCs w:val="28"/>
+              </w:rPr>
+            </w:pPr>
+            <w:r>
+              <w:rPr>
+                <w:rFonts w:ascii="Times New Roman" w:hAnsi="Times New Roman" w:cs="Times New Roman"/>
+                <w:sz w:val="28"/>
+                <w:szCs w:val="28"/>
+              </w:rPr>
+              <w:t>Else</w:t>
+            </w:r>
+          </w:p>
+        </w:tc>
+      </w:tr>
+      <w:tr>
+        <w:tc>
+          <w:tcPr>
+            <w:tcW w:w="2693" w:type="dxa"/>
+            <w:tcBorders>
+              <w:top w:val="single" w:sz="1" w:space="0" w:color="BBBBBB"/>
+              <w:left w:val="single" w:sz="1" w:space="0" w:color="BBBBBB"/>
+              <w:bottom w:val="single" w:sz="1" w:space="0" w:color="BBBBBB"/>
+              <w:right w:val="single" w:sz="1" w:space="0" w:color="BBBBBB"/>
+            </w:tcBorders>
+            <w:tcMar>
+              <w:top w:w="80" w:type="dxa"/>
+              <w:left w:w="120" w:type="dxa"/>
+              <w:bottom w:w="80" w:type="dxa"/>
+              <w:right w:w="120" w:type="dxa"/>
+            </w:tcMar>
+          </w:tcPr>
+          <w:p>
+            <w:pPr>
+              <w:rPr>
+                <w:rFonts w:ascii="Times New Roman" w:hAnsi="Times New Roman" w:cs="Times New Roman"/>
+                <w:sz w:val="28"/>
+                <w:szCs w:val="28"/>
+              </w:rPr>
+            </w:pPr>
+            <w:r>
+              <w:rPr>
+                <w:rFonts w:ascii="Times New Roman" w:hAnsi="Times New Roman" w:cs="Times New Roman"/>
+                <w:sz w:val="28"/>
+                <w:szCs w:val="28"/>
+              </w:rPr>
+              <w:t xml:space="preserve">while </w:t>
+            </w:r>
+            <w:proofErr w:type="spellStart"/>
+            <w:r>
+              <w:rPr>
+                <w:rFonts w:ascii="Times New Roman" w:hAnsi="Times New Roman" w:cs="Times New Roman"/>
+                <w:sz w:val="28"/>
+                <w:szCs w:val="28"/>
+              </w:rPr>
+              <w:t>i</w:t>
+            </w:r>
+            <w:proofErr w:type="spellEnd"/>
+            <w:r>
+              <w:rPr>
+                <w:rFonts w:ascii="Times New Roman" w:hAnsi="Times New Roman" w:cs="Times New Roman"/>
+                <w:sz w:val="28"/>
+                <w:szCs w:val="28"/>
+              </w:rPr>
+              <w:t xml:space="preserve"> &lt; n:</w:t>
+            </w:r>
+          </w:p>
+        </w:tc>
+        <w:tc>
+          <w:tcPr>
+            <w:tcW w:w="5386" w:type="dxa"/>
+            <w:tcBorders>
+              <w:top w:val="single" w:sz="1" w:space="0" w:color="BBBBBB"/>
+              <w:left w:val="single" w:sz="1" w:space="0" w:color="BBBBBB"/>
+              <w:bottom w:val="single" w:sz="1" w:space="0" w:color="BBBBBB"/>
+              <w:right w:val="single" w:sz="1" w:space="0" w:color="BBBBBB"/>
+            </w:tcBorders>
+            <w:tcMar>
+              <w:top w:w="80" w:type="dxa"/>
+              <w:left w:w="120" w:type="dxa"/>
+              <w:bottom w:w="80" w:type="dxa"/>
+              <w:right w:w="120" w:type="dxa"/>
+            </w:tcMar>
+          </w:tcPr>
+          <w:p>
+            <w:pPr>
+              <w:rPr>
+                <w:rFonts w:ascii="Times New Roman" w:hAnsi="Times New Roman" w:cs="Times New Roman"/>
+                <w:sz w:val="28"/>
+                <w:szCs w:val="28"/>
+              </w:rPr>
+            </w:pPr>
+            <w:r>
+              <w:rPr>
+                <w:rFonts w:ascii="Times New Roman" w:hAnsi="Times New Roman" w:cs="Times New Roman"/>
+                <w:sz w:val="28"/>
+                <w:szCs w:val="28"/>
+              </w:rPr>
+              <w:t>while(</w:t>
+            </w:r>
+            <w:proofErr w:type="spellStart"/>
+            <w:r>
+              <w:rPr>
+                <w:rFonts w:ascii="Times New Roman" w:hAnsi="Times New Roman" w:cs="Times New Roman"/>
+                <w:sz w:val="28"/>
+                <w:szCs w:val="28"/>
+              </w:rPr>
+              <w:t>i</w:t>
+            </w:r>
+            <w:proofErr w:type="spellEnd"/>
+            <w:r>
+              <w:rPr>
+                <w:rFonts w:ascii="Times New Roman" w:hAnsi="Times New Roman" w:cs="Times New Roman"/>
+                <w:sz w:val="28"/>
+                <w:szCs w:val="28"/>
+              </w:rPr>
+              <w:t xml:space="preserve"> &lt; n) {</w:t>
+            </w:r>
+          </w:p>
+        </w:tc>
+        <w:tc>
+          <w:tcPr>
+            <w:tcW w:w="2835" w:type="dxa"/>
+            <w:tcBorders>
+              <w:top w:val="single" w:sz="1" w:space="0" w:color="BBBBBB"/>
+              <w:left w:val="single" w:sz="1" w:space="0" w:color="BBBBBB"/>
+              <w:bottom w:val="single" w:sz="1" w:space="0" w:color="BBBBBB"/>
+              <w:right w:val="single" w:sz="1" w:space="0" w:color="BBBBBB"/>
+            </w:tcBorders>
+            <w:tcMar>
+              <w:top w:w="80" w:type="dxa"/>
+              <w:left w:w="120" w:type="dxa"/>
+              <w:bottom w:w="80" w:type="dxa"/>
+              <w:right w:w="120" w:type="dxa"/>
+            </w:tcMar>
+          </w:tcPr>
+          <w:p>
+            <w:pPr>
+              <w:rPr>
+                <w:rFonts w:ascii="Times New Roman" w:hAnsi="Times New Roman" w:cs="Times New Roman"/>
+                <w:sz w:val="28"/>
+                <w:szCs w:val="28"/>
+              </w:rPr>
+            </w:pPr>
+            <w:r>
+              <w:rPr>
+                <w:rFonts w:ascii="Times New Roman" w:hAnsi="Times New Roman" w:cs="Times New Roman"/>
+                <w:sz w:val="28"/>
+                <w:szCs w:val="28"/>
+              </w:rPr>
+              <w:t>While loop</w:t>
+            </w:r>
+          </w:p>
+        </w:tc>
+      </w:tr>
+      <w:tr>
+        <w:tc>
+          <w:tcPr>
+            <w:tcW w:w="2693" w:type="dxa"/>
+            <w:tcBorders>
+              <w:top w:val="single" w:sz="1" w:space="0" w:color="BBBBBB"/>
+              <w:left w:val="single" w:sz="1" w:space="0" w:color="BBBBBB"/>
+              <w:bottom w:val="single" w:sz="1" w:space="0" w:color="BBBBBB"/>
+              <w:right w:val="single" w:sz="1" w:space="0" w:color="BBBBBB"/>
+            </w:tcBorders>
+            <w:tcMar>
+              <w:top w:w="80" w:type="dxa"/>
+              <w:left w:w="120" w:type="dxa"/>
+              <w:bottom w:w="80" w:type="dxa"/>
+              <w:right w:w="120" w:type="dxa"/>
+            </w:tcMar>
+          </w:tcPr>
+          <w:p>
+            <w:pPr>
+              <w:rPr>
+                <w:rFonts w:ascii="Times New Roman" w:hAnsi="Times New Roman" w:cs="Times New Roman"/>
+                <w:sz w:val="28"/>
+                <w:szCs w:val="28"/>
+              </w:rPr>
+            </w:pPr>
+            <w:r>
+              <w:rPr>
+                <w:rFonts w:ascii="Times New Roman" w:hAnsi="Times New Roman" w:cs="Times New Roman"/>
+                <w:sz w:val="28"/>
+                <w:szCs w:val="28"/>
+              </w:rPr>
+              <w:t xml:space="preserve">for </w:t>
+            </w:r>
+            <w:proofErr w:type="spellStart"/>
+            <w:r>
+              <w:rPr>
+                <w:rFonts w:ascii="Times New Roman" w:hAnsi="Times New Roman" w:cs="Times New Roman"/>
+                <w:sz w:val="28"/>
+                <w:szCs w:val="28"/>
+              </w:rPr>
+              <w:t>i</w:t>
+            </w:r>
+            <w:proofErr w:type="spellEnd"/>
+            <w:r>
+              <w:rPr>
+                <w:rFonts w:ascii="Times New Roman" w:hAnsi="Times New Roman" w:cs="Times New Roman"/>
+                <w:sz w:val="28"/>
+                <w:szCs w:val="28"/>
+              </w:rPr>
+              <w:t xml:space="preserve"> in range(n):</w:t>
+            </w:r>
+          </w:p>
+        </w:tc>
+        <w:tc>
+          <w:tcPr>
+            <w:tcW w:w="5386" w:type="dxa"/>
+            <w:tcBorders>
+              <w:top w:val="single" w:sz="1" w:space="0" w:color="BBBBBB"/>
+              <w:left w:val="single" w:sz="1" w:space="0" w:color="BBBBBB"/>
+              <w:bottom w:val="single" w:sz="1" w:space="0" w:color="BBBBBB"/>
+              <w:right w:val="single" w:sz="1" w:space="0" w:color="BBBBBB"/>
+            </w:tcBorders>
+            <w:tcMar>
+              <w:top w:w="80" w:type="dxa"/>
+              <w:left w:w="120" w:type="dxa"/>
+              <w:bottom w:w="80" w:type="dxa"/>
+              <w:right w:w="120" w:type="dxa"/>
+            </w:tcMar>
+          </w:tcPr>
+          <w:p>
+            <w:pPr>
+              <w:rPr>
+                <w:rFonts w:ascii="Times New Roman" w:hAnsi="Times New Roman" w:cs="Times New Roman"/>
+                <w:sz w:val="28"/>
+                <w:szCs w:val="28"/>
+              </w:rPr>
+            </w:pPr>
+            <w:r>
+              <w:rPr>
+                <w:rFonts w:ascii="Times New Roman" w:hAnsi="Times New Roman" w:cs="Times New Roman"/>
+                <w:sz w:val="28"/>
+                <w:szCs w:val="28"/>
+              </w:rPr>
+              <w:t xml:space="preserve">for(int </w:t>
+            </w:r>
+            <w:proofErr w:type="spellStart"/>
+            <w:r>
+              <w:rPr>
+                <w:rFonts w:ascii="Times New Roman" w:hAnsi="Times New Roman" w:cs="Times New Roman"/>
+                <w:sz w:val="28"/>
+                <w:szCs w:val="28"/>
+              </w:rPr>
+              <w:t>i</w:t>
+            </w:r>
+            <w:proofErr w:type="spellEnd"/>
+            <w:r>
+              <w:rPr>
+                <w:rFonts w:ascii="Times New Roman" w:hAnsi="Times New Roman" w:cs="Times New Roman"/>
+                <w:sz w:val="28"/>
+                <w:szCs w:val="28"/>
+              </w:rPr>
+              <w:t xml:space="preserve">=0; </w:t>
+            </w:r>
+            <w:proofErr w:type="spellStart"/>
+            <w:r>
+              <w:rPr>
+                <w:rFonts w:ascii="Times New Roman" w:hAnsi="Times New Roman" w:cs="Times New Roman"/>
+                <w:sz w:val="28"/>
+                <w:szCs w:val="28"/>
+              </w:rPr>
+              <w:t>i</w:t>
+            </w:r>
+            <w:proofErr w:type="spellEnd"/>
+            <w:r>
+              <w:rPr>
+                <w:rFonts w:ascii="Times New Roman" w:hAnsi="Times New Roman" w:cs="Times New Roman"/>
+                <w:sz w:val="28"/>
+                <w:szCs w:val="28"/>
+              </w:rPr>
+              <w:t xml:space="preserve">&lt;n; </w:t>
+            </w:r>
+            <w:proofErr w:type="spellStart"/>
+            <w:r>
+              <w:rPr>
+                <w:rFonts w:ascii="Times New Roman" w:hAnsi="Times New Roman" w:cs="Times New Roman"/>
+                <w:sz w:val="28"/>
+                <w:szCs w:val="28"/>
+              </w:rPr>
+              <w:t>i</w:t>
+            </w:r>
+            <w:proofErr w:type="spellEnd"/>
+            <w:r>
+              <w:rPr>
+                <w:rFonts w:ascii="Times New Roman" w:hAnsi="Times New Roman" w:cs="Times New Roman"/>
+                <w:sz w:val="28"/>
+                <w:szCs w:val="28"/>
+              </w:rPr>
+              <w:t>+=1) {</w:t>
+            </w:r>
+          </w:p>
+        </w:tc>
+        <w:tc>
+          <w:tcPr>
+            <w:tcW w:w="2835" w:type="dxa"/>
+            <w:tcBorders>
+              <w:top w:val="single" w:sz="1" w:space="0" w:color="BBBBBB"/>
+              <w:left w:val="single" w:sz="1" w:space="0" w:color="BBBBBB"/>
+              <w:bottom w:val="single" w:sz="1" w:space="0" w:color="BBBBBB"/>
+              <w:right w:val="single" w:sz="1" w:space="0" w:color="BBBBBB"/>
+            </w:tcBorders>
+            <w:tcMar>
+              <w:top w:w="80" w:type="dxa"/>
+              <w:left w:w="120" w:type="dxa"/>
+              <w:bottom w:w="80" w:type="dxa"/>
+              <w:right w:w="120" w:type="dxa"/>
+            </w:tcMar>
+          </w:tcPr>
+          <w:p>
+            <w:pPr>
+              <w:rPr>
+                <w:rFonts w:ascii="Times New Roman" w:hAnsi="Times New Roman" w:cs="Times New Roman"/>
+                <w:sz w:val="28"/>
+                <w:szCs w:val="28"/>
+              </w:rPr>
+            </w:pPr>
+            <w:r>
+              <w:rPr>
+                <w:rFonts w:ascii="Times New Roman" w:hAnsi="Times New Roman" w:cs="Times New Roman"/>
+                <w:sz w:val="28"/>
+                <w:szCs w:val="28"/>
+              </w:rPr>
+              <w:t>For loop</w:t>
+            </w:r>
+          </w:p>
+        </w:tc>
+      </w:tr>
+      <w:tr>
+        <w:tc>
+          <w:tcPr>
+            <w:tcW w:w="2693" w:type="dxa"/>
+            <w:tcBorders>
+              <w:top w:val="single" w:sz="1" w:space="0" w:color="BBBBBB"/>
+              <w:left w:val="single" w:sz="1" w:space="0" w:color="BBBBBB"/>
+              <w:bottom w:val="single" w:sz="1" w:space="0" w:color="BBBBBB"/>
+              <w:right w:val="single" w:sz="1" w:space="0" w:color="BBBBBB"/>
+            </w:tcBorders>
+            <w:tcMar>
+              <w:top w:w="80" w:type="dxa"/>
+              <w:left w:w="120" w:type="dxa"/>
+              <w:bottom w:w="80" w:type="dxa"/>
+              <w:right w:w="120" w:type="dxa"/>
+            </w:tcMar>
+          </w:tcPr>
+          <w:p>
+            <w:pPr>
+              <w:rPr>
+                <w:rFonts w:ascii="Times New Roman" w:hAnsi="Times New Roman" w:cs="Times New Roman"/>
+                <w:sz w:val="28"/>
+                <w:szCs w:val="28"/>
+              </w:rPr>
+            </w:pPr>
+            <w:r>
+              <w:rPr>
+                <w:rFonts w:ascii="Times New Roman" w:hAnsi="Times New Roman" w:cs="Times New Roman"/>
+                <w:sz w:val="28"/>
+                <w:szCs w:val="28"/>
+              </w:rPr>
+              <w:t xml:space="preserve">for </w:t>
+            </w:r>
+            <w:proofErr w:type="spellStart"/>
+            <w:r>
+              <w:rPr>
+                <w:rFonts w:ascii="Times New Roman" w:hAnsi="Times New Roman" w:cs="Times New Roman"/>
+                <w:sz w:val="28"/>
+                <w:szCs w:val="28"/>
+              </w:rPr>
+              <w:t>i</w:t>
+            </w:r>
+            <w:proofErr w:type="spellEnd"/>
+            <w:r>
+              <w:rPr>
+                <w:rFonts w:ascii="Times New Roman" w:hAnsi="Times New Roman" w:cs="Times New Roman"/>
+                <w:sz w:val="28"/>
+                <w:szCs w:val="28"/>
+              </w:rPr>
+              <w:t xml:space="preserve"> in range(</w:t>
+            </w:r>
+            <w:proofErr w:type="spellStart"/>
+            <w:r>
+              <w:rPr>
+                <w:rFonts w:ascii="Times New Roman" w:hAnsi="Times New Roman" w:cs="Times New Roman"/>
+                <w:sz w:val="28"/>
+                <w:szCs w:val="28"/>
+              </w:rPr>
+              <w:t>a,b,s</w:t>
+            </w:r>
+            <w:proofErr w:type="spellEnd"/>
+            <w:r>
+              <w:rPr>
+                <w:rFonts w:ascii="Times New Roman" w:hAnsi="Times New Roman" w:cs="Times New Roman"/>
+                <w:sz w:val="28"/>
+                <w:szCs w:val="28"/>
+              </w:rPr>
+              <w:t>):</w:t>
+            </w:r>
+          </w:p>
+        </w:tc>
+        <w:tc>
+          <w:tcPr>
+            <w:tcW w:w="5386" w:type="dxa"/>
+            <w:tcBorders>
+              <w:top w:val="single" w:sz="1" w:space="0" w:color="BBBBBB"/>
+              <w:left w:val="single" w:sz="1" w:space="0" w:color="BBBBBB"/>
+              <w:bottom w:val="single" w:sz="1" w:space="0" w:color="BBBBBB"/>
+              <w:right w:val="single" w:sz="1" w:space="0" w:color="BBBBBB"/>
+            </w:tcBorders>
+            <w:tcMar>
+              <w:top w:w="80" w:type="dxa"/>
+              <w:left w:w="120" w:type="dxa"/>
+              <w:bottom w:w="80" w:type="dxa"/>
+              <w:right w:w="120" w:type="dxa"/>
+            </w:tcMar>
+          </w:tcPr>
+          <w:p>
+            <w:pPr>
+              <w:rPr>
+                <w:rFonts w:ascii="Times New Roman" w:hAnsi="Times New Roman" w:cs="Times New Roman"/>
+                <w:sz w:val="28"/>
+                <w:szCs w:val="28"/>
+              </w:rPr>
+            </w:pPr>
+            <w:r>
+              <w:rPr>
+                <w:rFonts w:ascii="Times New Roman" w:hAnsi="Times New Roman" w:cs="Times New Roman"/>
+                <w:sz w:val="28"/>
+                <w:szCs w:val="28"/>
+              </w:rPr>
+              <w:t xml:space="preserve">for(int </w:t>
+            </w:r>
+            <w:proofErr w:type="spellStart"/>
+            <w:r>
+              <w:rPr>
+                <w:rFonts w:ascii="Times New Roman" w:hAnsi="Times New Roman" w:cs="Times New Roman"/>
+                <w:sz w:val="28"/>
+                <w:szCs w:val="28"/>
+              </w:rPr>
+              <w:t>i</w:t>
+            </w:r>
+            <w:proofErr w:type="spellEnd"/>
+            <w:r>
+              <w:rPr>
+                <w:rFonts w:ascii="Times New Roman" w:hAnsi="Times New Roman" w:cs="Times New Roman"/>
+                <w:sz w:val="28"/>
+                <w:szCs w:val="28"/>
+              </w:rPr>
+              <w:t xml:space="preserve">=a; </w:t>
+            </w:r>
+            <w:proofErr w:type="spellStart"/>
+            <w:r>
+              <w:rPr>
+                <w:rFonts w:ascii="Times New Roman" w:hAnsi="Times New Roman" w:cs="Times New Roman"/>
+                <w:sz w:val="28"/>
+                <w:szCs w:val="28"/>
+              </w:rPr>
+              <w:t>i</w:t>
+            </w:r>
+            <w:proofErr w:type="spellEnd"/>
+            <w:r>
+              <w:rPr>
+                <w:rFonts w:ascii="Times New Roman" w:hAnsi="Times New Roman" w:cs="Times New Roman"/>
+                <w:sz w:val="28"/>
+                <w:szCs w:val="28"/>
+              </w:rPr>
+              <w:t xml:space="preserve">&lt;b; </w:t>
+            </w:r>
+            <w:proofErr w:type="spellStart"/>
+            <w:r>
+              <w:rPr>
+                <w:rFonts w:ascii="Times New Roman" w:hAnsi="Times New Roman" w:cs="Times New Roman"/>
+                <w:sz w:val="28"/>
+                <w:szCs w:val="28"/>
+              </w:rPr>
+              <w:t>i</w:t>
+            </w:r>
+            <w:proofErr w:type="spellEnd"/>
+            <w:r>
+              <w:rPr>
+                <w:rFonts w:ascii="Times New Roman" w:hAnsi="Times New Roman" w:cs="Times New Roman"/>
+                <w:sz w:val="28"/>
+                <w:szCs w:val="28"/>
+              </w:rPr>
+              <w:t>+=s) {</w:t>
+            </w:r>
+          </w:p>
+        </w:tc>
+        <w:tc>
+          <w:tcPr>
+            <w:tcW w:w="2835" w:type="dxa"/>
+            <w:tcBorders>
+              <w:top w:val="single" w:sz="1" w:space="0" w:color="BBBBBB"/>
+              <w:left w:val="single" w:sz="1" w:space="0" w:color="BBBBBB"/>
+              <w:bottom w:val="single" w:sz="1" w:space="0" w:color="BBBBBB"/>
+              <w:right w:val="single" w:sz="1" w:space="0" w:color="BBBBBB"/>
+            </w:tcBorders>
+            <w:tcMar>
+              <w:top w:w="80" w:type="dxa"/>
+              <w:left w:w="120" w:type="dxa"/>
+              <w:bottom w:w="80" w:type="dxa"/>
+              <w:right w:w="120" w:type="dxa"/>
+            </w:tcMar>
+          </w:tcPr>
+          <w:p>
+            <w:pPr>
+              <w:rPr>
+                <w:rFonts w:ascii="Times New Roman" w:hAnsi="Times New Roman" w:cs="Times New Roman"/>
+                <w:sz w:val="28"/>
+                <w:szCs w:val="28"/>
+              </w:rPr>
+            </w:pPr>
+            <w:r>
+              <w:rPr>
+                <w:rFonts w:ascii="Times New Roman" w:hAnsi="Times New Roman" w:cs="Times New Roman"/>
+                <w:sz w:val="28"/>
+                <w:szCs w:val="28"/>
+              </w:rPr>
+              <w:t>For with step</w:t>
+            </w:r>
+          </w:p>
+        </w:tc>
+      </w:tr>
+      <w:tr>
+        <w:tc>
+          <w:tcPr>
+            <w:tcW w:w="2693" w:type="dxa"/>
+            <w:tcBorders>
+              <w:top w:val="single" w:sz="1" w:space="0" w:color="BBBBBB"/>
+              <w:left w:val="single" w:sz="1" w:space="0" w:color="BBBBBB"/>
+              <w:bottom w:val="single" w:sz="1" w:space="0" w:color="BBBBBB"/>
+              <w:right w:val="single" w:sz="1" w:space="0" w:color="BBBBBB"/>
+            </w:tcBorders>
+            <w:tcMar>
+              <w:top w:w="80" w:type="dxa"/>
+              <w:left w:w="120" w:type="dxa"/>
+              <w:bottom w:w="80" w:type="dxa"/>
+              <w:right w:w="120" w:type="dxa"/>
+            </w:tcMar>
+          </w:tcPr>
+          <w:p>
+            <w:pPr>
+              <w:rPr>
+                <w:rFonts w:ascii="Times New Roman" w:hAnsi="Times New Roman" w:cs="Times New Roman"/>
+                <w:sz w:val="28"/>
+                <w:szCs w:val="28"/>
+              </w:rPr>
+            </w:pPr>
+            <w:r>
+              <w:rPr>
+                <w:rFonts w:ascii="Times New Roman" w:hAnsi="Times New Roman" w:cs="Times New Roman"/>
+                <w:sz w:val="28"/>
+                <w:szCs w:val="28"/>
+              </w:rPr>
+              <w:t xml:space="preserve">for x in </w:t>
+            </w:r>
+            <w:proofErr w:type="spellStart"/>
+            <w:r>
+              <w:rPr>
+                <w:rFonts w:ascii="Times New Roman" w:hAnsi="Times New Roman" w:cs="Times New Roman"/>
+                <w:sz w:val="28"/>
+                <w:szCs w:val="28"/>
+              </w:rPr>
+              <w:t>arr</w:t>
+            </w:r>
+            <w:proofErr w:type="spellEnd"/>
+            <w:r>
+              <w:rPr>
+                <w:rFonts w:ascii="Times New Roman" w:hAnsi="Times New Roman" w:cs="Times New Roman"/>
+                <w:sz w:val="28"/>
+                <w:szCs w:val="28"/>
+              </w:rPr>
+              <w:t>:</w:t>
+            </w:r>
+          </w:p>
+        </w:tc>
+        <w:tc>
+          <w:tcPr>
+            <w:tcW w:w="5386" w:type="dxa"/>
+            <w:tcBorders>
+              <w:top w:val="single" w:sz="1" w:space="0" w:color="BBBBBB"/>
+              <w:left w:val="single" w:sz="1" w:space="0" w:color="BBBBBB"/>
+              <w:bottom w:val="single" w:sz="1" w:space="0" w:color="BBBBBB"/>
+              <w:right w:val="single" w:sz="1" w:space="0" w:color="BBBBBB"/>
+            </w:tcBorders>
+            <w:tcMar>
+              <w:top w:w="80" w:type="dxa"/>
+              <w:left w:w="120" w:type="dxa"/>
+              <w:bottom w:w="80" w:type="dxa"/>
+              <w:right w:w="120" w:type="dxa"/>
+            </w:tcMar>
+          </w:tcPr>
+          <w:p>
+            <w:pPr>
+              <w:rPr>
+                <w:rFonts w:ascii="Times New Roman" w:hAnsi="Times New Roman" w:cs="Times New Roman"/>
+                <w:sz w:val="28"/>
+                <w:szCs w:val="28"/>
+              </w:rPr>
+            </w:pPr>
+            <w:r>
+              <w:rPr>
+                <w:rFonts w:ascii="Times New Roman" w:hAnsi="Times New Roman" w:cs="Times New Roman"/>
+                <w:sz w:val="28"/>
+                <w:szCs w:val="28"/>
+              </w:rPr>
+              <w:t xml:space="preserve">for(int </w:t>
+            </w:r>
+            <w:proofErr w:type="spellStart"/>
+            <w:r>
+              <w:rPr>
+                <w:rFonts w:ascii="Times New Roman" w:hAnsi="Times New Roman" w:cs="Times New Roman"/>
+                <w:sz w:val="28"/>
+                <w:szCs w:val="28"/>
+              </w:rPr>
+              <w:t>i</w:t>
+            </w:r>
+            <w:proofErr w:type="spellEnd"/>
+            <w:r>
+              <w:rPr>
+                <w:rFonts w:ascii="Times New Roman" w:hAnsi="Times New Roman" w:cs="Times New Roman"/>
+                <w:sz w:val="28"/>
+                <w:szCs w:val="28"/>
+              </w:rPr>
+              <w:t xml:space="preserve">=0; </w:t>
+            </w:r>
+            <w:proofErr w:type="spellStart"/>
+            <w:r>
+              <w:rPr>
+                <w:rFonts w:ascii="Times New Roman" w:hAnsi="Times New Roman" w:cs="Times New Roman"/>
+                <w:sz w:val="28"/>
+                <w:szCs w:val="28"/>
+              </w:rPr>
+              <w:t>i</w:t>
+            </w:r>
+            <w:proofErr w:type="spellEnd"/>
+            <w:r>
+              <w:rPr>
+                <w:rFonts w:ascii="Times New Roman" w:hAnsi="Times New Roman" w:cs="Times New Roman"/>
+                <w:sz w:val="28"/>
+                <w:szCs w:val="28"/>
+              </w:rPr>
+              <w:t>&lt;</w:t>
+            </w:r>
+            <w:proofErr w:type="spellStart"/>
+            <w:r>
+              <w:rPr>
+                <w:rFonts w:ascii="Times New Roman" w:hAnsi="Times New Roman" w:cs="Times New Roman"/>
+                <w:sz w:val="28"/>
+                <w:szCs w:val="28"/>
+              </w:rPr>
+              <w:t>sizeof</w:t>
+            </w:r>
+            <w:proofErr w:type="spellEnd"/>
+            <w:r>
+              <w:rPr>
+                <w:rFonts w:ascii="Times New Roman" w:hAnsi="Times New Roman" w:cs="Times New Roman"/>
+                <w:sz w:val="28"/>
+                <w:szCs w:val="28"/>
+              </w:rPr>
+              <w:t>(</w:t>
+            </w:r>
+            <w:proofErr w:type="spellStart"/>
+            <w:r>
+              <w:rPr>
+                <w:rFonts w:ascii="Times New Roman" w:hAnsi="Times New Roman" w:cs="Times New Roman"/>
+                <w:sz w:val="28"/>
+                <w:szCs w:val="28"/>
+              </w:rPr>
+              <w:t>arr</w:t>
+            </w:r>
+            <w:proofErr w:type="spellEnd"/>
+            <w:r>
+              <w:rPr>
+                <w:rFonts w:ascii="Times New Roman" w:hAnsi="Times New Roman" w:cs="Times New Roman"/>
+                <w:sz w:val="28"/>
+                <w:szCs w:val="28"/>
+              </w:rPr>
+              <w:t>)/</w:t>
+            </w:r>
+            <w:proofErr w:type="spellStart"/>
+            <w:r>
+              <w:rPr>
+                <w:rFonts w:ascii="Times New Roman" w:hAnsi="Times New Roman" w:cs="Times New Roman"/>
+                <w:sz w:val="28"/>
+                <w:szCs w:val="28"/>
+              </w:rPr>
+              <w:t>sizeof</w:t>
+            </w:r>
+            <w:proofErr w:type="spellEnd"/>
+            <w:r>
+              <w:rPr>
+                <w:rFonts w:ascii="Times New Roman" w:hAnsi="Times New Roman" w:cs="Times New Roman"/>
+                <w:sz w:val="28"/>
+                <w:szCs w:val="28"/>
+              </w:rPr>
+              <w:t>(</w:t>
+            </w:r>
+            <w:proofErr w:type="spellStart"/>
+            <w:r>
+              <w:rPr>
+                <w:rFonts w:ascii="Times New Roman" w:hAnsi="Times New Roman" w:cs="Times New Roman"/>
+                <w:sz w:val="28"/>
+                <w:szCs w:val="28"/>
+              </w:rPr>
+              <w:t>arr</w:t>
+            </w:r>
+            <w:proofErr w:type="spellEnd"/>
+            <w:r>
+              <w:rPr>
+                <w:rFonts w:ascii="Times New Roman" w:hAnsi="Times New Roman" w:cs="Times New Roman"/>
+                <w:sz w:val="28"/>
+                <w:szCs w:val="28"/>
+              </w:rPr>
+              <w:t xml:space="preserve">[0]); </w:t>
+            </w:r>
+            <w:proofErr w:type="spellStart"/>
+            <w:r>
+              <w:rPr>
+                <w:rFonts w:ascii="Times New Roman" w:hAnsi="Times New Roman" w:cs="Times New Roman"/>
+                <w:sz w:val="28"/>
+                <w:szCs w:val="28"/>
+              </w:rPr>
+              <w:t>i</w:t>
+            </w:r>
+            <w:proofErr w:type="spellEnd"/>
+            <w:r>
+              <w:rPr>
+                <w:rFonts w:ascii="Times New Roman" w:hAnsi="Times New Roman" w:cs="Times New Roman"/>
+                <w:sz w:val="28"/>
+                <w:szCs w:val="28"/>
+              </w:rPr>
+              <w:t>++) {</w:t>
+            </w:r>
+          </w:p>
+        </w:tc>
+        <w:tc>
+          <w:tcPr>
+            <w:tcW w:w="2835" w:type="dxa"/>
+            <w:tcBorders>
+              <w:top w:val="single" w:sz="1" w:space="0" w:color="BBBBBB"/>
+              <w:left w:val="single" w:sz="1" w:space="0" w:color="BBBBBB"/>
+              <w:bottom w:val="single" w:sz="1" w:space="0" w:color="BBBBBB"/>
+              <w:right w:val="single" w:sz="1" w:space="0" w:color="BBBBBB"/>
+            </w:tcBorders>
+            <w:tcMar>
+              <w:top w:w="80" w:type="dxa"/>
+              <w:left w:w="120" w:type="dxa"/>
+              <w:bottom w:w="80" w:type="dxa"/>
+              <w:right w:w="120" w:type="dxa"/>
+            </w:tcMar>
+          </w:tcPr>
+          <w:p>
+            <w:pPr>
+              <w:rPr>
+                <w:rFonts w:ascii="Times New Roman" w:hAnsi="Times New Roman" w:cs="Times New Roman"/>
+                <w:sz w:val="28"/>
+                <w:szCs w:val="28"/>
+              </w:rPr>
+            </w:pPr>
+            <w:r>
+              <w:rPr>
+                <w:rFonts w:ascii="Times New Roman" w:hAnsi="Times New Roman" w:cs="Times New Roman"/>
+                <w:sz w:val="28"/>
+                <w:szCs w:val="28"/>
+              </w:rPr>
+              <w:t>List iteration</w:t>
+            </w:r>
+          </w:p>
+        </w:tc>
+      </w:tr>
+      <w:tr>
+        <w:tc>
+          <w:tcPr>
+            <w:tcW w:w="2693" w:type="dxa"/>
+            <w:tcBorders>
+              <w:top w:val="single" w:sz="1" w:space="0" w:color="BBBBBB"/>
+              <w:left w:val="single" w:sz="1" w:space="0" w:color="BBBBBB"/>
+              <w:bottom w:val="single" w:sz="1" w:space="0" w:color="BBBBBB"/>
+              <w:right w:val="single" w:sz="1" w:space="0" w:color="BBBBBB"/>
+            </w:tcBorders>
+            <w:tcMar>
+              <w:top w:w="80" w:type="dxa"/>
+              <w:left w:w="120" w:type="dxa"/>
+              <w:bottom w:w="80" w:type="dxa"/>
+              <w:right w:w="120" w:type="dxa"/>
+            </w:tcMar>
+          </w:tcPr>
+          <w:p>
+            <w:pPr>
+              <w:rPr>
+                <w:rFonts w:ascii="Times New Roman" w:hAnsi="Times New Roman" w:cs="Times New Roman"/>
+                <w:sz w:val="28"/>
+                <w:szCs w:val="28"/>
+              </w:rPr>
+            </w:pPr>
+            <w:proofErr w:type="spellStart"/>
+            <w:r>
+              <w:rPr>
+                <w:rFonts w:ascii="Times New Roman" w:hAnsi="Times New Roman" w:cs="Times New Roman"/>
+                <w:sz w:val="28"/>
+                <w:szCs w:val="28"/>
+              </w:rPr>
+              <w:t>arr</w:t>
+            </w:r>
+            <w:proofErr w:type="spellEnd"/>
+            <w:r>
+              <w:rPr>
+                <w:rFonts w:ascii="Times New Roman" w:hAnsi="Times New Roman" w:cs="Times New Roman"/>
+                <w:sz w:val="28"/>
+                <w:szCs w:val="28"/>
+              </w:rPr>
+              <w:t xml:space="preserve"> = [1,2,3]</w:t>
+            </w:r>
+          </w:p>
+        </w:tc>
+        <w:tc>
+          <w:tcPr>
+            <w:tcW w:w="5386" w:type="dxa"/>
+            <w:tcBorders>
+              <w:top w:val="single" w:sz="1" w:space="0" w:color="BBBBBB"/>
+              <w:left w:val="single" w:sz="1" w:space="0" w:color="BBBBBB"/>
+              <w:bottom w:val="single" w:sz="1" w:space="0" w:color="BBBBBB"/>
+              <w:right w:val="single" w:sz="1" w:space="0" w:color="BBBBBB"/>
+            </w:tcBorders>
+            <w:tcMar>
+              <w:top w:w="80" w:type="dxa"/>
+              <w:left w:w="120" w:type="dxa"/>
+              <w:bottom w:w="80" w:type="dxa"/>
+              <w:right w:w="120" w:type="dxa"/>
+            </w:tcMar>
+          </w:tcPr>
+          <w:p>
+            <w:pPr>
+              <w:rPr>
+                <w:rFonts w:ascii="Times New Roman" w:hAnsi="Times New Roman" w:cs="Times New Roman"/>
+                <w:sz w:val="28"/>
+                <w:szCs w:val="28"/>
+              </w:rPr>
+            </w:pPr>
+            <w:r>
+              <w:rPr>
+                <w:rFonts w:ascii="Times New Roman" w:hAnsi="Times New Roman" w:cs="Times New Roman"/>
+                <w:sz w:val="28"/>
+                <w:szCs w:val="28"/>
+              </w:rPr>
+              <w:t xml:space="preserve">int </w:t>
+            </w:r>
+            <w:proofErr w:type="spellStart"/>
+            <w:r>
+              <w:rPr>
+                <w:rFonts w:ascii="Times New Roman" w:hAnsi="Times New Roman" w:cs="Times New Roman"/>
+                <w:sz w:val="28"/>
+                <w:szCs w:val="28"/>
+              </w:rPr>
+              <w:t>arr</w:t>
+            </w:r>
+            <w:proofErr w:type="spellEnd"/>
+            <w:r>
+              <w:rPr>
+                <w:rFonts w:ascii="Times New Roman" w:hAnsi="Times New Roman" w:cs="Times New Roman"/>
+                <w:sz w:val="28"/>
+                <w:szCs w:val="28"/>
+              </w:rPr>
+              <w:t>[3] = {1,2,3};</w:t>
+            </w:r>
+          </w:p>
+        </w:tc>
+        <w:tc>
+          <w:tcPr>
+            <w:tcW w:w="2835" w:type="dxa"/>
+            <w:tcBorders>
+              <w:top w:val="single" w:sz="1" w:space="0" w:color="BBBBBB"/>
+              <w:left w:val="single" w:sz="1" w:space="0" w:color="BBBBBB"/>
+              <w:bottom w:val="single" w:sz="1" w:space="0" w:color="BBBBBB"/>
+              <w:right w:val="single" w:sz="1" w:space="0" w:color="BBBBBB"/>
+            </w:tcBorders>
+            <w:tcMar>
+              <w:top w:w="80" w:type="dxa"/>
+              <w:left w:w="120" w:type="dxa"/>
+              <w:bottom w:w="80" w:type="dxa"/>
+              <w:right w:w="120" w:type="dxa"/>
+            </w:tcMar>
+          </w:tcPr>
+          <w:p>
+            <w:pPr>
+              <w:rPr>
+                <w:rFonts w:ascii="Times New Roman" w:hAnsi="Times New Roman" w:cs="Times New Roman"/>
+                <w:sz w:val="28"/>
+                <w:szCs w:val="28"/>
+              </w:rPr>
+            </w:pPr>
+            <w:r>
+              <w:rPr>
+                <w:rFonts w:ascii="Times New Roman" w:hAnsi="Times New Roman" w:cs="Times New Roman"/>
+                <w:sz w:val="28"/>
+                <w:szCs w:val="28"/>
+              </w:rPr>
+              <w:t>Array / list</w:t>
+            </w:r>
+          </w:p>
+        </w:tc>
+      </w:tr>
+      <w:tr>
+        <w:tc>
+          <w:tcPr>
+            <w:tcW w:w="2693" w:type="dxa"/>
+            <w:tcBorders>
+              <w:top w:val="single" w:sz="1" w:space="0" w:color="BBBBBB"/>
+              <w:left w:val="single" w:sz="1" w:space="0" w:color="BBBBBB"/>
+              <w:bottom w:val="single" w:sz="1" w:space="0" w:color="BBBBBB"/>
+              <w:right w:val="single" w:sz="1" w:space="0" w:color="BBBBBB"/>
+            </w:tcBorders>
+            <w:tcMar>
+              <w:top w:w="80" w:type="dxa"/>
+              <w:left w:w="120" w:type="dxa"/>
+              <w:bottom w:w="80" w:type="dxa"/>
+              <w:right w:w="120" w:type="dxa"/>
+            </w:tcMar>
+          </w:tcPr>
+          <w:p>
+            <w:pPr>
+              <w:rPr>
+                <w:rFonts w:ascii="Times New Roman" w:hAnsi="Times New Roman" w:cs="Times New Roman"/>
+                <w:sz w:val="28"/>
+                <w:szCs w:val="28"/>
+              </w:rPr>
+            </w:pPr>
+            <w:r>
+              <w:rPr>
+                <w:rFonts w:ascii="Times New Roman" w:hAnsi="Times New Roman" w:cs="Times New Roman"/>
+                <w:sz w:val="28"/>
+                <w:szCs w:val="28"/>
+              </w:rPr>
+              <w:t xml:space="preserve">def </w:t>
+            </w:r>
+            <w:proofErr w:type="spellStart"/>
+            <w:r>
+              <w:rPr>
+                <w:rFonts w:ascii="Times New Roman" w:hAnsi="Times New Roman" w:cs="Times New Roman"/>
+                <w:sz w:val="28"/>
+                <w:szCs w:val="28"/>
+              </w:rPr>
+              <w:t>func</w:t>
+            </w:r>
+            <w:proofErr w:type="spellEnd"/>
+            <w:r>
+              <w:rPr>
+                <w:rFonts w:ascii="Times New Roman" w:hAnsi="Times New Roman" w:cs="Times New Roman"/>
+                <w:sz w:val="28"/>
+                <w:szCs w:val="28"/>
+              </w:rPr>
+              <w:t>(a, b):</w:t>
+            </w:r>
+          </w:p>
+        </w:tc>
+        <w:tc>
+          <w:tcPr>
+            <w:tcW w:w="5386" w:type="dxa"/>
+            <w:tcBorders>
+              <w:top w:val="single" w:sz="1" w:space="0" w:color="BBBBBB"/>
+              <w:left w:val="single" w:sz="1" w:space="0" w:color="BBBBBB"/>
+              <w:bottom w:val="single" w:sz="1" w:space="0" w:color="BBBBBB"/>
+              <w:right w:val="single" w:sz="1" w:space="0" w:color="BBBBBB"/>
+            </w:tcBorders>
+            <w:tcMar>
+              <w:top w:w="80" w:type="dxa"/>
+              <w:left w:w="120" w:type="dxa"/>
+              <w:bottom w:w="80" w:type="dxa"/>
+              <w:right w:w="120" w:type="dxa"/>
+            </w:tcMar>
+          </w:tcPr>
+          <w:p>
+            <w:pPr>
+              <w:rPr>
+                <w:rFonts w:ascii="Times New Roman" w:hAnsi="Times New Roman" w:cs="Times New Roman"/>
+                <w:sz w:val="28"/>
+                <w:szCs w:val="28"/>
+              </w:rPr>
+            </w:pPr>
+            <w:r>
+              <w:rPr>
+                <w:rFonts w:ascii="Times New Roman" w:hAnsi="Times New Roman" w:cs="Times New Roman"/>
+                <w:sz w:val="28"/>
+                <w:szCs w:val="28"/>
+              </w:rPr>
+              <w:t xml:space="preserve">int </w:t>
+            </w:r>
+            <w:proofErr w:type="spellStart"/>
+            <w:r>
+              <w:rPr>
+                <w:rFonts w:ascii="Times New Roman" w:hAnsi="Times New Roman" w:cs="Times New Roman"/>
+                <w:sz w:val="28"/>
+                <w:szCs w:val="28"/>
+              </w:rPr>
+              <w:t>func</w:t>
+            </w:r>
+            <w:proofErr w:type="spellEnd"/>
+            <w:r>
+              <w:rPr>
+                <w:rFonts w:ascii="Times New Roman" w:hAnsi="Times New Roman" w:cs="Times New Roman"/>
+                <w:sz w:val="28"/>
+                <w:szCs w:val="28"/>
+              </w:rPr>
+              <w:t>(int a, int b) {</w:t>
+            </w:r>
+          </w:p>
+        </w:tc>
+        <w:tc>
+          <w:tcPr>
+            <w:tcW w:w="2835" w:type="dxa"/>
+            <w:tcBorders>
+              <w:top w:val="single" w:sz="1" w:space="0" w:color="BBBBBB"/>
+              <w:left w:val="single" w:sz="1" w:space="0" w:color="BBBBBB"/>
+              <w:bottom w:val="single" w:sz="1" w:space="0" w:color="BBBBBB"/>
+              <w:right w:val="single" w:sz="1" w:space="0" w:color="BBBBBB"/>
+            </w:tcBorders>
+            <w:tcMar>
+              <w:top w:w="80" w:type="dxa"/>
+              <w:left w:w="120" w:type="dxa"/>
+              <w:bottom w:w="80" w:type="dxa"/>
+              <w:right w:w="120" w:type="dxa"/>
+            </w:tcMar>
+          </w:tcPr>
+          <w:p>
+            <w:pPr>
+              <w:rPr>
+                <w:rFonts w:ascii="Times New Roman" w:hAnsi="Times New Roman" w:cs="Times New Roman"/>
+                <w:sz w:val="28"/>
+                <w:szCs w:val="28"/>
+              </w:rPr>
+            </w:pPr>
+            <w:r>
+              <w:rPr>
+                <w:rFonts w:ascii="Times New Roman" w:hAnsi="Times New Roman" w:cs="Times New Roman"/>
+                <w:sz w:val="28"/>
+                <w:szCs w:val="28"/>
+              </w:rPr>
+              <w:t>Function</w:t>
+            </w:r>
+          </w:p>
+        </w:tc>
+      </w:tr>
+      <w:tr>
+        <w:tc>
+          <w:tcPr>
+            <w:tcW w:w="2693" w:type="dxa"/>
+            <w:tcBorders>
+              <w:top w:val="single" w:sz="1" w:space="0" w:color="BBBBBB"/>
+              <w:left w:val="single" w:sz="1" w:space="0" w:color="BBBBBB"/>
+              <w:bottom w:val="single" w:sz="1" w:space="0" w:color="BBBBBB"/>
+              <w:right w:val="single" w:sz="1" w:space="0" w:color="BBBBBB"/>
+            </w:tcBorders>
+            <w:tcMar>
+              <w:top w:w="80" w:type="dxa"/>
+              <w:left w:w="120" w:type="dxa"/>
+              <w:bottom w:w="80" w:type="dxa"/>
+              <w:right w:w="120" w:type="dxa"/>
+            </w:tcMar>
+          </w:tcPr>
+          <w:p>
+            <w:pPr>
+              <w:rPr>
+                <w:rFonts w:ascii="Times New Roman" w:hAnsi="Times New Roman" w:cs="Times New Roman"/>
+                <w:sz w:val="28"/>
+                <w:szCs w:val="28"/>
+              </w:rPr>
+            </w:pPr>
+            <w:r>
+              <w:rPr>
+                <w:rFonts w:ascii="Times New Roman" w:hAnsi="Times New Roman" w:cs="Times New Roman"/>
+                <w:sz w:val="28"/>
+                <w:szCs w:val="28"/>
+              </w:rPr>
+              <w:t>return value</w:t>
+            </w:r>
+          </w:p>
+        </w:tc>
+        <w:tc>
+          <w:tcPr>
+            <w:tcW w:w="5386" w:type="dxa"/>
+            <w:tcBorders>
+              <w:top w:val="single" w:sz="1" w:space="0" w:color="BBBBBB"/>
+              <w:left w:val="single" w:sz="1" w:space="0" w:color="BBBBBB"/>
+              <w:bottom w:val="single" w:sz="1" w:space="0" w:color="BBBBBB"/>
+              <w:right w:val="single" w:sz="1" w:space="0" w:color="BBBBBB"/>
+            </w:tcBorders>
+            <w:tcMar>
+              <w:top w:w="80" w:type="dxa"/>
+              <w:left w:w="120" w:type="dxa"/>
+              <w:bottom w:w="80" w:type="dxa"/>
+              <w:right w:w="120" w:type="dxa"/>
+            </w:tcMar>
+          </w:tcPr>
+          <w:p>
+            <w:pPr>
+              <w:rPr>
+                <w:rFonts w:ascii="Times New Roman" w:hAnsi="Times New Roman" w:cs="Times New Roman"/>
+                <w:sz w:val="28"/>
+                <w:szCs w:val="28"/>
+              </w:rPr>
+            </w:pPr>
+            <w:r>
+              <w:rPr>
+                <w:rFonts w:ascii="Times New Roman" w:hAnsi="Times New Roman" w:cs="Times New Roman"/>
+                <w:sz w:val="28"/>
+                <w:szCs w:val="28"/>
+              </w:rPr>
+              <w:t>return value;</w:t>
+            </w:r>
+          </w:p>
+        </w:tc>
+        <w:tc>
+          <w:tcPr>
+            <w:tcW w:w="2835" w:type="dxa"/>
+            <w:tcBorders>
+              <w:top w:val="single" w:sz="1" w:space="0" w:color="BBBBBB"/>
+              <w:left w:val="single" w:sz="1" w:space="0" w:color="BBBBBB"/>
+              <w:bottom w:val="single" w:sz="1" w:space="0" w:color="BBBBBB"/>
+              <w:right w:val="single" w:sz="1" w:space="0" w:color="BBBBBB"/>
+            </w:tcBorders>
+            <w:tcMar>
+              <w:top w:w="80" w:type="dxa"/>
+              <w:left w:w="120" w:type="dxa"/>
+              <w:bottom w:w="80" w:type="dxa"/>
+              <w:right w:w="120" w:type="dxa"/>
+            </w:tcMar>
+          </w:tcPr>
+          <w:p>
+            <w:pPr>
+              <w:rPr>
+                <w:rFonts w:ascii="Times New Roman" w:hAnsi="Times New Roman" w:cs="Times New Roman"/>
+                <w:sz w:val="28"/>
+                <w:szCs w:val="28"/>
+              </w:rPr>
+            </w:pPr>
+            <w:r>
+              <w:rPr>
+                <w:rFonts w:ascii="Times New Roman" w:hAnsi="Times New Roman" w:cs="Times New Roman"/>
+                <w:sz w:val="28"/>
+                <w:szCs w:val="28"/>
+              </w:rPr>
+              <w:t>Return statement</w:t>
+            </w:r>
+          </w:p>
+        </w:tc>
+      </w:tr>
+      <w:tr>
+        <w:tc>
+          <w:tcPr>
+            <w:tcW w:w="2693" w:type="dxa"/>
+            <w:tcBorders>
+              <w:top w:val="single" w:sz="1" w:space="0" w:color="BBBBBB"/>
+              <w:left w:val="single" w:sz="1" w:space="0" w:color="BBBBBB"/>
+              <w:bottom w:val="single" w:sz="1" w:space="0" w:color="BBBBBB"/>
+              <w:right w:val="single" w:sz="1" w:space="0" w:color="BBBBBB"/>
+            </w:tcBorders>
+            <w:tcMar>
+              <w:top w:w="80" w:type="dxa"/>
+              <w:left w:w="120" w:type="dxa"/>
+              <w:bottom w:w="80" w:type="dxa"/>
+              <w:right w:w="120" w:type="dxa"/>
+            </w:tcMar>
+          </w:tcPr>
+          <w:p>
+            <w:pPr>
+              <w:rPr>
+                <w:rFonts w:ascii="Times New Roman" w:hAnsi="Times New Roman" w:cs="Times New Roman"/>
+                <w:sz w:val="28"/>
+                <w:szCs w:val="28"/>
+              </w:rPr>
+            </w:pPr>
+            <w:r>
+              <w:rPr>
+                <w:rFonts w:ascii="Times New Roman" w:hAnsi="Times New Roman" w:cs="Times New Roman"/>
+                <w:sz w:val="28"/>
+                <w:szCs w:val="28"/>
+              </w:rPr>
+              <w:t>break</w:t>
+            </w:r>
+          </w:p>
+        </w:tc>
+        <w:tc>
+          <w:tcPr>
+            <w:tcW w:w="5386" w:type="dxa"/>
+            <w:tcBorders>
+              <w:top w:val="single" w:sz="1" w:space="0" w:color="BBBBBB"/>
+              <w:left w:val="single" w:sz="1" w:space="0" w:color="BBBBBB"/>
+              <w:bottom w:val="single" w:sz="1" w:space="0" w:color="BBBBBB"/>
+              <w:right w:val="single" w:sz="1" w:space="0" w:color="BBBBBB"/>
+            </w:tcBorders>
+            <w:tcMar>
+              <w:top w:w="80" w:type="dxa"/>
+              <w:left w:w="120" w:type="dxa"/>
+              <w:bottom w:w="80" w:type="dxa"/>
+              <w:right w:w="120" w:type="dxa"/>
+            </w:tcMar>
+          </w:tcPr>
+          <w:p>
+            <w:pPr>
+              <w:rPr>
+                <w:rFonts w:ascii="Times New Roman" w:hAnsi="Times New Roman" w:cs="Times New Roman"/>
+                <w:sz w:val="28"/>
+                <w:szCs w:val="28"/>
+              </w:rPr>
+            </w:pPr>
+            <w:r>
+              <w:rPr>
+                <w:rFonts w:ascii="Times New Roman" w:hAnsi="Times New Roman" w:cs="Times New Roman"/>
+                <w:sz w:val="28"/>
+                <w:szCs w:val="28"/>
+              </w:rPr>
+              <w:t>break;</w:t>
+            </w:r>
+          </w:p>
+        </w:tc>
+        <w:tc>
+          <w:tcPr>
+            <w:tcW w:w="2835" w:type="dxa"/>
+            <w:tcBorders>
+              <w:top w:val="single" w:sz="1" w:space="0" w:color="BBBBBB"/>
+              <w:left w:val="single" w:sz="1" w:space="0" w:color="BBBBBB"/>
+              <w:bottom w:val="single" w:sz="1" w:space="0" w:color="BBBBBB"/>
+              <w:right w:val="single" w:sz="1" w:space="0" w:color="BBBBBB"/>
+            </w:tcBorders>
+            <w:tcMar>
+              <w:top w:w="80" w:type="dxa"/>
+              <w:left w:w="120" w:type="dxa"/>
+              <w:bottom w:w="80" w:type="dxa"/>
+              <w:right w:w="120" w:type="dxa"/>
+            </w:tcMar>
+          </w:tcPr>
+          <w:p>
+            <w:pPr>
+              <w:rPr>
+                <w:rFonts w:ascii="Times New Roman" w:hAnsi="Times New Roman" w:cs="Times New Roman"/>
+                <w:sz w:val="28"/>
+                <w:szCs w:val="28"/>
+              </w:rPr>
+            </w:pPr>
+            <w:r>
+              <w:rPr>
+                <w:rFonts w:ascii="Times New Roman" w:hAnsi="Times New Roman" w:cs="Times New Roman"/>
+                <w:sz w:val="28"/>
+                <w:szCs w:val="28"/>
+              </w:rPr>
+              <w:t>Break</w:t>
+            </w:r>
+          </w:p>
+        </w:tc>
+      </w:tr>
+      <w:tr>
+        <w:tc>
+          <w:tcPr>
+            <w:tcW w:w="2693" w:type="dxa"/>
+            <w:tcBorders>
+              <w:top w:val="single" w:sz="1" w:space="0" w:color="BBBBBB"/>
+              <w:left w:val="single" w:sz="1" w:space="0" w:color="BBBBBB"/>
+              <w:bottom w:val="single" w:sz="1" w:space="0" w:color="BBBBBB"/>
+              <w:right w:val="single" w:sz="1" w:space="0" w:color="BBBBBB"/>
+            </w:tcBorders>
+            <w:tcMar>
+              <w:top w:w="80" w:type="dxa"/>
+              <w:left w:w="120" w:type="dxa"/>
+              <w:bottom w:w="80" w:type="dxa"/>
+              <w:right w:w="120" w:type="dxa"/>
+            </w:tcMar>
+          </w:tcPr>
+          <w:p>
+            <w:pPr>
+              <w:rPr>
+                <w:rFonts w:ascii="Times New Roman" w:hAnsi="Times New Roman" w:cs="Times New Roman"/>
+                <w:sz w:val="28"/>
+                <w:szCs w:val="28"/>
+              </w:rPr>
+            </w:pPr>
+            <w:r>
+              <w:rPr>
+                <w:rFonts w:ascii="Times New Roman" w:hAnsi="Times New Roman" w:cs="Times New Roman"/>
+                <w:sz w:val="28"/>
+                <w:szCs w:val="28"/>
+              </w:rPr>
+              <w:t>continue</w:t>
+            </w:r>
+          </w:p>
+        </w:tc>
+        <w:tc>
+          <w:tcPr>
+            <w:tcW w:w="5386" w:type="dxa"/>
+            <w:tcBorders>
+              <w:top w:val="single" w:sz="1" w:space="0" w:color="BBBBBB"/>
+              <w:left w:val="single" w:sz="1" w:space="0" w:color="BBBBBB"/>
+              <w:bottom w:val="single" w:sz="1" w:space="0" w:color="BBBBBB"/>
+              <w:right w:val="single" w:sz="1" w:space="0" w:color="BBBBBB"/>
+            </w:tcBorders>
+            <w:tcMar>
+              <w:top w:w="80" w:type="dxa"/>
+              <w:left w:w="120" w:type="dxa"/>
+              <w:bottom w:w="80" w:type="dxa"/>
+              <w:right w:w="120" w:type="dxa"/>
+            </w:tcMar>
+          </w:tcPr>
+          <w:p>
+            <w:pPr>
+              <w:rPr>
+                <w:rFonts w:ascii="Times New Roman" w:hAnsi="Times New Roman" w:cs="Times New Roman"/>
+                <w:sz w:val="28"/>
+                <w:szCs w:val="28"/>
+              </w:rPr>
+            </w:pPr>
+            <w:r>
+              <w:rPr>
+                <w:rFonts w:ascii="Times New Roman" w:hAnsi="Times New Roman" w:cs="Times New Roman"/>
+                <w:sz w:val="28"/>
+                <w:szCs w:val="28"/>
+              </w:rPr>
+              <w:t>continue;</w:t>
+            </w:r>
+          </w:p>
+        </w:tc>
+        <w:tc>
+          <w:tcPr>
+            <w:tcW w:w="2835" w:type="dxa"/>
+            <w:tcBorders>
+              <w:top w:val="single" w:sz="1" w:space="0" w:color="BBBBBB"/>
+              <w:left w:val="single" w:sz="1" w:space="0" w:color="BBBBBB"/>
+              <w:bottom w:val="single" w:sz="1" w:space="0" w:color="BBBBBB"/>
+              <w:right w:val="single" w:sz="1" w:space="0" w:color="BBBBBB"/>
+            </w:tcBorders>
+            <w:tcMar>
+              <w:top w:w="80" w:type="dxa"/>
+              <w:left w:w="120" w:type="dxa"/>
+              <w:bottom w:w="80" w:type="dxa"/>
+              <w:right w:w="120" w:type="dxa"/>
+            </w:tcMar>
+          </w:tcPr>
+          <w:p>
+            <w:pPr>
+              <w:rPr>
+                <w:rFonts w:ascii="Times New Roman" w:hAnsi="Times New Roman" w:cs="Times New Roman"/>
+                <w:sz w:val="28"/>
+                <w:szCs w:val="28"/>
+              </w:rPr>
+            </w:pPr>
+            <w:r>
+              <w:rPr>
+                <w:rFonts w:ascii="Times New Roman" w:hAnsi="Times New Roman" w:cs="Times New Roman"/>
+                <w:sz w:val="28"/>
+                <w:szCs w:val="28"/>
+              </w:rPr>
+              <w:t>Continue</w:t>
+            </w:r>
+          </w:p>
+        </w:tc>
+      </w:tr>
+      <w:tr>
+        <w:tc>
+          <w:tcPr>
+            <w:tcW w:w="2693" w:type="dxa"/>
+            <w:tcBorders>
+              <w:top w:val="single" w:sz="1" w:space="0" w:color="BBBBBB"/>
+              <w:left w:val="single" w:sz="1" w:space="0" w:color="BBBBBB"/>
+              <w:bottom w:val="single" w:sz="1" w:space="0" w:color="BBBBBB"/>
+              <w:right w:val="single" w:sz="1" w:space="0" w:color="BBBBBB"/>
+            </w:tcBorders>
+            <w:tcMar>
+              <w:top w:w="80" w:type="dxa"/>
+              <w:left w:w="120" w:type="dxa"/>
+              <w:bottom w:w="80" w:type="dxa"/>
+              <w:right w:w="120" w:type="dxa"/>
+            </w:tcMar>
+          </w:tcPr>
+          <w:p>
+            <w:pPr>
+              <w:rPr>
+                <w:rFonts w:ascii="Times New Roman" w:hAnsi="Times New Roman" w:cs="Times New Roman"/>
+                <w:sz w:val="28"/>
+                <w:szCs w:val="28"/>
+              </w:rPr>
+            </w:pPr>
+            <w:r>
+              <w:rPr>
+                <w:rFonts w:ascii="Times New Roman" w:hAnsi="Times New Roman" w:cs="Times New Roman"/>
+                <w:sz w:val="28"/>
+                <w:szCs w:val="28"/>
+              </w:rPr>
+              <w:lastRenderedPageBreak/>
+              <w:t>pass</w:t>
+            </w:r>
+          </w:p>
+        </w:tc>
+        <w:tc>
+          <w:tcPr>
+            <w:tcW w:w="5386" w:type="dxa"/>
+            <w:tcBorders>
+              <w:top w:val="single" w:sz="1" w:space="0" w:color="BBBBBB"/>
+              <w:left w:val="single" w:sz="1" w:space="0" w:color="BBBBBB"/>
+              <w:bottom w:val="single" w:sz="1" w:space="0" w:color="BBBBBB"/>
+              <w:right w:val="single" w:sz="1" w:space="0" w:color="BBBBBB"/>
+            </w:tcBorders>
+            <w:tcMar>
+              <w:top w:w="80" w:type="dxa"/>
+              <w:left w:w="120" w:type="dxa"/>
+              <w:bottom w:w="80" w:type="dxa"/>
+              <w:right w:w="120" w:type="dxa"/>
+            </w:tcMar>
+          </w:tcPr>
+          <w:p>
+            <w:pPr>
+              <w:rPr>
+                <w:rFonts w:ascii="Times New Roman" w:hAnsi="Times New Roman" w:cs="Times New Roman"/>
+                <w:sz w:val="28"/>
+                <w:szCs w:val="28"/>
+              </w:rPr>
+            </w:pPr>
+            <w:r>
+              <w:rPr>
+                <w:rFonts w:ascii="Times New Roman" w:hAnsi="Times New Roman" w:cs="Times New Roman"/>
+                <w:sz w:val="28"/>
+                <w:szCs w:val="28"/>
+              </w:rPr>
+              <w:t>(skipped)</w:t>
+            </w:r>
+          </w:p>
+        </w:tc>
+        <w:tc>
+          <w:tcPr>
+            <w:tcW w:w="2835" w:type="dxa"/>
+            <w:tcBorders>
+              <w:top w:val="single" w:sz="1" w:space="0" w:color="BBBBBB"/>
+              <w:left w:val="single" w:sz="1" w:space="0" w:color="BBBBBB"/>
+              <w:bottom w:val="single" w:sz="1" w:space="0" w:color="BBBBBB"/>
+              <w:right w:val="single" w:sz="1" w:space="0" w:color="BBBBBB"/>
+            </w:tcBorders>
+            <w:tcMar>
+              <w:top w:w="80" w:type="dxa"/>
+              <w:left w:w="120" w:type="dxa"/>
+              <w:bottom w:w="80" w:type="dxa"/>
+              <w:right w:w="120" w:type="dxa"/>
+            </w:tcMar>
+          </w:tcPr>
+          <w:p>
+            <w:pPr>
+              <w:rPr>
+                <w:rFonts w:ascii="Times New Roman" w:hAnsi="Times New Roman" w:cs="Times New Roman"/>
+                <w:sz w:val="28"/>
+                <w:szCs w:val="28"/>
+              </w:rPr>
+            </w:pPr>
+            <w:r>
+              <w:rPr>
+                <w:rFonts w:ascii="Times New Roman" w:hAnsi="Times New Roman" w:cs="Times New Roman"/>
+                <w:sz w:val="28"/>
+                <w:szCs w:val="28"/>
+              </w:rPr>
+              <w:t>Pass statement</w:t>
+            </w:r>
+          </w:p>
+        </w:tc>
+      </w:tr>
+      <w:tr>
+        <w:tc>
+          <w:tcPr>
+            <w:tcW w:w="2693" w:type="dxa"/>
+            <w:tcBorders>
+              <w:top w:val="single" w:sz="1" w:space="0" w:color="BBBBBB"/>
+              <w:left w:val="single" w:sz="1" w:space="0" w:color="BBBBBB"/>
+              <w:bottom w:val="single" w:sz="1" w:space="0" w:color="BBBBBB"/>
+              <w:right w:val="single" w:sz="1" w:space="0" w:color="BBBBBB"/>
+            </w:tcBorders>
+            <w:tcMar>
+              <w:top w:w="80" w:type="dxa"/>
+              <w:left w:w="120" w:type="dxa"/>
+              <w:bottom w:w="80" w:type="dxa"/>
+              <w:right w:w="120" w:type="dxa"/>
+            </w:tcMar>
+          </w:tcPr>
+          <w:p>
+            <w:pPr>
+              <w:rPr>
+                <w:rFonts w:ascii="Times New Roman" w:hAnsi="Times New Roman" w:cs="Times New Roman"/>
+                <w:sz w:val="28"/>
+                <w:szCs w:val="28"/>
+              </w:rPr>
+            </w:pPr>
+            <w:r>
+              <w:rPr>
+                <w:rFonts w:ascii="Times New Roman" w:hAnsi="Times New Roman" w:cs="Times New Roman"/>
+                <w:sz w:val="28"/>
+                <w:szCs w:val="28"/>
+              </w:rPr>
+              <w:t># comment</w:t>
+            </w:r>
+          </w:p>
+        </w:tc>
+        <w:tc>
+          <w:tcPr>
+            <w:tcW w:w="5386" w:type="dxa"/>
+            <w:tcBorders>
+              <w:top w:val="single" w:sz="1" w:space="0" w:color="BBBBBB"/>
+              <w:left w:val="single" w:sz="1" w:space="0" w:color="BBBBBB"/>
+              <w:bottom w:val="single" w:sz="1" w:space="0" w:color="BBBBBB"/>
+              <w:right w:val="single" w:sz="1" w:space="0" w:color="BBBBBB"/>
+            </w:tcBorders>
+            <w:tcMar>
+              <w:top w:w="80" w:type="dxa"/>
+              <w:left w:w="120" w:type="dxa"/>
+              <w:bottom w:w="80" w:type="dxa"/>
+              <w:right w:w="120" w:type="dxa"/>
+            </w:tcMar>
+          </w:tcPr>
+          <w:p>
+            <w:pPr>
+              <w:rPr>
+                <w:rFonts w:ascii="Times New Roman" w:hAnsi="Times New Roman" w:cs="Times New Roman"/>
+                <w:sz w:val="28"/>
+                <w:szCs w:val="28"/>
+              </w:rPr>
+            </w:pPr>
+            <w:r>
+              <w:rPr>
+                <w:rFonts w:ascii="Times New Roman" w:hAnsi="Times New Roman" w:cs="Times New Roman"/>
+                <w:sz w:val="28"/>
+                <w:szCs w:val="28"/>
+              </w:rPr>
+              <w:t>// comment</w:t>
+            </w:r>
+          </w:p>
+        </w:tc>
+        <w:tc>
+          <w:tcPr>
+            <w:tcW w:w="2835" w:type="dxa"/>
+            <w:tcBorders>
+              <w:top w:val="single" w:sz="1" w:space="0" w:color="BBBBBB"/>
+              <w:left w:val="single" w:sz="1" w:space="0" w:color="BBBBBB"/>
+              <w:bottom w:val="single" w:sz="1" w:space="0" w:color="BBBBBB"/>
+              <w:right w:val="single" w:sz="1" w:space="0" w:color="BBBBBB"/>
+            </w:tcBorders>
+            <w:tcMar>
+              <w:top w:w="80" w:type="dxa"/>
+              <w:left w:w="120" w:type="dxa"/>
+              <w:bottom w:w="80" w:type="dxa"/>
+              <w:right w:w="120" w:type="dxa"/>
+            </w:tcMar>
+          </w:tcPr>
+          <w:p>
+            <w:pPr>
+              <w:rPr>
+                <w:rFonts w:ascii="Times New Roman" w:hAnsi="Times New Roman" w:cs="Times New Roman"/>
+                <w:sz w:val="28"/>
+                <w:szCs w:val="28"/>
+              </w:rPr>
+            </w:pPr>
+            <w:r>
+              <w:rPr>
+                <w:rFonts w:ascii="Times New Roman" w:hAnsi="Times New Roman" w:cs="Times New Roman"/>
+                <w:sz w:val="28"/>
+                <w:szCs w:val="28"/>
+              </w:rPr>
+              <w:t>Single-line comment</w:t>
+            </w:r>
+          </w:p>
+        </w:tc>
+      </w:tr>
+      <w:tr>
+        <w:tc>
+          <w:tcPr>
+            <w:tcW w:w="2693" w:type="dxa"/>
+            <w:tcBorders>
+              <w:top w:val="single" w:sz="1" w:space="0" w:color="BBBBBB"/>
+              <w:left w:val="single" w:sz="1" w:space="0" w:color="BBBBBB"/>
+              <w:bottom w:val="single" w:sz="1" w:space="0" w:color="BBBBBB"/>
+              <w:right w:val="single" w:sz="1" w:space="0" w:color="BBBBBB"/>
+            </w:tcBorders>
+            <w:tcMar>
+              <w:top w:w="80" w:type="dxa"/>
+              <w:left w:w="120" w:type="dxa"/>
+              <w:bottom w:w="80" w:type="dxa"/>
+              <w:right w:w="120" w:type="dxa"/>
+            </w:tcMar>
+          </w:tcPr>
+          <w:p>
+            <w:pPr>
+              <w:rPr>
+                <w:rFonts w:ascii="Times New Roman" w:hAnsi="Times New Roman" w:cs="Times New Roman"/>
+                <w:sz w:val="28"/>
+                <w:szCs w:val="28"/>
+              </w:rPr>
+            </w:pPr>
+            <w:r>
+              <w:rPr>
+                <w:rFonts w:ascii="Times New Roman" w:hAnsi="Times New Roman" w:cs="Times New Roman"/>
+                <w:sz w:val="28"/>
+                <w:szCs w:val="28"/>
+              </w:rPr>
+              <w:t>"""docstring"""</w:t>
+            </w:r>
+          </w:p>
+        </w:tc>
+        <w:tc>
+          <w:tcPr>
+            <w:tcW w:w="5386" w:type="dxa"/>
+            <w:tcBorders>
+              <w:top w:val="single" w:sz="1" w:space="0" w:color="BBBBBB"/>
+              <w:left w:val="single" w:sz="1" w:space="0" w:color="BBBBBB"/>
+              <w:bottom w:val="single" w:sz="1" w:space="0" w:color="BBBBBB"/>
+              <w:right w:val="single" w:sz="1" w:space="0" w:color="BBBBBB"/>
+            </w:tcBorders>
+            <w:tcMar>
+              <w:top w:w="80" w:type="dxa"/>
+              <w:left w:w="120" w:type="dxa"/>
+              <w:bottom w:w="80" w:type="dxa"/>
+              <w:right w:w="120" w:type="dxa"/>
+            </w:tcMar>
+          </w:tcPr>
+          <w:p>
+            <w:pPr>
+              <w:rPr>
+                <w:rFonts w:ascii="Times New Roman" w:hAnsi="Times New Roman" w:cs="Times New Roman"/>
+                <w:sz w:val="28"/>
+                <w:szCs w:val="28"/>
+              </w:rPr>
+            </w:pPr>
+            <w:r>
+              <w:rPr>
+                <w:rFonts w:ascii="Times New Roman" w:hAnsi="Times New Roman" w:cs="Times New Roman"/>
+                <w:sz w:val="28"/>
+                <w:szCs w:val="28"/>
+              </w:rPr>
+              <w:t>/* docstring */</w:t>
+            </w:r>
+          </w:p>
+        </w:tc>
+        <w:tc>
+          <w:tcPr>
+            <w:tcW w:w="2835" w:type="dxa"/>
+            <w:tcBorders>
+              <w:top w:val="single" w:sz="1" w:space="0" w:color="BBBBBB"/>
+              <w:left w:val="single" w:sz="1" w:space="0" w:color="BBBBBB"/>
+              <w:bottom w:val="single" w:sz="1" w:space="0" w:color="BBBBBB"/>
+              <w:right w:val="single" w:sz="1" w:space="0" w:color="BBBBBB"/>
+            </w:tcBorders>
+            <w:tcMar>
+              <w:top w:w="80" w:type="dxa"/>
+              <w:left w:w="120" w:type="dxa"/>
+              <w:bottom w:w="80" w:type="dxa"/>
+              <w:right w:w="120" w:type="dxa"/>
+            </w:tcMar>
+          </w:tcPr>
+          <w:p>
+            <w:pPr>
+              <w:rPr>
+                <w:rFonts w:ascii="Times New Roman" w:hAnsi="Times New Roman" w:cs="Times New Roman"/>
+                <w:sz w:val="28"/>
+                <w:szCs w:val="28"/>
+              </w:rPr>
+            </w:pPr>
+            <w:r>
+              <w:rPr>
+                <w:rFonts w:ascii="Times New Roman" w:hAnsi="Times New Roman" w:cs="Times New Roman"/>
+                <w:sz w:val="28"/>
+                <w:szCs w:val="28"/>
+              </w:rPr>
+              <w:t>Multi-line comment</w:t>
+            </w:r>
+          </w:p>
+        </w:tc>
+      </w:tr>
+      <w:tr>
+        <w:tc>
+          <w:tcPr>
+            <w:tcW w:w="2693" w:type="dxa"/>
+            <w:tcBorders>
+              <w:top w:val="single" w:sz="1" w:space="0" w:color="BBBBBB"/>
+              <w:left w:val="single" w:sz="1" w:space="0" w:color="BBBBBB"/>
+              <w:bottom w:val="single" w:sz="1" w:space="0" w:color="BBBBBB"/>
+              <w:right w:val="single" w:sz="1" w:space="0" w:color="BBBBBB"/>
+            </w:tcBorders>
+            <w:tcMar>
+              <w:top w:w="80" w:type="dxa"/>
+              <w:left w:w="120" w:type="dxa"/>
+              <w:bottom w:w="80" w:type="dxa"/>
+              <w:right w:w="120" w:type="dxa"/>
+            </w:tcMar>
+          </w:tcPr>
+          <w:p>
+            <w:pPr>
+              <w:rPr>
+                <w:rFonts w:ascii="Times New Roman" w:hAnsi="Times New Roman" w:cs="Times New Roman"/>
+                <w:sz w:val="28"/>
+                <w:szCs w:val="28"/>
+              </w:rPr>
+            </w:pPr>
+            <w:r>
+              <w:rPr>
+                <w:rFonts w:ascii="Times New Roman" w:hAnsi="Times New Roman" w:cs="Times New Roman"/>
+                <w:sz w:val="28"/>
+                <w:szCs w:val="28"/>
+              </w:rPr>
+              <w:t>True / False</w:t>
+            </w:r>
+          </w:p>
+        </w:tc>
+        <w:tc>
+          <w:tcPr>
+            <w:tcW w:w="5386" w:type="dxa"/>
+            <w:tcBorders>
+              <w:top w:val="single" w:sz="1" w:space="0" w:color="BBBBBB"/>
+              <w:left w:val="single" w:sz="1" w:space="0" w:color="BBBBBB"/>
+              <w:bottom w:val="single" w:sz="1" w:space="0" w:color="BBBBBB"/>
+              <w:right w:val="single" w:sz="1" w:space="0" w:color="BBBBBB"/>
+            </w:tcBorders>
+            <w:tcMar>
+              <w:top w:w="80" w:type="dxa"/>
+              <w:left w:w="120" w:type="dxa"/>
+              <w:bottom w:w="80" w:type="dxa"/>
+              <w:right w:w="120" w:type="dxa"/>
+            </w:tcMar>
+          </w:tcPr>
+          <w:p>
+            <w:pPr>
+              <w:rPr>
+                <w:rFonts w:ascii="Times New Roman" w:hAnsi="Times New Roman" w:cs="Times New Roman"/>
+                <w:sz w:val="28"/>
+                <w:szCs w:val="28"/>
+              </w:rPr>
+            </w:pPr>
+            <w:r>
+              <w:rPr>
+                <w:rFonts w:ascii="Times New Roman" w:hAnsi="Times New Roman" w:cs="Times New Roman"/>
+                <w:sz w:val="28"/>
+                <w:szCs w:val="28"/>
+              </w:rPr>
+              <w:t>1 / 0</w:t>
+            </w:r>
+          </w:p>
+        </w:tc>
+        <w:tc>
+          <w:tcPr>
+            <w:tcW w:w="2835" w:type="dxa"/>
+            <w:tcBorders>
+              <w:top w:val="single" w:sz="1" w:space="0" w:color="BBBBBB"/>
+              <w:left w:val="single" w:sz="1" w:space="0" w:color="BBBBBB"/>
+              <w:bottom w:val="single" w:sz="1" w:space="0" w:color="BBBBBB"/>
+              <w:right w:val="single" w:sz="1" w:space="0" w:color="BBBBBB"/>
+            </w:tcBorders>
+            <w:tcMar>
+              <w:top w:w="80" w:type="dxa"/>
+              <w:left w:w="120" w:type="dxa"/>
+              <w:bottom w:w="80" w:type="dxa"/>
+              <w:right w:w="120" w:type="dxa"/>
+            </w:tcMar>
+          </w:tcPr>
+          <w:p>
+            <w:pPr>
+              <w:rPr>
+                <w:rFonts w:ascii="Times New Roman" w:hAnsi="Times New Roman" w:cs="Times New Roman"/>
+                <w:sz w:val="28"/>
+                <w:szCs w:val="28"/>
+              </w:rPr>
+            </w:pPr>
+            <w:r>
+              <w:rPr>
+                <w:rFonts w:ascii="Times New Roman" w:hAnsi="Times New Roman" w:cs="Times New Roman"/>
+                <w:sz w:val="28"/>
+                <w:szCs w:val="28"/>
+              </w:rPr>
+              <w:t>Boolean literals</w:t>
+            </w:r>
+          </w:p>
+        </w:tc>
+      </w:tr>
+    </w:tbl>
+    <w:p>
+      <w:pPr>
+        <w:rPr>
+          <w:rFonts w:ascii="Times New Roman" w:hAnsi="Times New Roman" w:cs="Times New Roman"/>
+          <w:sz w:val="28"/>
+          <w:szCs w:val="28"/>
+        </w:rPr>
+      </w:pPr>
+    </w:p>
     <w:p>
       <w:pPr>
         <w:rPr>
@@ -12029,7 +14729,6 @@
         <w:t xml:space="preserve">Implementation of string operations such as </w:t>
       </w:r>
       <w:proofErr w:type="spellStart"/>
-      <w:proofErr w:type="gramStart"/>
       <w:r>
         <w:rPr>
           <w:rFonts w:ascii="Times New Roman" w:hAnsi="Times New Roman" w:cs="Times New Roman"/>
@@ -12045,52 +14744,7 @@
           <w:sz w:val="28"/>
           <w:szCs w:val="28"/>
         </w:rPr>
-        <w:t>(</w:t>
-      </w:r>
-      <w:proofErr w:type="gramEnd"/>
-      <w:r>
-        <w:rPr>
-          <w:rFonts w:ascii="Times New Roman" w:hAnsi="Times New Roman" w:cs="Times New Roman"/>
-          <w:sz w:val="28"/>
-          <w:szCs w:val="28"/>
-        </w:rPr>
-        <w:t xml:space="preserve">), </w:t>
-      </w:r>
-      <w:proofErr w:type="gramStart"/>
-      <w:r>
-        <w:rPr>
-          <w:rFonts w:ascii="Times New Roman" w:hAnsi="Times New Roman" w:cs="Times New Roman"/>
-          <w:sz w:val="28"/>
-          <w:szCs w:val="28"/>
-        </w:rPr>
-        <w:t>upper(</w:t>
-      </w:r>
-      <w:proofErr w:type="gramEnd"/>
-      <w:r>
-        <w:rPr>
-          <w:rFonts w:ascii="Times New Roman" w:hAnsi="Times New Roman" w:cs="Times New Roman"/>
-          <w:sz w:val="28"/>
-          <w:szCs w:val="28"/>
-        </w:rPr>
-        <w:t xml:space="preserve">), and </w:t>
-      </w:r>
-      <w:proofErr w:type="gramStart"/>
-      <w:r>
-        <w:rPr>
-          <w:rFonts w:ascii="Times New Roman" w:hAnsi="Times New Roman" w:cs="Times New Roman"/>
-          <w:sz w:val="28"/>
-          <w:szCs w:val="28"/>
-        </w:rPr>
-        <w:t>lower(</w:t>
-      </w:r>
-      <w:proofErr w:type="gramEnd"/>
-      <w:r>
-        <w:rPr>
-          <w:rFonts w:ascii="Times New Roman" w:hAnsi="Times New Roman" w:cs="Times New Roman"/>
-          <w:sz w:val="28"/>
-          <w:szCs w:val="28"/>
-        </w:rPr>
-        <w:t>) mapped to equivalent functions from &lt;</w:t>
+        <w:t>(), upper(), and lower() mapped to equivalent functions from &lt;</w:t>
       </w:r>
       <w:proofErr w:type="spellStart"/>
       <w:r>
@@ -12152,25 +14806,7 @@
           <w:sz w:val="28"/>
           <w:szCs w:val="28"/>
         </w:rPr>
-        <w:t xml:space="preserve">Enhancement of </w:t>
-      </w:r>
-      <w:proofErr w:type="gramStart"/>
-      <w:r>
-        <w:rPr>
-          <w:rFonts w:ascii="Times New Roman" w:hAnsi="Times New Roman" w:cs="Times New Roman"/>
-          <w:sz w:val="28"/>
-          <w:szCs w:val="28"/>
-        </w:rPr>
-        <w:t>print(</w:t>
-      </w:r>
-      <w:proofErr w:type="gramEnd"/>
-      <w:r>
-        <w:rPr>
-          <w:rFonts w:ascii="Times New Roman" w:hAnsi="Times New Roman" w:cs="Times New Roman"/>
-          <w:sz w:val="28"/>
-          <w:szCs w:val="28"/>
-        </w:rPr>
-        <w:t>) handling with automatic format specifier detection (%s, %f, %d) based on variable data types</w:t>
+        <w:t>Enhancement of print() handling with automatic format specifier detection (%s, %f, %d) based on variable data types</w:t>
       </w:r>
     </w:p>
     <w:p>
@@ -13071,7 +15707,7 @@
   <w:style w:type="paragraph" w:default="1" w:styleId="Normal">
     <w:name w:val="Normal"/>
     <w:qFormat/>
-    <w:rsid w:val="00974FE5"/>
+    <w:rsid w:val="00F95CA3"/>
   </w:style>
   <w:style w:type="paragraph" w:styleId="Heading1">
     <w:name w:val="heading 1"/>
@@ -13300,6 +15936,30 @@
       <w:color w:val="2E5496"/>
       <w:sz w:val="24"/>
       <w:szCs w:val="24"/>
+    </w:rPr>
+  </w:style>
+  <w:style w:type="character" w:styleId="HTMLCode">
+    <w:name w:val="HTML Code"/>
+    <w:basedOn w:val="DefaultParagraphFont"/>
+    <w:uiPriority w:val="99"/>
+    <w:semiHidden/>
+    <w:unhideWhenUsed/>
+    <w:rsid w:val="00C95EC3"/>
+    <w:rPr>
+      <w:rFonts w:ascii="Courier New" w:eastAsia="Times New Roman" w:hAnsi="Courier New" w:cs="Courier New"/>
+      <w:sz w:val="20"/>
+      <w:szCs w:val="20"/>
+    </w:rPr>
+  </w:style>
+  <w:style w:type="character" w:styleId="Emphasis">
+    <w:name w:val="Emphasis"/>
+    <w:basedOn w:val="DefaultParagraphFont"/>
+    <w:uiPriority w:val="20"/>
+    <w:qFormat/>
+    <w:rsid w:val="00C95EC3"/>
+    <w:rPr>
+      <w:i/>
+      <w:iCs/>
     </w:rPr>
   </w:style>
 </w:styles>

--- a/Implementation Report.docx
+++ b/Implementation Report.docx
@@ -712,7 +712,6 @@
           <w:lang w:val="en-US"/>
         </w:rPr>
       </w:pPr>
-      <w:proofErr w:type="spellStart"/>
       <w:r>
         <w:rPr>
           <w:rFonts w:asciiTheme="minorHAnsi" w:eastAsia="Times New Roman" w:hAnsiTheme="minorHAnsi" w:cstheme="minorHAnsi"/>
@@ -720,17 +719,7 @@
           <w:szCs w:val="32"/>
           <w:lang w:val="en-US"/>
         </w:rPr>
-        <w:t>Navrachana</w:t>
-      </w:r>
-      <w:proofErr w:type="spellEnd"/>
-      <w:r>
-        <w:rPr>
-          <w:rFonts w:asciiTheme="minorHAnsi" w:eastAsia="Times New Roman" w:hAnsiTheme="minorHAnsi" w:cstheme="minorHAnsi"/>
-          <w:sz w:val="32"/>
-          <w:szCs w:val="32"/>
-          <w:lang w:val="en-US"/>
-        </w:rPr>
-        <w:t xml:space="preserve"> University, Vadodara </w:t>
+        <w:t>Navrachana University, Vadodara </w:t>
       </w:r>
     </w:p>
     <w:p>
@@ -1107,27 +1096,7 @@
                 <w:sz w:val="28"/>
                 <w:szCs w:val="28"/>
               </w:rPr>
-              <w:t>Python source code (.</w:t>
-            </w:r>
-            <w:proofErr w:type="spellStart"/>
-            <w:r>
-              <w:rPr>
-                <w:rFonts w:ascii="Times New Roman" w:hAnsi="Times New Roman" w:cs="Times New Roman"/>
-                <w:color w:val="333333"/>
-                <w:sz w:val="28"/>
-                <w:szCs w:val="28"/>
-              </w:rPr>
-              <w:t>py</w:t>
-            </w:r>
-            <w:proofErr w:type="spellEnd"/>
-            <w:r>
-              <w:rPr>
-                <w:rFonts w:ascii="Times New Roman" w:hAnsi="Times New Roman" w:cs="Times New Roman"/>
-                <w:color w:val="333333"/>
-                <w:sz w:val="28"/>
-                <w:szCs w:val="28"/>
-              </w:rPr>
-              <w:t>)</w:t>
+              <w:t>Python source code (.py)</w:t>
             </w:r>
           </w:p>
         </w:tc>
@@ -1277,27 +1246,7 @@
                 <w:sz w:val="28"/>
                 <w:szCs w:val="28"/>
               </w:rPr>
-              <w:t>Console (main.py) + Web UI (</w:t>
-            </w:r>
-            <w:proofErr w:type="spellStart"/>
-            <w:r>
-              <w:rPr>
-                <w:rFonts w:ascii="Times New Roman" w:hAnsi="Times New Roman" w:cs="Times New Roman"/>
-                <w:color w:val="333333"/>
-                <w:sz w:val="28"/>
-                <w:szCs w:val="28"/>
-              </w:rPr>
-              <w:t>Streamlit</w:t>
-            </w:r>
-            <w:proofErr w:type="spellEnd"/>
-            <w:r>
-              <w:rPr>
-                <w:rFonts w:ascii="Times New Roman" w:hAnsi="Times New Roman" w:cs="Times New Roman"/>
-                <w:color w:val="333333"/>
-                <w:sz w:val="28"/>
-                <w:szCs w:val="28"/>
-              </w:rPr>
-              <w:t xml:space="preserve"> app.py)</w:t>
+              <w:t>Console (main.py) + Web UI (Streamlit app.py)</w:t>
             </w:r>
           </w:p>
         </w:tc>
@@ -1649,27 +1598,7 @@
           <w:sz w:val="28"/>
           <w:szCs w:val="28"/>
         </w:rPr>
-        <w:t xml:space="preserve">Phase 1 focused on correctly converting the most fundamental Python constructs into valid C statements, covering data types, operators, </w:t>
-      </w:r>
-      <w:proofErr w:type="spellStart"/>
-      <w:r>
-        <w:rPr>
-          <w:rFonts w:ascii="Times New Roman" w:hAnsi="Times New Roman" w:cs="Times New Roman"/>
-          <w:color w:val="333333"/>
-          <w:sz w:val="28"/>
-          <w:szCs w:val="28"/>
-        </w:rPr>
-        <w:t>boolean</w:t>
-      </w:r>
-      <w:proofErr w:type="spellEnd"/>
-      <w:r>
-        <w:rPr>
-          <w:rFonts w:ascii="Times New Roman" w:hAnsi="Times New Roman" w:cs="Times New Roman"/>
-          <w:color w:val="333333"/>
-          <w:sz w:val="28"/>
-          <w:szCs w:val="28"/>
-        </w:rPr>
-        <w:t xml:space="preserve"> values, comments, and the default C library headers that are always required in C but have no equivalent import in Python.</w:t>
+        <w:t>Phase 1 focused on correctly converting the most fundamental Python constructs into valid C statements, covering data types, operators, boolean values, comments, and the default C library headers that are always required in C but have no equivalent import in Python.</w:t>
       </w:r>
     </w:p>
     <w:p>
@@ -1998,9 +1927,34 @@
                 <w:sz w:val="28"/>
                 <w:szCs w:val="28"/>
               </w:rPr>
-              <w:t>#include &lt;</w:t>
-            </w:r>
-            <w:proofErr w:type="spellStart"/>
+              <w:t>#include &lt;stdio.h&gt;</w:t>
+            </w:r>
+          </w:p>
+        </w:tc>
+        <w:tc>
+          <w:tcPr>
+            <w:tcW w:w="0" w:type="auto"/>
+            <w:tcBorders>
+              <w:top w:val="single" w:sz="1" w:space="0" w:color="BBBBBB"/>
+              <w:left w:val="single" w:sz="1" w:space="0" w:color="BBBBBB"/>
+              <w:bottom w:val="single" w:sz="1" w:space="0" w:color="BBBBBB"/>
+              <w:right w:val="single" w:sz="1" w:space="0" w:color="BBBBBB"/>
+            </w:tcBorders>
+            <w:tcMar>
+              <w:top w:w="80" w:type="dxa"/>
+              <w:left w:w="120" w:type="dxa"/>
+              <w:bottom w:w="80" w:type="dxa"/>
+              <w:right w:w="120" w:type="dxa"/>
+            </w:tcMar>
+          </w:tcPr>
+          <w:p>
+            <w:pPr>
+              <w:rPr>
+                <w:rFonts w:ascii="Times New Roman" w:hAnsi="Times New Roman" w:cs="Times New Roman"/>
+                <w:sz w:val="28"/>
+                <w:szCs w:val="28"/>
+              </w:rPr>
+            </w:pPr>
             <w:r>
               <w:rPr>
                 <w:rFonts w:ascii="Times New Roman" w:hAnsi="Times New Roman" w:cs="Times New Roman"/>
@@ -2008,92 +1962,7 @@
                 <w:sz w:val="28"/>
                 <w:szCs w:val="28"/>
               </w:rPr>
-              <w:t>stdio.h</w:t>
-            </w:r>
-            <w:proofErr w:type="spellEnd"/>
-            <w:r>
-              <w:rPr>
-                <w:rFonts w:ascii="Times New Roman" w:hAnsi="Times New Roman" w:cs="Times New Roman"/>
-                <w:color w:val="333333"/>
-                <w:sz w:val="28"/>
-                <w:szCs w:val="28"/>
-              </w:rPr>
-              <w:t>&gt;</w:t>
-            </w:r>
-          </w:p>
-        </w:tc>
-        <w:tc>
-          <w:tcPr>
-            <w:tcW w:w="0" w:type="auto"/>
-            <w:tcBorders>
-              <w:top w:val="single" w:sz="1" w:space="0" w:color="BBBBBB"/>
-              <w:left w:val="single" w:sz="1" w:space="0" w:color="BBBBBB"/>
-              <w:bottom w:val="single" w:sz="1" w:space="0" w:color="BBBBBB"/>
-              <w:right w:val="single" w:sz="1" w:space="0" w:color="BBBBBB"/>
-            </w:tcBorders>
-            <w:tcMar>
-              <w:top w:w="80" w:type="dxa"/>
-              <w:left w:w="120" w:type="dxa"/>
-              <w:bottom w:w="80" w:type="dxa"/>
-              <w:right w:w="120" w:type="dxa"/>
-            </w:tcMar>
-          </w:tcPr>
-          <w:p>
-            <w:pPr>
-              <w:rPr>
-                <w:rFonts w:ascii="Times New Roman" w:hAnsi="Times New Roman" w:cs="Times New Roman"/>
-                <w:sz w:val="28"/>
-                <w:szCs w:val="28"/>
-              </w:rPr>
-            </w:pPr>
-            <w:r>
-              <w:rPr>
-                <w:rFonts w:ascii="Times New Roman" w:hAnsi="Times New Roman" w:cs="Times New Roman"/>
-                <w:color w:val="333333"/>
-                <w:sz w:val="28"/>
-                <w:szCs w:val="28"/>
-              </w:rPr>
-              <w:t xml:space="preserve">Required for </w:t>
-            </w:r>
-            <w:proofErr w:type="spellStart"/>
-            <w:r>
-              <w:rPr>
-                <w:rFonts w:ascii="Times New Roman" w:hAnsi="Times New Roman" w:cs="Times New Roman"/>
-                <w:color w:val="333333"/>
-                <w:sz w:val="28"/>
-                <w:szCs w:val="28"/>
-              </w:rPr>
-              <w:t>printf</w:t>
-            </w:r>
-            <w:proofErr w:type="spellEnd"/>
-            <w:r>
-              <w:rPr>
-                <w:rFonts w:ascii="Times New Roman" w:hAnsi="Times New Roman" w:cs="Times New Roman"/>
-                <w:color w:val="333333"/>
-                <w:sz w:val="28"/>
-                <w:szCs w:val="28"/>
-              </w:rPr>
-              <w:t xml:space="preserve">() and </w:t>
-            </w:r>
-            <w:proofErr w:type="spellStart"/>
-            <w:r>
-              <w:rPr>
-                <w:rFonts w:ascii="Times New Roman" w:hAnsi="Times New Roman" w:cs="Times New Roman"/>
-                <w:color w:val="333333"/>
-                <w:sz w:val="28"/>
-                <w:szCs w:val="28"/>
-              </w:rPr>
-              <w:t>scanf</w:t>
-            </w:r>
-            <w:proofErr w:type="spellEnd"/>
-            <w:r>
-              <w:rPr>
-                <w:rFonts w:ascii="Times New Roman" w:hAnsi="Times New Roman" w:cs="Times New Roman"/>
-                <w:color w:val="333333"/>
-                <w:sz w:val="28"/>
-                <w:szCs w:val="28"/>
-              </w:rPr>
-              <w:t>()</w:t>
+              <w:t>Required for printf() and scanf()</w:t>
             </w:r>
           </w:p>
         </w:tc>
@@ -2165,27 +2034,7 @@
                 <w:sz w:val="28"/>
                 <w:szCs w:val="28"/>
               </w:rPr>
-              <w:t>#include &lt;</w:t>
-            </w:r>
-            <w:proofErr w:type="spellStart"/>
-            <w:r>
-              <w:rPr>
-                <w:rFonts w:ascii="Times New Roman" w:hAnsi="Times New Roman" w:cs="Times New Roman"/>
-                <w:color w:val="333333"/>
-                <w:sz w:val="28"/>
-                <w:szCs w:val="28"/>
-              </w:rPr>
-              <w:t>math.h</w:t>
-            </w:r>
-            <w:proofErr w:type="spellEnd"/>
-            <w:r>
-              <w:rPr>
-                <w:rFonts w:ascii="Times New Roman" w:hAnsi="Times New Roman" w:cs="Times New Roman"/>
-                <w:color w:val="333333"/>
-                <w:sz w:val="28"/>
-                <w:szCs w:val="28"/>
-              </w:rPr>
-              <w:t>&gt;</w:t>
+              <w:t>#include &lt;math.h&gt;</w:t>
             </w:r>
           </w:p>
         </w:tc>
@@ -2828,27 +2677,7 @@
                 <w:sz w:val="28"/>
                 <w:szCs w:val="28"/>
               </w:rPr>
-              <w:t xml:space="preserve">int </w:t>
-            </w:r>
-            <w:proofErr w:type="spellStart"/>
-            <w:r>
-              <w:rPr>
-                <w:rFonts w:ascii="Times New Roman" w:hAnsi="Times New Roman" w:cs="Times New Roman"/>
-                <w:color w:val="333333"/>
-                <w:sz w:val="28"/>
-                <w:szCs w:val="28"/>
-              </w:rPr>
-              <w:t>arr</w:t>
-            </w:r>
-            <w:proofErr w:type="spellEnd"/>
-            <w:r>
-              <w:rPr>
-                <w:rFonts w:ascii="Times New Roman" w:hAnsi="Times New Roman" w:cs="Times New Roman"/>
-                <w:color w:val="333333"/>
-                <w:sz w:val="28"/>
-                <w:szCs w:val="28"/>
-              </w:rPr>
-              <w:t>[3] = {1, 2, 3};</w:t>
+              <w:t>int arr[3] = {1, 2, 3};</w:t>
             </w:r>
           </w:p>
         </w:tc>
@@ -2955,27 +2784,7 @@
                 <w:sz w:val="28"/>
                 <w:szCs w:val="28"/>
               </w:rPr>
-              <w:t xml:space="preserve">float </w:t>
-            </w:r>
-            <w:proofErr w:type="spellStart"/>
-            <w:r>
-              <w:rPr>
-                <w:rFonts w:ascii="Times New Roman" w:hAnsi="Times New Roman" w:cs="Times New Roman"/>
-                <w:color w:val="333333"/>
-                <w:sz w:val="28"/>
-                <w:szCs w:val="28"/>
-              </w:rPr>
-              <w:t>arr</w:t>
-            </w:r>
-            <w:proofErr w:type="spellEnd"/>
-            <w:r>
-              <w:rPr>
-                <w:rFonts w:ascii="Times New Roman" w:hAnsi="Times New Roman" w:cs="Times New Roman"/>
-                <w:color w:val="333333"/>
-                <w:sz w:val="28"/>
-                <w:szCs w:val="28"/>
-              </w:rPr>
-              <w:t>[2] = {1.5, 2.5};</w:t>
+              <w:t>float arr[2] = {1.5, 2.5};</w:t>
             </w:r>
           </w:p>
         </w:tc>
@@ -3082,27 +2891,7 @@
                 <w:sz w:val="28"/>
                 <w:szCs w:val="28"/>
               </w:rPr>
-              <w:t>char *</w:t>
-            </w:r>
-            <w:proofErr w:type="spellStart"/>
-            <w:r>
-              <w:rPr>
-                <w:rFonts w:ascii="Times New Roman" w:hAnsi="Times New Roman" w:cs="Times New Roman"/>
-                <w:color w:val="333333"/>
-                <w:sz w:val="28"/>
-                <w:szCs w:val="28"/>
-              </w:rPr>
-              <w:t>arr</w:t>
-            </w:r>
-            <w:proofErr w:type="spellEnd"/>
-            <w:r>
-              <w:rPr>
-                <w:rFonts w:ascii="Times New Roman" w:hAnsi="Times New Roman" w:cs="Times New Roman"/>
-                <w:color w:val="333333"/>
-                <w:sz w:val="28"/>
-                <w:szCs w:val="28"/>
-              </w:rPr>
-              <w:t>[2] = {"a", "b"};</w:t>
+              <w:t>char *arr[2] = {"a", "b"};</w:t>
             </w:r>
           </w:p>
         </w:tc>
@@ -4115,27 +3904,7 @@
           <w:sz w:val="28"/>
           <w:szCs w:val="28"/>
         </w:rPr>
-        <w:t xml:space="preserve">if / </w:t>
-      </w:r>
-      <w:proofErr w:type="spellStart"/>
-      <w:r>
-        <w:rPr>
-          <w:rFonts w:ascii="Times New Roman" w:hAnsi="Times New Roman" w:cs="Times New Roman"/>
-          <w:color w:val="333333"/>
-          <w:sz w:val="28"/>
-          <w:szCs w:val="28"/>
-        </w:rPr>
-        <w:t>elif</w:t>
-      </w:r>
-      <w:proofErr w:type="spellEnd"/>
-      <w:r>
-        <w:rPr>
-          <w:rFonts w:ascii="Times New Roman" w:hAnsi="Times New Roman" w:cs="Times New Roman"/>
-          <w:color w:val="333333"/>
-          <w:sz w:val="28"/>
-          <w:szCs w:val="28"/>
-        </w:rPr>
-        <w:t xml:space="preserve"> / else conditional blocks</w:t>
+        <w:t>if / elif / else conditional blocks</w:t>
       </w:r>
     </w:p>
     <w:p>
@@ -4231,27 +4000,7 @@
           <w:sz w:val="28"/>
           <w:szCs w:val="28"/>
         </w:rPr>
-        <w:t xml:space="preserve">input() statement with type-aware </w:t>
-      </w:r>
-      <w:proofErr w:type="spellStart"/>
-      <w:r>
-        <w:rPr>
-          <w:rFonts w:ascii="Times New Roman" w:hAnsi="Times New Roman" w:cs="Times New Roman"/>
-          <w:color w:val="333333"/>
-          <w:sz w:val="28"/>
-          <w:szCs w:val="28"/>
-        </w:rPr>
-        <w:t>scanf</w:t>
-      </w:r>
-      <w:proofErr w:type="spellEnd"/>
-      <w:r>
-        <w:rPr>
-          <w:rFonts w:ascii="Times New Roman" w:hAnsi="Times New Roman" w:cs="Times New Roman"/>
-          <w:color w:val="333333"/>
-          <w:sz w:val="28"/>
-          <w:szCs w:val="28"/>
-        </w:rPr>
-        <w:t>() generation</w:t>
+        <w:t>input() statement with type-aware scanf() generation</w:t>
       </w:r>
     </w:p>
     <w:p>
@@ -4684,7 +4433,6 @@
                 <w:szCs w:val="28"/>
               </w:rPr>
             </w:pPr>
-            <w:proofErr w:type="spellStart"/>
             <w:r>
               <w:rPr>
                 <w:rFonts w:ascii="Times New Roman" w:hAnsi="Times New Roman" w:cs="Times New Roman"/>
@@ -4692,17 +4440,7 @@
                 <w:sz w:val="28"/>
                 <w:szCs w:val="28"/>
               </w:rPr>
-              <w:t>elif</w:t>
-            </w:r>
-            <w:proofErr w:type="spellEnd"/>
-            <w:r>
-              <w:rPr>
-                <w:rFonts w:ascii="Times New Roman" w:hAnsi="Times New Roman" w:cs="Times New Roman"/>
-                <w:color w:val="333333"/>
-                <w:sz w:val="28"/>
-                <w:szCs w:val="28"/>
-              </w:rPr>
-              <w:t xml:space="preserve"> condition:</w:t>
+              <w:t>elif condition:</w:t>
             </w:r>
           </w:p>
         </w:tc>
@@ -4881,27 +4619,7 @@
                 <w:sz w:val="28"/>
                 <w:szCs w:val="28"/>
               </w:rPr>
-              <w:t xml:space="preserve">}   (closing brace inferred from </w:t>
-            </w:r>
-            <w:proofErr w:type="spellStart"/>
-            <w:r>
-              <w:rPr>
-                <w:rFonts w:ascii="Times New Roman" w:hAnsi="Times New Roman" w:cs="Times New Roman"/>
-                <w:color w:val="333333"/>
-                <w:sz w:val="28"/>
-                <w:szCs w:val="28"/>
-              </w:rPr>
-              <w:t>dedent</w:t>
-            </w:r>
-            <w:proofErr w:type="spellEnd"/>
-            <w:r>
-              <w:rPr>
-                <w:rFonts w:ascii="Times New Roman" w:hAnsi="Times New Roman" w:cs="Times New Roman"/>
-                <w:color w:val="333333"/>
-                <w:sz w:val="28"/>
-                <w:szCs w:val="28"/>
-              </w:rPr>
-              <w:t>)</w:t>
+              <w:t>}   (closing brace inferred from dedent)</w:t>
             </w:r>
           </w:p>
         </w:tc>
@@ -4933,27 +4651,7 @@
           <w:sz w:val="28"/>
           <w:szCs w:val="28"/>
         </w:rPr>
-        <w:t xml:space="preserve">Block boundaries are tracked via an </w:t>
-      </w:r>
-      <w:proofErr w:type="spellStart"/>
-      <w:r>
-        <w:rPr>
-          <w:rFonts w:ascii="Times New Roman" w:hAnsi="Times New Roman" w:cs="Times New Roman"/>
-          <w:color w:val="333333"/>
-          <w:sz w:val="28"/>
-          <w:szCs w:val="28"/>
-        </w:rPr>
-        <w:t>indent_stack</w:t>
-      </w:r>
-      <w:proofErr w:type="spellEnd"/>
-      <w:r>
-        <w:rPr>
-          <w:rFonts w:ascii="Times New Roman" w:hAnsi="Times New Roman" w:cs="Times New Roman"/>
-          <w:color w:val="333333"/>
-          <w:sz w:val="28"/>
-          <w:szCs w:val="28"/>
-        </w:rPr>
-        <w:t>. When the indentation level decreases, the transformer emits closing braces automatically no explicit end keyword is needed.</w:t>
+        <w:t>Block boundaries are tracked via an indent_stack. When the indentation level decreases, the transformer emits closing braces automatically no explicit end keyword is needed.</w:t>
       </w:r>
     </w:p>
     <w:p>
@@ -5118,9 +4816,34 @@
                 <w:sz w:val="28"/>
                 <w:szCs w:val="28"/>
               </w:rPr>
-              <w:t xml:space="preserve">for </w:t>
-            </w:r>
-            <w:proofErr w:type="spellStart"/>
+              <w:t>for i in range(n):</w:t>
+            </w:r>
+          </w:p>
+        </w:tc>
+        <w:tc>
+          <w:tcPr>
+            <w:tcW w:w="0" w:type="auto"/>
+            <w:tcBorders>
+              <w:top w:val="single" w:sz="1" w:space="0" w:color="BBBBBB"/>
+              <w:left w:val="single" w:sz="1" w:space="0" w:color="BBBBBB"/>
+              <w:bottom w:val="single" w:sz="1" w:space="0" w:color="BBBBBB"/>
+              <w:right w:val="single" w:sz="1" w:space="0" w:color="BBBBBB"/>
+            </w:tcBorders>
+            <w:tcMar>
+              <w:top w:w="80" w:type="dxa"/>
+              <w:left w:w="120" w:type="dxa"/>
+              <w:bottom w:w="80" w:type="dxa"/>
+              <w:right w:w="120" w:type="dxa"/>
+            </w:tcMar>
+          </w:tcPr>
+          <w:p>
+            <w:pPr>
+              <w:rPr>
+                <w:rFonts w:ascii="Times New Roman" w:hAnsi="Times New Roman" w:cs="Times New Roman"/>
+                <w:sz w:val="28"/>
+                <w:szCs w:val="28"/>
+              </w:rPr>
+            </w:pPr>
             <w:r>
               <w:rPr>
                 <w:rFonts w:ascii="Times New Roman" w:hAnsi="Times New Roman" w:cs="Times New Roman"/>
@@ -5128,112 +4851,7 @@
                 <w:sz w:val="28"/>
                 <w:szCs w:val="28"/>
               </w:rPr>
-              <w:t>i</w:t>
-            </w:r>
-            <w:proofErr w:type="spellEnd"/>
-            <w:r>
-              <w:rPr>
-                <w:rFonts w:ascii="Times New Roman" w:hAnsi="Times New Roman" w:cs="Times New Roman"/>
-                <w:color w:val="333333"/>
-                <w:sz w:val="28"/>
-                <w:szCs w:val="28"/>
-              </w:rPr>
-              <w:t xml:space="preserve"> in range(n):</w:t>
-            </w:r>
-          </w:p>
-        </w:tc>
-        <w:tc>
-          <w:tcPr>
-            <w:tcW w:w="0" w:type="auto"/>
-            <w:tcBorders>
-              <w:top w:val="single" w:sz="1" w:space="0" w:color="BBBBBB"/>
-              <w:left w:val="single" w:sz="1" w:space="0" w:color="BBBBBB"/>
-              <w:bottom w:val="single" w:sz="1" w:space="0" w:color="BBBBBB"/>
-              <w:right w:val="single" w:sz="1" w:space="0" w:color="BBBBBB"/>
-            </w:tcBorders>
-            <w:tcMar>
-              <w:top w:w="80" w:type="dxa"/>
-              <w:left w:w="120" w:type="dxa"/>
-              <w:bottom w:w="80" w:type="dxa"/>
-              <w:right w:w="120" w:type="dxa"/>
-            </w:tcMar>
-          </w:tcPr>
-          <w:p>
-            <w:pPr>
-              <w:rPr>
-                <w:rFonts w:ascii="Times New Roman" w:hAnsi="Times New Roman" w:cs="Times New Roman"/>
-                <w:sz w:val="28"/>
-                <w:szCs w:val="28"/>
-              </w:rPr>
-            </w:pPr>
-            <w:r>
-              <w:rPr>
-                <w:rFonts w:ascii="Times New Roman" w:hAnsi="Times New Roman" w:cs="Times New Roman"/>
-                <w:color w:val="333333"/>
-                <w:sz w:val="28"/>
-                <w:szCs w:val="28"/>
-              </w:rPr>
-              <w:t xml:space="preserve">for(int </w:t>
-            </w:r>
-            <w:proofErr w:type="spellStart"/>
-            <w:r>
-              <w:rPr>
-                <w:rFonts w:ascii="Times New Roman" w:hAnsi="Times New Roman" w:cs="Times New Roman"/>
-                <w:color w:val="333333"/>
-                <w:sz w:val="28"/>
-                <w:szCs w:val="28"/>
-              </w:rPr>
-              <w:t>i</w:t>
-            </w:r>
-            <w:proofErr w:type="spellEnd"/>
-            <w:r>
-              <w:rPr>
-                <w:rFonts w:ascii="Times New Roman" w:hAnsi="Times New Roman" w:cs="Times New Roman"/>
-                <w:color w:val="333333"/>
-                <w:sz w:val="28"/>
-                <w:szCs w:val="28"/>
-              </w:rPr>
-              <w:t xml:space="preserve">=0; </w:t>
-            </w:r>
-            <w:proofErr w:type="spellStart"/>
-            <w:r>
-              <w:rPr>
-                <w:rFonts w:ascii="Times New Roman" w:hAnsi="Times New Roman" w:cs="Times New Roman"/>
-                <w:color w:val="333333"/>
-                <w:sz w:val="28"/>
-                <w:szCs w:val="28"/>
-              </w:rPr>
-              <w:t>i</w:t>
-            </w:r>
-            <w:proofErr w:type="spellEnd"/>
-            <w:r>
-              <w:rPr>
-                <w:rFonts w:ascii="Times New Roman" w:hAnsi="Times New Roman" w:cs="Times New Roman"/>
-                <w:color w:val="333333"/>
-                <w:sz w:val="28"/>
-                <w:szCs w:val="28"/>
-              </w:rPr>
-              <w:t xml:space="preserve">&lt;n; </w:t>
-            </w:r>
-            <w:proofErr w:type="spellStart"/>
-            <w:r>
-              <w:rPr>
-                <w:rFonts w:ascii="Times New Roman" w:hAnsi="Times New Roman" w:cs="Times New Roman"/>
-                <w:color w:val="333333"/>
-                <w:sz w:val="28"/>
-                <w:szCs w:val="28"/>
-              </w:rPr>
-              <w:t>i</w:t>
-            </w:r>
-            <w:proofErr w:type="spellEnd"/>
-            <w:r>
-              <w:rPr>
-                <w:rFonts w:ascii="Times New Roman" w:hAnsi="Times New Roman" w:cs="Times New Roman"/>
-                <w:color w:val="333333"/>
-                <w:sz w:val="28"/>
-                <w:szCs w:val="28"/>
-              </w:rPr>
-              <w:t>+=1) {</w:t>
+              <w:t>for(int i=0; i&lt;n; i+=1) {</w:t>
             </w:r>
           </w:p>
         </w:tc>
@@ -5270,9 +4888,8 @@
                 <w:sz w:val="28"/>
                 <w:szCs w:val="28"/>
               </w:rPr>
-              <w:t xml:space="preserve">for </w:t>
-            </w:r>
-            <w:proofErr w:type="spellStart"/>
+              <w:t>for i in range</w:t>
+            </w:r>
             <w:r>
               <w:rPr>
                 <w:rFonts w:ascii="Times New Roman" w:hAnsi="Times New Roman" w:cs="Times New Roman"/>
@@ -5280,9 +4897,8 @@
                 <w:sz w:val="28"/>
                 <w:szCs w:val="28"/>
               </w:rPr>
-              <w:t>i</w:t>
-            </w:r>
-            <w:proofErr w:type="spellEnd"/>
+              <w:t xml:space="preserve"> </w:t>
+            </w:r>
             <w:r>
               <w:rPr>
                 <w:rFonts w:ascii="Times New Roman" w:hAnsi="Times New Roman" w:cs="Times New Roman"/>
@@ -5290,8 +4906,34 @@
                 <w:sz w:val="28"/>
                 <w:szCs w:val="28"/>
               </w:rPr>
-              <w:t xml:space="preserve"> in range</w:t>
-            </w:r>
+              <w:t>(s, e):</w:t>
+            </w:r>
+          </w:p>
+        </w:tc>
+        <w:tc>
+          <w:tcPr>
+            <w:tcW w:w="0" w:type="auto"/>
+            <w:tcBorders>
+              <w:top w:val="single" w:sz="1" w:space="0" w:color="BBBBBB"/>
+              <w:left w:val="single" w:sz="1" w:space="0" w:color="BBBBBB"/>
+              <w:bottom w:val="single" w:sz="1" w:space="0" w:color="BBBBBB"/>
+              <w:right w:val="single" w:sz="1" w:space="0" w:color="BBBBBB"/>
+            </w:tcBorders>
+            <w:tcMar>
+              <w:top w:w="80" w:type="dxa"/>
+              <w:left w:w="120" w:type="dxa"/>
+              <w:bottom w:w="80" w:type="dxa"/>
+              <w:right w:w="120" w:type="dxa"/>
+            </w:tcMar>
+          </w:tcPr>
+          <w:p>
+            <w:pPr>
+              <w:rPr>
+                <w:rFonts w:ascii="Times New Roman" w:hAnsi="Times New Roman" w:cs="Times New Roman"/>
+                <w:sz w:val="28"/>
+                <w:szCs w:val="28"/>
+              </w:rPr>
+            </w:pPr>
             <w:r>
               <w:rPr>
                 <w:rFonts w:ascii="Times New Roman" w:hAnsi="Times New Roman" w:cs="Times New Roman"/>
@@ -5299,111 +4941,7 @@
                 <w:sz w:val="28"/>
                 <w:szCs w:val="28"/>
               </w:rPr>
-              <w:t xml:space="preserve"> </w:t>
-            </w:r>
-            <w:r>
-              <w:rPr>
-                <w:rFonts w:ascii="Times New Roman" w:hAnsi="Times New Roman" w:cs="Times New Roman"/>
-                <w:color w:val="333333"/>
-                <w:sz w:val="28"/>
-                <w:szCs w:val="28"/>
-              </w:rPr>
-              <w:t>(s, e):</w:t>
-            </w:r>
-          </w:p>
-        </w:tc>
-        <w:tc>
-          <w:tcPr>
-            <w:tcW w:w="0" w:type="auto"/>
-            <w:tcBorders>
-              <w:top w:val="single" w:sz="1" w:space="0" w:color="BBBBBB"/>
-              <w:left w:val="single" w:sz="1" w:space="0" w:color="BBBBBB"/>
-              <w:bottom w:val="single" w:sz="1" w:space="0" w:color="BBBBBB"/>
-              <w:right w:val="single" w:sz="1" w:space="0" w:color="BBBBBB"/>
-            </w:tcBorders>
-            <w:tcMar>
-              <w:top w:w="80" w:type="dxa"/>
-              <w:left w:w="120" w:type="dxa"/>
-              <w:bottom w:w="80" w:type="dxa"/>
-              <w:right w:w="120" w:type="dxa"/>
-            </w:tcMar>
-          </w:tcPr>
-          <w:p>
-            <w:pPr>
-              <w:rPr>
-                <w:rFonts w:ascii="Times New Roman" w:hAnsi="Times New Roman" w:cs="Times New Roman"/>
-                <w:sz w:val="28"/>
-                <w:szCs w:val="28"/>
-              </w:rPr>
-            </w:pPr>
-            <w:r>
-              <w:rPr>
-                <w:rFonts w:ascii="Times New Roman" w:hAnsi="Times New Roman" w:cs="Times New Roman"/>
-                <w:color w:val="333333"/>
-                <w:sz w:val="28"/>
-                <w:szCs w:val="28"/>
-              </w:rPr>
-              <w:t xml:space="preserve">for(int </w:t>
-            </w:r>
-            <w:proofErr w:type="spellStart"/>
-            <w:r>
-              <w:rPr>
-                <w:rFonts w:ascii="Times New Roman" w:hAnsi="Times New Roman" w:cs="Times New Roman"/>
-                <w:color w:val="333333"/>
-                <w:sz w:val="28"/>
-                <w:szCs w:val="28"/>
-              </w:rPr>
-              <w:t>i</w:t>
-            </w:r>
-            <w:proofErr w:type="spellEnd"/>
-            <w:r>
-              <w:rPr>
-                <w:rFonts w:ascii="Times New Roman" w:hAnsi="Times New Roman" w:cs="Times New Roman"/>
-                <w:color w:val="333333"/>
-                <w:sz w:val="28"/>
-                <w:szCs w:val="28"/>
-              </w:rPr>
-              <w:t xml:space="preserve">=s; </w:t>
-            </w:r>
-            <w:proofErr w:type="spellStart"/>
-            <w:r>
-              <w:rPr>
-                <w:rFonts w:ascii="Times New Roman" w:hAnsi="Times New Roman" w:cs="Times New Roman"/>
-                <w:color w:val="333333"/>
-                <w:sz w:val="28"/>
-                <w:szCs w:val="28"/>
-              </w:rPr>
-              <w:t>i</w:t>
-            </w:r>
-            <w:proofErr w:type="spellEnd"/>
-            <w:r>
-              <w:rPr>
-                <w:rFonts w:ascii="Times New Roman" w:hAnsi="Times New Roman" w:cs="Times New Roman"/>
-                <w:color w:val="333333"/>
-                <w:sz w:val="28"/>
-                <w:szCs w:val="28"/>
-              </w:rPr>
-              <w:t xml:space="preserve">&lt;e; </w:t>
-            </w:r>
-            <w:proofErr w:type="spellStart"/>
-            <w:r>
-              <w:rPr>
-                <w:rFonts w:ascii="Times New Roman" w:hAnsi="Times New Roman" w:cs="Times New Roman"/>
-                <w:color w:val="333333"/>
-                <w:sz w:val="28"/>
-                <w:szCs w:val="28"/>
-              </w:rPr>
-              <w:t>i</w:t>
-            </w:r>
-            <w:proofErr w:type="spellEnd"/>
-            <w:r>
-              <w:rPr>
-                <w:rFonts w:ascii="Times New Roman" w:hAnsi="Times New Roman" w:cs="Times New Roman"/>
-                <w:color w:val="333333"/>
-                <w:sz w:val="28"/>
-                <w:szCs w:val="28"/>
-              </w:rPr>
-              <w:t>+=1) {</w:t>
+              <w:t>for(int i=s; i&lt;e; i+=1) {</w:t>
             </w:r>
           </w:p>
         </w:tc>
@@ -5440,9 +4978,8 @@
                 <w:sz w:val="28"/>
                 <w:szCs w:val="28"/>
               </w:rPr>
-              <w:t xml:space="preserve">for </w:t>
-            </w:r>
-            <w:proofErr w:type="spellStart"/>
+              <w:t>for i in range</w:t>
+            </w:r>
             <w:r>
               <w:rPr>
                 <w:rFonts w:ascii="Times New Roman" w:hAnsi="Times New Roman" w:cs="Times New Roman"/>
@@ -5450,9 +4987,8 @@
                 <w:sz w:val="28"/>
                 <w:szCs w:val="28"/>
               </w:rPr>
-              <w:t>i</w:t>
-            </w:r>
-            <w:proofErr w:type="spellEnd"/>
+              <w:t xml:space="preserve"> </w:t>
+            </w:r>
             <w:r>
               <w:rPr>
                 <w:rFonts w:ascii="Times New Roman" w:hAnsi="Times New Roman" w:cs="Times New Roman"/>
@@ -5460,8 +4996,34 @@
                 <w:sz w:val="28"/>
                 <w:szCs w:val="28"/>
               </w:rPr>
-              <w:t xml:space="preserve"> in range</w:t>
-            </w:r>
+              <w:t>(s, e, step):</w:t>
+            </w:r>
+          </w:p>
+        </w:tc>
+        <w:tc>
+          <w:tcPr>
+            <w:tcW w:w="0" w:type="auto"/>
+            <w:tcBorders>
+              <w:top w:val="single" w:sz="1" w:space="0" w:color="BBBBBB"/>
+              <w:left w:val="single" w:sz="1" w:space="0" w:color="BBBBBB"/>
+              <w:bottom w:val="single" w:sz="1" w:space="0" w:color="BBBBBB"/>
+              <w:right w:val="single" w:sz="1" w:space="0" w:color="BBBBBB"/>
+            </w:tcBorders>
+            <w:tcMar>
+              <w:top w:w="80" w:type="dxa"/>
+              <w:left w:w="120" w:type="dxa"/>
+              <w:bottom w:w="80" w:type="dxa"/>
+              <w:right w:w="120" w:type="dxa"/>
+            </w:tcMar>
+          </w:tcPr>
+          <w:p>
+            <w:pPr>
+              <w:rPr>
+                <w:rFonts w:ascii="Times New Roman" w:hAnsi="Times New Roman" w:cs="Times New Roman"/>
+                <w:sz w:val="28"/>
+                <w:szCs w:val="28"/>
+              </w:rPr>
+            </w:pPr>
             <w:r>
               <w:rPr>
                 <w:rFonts w:ascii="Times New Roman" w:hAnsi="Times New Roman" w:cs="Times New Roman"/>
@@ -5469,111 +5031,7 @@
                 <w:sz w:val="28"/>
                 <w:szCs w:val="28"/>
               </w:rPr>
-              <w:t xml:space="preserve"> </w:t>
-            </w:r>
-            <w:r>
-              <w:rPr>
-                <w:rFonts w:ascii="Times New Roman" w:hAnsi="Times New Roman" w:cs="Times New Roman"/>
-                <w:color w:val="333333"/>
-                <w:sz w:val="28"/>
-                <w:szCs w:val="28"/>
-              </w:rPr>
-              <w:t>(s, e, step):</w:t>
-            </w:r>
-          </w:p>
-        </w:tc>
-        <w:tc>
-          <w:tcPr>
-            <w:tcW w:w="0" w:type="auto"/>
-            <w:tcBorders>
-              <w:top w:val="single" w:sz="1" w:space="0" w:color="BBBBBB"/>
-              <w:left w:val="single" w:sz="1" w:space="0" w:color="BBBBBB"/>
-              <w:bottom w:val="single" w:sz="1" w:space="0" w:color="BBBBBB"/>
-              <w:right w:val="single" w:sz="1" w:space="0" w:color="BBBBBB"/>
-            </w:tcBorders>
-            <w:tcMar>
-              <w:top w:w="80" w:type="dxa"/>
-              <w:left w:w="120" w:type="dxa"/>
-              <w:bottom w:w="80" w:type="dxa"/>
-              <w:right w:w="120" w:type="dxa"/>
-            </w:tcMar>
-          </w:tcPr>
-          <w:p>
-            <w:pPr>
-              <w:rPr>
-                <w:rFonts w:ascii="Times New Roman" w:hAnsi="Times New Roman" w:cs="Times New Roman"/>
-                <w:sz w:val="28"/>
-                <w:szCs w:val="28"/>
-              </w:rPr>
-            </w:pPr>
-            <w:r>
-              <w:rPr>
-                <w:rFonts w:ascii="Times New Roman" w:hAnsi="Times New Roman" w:cs="Times New Roman"/>
-                <w:color w:val="333333"/>
-                <w:sz w:val="28"/>
-                <w:szCs w:val="28"/>
-              </w:rPr>
-              <w:t xml:space="preserve">for(int </w:t>
-            </w:r>
-            <w:proofErr w:type="spellStart"/>
-            <w:r>
-              <w:rPr>
-                <w:rFonts w:ascii="Times New Roman" w:hAnsi="Times New Roman" w:cs="Times New Roman"/>
-                <w:color w:val="333333"/>
-                <w:sz w:val="28"/>
-                <w:szCs w:val="28"/>
-              </w:rPr>
-              <w:t>i</w:t>
-            </w:r>
-            <w:proofErr w:type="spellEnd"/>
-            <w:r>
-              <w:rPr>
-                <w:rFonts w:ascii="Times New Roman" w:hAnsi="Times New Roman" w:cs="Times New Roman"/>
-                <w:color w:val="333333"/>
-                <w:sz w:val="28"/>
-                <w:szCs w:val="28"/>
-              </w:rPr>
-              <w:t xml:space="preserve">=s; </w:t>
-            </w:r>
-            <w:proofErr w:type="spellStart"/>
-            <w:r>
-              <w:rPr>
-                <w:rFonts w:ascii="Times New Roman" w:hAnsi="Times New Roman" w:cs="Times New Roman"/>
-                <w:color w:val="333333"/>
-                <w:sz w:val="28"/>
-                <w:szCs w:val="28"/>
-              </w:rPr>
-              <w:t>i</w:t>
-            </w:r>
-            <w:proofErr w:type="spellEnd"/>
-            <w:r>
-              <w:rPr>
-                <w:rFonts w:ascii="Times New Roman" w:hAnsi="Times New Roman" w:cs="Times New Roman"/>
-                <w:color w:val="333333"/>
-                <w:sz w:val="28"/>
-                <w:szCs w:val="28"/>
-              </w:rPr>
-              <w:t xml:space="preserve">&lt;e; </w:t>
-            </w:r>
-            <w:proofErr w:type="spellStart"/>
-            <w:r>
-              <w:rPr>
-                <w:rFonts w:ascii="Times New Roman" w:hAnsi="Times New Roman" w:cs="Times New Roman"/>
-                <w:color w:val="333333"/>
-                <w:sz w:val="28"/>
-                <w:szCs w:val="28"/>
-              </w:rPr>
-              <w:t>i</w:t>
-            </w:r>
-            <w:proofErr w:type="spellEnd"/>
-            <w:r>
-              <w:rPr>
-                <w:rFonts w:ascii="Times New Roman" w:hAnsi="Times New Roman" w:cs="Times New Roman"/>
-                <w:color w:val="333333"/>
-                <w:sz w:val="28"/>
-                <w:szCs w:val="28"/>
-              </w:rPr>
-              <w:t>+=step) {</w:t>
+              <w:t>for(int i=s; i&lt;e; i+=step) {</w:t>
             </w:r>
           </w:p>
         </w:tc>
@@ -5867,7 +5325,6 @@
                 <w:szCs w:val="28"/>
               </w:rPr>
             </w:pPr>
-            <w:proofErr w:type="spellStart"/>
             <w:r>
               <w:rPr>
                 <w:rFonts w:ascii="Times New Roman" w:hAnsi="Times New Roman" w:cs="Times New Roman"/>
@@ -5875,9 +5332,34 @@
                 <w:sz w:val="28"/>
                 <w:szCs w:val="28"/>
               </w:rPr>
-              <w:t>nums</w:t>
-            </w:r>
-            <w:proofErr w:type="spellEnd"/>
+              <w:t>nums = [1, 2, 3]</w:t>
+            </w:r>
+          </w:p>
+        </w:tc>
+        <w:tc>
+          <w:tcPr>
+            <w:tcW w:w="0" w:type="auto"/>
+            <w:tcBorders>
+              <w:top w:val="single" w:sz="1" w:space="0" w:color="BBBBBB"/>
+              <w:left w:val="single" w:sz="1" w:space="0" w:color="BBBBBB"/>
+              <w:bottom w:val="single" w:sz="1" w:space="0" w:color="BBBBBB"/>
+              <w:right w:val="single" w:sz="1" w:space="0" w:color="BBBBBB"/>
+            </w:tcBorders>
+            <w:tcMar>
+              <w:top w:w="80" w:type="dxa"/>
+              <w:left w:w="120" w:type="dxa"/>
+              <w:bottom w:w="80" w:type="dxa"/>
+              <w:right w:w="120" w:type="dxa"/>
+            </w:tcMar>
+          </w:tcPr>
+          <w:p>
+            <w:pPr>
+              <w:rPr>
+                <w:rFonts w:ascii="Times New Roman" w:hAnsi="Times New Roman" w:cs="Times New Roman"/>
+                <w:sz w:val="28"/>
+                <w:szCs w:val="28"/>
+              </w:rPr>
+            </w:pPr>
             <w:r>
               <w:rPr>
                 <w:rFonts w:ascii="Times New Roman" w:hAnsi="Times New Roman" w:cs="Times New Roman"/>
@@ -5885,62 +5367,7 @@
                 <w:sz w:val="28"/>
                 <w:szCs w:val="28"/>
               </w:rPr>
-              <w:t xml:space="preserve"> = [1, 2, 3]</w:t>
-            </w:r>
-          </w:p>
-        </w:tc>
-        <w:tc>
-          <w:tcPr>
-            <w:tcW w:w="0" w:type="auto"/>
-            <w:tcBorders>
-              <w:top w:val="single" w:sz="1" w:space="0" w:color="BBBBBB"/>
-              <w:left w:val="single" w:sz="1" w:space="0" w:color="BBBBBB"/>
-              <w:bottom w:val="single" w:sz="1" w:space="0" w:color="BBBBBB"/>
-              <w:right w:val="single" w:sz="1" w:space="0" w:color="BBBBBB"/>
-            </w:tcBorders>
-            <w:tcMar>
-              <w:top w:w="80" w:type="dxa"/>
-              <w:left w:w="120" w:type="dxa"/>
-              <w:bottom w:w="80" w:type="dxa"/>
-              <w:right w:w="120" w:type="dxa"/>
-            </w:tcMar>
-          </w:tcPr>
-          <w:p>
-            <w:pPr>
-              <w:rPr>
-                <w:rFonts w:ascii="Times New Roman" w:hAnsi="Times New Roman" w:cs="Times New Roman"/>
-                <w:sz w:val="28"/>
-                <w:szCs w:val="28"/>
-              </w:rPr>
-            </w:pPr>
-            <w:r>
-              <w:rPr>
-                <w:rFonts w:ascii="Times New Roman" w:hAnsi="Times New Roman" w:cs="Times New Roman"/>
-                <w:color w:val="333333"/>
-                <w:sz w:val="28"/>
-                <w:szCs w:val="28"/>
-              </w:rPr>
-              <w:t xml:space="preserve">int </w:t>
-            </w:r>
-            <w:proofErr w:type="spellStart"/>
-            <w:r>
-              <w:rPr>
-                <w:rFonts w:ascii="Times New Roman" w:hAnsi="Times New Roman" w:cs="Times New Roman"/>
-                <w:color w:val="333333"/>
-                <w:sz w:val="28"/>
-                <w:szCs w:val="28"/>
-              </w:rPr>
-              <w:t>nums</w:t>
-            </w:r>
-            <w:proofErr w:type="spellEnd"/>
-            <w:r>
-              <w:rPr>
-                <w:rFonts w:ascii="Times New Roman" w:hAnsi="Times New Roman" w:cs="Times New Roman"/>
-                <w:color w:val="333333"/>
-                <w:sz w:val="28"/>
-                <w:szCs w:val="28"/>
-              </w:rPr>
-              <w:t>[3] = {1, 2, 3};</w:t>
+              <w:t>int nums[3] = {1, 2, 3};</w:t>
             </w:r>
           </w:p>
         </w:tc>
@@ -5970,7 +5397,6 @@
                 <w:szCs w:val="28"/>
               </w:rPr>
             </w:pPr>
-            <w:proofErr w:type="spellStart"/>
             <w:r>
               <w:rPr>
                 <w:rFonts w:ascii="Times New Roman" w:hAnsi="Times New Roman" w:cs="Times New Roman"/>
@@ -5978,9 +5404,34 @@
                 <w:sz w:val="28"/>
                 <w:szCs w:val="28"/>
               </w:rPr>
-              <w:t>vals</w:t>
-            </w:r>
-            <w:proofErr w:type="spellEnd"/>
+              <w:t>vals = [1.1, 2.2]</w:t>
+            </w:r>
+          </w:p>
+        </w:tc>
+        <w:tc>
+          <w:tcPr>
+            <w:tcW w:w="0" w:type="auto"/>
+            <w:tcBorders>
+              <w:top w:val="single" w:sz="1" w:space="0" w:color="BBBBBB"/>
+              <w:left w:val="single" w:sz="1" w:space="0" w:color="BBBBBB"/>
+              <w:bottom w:val="single" w:sz="1" w:space="0" w:color="BBBBBB"/>
+              <w:right w:val="single" w:sz="1" w:space="0" w:color="BBBBBB"/>
+            </w:tcBorders>
+            <w:tcMar>
+              <w:top w:w="80" w:type="dxa"/>
+              <w:left w:w="120" w:type="dxa"/>
+              <w:bottom w:w="80" w:type="dxa"/>
+              <w:right w:w="120" w:type="dxa"/>
+            </w:tcMar>
+          </w:tcPr>
+          <w:p>
+            <w:pPr>
+              <w:rPr>
+                <w:rFonts w:ascii="Times New Roman" w:hAnsi="Times New Roman" w:cs="Times New Roman"/>
+                <w:sz w:val="28"/>
+                <w:szCs w:val="28"/>
+              </w:rPr>
+            </w:pPr>
             <w:r>
               <w:rPr>
                 <w:rFonts w:ascii="Times New Roman" w:hAnsi="Times New Roman" w:cs="Times New Roman"/>
@@ -5988,62 +5439,7 @@
                 <w:sz w:val="28"/>
                 <w:szCs w:val="28"/>
               </w:rPr>
-              <w:t xml:space="preserve"> = [1.1, 2.2]</w:t>
-            </w:r>
-          </w:p>
-        </w:tc>
-        <w:tc>
-          <w:tcPr>
-            <w:tcW w:w="0" w:type="auto"/>
-            <w:tcBorders>
-              <w:top w:val="single" w:sz="1" w:space="0" w:color="BBBBBB"/>
-              <w:left w:val="single" w:sz="1" w:space="0" w:color="BBBBBB"/>
-              <w:bottom w:val="single" w:sz="1" w:space="0" w:color="BBBBBB"/>
-              <w:right w:val="single" w:sz="1" w:space="0" w:color="BBBBBB"/>
-            </w:tcBorders>
-            <w:tcMar>
-              <w:top w:w="80" w:type="dxa"/>
-              <w:left w:w="120" w:type="dxa"/>
-              <w:bottom w:w="80" w:type="dxa"/>
-              <w:right w:w="120" w:type="dxa"/>
-            </w:tcMar>
-          </w:tcPr>
-          <w:p>
-            <w:pPr>
-              <w:rPr>
-                <w:rFonts w:ascii="Times New Roman" w:hAnsi="Times New Roman" w:cs="Times New Roman"/>
-                <w:sz w:val="28"/>
-                <w:szCs w:val="28"/>
-              </w:rPr>
-            </w:pPr>
-            <w:r>
-              <w:rPr>
-                <w:rFonts w:ascii="Times New Roman" w:hAnsi="Times New Roman" w:cs="Times New Roman"/>
-                <w:color w:val="333333"/>
-                <w:sz w:val="28"/>
-                <w:szCs w:val="28"/>
-              </w:rPr>
-              <w:t xml:space="preserve">float </w:t>
-            </w:r>
-            <w:proofErr w:type="spellStart"/>
-            <w:r>
-              <w:rPr>
-                <w:rFonts w:ascii="Times New Roman" w:hAnsi="Times New Roman" w:cs="Times New Roman"/>
-                <w:color w:val="333333"/>
-                <w:sz w:val="28"/>
-                <w:szCs w:val="28"/>
-              </w:rPr>
-              <w:t>vals</w:t>
-            </w:r>
-            <w:proofErr w:type="spellEnd"/>
-            <w:r>
-              <w:rPr>
-                <w:rFonts w:ascii="Times New Roman" w:hAnsi="Times New Roman" w:cs="Times New Roman"/>
-                <w:color w:val="333333"/>
-                <w:sz w:val="28"/>
-                <w:szCs w:val="28"/>
-              </w:rPr>
-              <w:t>[2] = {1.1, 2.2};</w:t>
+              <w:t>float vals[2] = {1.1, 2.2};</w:t>
             </w:r>
           </w:p>
         </w:tc>
@@ -6283,9 +5679,34 @@
                 <w:sz w:val="28"/>
                 <w:szCs w:val="28"/>
               </w:rPr>
-              <w:t>x = int(input("</w:t>
-            </w:r>
-            <w:proofErr w:type="spellStart"/>
+              <w:t>x = int(input("msg"))</w:t>
+            </w:r>
+          </w:p>
+        </w:tc>
+        <w:tc>
+          <w:tcPr>
+            <w:tcW w:w="3338" w:type="dxa"/>
+            <w:tcBorders>
+              <w:top w:val="single" w:sz="1" w:space="0" w:color="BBBBBB"/>
+              <w:left w:val="single" w:sz="1" w:space="0" w:color="BBBBBB"/>
+              <w:bottom w:val="single" w:sz="1" w:space="0" w:color="BBBBBB"/>
+              <w:right w:val="single" w:sz="1" w:space="0" w:color="BBBBBB"/>
+            </w:tcBorders>
+            <w:tcMar>
+              <w:top w:w="80" w:type="dxa"/>
+              <w:left w:w="120" w:type="dxa"/>
+              <w:bottom w:w="80" w:type="dxa"/>
+              <w:right w:w="120" w:type="dxa"/>
+            </w:tcMar>
+          </w:tcPr>
+          <w:p>
+            <w:pPr>
+              <w:rPr>
+                <w:rFonts w:ascii="Times New Roman" w:hAnsi="Times New Roman" w:cs="Times New Roman"/>
+                <w:sz w:val="28"/>
+                <w:szCs w:val="28"/>
+              </w:rPr>
+            </w:pPr>
             <w:r>
               <w:rPr>
                 <w:rFonts w:ascii="Times New Roman" w:hAnsi="Times New Roman" w:cs="Times New Roman"/>
@@ -6293,103 +5714,7 @@
                 <w:sz w:val="28"/>
                 <w:szCs w:val="28"/>
               </w:rPr>
-              <w:t>msg</w:t>
-            </w:r>
-            <w:proofErr w:type="spellEnd"/>
-            <w:r>
-              <w:rPr>
-                <w:rFonts w:ascii="Times New Roman" w:hAnsi="Times New Roman" w:cs="Times New Roman"/>
-                <w:color w:val="333333"/>
-                <w:sz w:val="28"/>
-                <w:szCs w:val="28"/>
-              </w:rPr>
-              <w:t>"))</w:t>
-            </w:r>
-          </w:p>
-        </w:tc>
-        <w:tc>
-          <w:tcPr>
-            <w:tcW w:w="3338" w:type="dxa"/>
-            <w:tcBorders>
-              <w:top w:val="single" w:sz="1" w:space="0" w:color="BBBBBB"/>
-              <w:left w:val="single" w:sz="1" w:space="0" w:color="BBBBBB"/>
-              <w:bottom w:val="single" w:sz="1" w:space="0" w:color="BBBBBB"/>
-              <w:right w:val="single" w:sz="1" w:space="0" w:color="BBBBBB"/>
-            </w:tcBorders>
-            <w:tcMar>
-              <w:top w:w="80" w:type="dxa"/>
-              <w:left w:w="120" w:type="dxa"/>
-              <w:bottom w:w="80" w:type="dxa"/>
-              <w:right w:w="120" w:type="dxa"/>
-            </w:tcMar>
-          </w:tcPr>
-          <w:p>
-            <w:pPr>
-              <w:rPr>
-                <w:rFonts w:ascii="Times New Roman" w:hAnsi="Times New Roman" w:cs="Times New Roman"/>
-                <w:sz w:val="28"/>
-                <w:szCs w:val="28"/>
-              </w:rPr>
-            </w:pPr>
-            <w:proofErr w:type="spellStart"/>
-            <w:r>
-              <w:rPr>
-                <w:rFonts w:ascii="Times New Roman" w:hAnsi="Times New Roman" w:cs="Times New Roman"/>
-                <w:color w:val="333333"/>
-                <w:sz w:val="28"/>
-                <w:szCs w:val="28"/>
-              </w:rPr>
-              <w:t>printf</w:t>
-            </w:r>
-            <w:proofErr w:type="spellEnd"/>
-            <w:r>
-              <w:rPr>
-                <w:rFonts w:ascii="Times New Roman" w:hAnsi="Times New Roman" w:cs="Times New Roman"/>
-                <w:color w:val="333333"/>
-                <w:sz w:val="28"/>
-                <w:szCs w:val="28"/>
-              </w:rPr>
-              <w:t>("</w:t>
-            </w:r>
-            <w:proofErr w:type="spellStart"/>
-            <w:r>
-              <w:rPr>
-                <w:rFonts w:ascii="Times New Roman" w:hAnsi="Times New Roman" w:cs="Times New Roman"/>
-                <w:color w:val="333333"/>
-                <w:sz w:val="28"/>
-                <w:szCs w:val="28"/>
-              </w:rPr>
-              <w:t>msg</w:t>
-            </w:r>
-            <w:proofErr w:type="spellEnd"/>
-            <w:r>
-              <w:rPr>
-                <w:rFonts w:ascii="Times New Roman" w:hAnsi="Times New Roman" w:cs="Times New Roman"/>
-                <w:color w:val="333333"/>
-                <w:sz w:val="28"/>
-                <w:szCs w:val="28"/>
-              </w:rPr>
-              <w:t xml:space="preserve">"); </w:t>
-            </w:r>
-            <w:proofErr w:type="spellStart"/>
-            <w:r>
-              <w:rPr>
-                <w:rFonts w:ascii="Times New Roman" w:hAnsi="Times New Roman" w:cs="Times New Roman"/>
-                <w:color w:val="333333"/>
-                <w:sz w:val="28"/>
-                <w:szCs w:val="28"/>
-              </w:rPr>
-              <w:t>scanf</w:t>
-            </w:r>
-            <w:proofErr w:type="spellEnd"/>
-            <w:r>
-              <w:rPr>
-                <w:rFonts w:ascii="Times New Roman" w:hAnsi="Times New Roman" w:cs="Times New Roman"/>
-                <w:color w:val="333333"/>
-                <w:sz w:val="28"/>
-                <w:szCs w:val="28"/>
-              </w:rPr>
-              <w:t>("%d", &amp;x);</w:t>
+              <w:t>printf("msg"); scanf("%d", &amp;x);</w:t>
             </w:r>
           </w:p>
         </w:tc>
@@ -6426,9 +5751,34 @@
                 <w:sz w:val="28"/>
                 <w:szCs w:val="28"/>
               </w:rPr>
-              <w:t>x = float(input("</w:t>
-            </w:r>
-            <w:proofErr w:type="spellStart"/>
+              <w:t>x = float(input("msg"))</w:t>
+            </w:r>
+          </w:p>
+        </w:tc>
+        <w:tc>
+          <w:tcPr>
+            <w:tcW w:w="3338" w:type="dxa"/>
+            <w:tcBorders>
+              <w:top w:val="single" w:sz="1" w:space="0" w:color="BBBBBB"/>
+              <w:left w:val="single" w:sz="1" w:space="0" w:color="BBBBBB"/>
+              <w:bottom w:val="single" w:sz="1" w:space="0" w:color="BBBBBB"/>
+              <w:right w:val="single" w:sz="1" w:space="0" w:color="BBBBBB"/>
+            </w:tcBorders>
+            <w:tcMar>
+              <w:top w:w="80" w:type="dxa"/>
+              <w:left w:w="120" w:type="dxa"/>
+              <w:bottom w:w="80" w:type="dxa"/>
+              <w:right w:w="120" w:type="dxa"/>
+            </w:tcMar>
+          </w:tcPr>
+          <w:p>
+            <w:pPr>
+              <w:rPr>
+                <w:rFonts w:ascii="Times New Roman" w:hAnsi="Times New Roman" w:cs="Times New Roman"/>
+                <w:sz w:val="28"/>
+                <w:szCs w:val="28"/>
+              </w:rPr>
+            </w:pPr>
             <w:r>
               <w:rPr>
                 <w:rFonts w:ascii="Times New Roman" w:hAnsi="Times New Roman" w:cs="Times New Roman"/>
@@ -6436,103 +5786,7 @@
                 <w:sz w:val="28"/>
                 <w:szCs w:val="28"/>
               </w:rPr>
-              <w:t>msg</w:t>
-            </w:r>
-            <w:proofErr w:type="spellEnd"/>
-            <w:r>
-              <w:rPr>
-                <w:rFonts w:ascii="Times New Roman" w:hAnsi="Times New Roman" w:cs="Times New Roman"/>
-                <w:color w:val="333333"/>
-                <w:sz w:val="28"/>
-                <w:szCs w:val="28"/>
-              </w:rPr>
-              <w:t>"))</w:t>
-            </w:r>
-          </w:p>
-        </w:tc>
-        <w:tc>
-          <w:tcPr>
-            <w:tcW w:w="3338" w:type="dxa"/>
-            <w:tcBorders>
-              <w:top w:val="single" w:sz="1" w:space="0" w:color="BBBBBB"/>
-              <w:left w:val="single" w:sz="1" w:space="0" w:color="BBBBBB"/>
-              <w:bottom w:val="single" w:sz="1" w:space="0" w:color="BBBBBB"/>
-              <w:right w:val="single" w:sz="1" w:space="0" w:color="BBBBBB"/>
-            </w:tcBorders>
-            <w:tcMar>
-              <w:top w:w="80" w:type="dxa"/>
-              <w:left w:w="120" w:type="dxa"/>
-              <w:bottom w:w="80" w:type="dxa"/>
-              <w:right w:w="120" w:type="dxa"/>
-            </w:tcMar>
-          </w:tcPr>
-          <w:p>
-            <w:pPr>
-              <w:rPr>
-                <w:rFonts w:ascii="Times New Roman" w:hAnsi="Times New Roman" w:cs="Times New Roman"/>
-                <w:sz w:val="28"/>
-                <w:szCs w:val="28"/>
-              </w:rPr>
-            </w:pPr>
-            <w:proofErr w:type="spellStart"/>
-            <w:r>
-              <w:rPr>
-                <w:rFonts w:ascii="Times New Roman" w:hAnsi="Times New Roman" w:cs="Times New Roman"/>
-                <w:color w:val="333333"/>
-                <w:sz w:val="28"/>
-                <w:szCs w:val="28"/>
-              </w:rPr>
-              <w:t>printf</w:t>
-            </w:r>
-            <w:proofErr w:type="spellEnd"/>
-            <w:r>
-              <w:rPr>
-                <w:rFonts w:ascii="Times New Roman" w:hAnsi="Times New Roman" w:cs="Times New Roman"/>
-                <w:color w:val="333333"/>
-                <w:sz w:val="28"/>
-                <w:szCs w:val="28"/>
-              </w:rPr>
-              <w:t>("</w:t>
-            </w:r>
-            <w:proofErr w:type="spellStart"/>
-            <w:r>
-              <w:rPr>
-                <w:rFonts w:ascii="Times New Roman" w:hAnsi="Times New Roman" w:cs="Times New Roman"/>
-                <w:color w:val="333333"/>
-                <w:sz w:val="28"/>
-                <w:szCs w:val="28"/>
-              </w:rPr>
-              <w:t>msg</w:t>
-            </w:r>
-            <w:proofErr w:type="spellEnd"/>
-            <w:r>
-              <w:rPr>
-                <w:rFonts w:ascii="Times New Roman" w:hAnsi="Times New Roman" w:cs="Times New Roman"/>
-                <w:color w:val="333333"/>
-                <w:sz w:val="28"/>
-                <w:szCs w:val="28"/>
-              </w:rPr>
-              <w:t xml:space="preserve">"); </w:t>
-            </w:r>
-            <w:proofErr w:type="spellStart"/>
-            <w:r>
-              <w:rPr>
-                <w:rFonts w:ascii="Times New Roman" w:hAnsi="Times New Roman" w:cs="Times New Roman"/>
-                <w:color w:val="333333"/>
-                <w:sz w:val="28"/>
-                <w:szCs w:val="28"/>
-              </w:rPr>
-              <w:t>scanf</w:t>
-            </w:r>
-            <w:proofErr w:type="spellEnd"/>
-            <w:r>
-              <w:rPr>
-                <w:rFonts w:ascii="Times New Roman" w:hAnsi="Times New Roman" w:cs="Times New Roman"/>
-                <w:color w:val="333333"/>
-                <w:sz w:val="28"/>
-                <w:szCs w:val="28"/>
-              </w:rPr>
-              <w:t>("%f", &amp;x);</w:t>
+              <w:t>printf("msg"); scanf("%f", &amp;x);</w:t>
             </w:r>
           </w:p>
         </w:tc>
@@ -6569,9 +5823,34 @@
                 <w:sz w:val="28"/>
                 <w:szCs w:val="28"/>
               </w:rPr>
-              <w:t>x = input("</w:t>
-            </w:r>
-            <w:proofErr w:type="spellStart"/>
+              <w:t>x = input("msg")</w:t>
+            </w:r>
+          </w:p>
+        </w:tc>
+        <w:tc>
+          <w:tcPr>
+            <w:tcW w:w="3338" w:type="dxa"/>
+            <w:tcBorders>
+              <w:top w:val="single" w:sz="1" w:space="0" w:color="BBBBBB"/>
+              <w:left w:val="single" w:sz="1" w:space="0" w:color="BBBBBB"/>
+              <w:bottom w:val="single" w:sz="1" w:space="0" w:color="BBBBBB"/>
+              <w:right w:val="single" w:sz="1" w:space="0" w:color="BBBBBB"/>
+            </w:tcBorders>
+            <w:tcMar>
+              <w:top w:w="80" w:type="dxa"/>
+              <w:left w:w="120" w:type="dxa"/>
+              <w:bottom w:w="80" w:type="dxa"/>
+              <w:right w:w="120" w:type="dxa"/>
+            </w:tcMar>
+          </w:tcPr>
+          <w:p>
+            <w:pPr>
+              <w:rPr>
+                <w:rFonts w:ascii="Times New Roman" w:hAnsi="Times New Roman" w:cs="Times New Roman"/>
+                <w:sz w:val="28"/>
+                <w:szCs w:val="28"/>
+              </w:rPr>
+            </w:pPr>
             <w:r>
               <w:rPr>
                 <w:rFonts w:ascii="Times New Roman" w:hAnsi="Times New Roman" w:cs="Times New Roman"/>
@@ -6579,112 +5858,7 @@
                 <w:sz w:val="28"/>
                 <w:szCs w:val="28"/>
               </w:rPr>
-              <w:t>msg</w:t>
-            </w:r>
-            <w:proofErr w:type="spellEnd"/>
-            <w:r>
-              <w:rPr>
-                <w:rFonts w:ascii="Times New Roman" w:hAnsi="Times New Roman" w:cs="Times New Roman"/>
-                <w:color w:val="333333"/>
-                <w:sz w:val="28"/>
-                <w:szCs w:val="28"/>
-              </w:rPr>
-              <w:t>")</w:t>
-            </w:r>
-          </w:p>
-        </w:tc>
-        <w:tc>
-          <w:tcPr>
-            <w:tcW w:w="3338" w:type="dxa"/>
-            <w:tcBorders>
-              <w:top w:val="single" w:sz="1" w:space="0" w:color="BBBBBB"/>
-              <w:left w:val="single" w:sz="1" w:space="0" w:color="BBBBBB"/>
-              <w:bottom w:val="single" w:sz="1" w:space="0" w:color="BBBBBB"/>
-              <w:right w:val="single" w:sz="1" w:space="0" w:color="BBBBBB"/>
-            </w:tcBorders>
-            <w:tcMar>
-              <w:top w:w="80" w:type="dxa"/>
-              <w:left w:w="120" w:type="dxa"/>
-              <w:bottom w:w="80" w:type="dxa"/>
-              <w:right w:w="120" w:type="dxa"/>
-            </w:tcMar>
-          </w:tcPr>
-          <w:p>
-            <w:pPr>
-              <w:rPr>
-                <w:rFonts w:ascii="Times New Roman" w:hAnsi="Times New Roman" w:cs="Times New Roman"/>
-                <w:sz w:val="28"/>
-                <w:szCs w:val="28"/>
-              </w:rPr>
-            </w:pPr>
-            <w:r>
-              <w:rPr>
-                <w:rFonts w:ascii="Times New Roman" w:hAnsi="Times New Roman" w:cs="Times New Roman"/>
-                <w:color w:val="333333"/>
-                <w:sz w:val="28"/>
-                <w:szCs w:val="28"/>
-              </w:rPr>
-              <w:t xml:space="preserve">char x[100]; </w:t>
-            </w:r>
-            <w:proofErr w:type="spellStart"/>
-            <w:r>
-              <w:rPr>
-                <w:rFonts w:ascii="Times New Roman" w:hAnsi="Times New Roman" w:cs="Times New Roman"/>
-                <w:color w:val="333333"/>
-                <w:sz w:val="28"/>
-                <w:szCs w:val="28"/>
-              </w:rPr>
-              <w:t>printf</w:t>
-            </w:r>
-            <w:proofErr w:type="spellEnd"/>
-            <w:r>
-              <w:rPr>
-                <w:rFonts w:ascii="Times New Roman" w:hAnsi="Times New Roman" w:cs="Times New Roman"/>
-                <w:color w:val="333333"/>
-                <w:sz w:val="28"/>
-                <w:szCs w:val="28"/>
-              </w:rPr>
-              <w:t>("</w:t>
-            </w:r>
-            <w:proofErr w:type="spellStart"/>
-            <w:r>
-              <w:rPr>
-                <w:rFonts w:ascii="Times New Roman" w:hAnsi="Times New Roman" w:cs="Times New Roman"/>
-                <w:color w:val="333333"/>
-                <w:sz w:val="28"/>
-                <w:szCs w:val="28"/>
-              </w:rPr>
-              <w:t>msg</w:t>
-            </w:r>
-            <w:proofErr w:type="spellEnd"/>
-            <w:r>
-              <w:rPr>
-                <w:rFonts w:ascii="Times New Roman" w:hAnsi="Times New Roman" w:cs="Times New Roman"/>
-                <w:color w:val="333333"/>
-                <w:sz w:val="28"/>
-                <w:szCs w:val="28"/>
-              </w:rPr>
-              <w:t xml:space="preserve">"); </w:t>
-            </w:r>
-            <w:proofErr w:type="spellStart"/>
-            <w:r>
-              <w:rPr>
-                <w:rFonts w:ascii="Times New Roman" w:hAnsi="Times New Roman" w:cs="Times New Roman"/>
-                <w:color w:val="333333"/>
-                <w:sz w:val="28"/>
-                <w:szCs w:val="28"/>
-              </w:rPr>
-              <w:t>scanf</w:t>
-            </w:r>
-            <w:proofErr w:type="spellEnd"/>
-            <w:r>
-              <w:rPr>
-                <w:rFonts w:ascii="Times New Roman" w:hAnsi="Times New Roman" w:cs="Times New Roman"/>
-                <w:color w:val="333333"/>
-                <w:sz w:val="28"/>
-                <w:szCs w:val="28"/>
-              </w:rPr>
-              <w:t>("%s", x);</w:t>
+              <w:t>char x[100]; printf("msg"); scanf("%s", x);</w:t>
             </w:r>
           </w:p>
         </w:tc>
@@ -6880,7 +6054,6 @@
                 <w:szCs w:val="28"/>
               </w:rPr>
             </w:pPr>
-            <w:proofErr w:type="spellStart"/>
             <w:r>
               <w:rPr>
                 <w:rFonts w:ascii="Times New Roman" w:hAnsi="Times New Roman" w:cs="Times New Roman"/>
@@ -6888,17 +6061,7 @@
                 <w:sz w:val="28"/>
                 <w:szCs w:val="28"/>
               </w:rPr>
-              <w:t>printf</w:t>
-            </w:r>
-            <w:proofErr w:type="spellEnd"/>
-            <w:r>
-              <w:rPr>
-                <w:rFonts w:ascii="Times New Roman" w:hAnsi="Times New Roman" w:cs="Times New Roman"/>
-                <w:color w:val="333333"/>
-                <w:sz w:val="28"/>
-                <w:szCs w:val="28"/>
-              </w:rPr>
-              <w:t>("hello");</w:t>
+              <w:t>printf("hello");</w:t>
             </w:r>
           </w:p>
         </w:tc>
@@ -6963,7 +6126,6 @@
                 <w:szCs w:val="28"/>
               </w:rPr>
             </w:pPr>
-            <w:proofErr w:type="spellStart"/>
             <w:r>
               <w:rPr>
                 <w:rFonts w:ascii="Times New Roman" w:hAnsi="Times New Roman" w:cs="Times New Roman"/>
@@ -6971,17 +6133,7 @@
                 <w:sz w:val="28"/>
                 <w:szCs w:val="28"/>
               </w:rPr>
-              <w:t>printf</w:t>
-            </w:r>
-            <w:proofErr w:type="spellEnd"/>
-            <w:r>
-              <w:rPr>
-                <w:rFonts w:ascii="Times New Roman" w:hAnsi="Times New Roman" w:cs="Times New Roman"/>
-                <w:color w:val="333333"/>
-                <w:sz w:val="28"/>
-                <w:szCs w:val="28"/>
-              </w:rPr>
-              <w:t>("%d\n", x);</w:t>
+              <w:t>printf("%d\n", x);</w:t>
             </w:r>
           </w:p>
         </w:tc>
@@ -7018,9 +6170,34 @@
                 <w:sz w:val="28"/>
                 <w:szCs w:val="28"/>
               </w:rPr>
-              <w:t>print("</w:t>
-            </w:r>
-            <w:proofErr w:type="spellStart"/>
+              <w:t>print("val:", x)</w:t>
+            </w:r>
+          </w:p>
+        </w:tc>
+        <w:tc>
+          <w:tcPr>
+            <w:tcW w:w="0" w:type="auto"/>
+            <w:tcBorders>
+              <w:top w:val="single" w:sz="1" w:space="0" w:color="BBBBBB"/>
+              <w:left w:val="single" w:sz="1" w:space="0" w:color="BBBBBB"/>
+              <w:bottom w:val="single" w:sz="1" w:space="0" w:color="BBBBBB"/>
+              <w:right w:val="single" w:sz="1" w:space="0" w:color="BBBBBB"/>
+            </w:tcBorders>
+            <w:tcMar>
+              <w:top w:w="80" w:type="dxa"/>
+              <w:left w:w="120" w:type="dxa"/>
+              <w:bottom w:w="80" w:type="dxa"/>
+              <w:right w:w="120" w:type="dxa"/>
+            </w:tcMar>
+          </w:tcPr>
+          <w:p>
+            <w:pPr>
+              <w:rPr>
+                <w:rFonts w:ascii="Times New Roman" w:hAnsi="Times New Roman" w:cs="Times New Roman"/>
+                <w:sz w:val="28"/>
+                <w:szCs w:val="28"/>
+              </w:rPr>
+            </w:pPr>
             <w:r>
               <w:rPr>
                 <w:rFonts w:ascii="Times New Roman" w:hAnsi="Times New Roman" w:cs="Times New Roman"/>
@@ -7028,83 +6205,7 @@
                 <w:sz w:val="28"/>
                 <w:szCs w:val="28"/>
               </w:rPr>
-              <w:t>val</w:t>
-            </w:r>
-            <w:proofErr w:type="spellEnd"/>
-            <w:r>
-              <w:rPr>
-                <w:rFonts w:ascii="Times New Roman" w:hAnsi="Times New Roman" w:cs="Times New Roman"/>
-                <w:color w:val="333333"/>
-                <w:sz w:val="28"/>
-                <w:szCs w:val="28"/>
-              </w:rPr>
-              <w:t>:", x)</w:t>
-            </w:r>
-          </w:p>
-        </w:tc>
-        <w:tc>
-          <w:tcPr>
-            <w:tcW w:w="0" w:type="auto"/>
-            <w:tcBorders>
-              <w:top w:val="single" w:sz="1" w:space="0" w:color="BBBBBB"/>
-              <w:left w:val="single" w:sz="1" w:space="0" w:color="BBBBBB"/>
-              <w:bottom w:val="single" w:sz="1" w:space="0" w:color="BBBBBB"/>
-              <w:right w:val="single" w:sz="1" w:space="0" w:color="BBBBBB"/>
-            </w:tcBorders>
-            <w:tcMar>
-              <w:top w:w="80" w:type="dxa"/>
-              <w:left w:w="120" w:type="dxa"/>
-              <w:bottom w:w="80" w:type="dxa"/>
-              <w:right w:w="120" w:type="dxa"/>
-            </w:tcMar>
-          </w:tcPr>
-          <w:p>
-            <w:pPr>
-              <w:rPr>
-                <w:rFonts w:ascii="Times New Roman" w:hAnsi="Times New Roman" w:cs="Times New Roman"/>
-                <w:sz w:val="28"/>
-                <w:szCs w:val="28"/>
-              </w:rPr>
-            </w:pPr>
-            <w:proofErr w:type="spellStart"/>
-            <w:r>
-              <w:rPr>
-                <w:rFonts w:ascii="Times New Roman" w:hAnsi="Times New Roman" w:cs="Times New Roman"/>
-                <w:color w:val="333333"/>
-                <w:sz w:val="28"/>
-                <w:szCs w:val="28"/>
-              </w:rPr>
-              <w:t>printf</w:t>
-            </w:r>
-            <w:proofErr w:type="spellEnd"/>
-            <w:r>
-              <w:rPr>
-                <w:rFonts w:ascii="Times New Roman" w:hAnsi="Times New Roman" w:cs="Times New Roman"/>
-                <w:color w:val="333333"/>
-                <w:sz w:val="28"/>
-                <w:szCs w:val="28"/>
-              </w:rPr>
-              <w:t>("</w:t>
-            </w:r>
-            <w:proofErr w:type="spellStart"/>
-            <w:r>
-              <w:rPr>
-                <w:rFonts w:ascii="Times New Roman" w:hAnsi="Times New Roman" w:cs="Times New Roman"/>
-                <w:color w:val="333333"/>
-                <w:sz w:val="28"/>
-                <w:szCs w:val="28"/>
-              </w:rPr>
-              <w:t>val</w:t>
-            </w:r>
-            <w:proofErr w:type="spellEnd"/>
-            <w:r>
-              <w:rPr>
-                <w:rFonts w:ascii="Times New Roman" w:hAnsi="Times New Roman" w:cs="Times New Roman"/>
-                <w:color w:val="333333"/>
-                <w:sz w:val="28"/>
-                <w:szCs w:val="28"/>
-              </w:rPr>
-              <w:t>: %d\n", x);</w:t>
+              <w:t>printf("val: %d\n", x);</w:t>
             </w:r>
           </w:p>
         </w:tc>
@@ -7141,9 +6242,34 @@
                 <w:sz w:val="28"/>
                 <w:szCs w:val="28"/>
               </w:rPr>
-              <w:t>print(</w:t>
-            </w:r>
-            <w:proofErr w:type="spellStart"/>
+              <w:t>print(f"val={x}")</w:t>
+            </w:r>
+          </w:p>
+        </w:tc>
+        <w:tc>
+          <w:tcPr>
+            <w:tcW w:w="0" w:type="auto"/>
+            <w:tcBorders>
+              <w:top w:val="single" w:sz="1" w:space="0" w:color="BBBBBB"/>
+              <w:left w:val="single" w:sz="1" w:space="0" w:color="BBBBBB"/>
+              <w:bottom w:val="single" w:sz="1" w:space="0" w:color="BBBBBB"/>
+              <w:right w:val="single" w:sz="1" w:space="0" w:color="BBBBBB"/>
+            </w:tcBorders>
+            <w:tcMar>
+              <w:top w:w="80" w:type="dxa"/>
+              <w:left w:w="120" w:type="dxa"/>
+              <w:bottom w:w="80" w:type="dxa"/>
+              <w:right w:w="120" w:type="dxa"/>
+            </w:tcMar>
+          </w:tcPr>
+          <w:p>
+            <w:pPr>
+              <w:rPr>
+                <w:rFonts w:ascii="Times New Roman" w:hAnsi="Times New Roman" w:cs="Times New Roman"/>
+                <w:sz w:val="28"/>
+                <w:szCs w:val="28"/>
+              </w:rPr>
+            </w:pPr>
             <w:r>
               <w:rPr>
                 <w:rFonts w:ascii="Times New Roman" w:hAnsi="Times New Roman" w:cs="Times New Roman"/>
@@ -7151,83 +6277,7 @@
                 <w:sz w:val="28"/>
                 <w:szCs w:val="28"/>
               </w:rPr>
-              <w:t>f"val</w:t>
-            </w:r>
-            <w:proofErr w:type="spellEnd"/>
-            <w:r>
-              <w:rPr>
-                <w:rFonts w:ascii="Times New Roman" w:hAnsi="Times New Roman" w:cs="Times New Roman"/>
-                <w:color w:val="333333"/>
-                <w:sz w:val="28"/>
-                <w:szCs w:val="28"/>
-              </w:rPr>
-              <w:t>={x}")</w:t>
-            </w:r>
-          </w:p>
-        </w:tc>
-        <w:tc>
-          <w:tcPr>
-            <w:tcW w:w="0" w:type="auto"/>
-            <w:tcBorders>
-              <w:top w:val="single" w:sz="1" w:space="0" w:color="BBBBBB"/>
-              <w:left w:val="single" w:sz="1" w:space="0" w:color="BBBBBB"/>
-              <w:bottom w:val="single" w:sz="1" w:space="0" w:color="BBBBBB"/>
-              <w:right w:val="single" w:sz="1" w:space="0" w:color="BBBBBB"/>
-            </w:tcBorders>
-            <w:tcMar>
-              <w:top w:w="80" w:type="dxa"/>
-              <w:left w:w="120" w:type="dxa"/>
-              <w:bottom w:w="80" w:type="dxa"/>
-              <w:right w:w="120" w:type="dxa"/>
-            </w:tcMar>
-          </w:tcPr>
-          <w:p>
-            <w:pPr>
-              <w:rPr>
-                <w:rFonts w:ascii="Times New Roman" w:hAnsi="Times New Roman" w:cs="Times New Roman"/>
-                <w:sz w:val="28"/>
-                <w:szCs w:val="28"/>
-              </w:rPr>
-            </w:pPr>
-            <w:proofErr w:type="spellStart"/>
-            <w:r>
-              <w:rPr>
-                <w:rFonts w:ascii="Times New Roman" w:hAnsi="Times New Roman" w:cs="Times New Roman"/>
-                <w:color w:val="333333"/>
-                <w:sz w:val="28"/>
-                <w:szCs w:val="28"/>
-              </w:rPr>
-              <w:t>printf</w:t>
-            </w:r>
-            <w:proofErr w:type="spellEnd"/>
-            <w:r>
-              <w:rPr>
-                <w:rFonts w:ascii="Times New Roman" w:hAnsi="Times New Roman" w:cs="Times New Roman"/>
-                <w:color w:val="333333"/>
-                <w:sz w:val="28"/>
-                <w:szCs w:val="28"/>
-              </w:rPr>
-              <w:t>("</w:t>
-            </w:r>
-            <w:proofErr w:type="spellStart"/>
-            <w:r>
-              <w:rPr>
-                <w:rFonts w:ascii="Times New Roman" w:hAnsi="Times New Roman" w:cs="Times New Roman"/>
-                <w:color w:val="333333"/>
-                <w:sz w:val="28"/>
-                <w:szCs w:val="28"/>
-              </w:rPr>
-              <w:t>val</w:t>
-            </w:r>
-            <w:proofErr w:type="spellEnd"/>
-            <w:r>
-              <w:rPr>
-                <w:rFonts w:ascii="Times New Roman" w:hAnsi="Times New Roman" w:cs="Times New Roman"/>
-                <w:color w:val="333333"/>
-                <w:sz w:val="28"/>
-                <w:szCs w:val="28"/>
-              </w:rPr>
-              <w:t>=%d\n", x);</w:t>
+              <w:t>printf("val=%d\n", x);</w:t>
             </w:r>
           </w:p>
         </w:tc>
@@ -8690,7 +7740,6 @@
                 <w:szCs w:val="28"/>
               </w:rPr>
             </w:pPr>
-            <w:proofErr w:type="spellStart"/>
             <w:r>
               <w:rPr>
                 <w:rFonts w:ascii="Times New Roman" w:hAnsi="Times New Roman" w:cs="Times New Roman"/>
@@ -8698,17 +7747,7 @@
                 <w:sz w:val="28"/>
                 <w:szCs w:val="28"/>
               </w:rPr>
-              <w:t>indent_stack.append</w:t>
-            </w:r>
-            <w:proofErr w:type="spellEnd"/>
-            <w:r>
-              <w:rPr>
-                <w:rFonts w:ascii="Times New Roman" w:hAnsi="Times New Roman" w:cs="Times New Roman"/>
-                <w:color w:val="333333"/>
-                <w:sz w:val="28"/>
-                <w:szCs w:val="28"/>
-              </w:rPr>
-              <w:t>(indent+4)</w:t>
+              <w:t>indent_stack.append(indent+4)</w:t>
             </w:r>
           </w:p>
         </w:tc>
@@ -8808,7 +7847,6 @@
                 <w:szCs w:val="28"/>
               </w:rPr>
             </w:pPr>
-            <w:proofErr w:type="spellStart"/>
             <w:r>
               <w:rPr>
                 <w:rFonts w:ascii="Times New Roman" w:hAnsi="Times New Roman" w:cs="Times New Roman"/>
@@ -8816,17 +7854,7 @@
                 <w:sz w:val="28"/>
                 <w:szCs w:val="28"/>
               </w:rPr>
-              <w:t>indent_stack.append</w:t>
-            </w:r>
-            <w:proofErr w:type="spellEnd"/>
-            <w:r>
-              <w:rPr>
-                <w:rFonts w:ascii="Times New Roman" w:hAnsi="Times New Roman" w:cs="Times New Roman"/>
-                <w:color w:val="333333"/>
-                <w:sz w:val="28"/>
-                <w:szCs w:val="28"/>
-              </w:rPr>
-              <w:t>(indent+4)</w:t>
+              <w:t>indent_stack.append(indent+4)</w:t>
             </w:r>
           </w:p>
         </w:tc>
@@ -8926,7 +7954,6 @@
                 <w:szCs w:val="28"/>
               </w:rPr>
             </w:pPr>
-            <w:proofErr w:type="spellStart"/>
             <w:r>
               <w:rPr>
                 <w:rFonts w:ascii="Times New Roman" w:hAnsi="Times New Roman" w:cs="Times New Roman"/>
@@ -8934,17 +7961,7 @@
                 <w:sz w:val="28"/>
                 <w:szCs w:val="28"/>
               </w:rPr>
-              <w:t>indent_stack.pop</w:t>
-            </w:r>
-            <w:proofErr w:type="spellEnd"/>
-            <w:r>
-              <w:rPr>
-                <w:rFonts w:ascii="Times New Roman" w:hAnsi="Times New Roman" w:cs="Times New Roman"/>
-                <w:color w:val="333333"/>
-                <w:sz w:val="28"/>
-                <w:szCs w:val="28"/>
-              </w:rPr>
-              <w:t>() + emit }</w:t>
+              <w:t>indent_stack.pop() + emit }</w:t>
             </w:r>
           </w:p>
         </w:tc>
@@ -9044,7 +8061,6 @@
                 <w:szCs w:val="28"/>
               </w:rPr>
             </w:pPr>
-            <w:proofErr w:type="spellStart"/>
             <w:r>
               <w:rPr>
                 <w:rFonts w:ascii="Times New Roman" w:hAnsi="Times New Roman" w:cs="Times New Roman"/>
@@ -9052,17 +8068,7 @@
                 <w:sz w:val="28"/>
                 <w:szCs w:val="28"/>
               </w:rPr>
-              <w:t>indent_stack.pop</w:t>
-            </w:r>
-            <w:proofErr w:type="spellEnd"/>
-            <w:r>
-              <w:rPr>
-                <w:rFonts w:ascii="Times New Roman" w:hAnsi="Times New Roman" w:cs="Times New Roman"/>
-                <w:color w:val="333333"/>
-                <w:sz w:val="28"/>
-                <w:szCs w:val="28"/>
-              </w:rPr>
-              <w:t>() + emit }</w:t>
+              <w:t>indent_stack.pop() + emit }</w:t>
             </w:r>
           </w:p>
         </w:tc>
@@ -9201,25 +8207,7 @@
           <w:sz w:val="28"/>
           <w:szCs w:val="28"/>
         </w:rPr>
-        <w:t xml:space="preserve">a/b </w:t>
-      </w:r>
-      <w:proofErr w:type="spellStart"/>
-      <w:r>
-        <w:rPr>
-          <w:rFonts w:ascii="Times New Roman" w:hAnsi="Times New Roman" w:cs="Times New Roman"/>
-          <w:sz w:val="28"/>
-          <w:szCs w:val="28"/>
-        </w:rPr>
-        <w:t>divion</w:t>
-      </w:r>
-      <w:proofErr w:type="spellEnd"/>
-      <w:r>
-        <w:rPr>
-          <w:rFonts w:ascii="Times New Roman" w:hAnsi="Times New Roman" w:cs="Times New Roman"/>
-          <w:sz w:val="28"/>
-          <w:szCs w:val="28"/>
-        </w:rPr>
-        <w:t xml:space="preserve"> int -&gt; float</w:t>
+        <w:t>a/b divion int -&gt; float</w:t>
       </w:r>
       <w:r>
         <w:rPr>
@@ -10315,25 +9303,7 @@
                 <w:sz w:val="28"/>
                 <w:szCs w:val="28"/>
               </w:rPr>
-              <w:t xml:space="preserve">int </w:t>
-            </w:r>
-            <w:proofErr w:type="spellStart"/>
-            <w:r>
-              <w:rPr>
-                <w:rFonts w:ascii="Times New Roman" w:hAnsi="Times New Roman" w:cs="Times New Roman"/>
-                <w:sz w:val="28"/>
-                <w:szCs w:val="28"/>
-              </w:rPr>
-              <w:t>is_prime</w:t>
-            </w:r>
-            <w:proofErr w:type="spellEnd"/>
-            <w:r>
-              <w:rPr>
-                <w:rFonts w:ascii="Times New Roman" w:hAnsi="Times New Roman" w:cs="Times New Roman"/>
-                <w:sz w:val="28"/>
-                <w:szCs w:val="28"/>
-              </w:rPr>
-              <w:t>(int n);</w:t>
+              <w:t>int is_prime(int n);</w:t>
             </w:r>
           </w:p>
         </w:tc>
@@ -10435,25 +9405,7 @@
                 <w:sz w:val="28"/>
                 <w:szCs w:val="28"/>
               </w:rPr>
-              <w:t xml:space="preserve">int </w:t>
-            </w:r>
-            <w:proofErr w:type="spellStart"/>
-            <w:r>
-              <w:rPr>
-                <w:rFonts w:ascii="Times New Roman" w:hAnsi="Times New Roman" w:cs="Times New Roman"/>
-                <w:sz w:val="28"/>
-                <w:szCs w:val="28"/>
-              </w:rPr>
-              <w:t>is_prime</w:t>
-            </w:r>
-            <w:proofErr w:type="spellEnd"/>
-            <w:r>
-              <w:rPr>
-                <w:rFonts w:ascii="Times New Roman" w:hAnsi="Times New Roman" w:cs="Times New Roman"/>
-                <w:sz w:val="28"/>
-                <w:szCs w:val="28"/>
-              </w:rPr>
-              <w:t>(int n) { ... }</w:t>
+              <w:t>int is_prime(int n) { ... }</w:t>
             </w:r>
           </w:p>
         </w:tc>
@@ -10555,25 +9507,7 @@
                 <w:sz w:val="28"/>
                 <w:szCs w:val="28"/>
               </w:rPr>
-              <w:t xml:space="preserve">void </w:t>
-            </w:r>
-            <w:proofErr w:type="spellStart"/>
-            <w:r>
-              <w:rPr>
-                <w:rFonts w:ascii="Times New Roman" w:hAnsi="Times New Roman" w:cs="Times New Roman"/>
-                <w:sz w:val="28"/>
-                <w:szCs w:val="28"/>
-              </w:rPr>
-              <w:t>say_hello</w:t>
-            </w:r>
-            <w:proofErr w:type="spellEnd"/>
-            <w:r>
-              <w:rPr>
-                <w:rFonts w:ascii="Times New Roman" w:hAnsi="Times New Roman" w:cs="Times New Roman"/>
-                <w:sz w:val="28"/>
-                <w:szCs w:val="28"/>
-              </w:rPr>
-              <w:t>(char name[]);</w:t>
+              <w:t>void say_hello(char name[]);</w:t>
             </w:r>
           </w:p>
         </w:tc>
@@ -11301,6 +10235,16 @@
         </w:rPr>
         <w:t>What Python Code Can It Convert?</w:t>
       </w:r>
+      <w:r>
+        <w:rPr>
+          <w:rFonts w:ascii="Times New Roman" w:hAnsi="Times New Roman" w:cs="Times New Roman"/>
+          <w:b/>
+          <w:bCs/>
+          <w:sz w:val="36"/>
+          <w:szCs w:val="36"/>
+        </w:rPr>
+        <w:t xml:space="preserve"> [15/5/26]</w:t>
+      </w:r>
     </w:p>
     <w:p>
       <w:pPr>
@@ -11406,8 +10350,35 @@
                 <w:sz w:val="28"/>
                 <w:szCs w:val="28"/>
               </w:rPr>
-              <w:t xml:space="preserve">C </w:t>
-            </w:r>
+              <w:t>C Output</w:t>
+            </w:r>
+          </w:p>
+        </w:tc>
+        <w:tc>
+          <w:tcPr>
+            <w:tcW w:w="2835" w:type="dxa"/>
+            <w:tcBorders>
+              <w:top w:val="single" w:sz="1" w:space="0" w:color="BBBBBB"/>
+              <w:left w:val="single" w:sz="1" w:space="0" w:color="BBBBBB"/>
+              <w:bottom w:val="single" w:sz="1" w:space="0" w:color="BBBBBB"/>
+              <w:right w:val="single" w:sz="1" w:space="0" w:color="BBBBBB"/>
+            </w:tcBorders>
+            <w:shd w:val="clear" w:color="auto" w:fill="1F3864"/>
+            <w:tcMar>
+              <w:top w:w="80" w:type="dxa"/>
+              <w:left w:w="120" w:type="dxa"/>
+              <w:bottom w:w="80" w:type="dxa"/>
+              <w:right w:w="120" w:type="dxa"/>
+            </w:tcMar>
+          </w:tcPr>
+          <w:p>
+            <w:pPr>
+              <w:rPr>
+                <w:rFonts w:ascii="Times New Roman" w:hAnsi="Times New Roman" w:cs="Times New Roman"/>
+                <w:sz w:val="28"/>
+                <w:szCs w:val="28"/>
+              </w:rPr>
+            </w:pPr>
             <w:r>
               <w:rPr>
                 <w:rFonts w:ascii="Times New Roman" w:hAnsi="Times New Roman" w:cs="Times New Roman"/>
@@ -11417,44 +10388,6 @@
                 <w:sz w:val="28"/>
                 <w:szCs w:val="28"/>
               </w:rPr>
-              <w:t>Output</w:t>
-            </w:r>
-          </w:p>
-        </w:tc>
-        <w:tc>
-          <w:tcPr>
-            <w:tcW w:w="2835" w:type="dxa"/>
-            <w:tcBorders>
-              <w:top w:val="single" w:sz="1" w:space="0" w:color="BBBBBB"/>
-              <w:left w:val="single" w:sz="1" w:space="0" w:color="BBBBBB"/>
-              <w:bottom w:val="single" w:sz="1" w:space="0" w:color="BBBBBB"/>
-              <w:right w:val="single" w:sz="1" w:space="0" w:color="BBBBBB"/>
-            </w:tcBorders>
-            <w:shd w:val="clear" w:color="auto" w:fill="1F3864"/>
-            <w:tcMar>
-              <w:top w:w="80" w:type="dxa"/>
-              <w:left w:w="120" w:type="dxa"/>
-              <w:bottom w:w="80" w:type="dxa"/>
-              <w:right w:w="120" w:type="dxa"/>
-            </w:tcMar>
-          </w:tcPr>
-          <w:p>
-            <w:pPr>
-              <w:rPr>
-                <w:rFonts w:ascii="Times New Roman" w:hAnsi="Times New Roman" w:cs="Times New Roman"/>
-                <w:sz w:val="28"/>
-                <w:szCs w:val="28"/>
-              </w:rPr>
-            </w:pPr>
-            <w:r>
-              <w:rPr>
-                <w:rFonts w:ascii="Times New Roman" w:hAnsi="Times New Roman" w:cs="Times New Roman"/>
-                <w:b/>
-                <w:bCs/>
-                <w:color w:val="FFFFFF"/>
-                <w:sz w:val="28"/>
-                <w:szCs w:val="28"/>
-              </w:rPr>
               <w:t>Example</w:t>
             </w:r>
           </w:p>
@@ -11519,23 +10452,13 @@
                 <w:szCs w:val="28"/>
               </w:rPr>
             </w:pPr>
-            <w:proofErr w:type="spellStart"/>
-            <w:r>
-              <w:rPr>
-                <w:rFonts w:ascii="Times New Roman" w:hAnsi="Times New Roman" w:cs="Times New Roman"/>
-                <w:sz w:val="28"/>
-                <w:szCs w:val="28"/>
-              </w:rPr>
-              <w:t>scanf</w:t>
-            </w:r>
-            <w:proofErr w:type="spellEnd"/>
-            <w:r>
-              <w:rPr>
-                <w:rFonts w:ascii="Times New Roman" w:hAnsi="Times New Roman" w:cs="Times New Roman"/>
-                <w:sz w:val="28"/>
-                <w:szCs w:val="28"/>
-              </w:rPr>
-              <w:t>("%d", &amp;var)</w:t>
+            <w:r>
+              <w:rPr>
+                <w:rFonts w:ascii="Times New Roman" w:hAnsi="Times New Roman" w:cs="Times New Roman"/>
+                <w:sz w:val="28"/>
+                <w:szCs w:val="28"/>
+              </w:rPr>
+              <w:t>scanf("%d", &amp;var)</w:t>
             </w:r>
           </w:p>
         </w:tc>
@@ -11633,23 +10556,13 @@
                 <w:szCs w:val="28"/>
               </w:rPr>
             </w:pPr>
-            <w:proofErr w:type="spellStart"/>
-            <w:r>
-              <w:rPr>
-                <w:rFonts w:ascii="Times New Roman" w:hAnsi="Times New Roman" w:cs="Times New Roman"/>
-                <w:sz w:val="28"/>
-                <w:szCs w:val="28"/>
-              </w:rPr>
-              <w:t>scanf</w:t>
-            </w:r>
-            <w:proofErr w:type="spellEnd"/>
-            <w:r>
-              <w:rPr>
-                <w:rFonts w:ascii="Times New Roman" w:hAnsi="Times New Roman" w:cs="Times New Roman"/>
-                <w:sz w:val="28"/>
-                <w:szCs w:val="28"/>
-              </w:rPr>
-              <w:t>("%f", &amp;var)</w:t>
+            <w:r>
+              <w:rPr>
+                <w:rFonts w:ascii="Times New Roman" w:hAnsi="Times New Roman" w:cs="Times New Roman"/>
+                <w:sz w:val="28"/>
+                <w:szCs w:val="28"/>
+              </w:rPr>
+              <w:t>scanf("%f", &amp;var)</w:t>
             </w:r>
           </w:p>
         </w:tc>
@@ -11747,23 +10660,13 @@
                 <w:szCs w:val="28"/>
               </w:rPr>
             </w:pPr>
-            <w:proofErr w:type="spellStart"/>
-            <w:r>
-              <w:rPr>
-                <w:rFonts w:ascii="Times New Roman" w:hAnsi="Times New Roman" w:cs="Times New Roman"/>
-                <w:sz w:val="28"/>
-                <w:szCs w:val="28"/>
-              </w:rPr>
-              <w:t>scanf</w:t>
-            </w:r>
-            <w:proofErr w:type="spellEnd"/>
-            <w:r>
-              <w:rPr>
-                <w:rFonts w:ascii="Times New Roman" w:hAnsi="Times New Roman" w:cs="Times New Roman"/>
-                <w:sz w:val="28"/>
-                <w:szCs w:val="28"/>
-              </w:rPr>
-              <w:t>("%s", var)</w:t>
+            <w:r>
+              <w:rPr>
+                <w:rFonts w:ascii="Times New Roman" w:hAnsi="Times New Roman" w:cs="Times New Roman"/>
+                <w:sz w:val="28"/>
+                <w:szCs w:val="28"/>
+              </w:rPr>
+              <w:t>scanf("%s", var)</w:t>
             </w:r>
           </w:p>
         </w:tc>
@@ -11861,23 +10764,13 @@
                 <w:szCs w:val="28"/>
               </w:rPr>
             </w:pPr>
-            <w:proofErr w:type="spellStart"/>
-            <w:r>
-              <w:rPr>
-                <w:rFonts w:ascii="Times New Roman" w:hAnsi="Times New Roman" w:cs="Times New Roman"/>
-                <w:sz w:val="28"/>
-                <w:szCs w:val="28"/>
-              </w:rPr>
-              <w:t>printf</w:t>
-            </w:r>
-            <w:proofErr w:type="spellEnd"/>
-            <w:r>
-              <w:rPr>
-                <w:rFonts w:ascii="Times New Roman" w:hAnsi="Times New Roman" w:cs="Times New Roman"/>
-                <w:sz w:val="28"/>
-                <w:szCs w:val="28"/>
-              </w:rPr>
-              <w:t>("%d\n", x)</w:t>
+            <w:r>
+              <w:rPr>
+                <w:rFonts w:ascii="Times New Roman" w:hAnsi="Times New Roman" w:cs="Times New Roman"/>
+                <w:sz w:val="28"/>
+                <w:szCs w:val="28"/>
+              </w:rPr>
+              <w:t>printf("%d\n", x)</w:t>
             </w:r>
           </w:p>
         </w:tc>
@@ -11947,25 +10840,7 @@
                 <w:sz w:val="28"/>
                 <w:szCs w:val="28"/>
               </w:rPr>
-              <w:t>print(</w:t>
-            </w:r>
-            <w:proofErr w:type="spellStart"/>
-            <w:r>
-              <w:rPr>
-                <w:rFonts w:ascii="Times New Roman" w:hAnsi="Times New Roman" w:cs="Times New Roman"/>
-                <w:sz w:val="28"/>
-                <w:szCs w:val="28"/>
-              </w:rPr>
-              <w:t>f"val</w:t>
-            </w:r>
-            <w:proofErr w:type="spellEnd"/>
-            <w:r>
-              <w:rPr>
-                <w:rFonts w:ascii="Times New Roman" w:hAnsi="Times New Roman" w:cs="Times New Roman"/>
-                <w:sz w:val="28"/>
-                <w:szCs w:val="28"/>
-              </w:rPr>
-              <w:t>={x}")</w:t>
+              <w:t>print(f"val={x}")</w:t>
             </w:r>
           </w:p>
         </w:tc>
@@ -11993,41 +10868,13 @@
                 <w:szCs w:val="28"/>
               </w:rPr>
             </w:pPr>
-            <w:proofErr w:type="spellStart"/>
-            <w:r>
-              <w:rPr>
-                <w:rFonts w:ascii="Times New Roman" w:hAnsi="Times New Roman" w:cs="Times New Roman"/>
-                <w:sz w:val="28"/>
-                <w:szCs w:val="28"/>
-              </w:rPr>
-              <w:t>printf</w:t>
-            </w:r>
-            <w:proofErr w:type="spellEnd"/>
-            <w:r>
-              <w:rPr>
-                <w:rFonts w:ascii="Times New Roman" w:hAnsi="Times New Roman" w:cs="Times New Roman"/>
-                <w:sz w:val="28"/>
-                <w:szCs w:val="28"/>
-              </w:rPr>
-              <w:t>("</w:t>
-            </w:r>
-            <w:proofErr w:type="spellStart"/>
-            <w:r>
-              <w:rPr>
-                <w:rFonts w:ascii="Times New Roman" w:hAnsi="Times New Roman" w:cs="Times New Roman"/>
-                <w:sz w:val="28"/>
-                <w:szCs w:val="28"/>
-              </w:rPr>
-              <w:t>val</w:t>
-            </w:r>
-            <w:proofErr w:type="spellEnd"/>
-            <w:r>
-              <w:rPr>
-                <w:rFonts w:ascii="Times New Roman" w:hAnsi="Times New Roman" w:cs="Times New Roman"/>
-                <w:sz w:val="28"/>
-                <w:szCs w:val="28"/>
-              </w:rPr>
-              <w:t>=%d\n", x)</w:t>
+            <w:r>
+              <w:rPr>
+                <w:rFonts w:ascii="Times New Roman" w:hAnsi="Times New Roman" w:cs="Times New Roman"/>
+                <w:sz w:val="28"/>
+                <w:szCs w:val="28"/>
+              </w:rPr>
+              <w:t>printf("val=%d\n", x)</w:t>
             </w:r>
           </w:p>
         </w:tc>
@@ -12715,23 +11562,13 @@
                 <w:szCs w:val="28"/>
               </w:rPr>
             </w:pPr>
-            <w:proofErr w:type="spellStart"/>
-            <w:r>
-              <w:rPr>
-                <w:rFonts w:ascii="Times New Roman" w:hAnsi="Times New Roman" w:cs="Times New Roman"/>
-                <w:sz w:val="28"/>
-                <w:szCs w:val="28"/>
-              </w:rPr>
-              <w:t>elif</w:t>
-            </w:r>
-            <w:proofErr w:type="spellEnd"/>
-            <w:r>
-              <w:rPr>
-                <w:rFonts w:ascii="Times New Roman" w:hAnsi="Times New Roman" w:cs="Times New Roman"/>
-                <w:sz w:val="28"/>
-                <w:szCs w:val="28"/>
-              </w:rPr>
-              <w:t xml:space="preserve"> x == 0:</w:t>
+            <w:r>
+              <w:rPr>
+                <w:rFonts w:ascii="Times New Roman" w:hAnsi="Times New Roman" w:cs="Times New Roman"/>
+                <w:sz w:val="28"/>
+                <w:szCs w:val="28"/>
+              </w:rPr>
+              <w:t>elif x == 0:</w:t>
             </w:r>
           </w:p>
         </w:tc>
@@ -12939,25 +11776,7 @@
                 <w:sz w:val="28"/>
                 <w:szCs w:val="28"/>
               </w:rPr>
-              <w:t xml:space="preserve">while </w:t>
-            </w:r>
-            <w:proofErr w:type="spellStart"/>
-            <w:r>
-              <w:rPr>
-                <w:rFonts w:ascii="Times New Roman" w:hAnsi="Times New Roman" w:cs="Times New Roman"/>
-                <w:sz w:val="28"/>
-                <w:szCs w:val="28"/>
-              </w:rPr>
-              <w:t>i</w:t>
-            </w:r>
-            <w:proofErr w:type="spellEnd"/>
-            <w:r>
-              <w:rPr>
-                <w:rFonts w:ascii="Times New Roman" w:hAnsi="Times New Roman" w:cs="Times New Roman"/>
-                <w:sz w:val="28"/>
-                <w:szCs w:val="28"/>
-              </w:rPr>
-              <w:t xml:space="preserve"> &lt; n:</w:t>
+              <w:t>while i &lt; n:</w:t>
             </w:r>
           </w:p>
         </w:tc>
@@ -12991,25 +11810,7 @@
                 <w:sz w:val="28"/>
                 <w:szCs w:val="28"/>
               </w:rPr>
-              <w:t>while(</w:t>
-            </w:r>
-            <w:proofErr w:type="spellStart"/>
-            <w:r>
-              <w:rPr>
-                <w:rFonts w:ascii="Times New Roman" w:hAnsi="Times New Roman" w:cs="Times New Roman"/>
-                <w:sz w:val="28"/>
-                <w:szCs w:val="28"/>
-              </w:rPr>
-              <w:t>i</w:t>
-            </w:r>
-            <w:proofErr w:type="spellEnd"/>
-            <w:r>
-              <w:rPr>
-                <w:rFonts w:ascii="Times New Roman" w:hAnsi="Times New Roman" w:cs="Times New Roman"/>
-                <w:sz w:val="28"/>
-                <w:szCs w:val="28"/>
-              </w:rPr>
-              <w:t xml:space="preserve"> &lt; n) {</w:t>
+              <w:t>while(i &lt; n) {</w:t>
             </w:r>
           </w:p>
         </w:tc>
@@ -13079,25 +11880,7 @@
                 <w:sz w:val="28"/>
                 <w:szCs w:val="28"/>
               </w:rPr>
-              <w:t xml:space="preserve">for </w:t>
-            </w:r>
-            <w:proofErr w:type="spellStart"/>
-            <w:r>
-              <w:rPr>
-                <w:rFonts w:ascii="Times New Roman" w:hAnsi="Times New Roman" w:cs="Times New Roman"/>
-                <w:sz w:val="28"/>
-                <w:szCs w:val="28"/>
-              </w:rPr>
-              <w:t>i</w:t>
-            </w:r>
-            <w:proofErr w:type="spellEnd"/>
-            <w:r>
-              <w:rPr>
-                <w:rFonts w:ascii="Times New Roman" w:hAnsi="Times New Roman" w:cs="Times New Roman"/>
-                <w:sz w:val="28"/>
-                <w:szCs w:val="28"/>
-              </w:rPr>
-              <w:t xml:space="preserve"> in range(n):</w:t>
+              <w:t>for i in range(n):</w:t>
             </w:r>
           </w:p>
         </w:tc>
@@ -13131,61 +11914,7 @@
                 <w:sz w:val="28"/>
                 <w:szCs w:val="28"/>
               </w:rPr>
-              <w:t xml:space="preserve">for(int </w:t>
-            </w:r>
-            <w:proofErr w:type="spellStart"/>
-            <w:r>
-              <w:rPr>
-                <w:rFonts w:ascii="Times New Roman" w:hAnsi="Times New Roman" w:cs="Times New Roman"/>
-                <w:sz w:val="28"/>
-                <w:szCs w:val="28"/>
-              </w:rPr>
-              <w:t>i</w:t>
-            </w:r>
-            <w:proofErr w:type="spellEnd"/>
-            <w:r>
-              <w:rPr>
-                <w:rFonts w:ascii="Times New Roman" w:hAnsi="Times New Roman" w:cs="Times New Roman"/>
-                <w:sz w:val="28"/>
-                <w:szCs w:val="28"/>
-              </w:rPr>
-              <w:t xml:space="preserve">=0; </w:t>
-            </w:r>
-            <w:proofErr w:type="spellStart"/>
-            <w:r>
-              <w:rPr>
-                <w:rFonts w:ascii="Times New Roman" w:hAnsi="Times New Roman" w:cs="Times New Roman"/>
-                <w:sz w:val="28"/>
-                <w:szCs w:val="28"/>
-              </w:rPr>
-              <w:t>i</w:t>
-            </w:r>
-            <w:proofErr w:type="spellEnd"/>
-            <w:r>
-              <w:rPr>
-                <w:rFonts w:ascii="Times New Roman" w:hAnsi="Times New Roman" w:cs="Times New Roman"/>
-                <w:sz w:val="28"/>
-                <w:szCs w:val="28"/>
-              </w:rPr>
-              <w:t xml:space="preserve">&lt;n; </w:t>
-            </w:r>
-            <w:proofErr w:type="spellStart"/>
-            <w:r>
-              <w:rPr>
-                <w:rFonts w:ascii="Times New Roman" w:hAnsi="Times New Roman" w:cs="Times New Roman"/>
-                <w:sz w:val="28"/>
-                <w:szCs w:val="28"/>
-              </w:rPr>
-              <w:t>i</w:t>
-            </w:r>
-            <w:proofErr w:type="spellEnd"/>
-            <w:r>
-              <w:rPr>
-                <w:rFonts w:ascii="Times New Roman" w:hAnsi="Times New Roman" w:cs="Times New Roman"/>
-                <w:sz w:val="28"/>
-                <w:szCs w:val="28"/>
-              </w:rPr>
-              <w:t>+=1) {</w:t>
+              <w:t>for(int i=0; i&lt;n; i+=1) {</w:t>
             </w:r>
           </w:p>
         </w:tc>
@@ -13255,43 +11984,7 @@
                 <w:sz w:val="28"/>
                 <w:szCs w:val="28"/>
               </w:rPr>
-              <w:t xml:space="preserve">for </w:t>
-            </w:r>
-            <w:proofErr w:type="spellStart"/>
-            <w:r>
-              <w:rPr>
-                <w:rFonts w:ascii="Times New Roman" w:hAnsi="Times New Roman" w:cs="Times New Roman"/>
-                <w:sz w:val="28"/>
-                <w:szCs w:val="28"/>
-              </w:rPr>
-              <w:t>i</w:t>
-            </w:r>
-            <w:proofErr w:type="spellEnd"/>
-            <w:r>
-              <w:rPr>
-                <w:rFonts w:ascii="Times New Roman" w:hAnsi="Times New Roman" w:cs="Times New Roman"/>
-                <w:sz w:val="28"/>
-                <w:szCs w:val="28"/>
-              </w:rPr>
-              <w:t xml:space="preserve"> in range(</w:t>
-            </w:r>
-            <w:proofErr w:type="spellStart"/>
-            <w:r>
-              <w:rPr>
-                <w:rFonts w:ascii="Times New Roman" w:hAnsi="Times New Roman" w:cs="Times New Roman"/>
-                <w:sz w:val="28"/>
-                <w:szCs w:val="28"/>
-              </w:rPr>
-              <w:t>a,b,s</w:t>
-            </w:r>
-            <w:proofErr w:type="spellEnd"/>
-            <w:r>
-              <w:rPr>
-                <w:rFonts w:ascii="Times New Roman" w:hAnsi="Times New Roman" w:cs="Times New Roman"/>
-                <w:sz w:val="28"/>
-                <w:szCs w:val="28"/>
-              </w:rPr>
-              <w:t>):</w:t>
+              <w:t>for i in range(a,b,s):</w:t>
             </w:r>
           </w:p>
         </w:tc>
@@ -13325,61 +12018,7 @@
                 <w:sz w:val="28"/>
                 <w:szCs w:val="28"/>
               </w:rPr>
-              <w:t xml:space="preserve">for(int </w:t>
-            </w:r>
-            <w:proofErr w:type="spellStart"/>
-            <w:r>
-              <w:rPr>
-                <w:rFonts w:ascii="Times New Roman" w:hAnsi="Times New Roman" w:cs="Times New Roman"/>
-                <w:sz w:val="28"/>
-                <w:szCs w:val="28"/>
-              </w:rPr>
-              <w:t>i</w:t>
-            </w:r>
-            <w:proofErr w:type="spellEnd"/>
-            <w:r>
-              <w:rPr>
-                <w:rFonts w:ascii="Times New Roman" w:hAnsi="Times New Roman" w:cs="Times New Roman"/>
-                <w:sz w:val="28"/>
-                <w:szCs w:val="28"/>
-              </w:rPr>
-              <w:t xml:space="preserve">=a; </w:t>
-            </w:r>
-            <w:proofErr w:type="spellStart"/>
-            <w:r>
-              <w:rPr>
-                <w:rFonts w:ascii="Times New Roman" w:hAnsi="Times New Roman" w:cs="Times New Roman"/>
-                <w:sz w:val="28"/>
-                <w:szCs w:val="28"/>
-              </w:rPr>
-              <w:t>i</w:t>
-            </w:r>
-            <w:proofErr w:type="spellEnd"/>
-            <w:r>
-              <w:rPr>
-                <w:rFonts w:ascii="Times New Roman" w:hAnsi="Times New Roman" w:cs="Times New Roman"/>
-                <w:sz w:val="28"/>
-                <w:szCs w:val="28"/>
-              </w:rPr>
-              <w:t xml:space="preserve">&lt;b; </w:t>
-            </w:r>
-            <w:proofErr w:type="spellStart"/>
-            <w:r>
-              <w:rPr>
-                <w:rFonts w:ascii="Times New Roman" w:hAnsi="Times New Roman" w:cs="Times New Roman"/>
-                <w:sz w:val="28"/>
-                <w:szCs w:val="28"/>
-              </w:rPr>
-              <w:t>i</w:t>
-            </w:r>
-            <w:proofErr w:type="spellEnd"/>
-            <w:r>
-              <w:rPr>
-                <w:rFonts w:ascii="Times New Roman" w:hAnsi="Times New Roman" w:cs="Times New Roman"/>
-                <w:sz w:val="28"/>
-                <w:szCs w:val="28"/>
-              </w:rPr>
-              <w:t>+=s) {</w:t>
+              <w:t>for(int i=a; i&lt;b; i+=s) {</w:t>
             </w:r>
           </w:p>
         </w:tc>
@@ -13449,25 +12088,7 @@
                 <w:sz w:val="28"/>
                 <w:szCs w:val="28"/>
               </w:rPr>
-              <w:t xml:space="preserve">for x in </w:t>
-            </w:r>
-            <w:proofErr w:type="spellStart"/>
-            <w:r>
-              <w:rPr>
-                <w:rFonts w:ascii="Times New Roman" w:hAnsi="Times New Roman" w:cs="Times New Roman"/>
-                <w:sz w:val="28"/>
-                <w:szCs w:val="28"/>
-              </w:rPr>
-              <w:t>arr</w:t>
-            </w:r>
-            <w:proofErr w:type="spellEnd"/>
-            <w:r>
-              <w:rPr>
-                <w:rFonts w:ascii="Times New Roman" w:hAnsi="Times New Roman" w:cs="Times New Roman"/>
-                <w:sz w:val="28"/>
-                <w:szCs w:val="28"/>
-              </w:rPr>
-              <w:t>:</w:t>
+              <w:t>for x in arr:</w:t>
             </w:r>
           </w:p>
         </w:tc>
@@ -13501,133 +12122,7 @@
                 <w:sz w:val="28"/>
                 <w:szCs w:val="28"/>
               </w:rPr>
-              <w:t xml:space="preserve">for(int </w:t>
-            </w:r>
-            <w:proofErr w:type="spellStart"/>
-            <w:r>
-              <w:rPr>
-                <w:rFonts w:ascii="Times New Roman" w:hAnsi="Times New Roman" w:cs="Times New Roman"/>
-                <w:sz w:val="28"/>
-                <w:szCs w:val="28"/>
-              </w:rPr>
-              <w:t>i</w:t>
-            </w:r>
-            <w:proofErr w:type="spellEnd"/>
-            <w:r>
-              <w:rPr>
-                <w:rFonts w:ascii="Times New Roman" w:hAnsi="Times New Roman" w:cs="Times New Roman"/>
-                <w:sz w:val="28"/>
-                <w:szCs w:val="28"/>
-              </w:rPr>
-              <w:t xml:space="preserve">=0; </w:t>
-            </w:r>
-            <w:proofErr w:type="spellStart"/>
-            <w:r>
-              <w:rPr>
-                <w:rFonts w:ascii="Times New Roman" w:hAnsi="Times New Roman" w:cs="Times New Roman"/>
-                <w:sz w:val="28"/>
-                <w:szCs w:val="28"/>
-              </w:rPr>
-              <w:t>i</w:t>
-            </w:r>
-            <w:proofErr w:type="spellEnd"/>
-            <w:r>
-              <w:rPr>
-                <w:rFonts w:ascii="Times New Roman" w:hAnsi="Times New Roman" w:cs="Times New Roman"/>
-                <w:sz w:val="28"/>
-                <w:szCs w:val="28"/>
-              </w:rPr>
-              <w:t>&lt;</w:t>
-            </w:r>
-            <w:proofErr w:type="spellStart"/>
-            <w:r>
-              <w:rPr>
-                <w:rFonts w:ascii="Times New Roman" w:hAnsi="Times New Roman" w:cs="Times New Roman"/>
-                <w:sz w:val="28"/>
-                <w:szCs w:val="28"/>
-              </w:rPr>
-              <w:t>sizeof</w:t>
-            </w:r>
-            <w:proofErr w:type="spellEnd"/>
-            <w:r>
-              <w:rPr>
-                <w:rFonts w:ascii="Times New Roman" w:hAnsi="Times New Roman" w:cs="Times New Roman"/>
-                <w:sz w:val="28"/>
-                <w:szCs w:val="28"/>
-              </w:rPr>
-              <w:t>(</w:t>
-            </w:r>
-            <w:proofErr w:type="spellStart"/>
-            <w:r>
-              <w:rPr>
-                <w:rFonts w:ascii="Times New Roman" w:hAnsi="Times New Roman" w:cs="Times New Roman"/>
-                <w:sz w:val="28"/>
-                <w:szCs w:val="28"/>
-              </w:rPr>
-              <w:t>arr</w:t>
-            </w:r>
-            <w:proofErr w:type="spellEnd"/>
-            <w:r>
-              <w:rPr>
-                <w:rFonts w:ascii="Times New Roman" w:hAnsi="Times New Roman" w:cs="Times New Roman"/>
-                <w:sz w:val="28"/>
-                <w:szCs w:val="28"/>
-              </w:rPr>
-              <w:t>)/</w:t>
-            </w:r>
-            <w:proofErr w:type="spellStart"/>
-            <w:r>
-              <w:rPr>
-                <w:rFonts w:ascii="Times New Roman" w:hAnsi="Times New Roman" w:cs="Times New Roman"/>
-                <w:sz w:val="28"/>
-                <w:szCs w:val="28"/>
-              </w:rPr>
-              <w:t>sizeof</w:t>
-            </w:r>
-            <w:proofErr w:type="spellEnd"/>
-            <w:r>
-              <w:rPr>
-                <w:rFonts w:ascii="Times New Roman" w:hAnsi="Times New Roman" w:cs="Times New Roman"/>
-                <w:sz w:val="28"/>
-                <w:szCs w:val="28"/>
-              </w:rPr>
-              <w:t>(</w:t>
-            </w:r>
-            <w:proofErr w:type="spellStart"/>
-            <w:r>
-              <w:rPr>
-                <w:rFonts w:ascii="Times New Roman" w:hAnsi="Times New Roman" w:cs="Times New Roman"/>
-                <w:sz w:val="28"/>
-                <w:szCs w:val="28"/>
-              </w:rPr>
-              <w:t>arr</w:t>
-            </w:r>
-            <w:proofErr w:type="spellEnd"/>
-            <w:r>
-              <w:rPr>
-                <w:rFonts w:ascii="Times New Roman" w:hAnsi="Times New Roman" w:cs="Times New Roman"/>
-                <w:sz w:val="28"/>
-                <w:szCs w:val="28"/>
-              </w:rPr>
-              <w:t xml:space="preserve">[0]); </w:t>
-            </w:r>
-            <w:proofErr w:type="spellStart"/>
-            <w:r>
-              <w:rPr>
-                <w:rFonts w:ascii="Times New Roman" w:hAnsi="Times New Roman" w:cs="Times New Roman"/>
-                <w:sz w:val="28"/>
-                <w:szCs w:val="28"/>
-              </w:rPr>
-              <w:t>i</w:t>
-            </w:r>
-            <w:proofErr w:type="spellEnd"/>
-            <w:r>
-              <w:rPr>
-                <w:rFonts w:ascii="Times New Roman" w:hAnsi="Times New Roman" w:cs="Times New Roman"/>
-                <w:sz w:val="28"/>
-                <w:szCs w:val="28"/>
-              </w:rPr>
-              <w:t>++) {</w:t>
+              <w:t>for(int i=0; i&lt;sizeof(arr)/sizeof(arr[0]); i++) {</w:t>
             </w:r>
           </w:p>
         </w:tc>
@@ -13691,23 +12186,13 @@
                 <w:szCs w:val="28"/>
               </w:rPr>
             </w:pPr>
-            <w:proofErr w:type="spellStart"/>
-            <w:r>
-              <w:rPr>
-                <w:rFonts w:ascii="Times New Roman" w:hAnsi="Times New Roman" w:cs="Times New Roman"/>
-                <w:sz w:val="28"/>
-                <w:szCs w:val="28"/>
-              </w:rPr>
-              <w:t>arr</w:t>
-            </w:r>
-            <w:proofErr w:type="spellEnd"/>
-            <w:r>
-              <w:rPr>
-                <w:rFonts w:ascii="Times New Roman" w:hAnsi="Times New Roman" w:cs="Times New Roman"/>
-                <w:sz w:val="28"/>
-                <w:szCs w:val="28"/>
-              </w:rPr>
-              <w:t xml:space="preserve"> = [1,2,3]</w:t>
+            <w:r>
+              <w:rPr>
+                <w:rFonts w:ascii="Times New Roman" w:hAnsi="Times New Roman" w:cs="Times New Roman"/>
+                <w:sz w:val="28"/>
+                <w:szCs w:val="28"/>
+              </w:rPr>
+              <w:t>arr = [1,2,3]</w:t>
             </w:r>
           </w:p>
         </w:tc>
@@ -13741,25 +12226,7 @@
                 <w:sz w:val="28"/>
                 <w:szCs w:val="28"/>
               </w:rPr>
-              <w:t xml:space="preserve">int </w:t>
-            </w:r>
-            <w:proofErr w:type="spellStart"/>
-            <w:r>
-              <w:rPr>
-                <w:rFonts w:ascii="Times New Roman" w:hAnsi="Times New Roman" w:cs="Times New Roman"/>
-                <w:sz w:val="28"/>
-                <w:szCs w:val="28"/>
-              </w:rPr>
-              <w:t>arr</w:t>
-            </w:r>
-            <w:proofErr w:type="spellEnd"/>
-            <w:r>
-              <w:rPr>
-                <w:rFonts w:ascii="Times New Roman" w:hAnsi="Times New Roman" w:cs="Times New Roman"/>
-                <w:sz w:val="28"/>
-                <w:szCs w:val="28"/>
-              </w:rPr>
-              <w:t>[3] = {1,2,3};</w:t>
+              <w:t>int arr[3] = {1,2,3};</w:t>
             </w:r>
           </w:p>
         </w:tc>
@@ -13829,25 +12296,7 @@
                 <w:sz w:val="28"/>
                 <w:szCs w:val="28"/>
               </w:rPr>
-              <w:t xml:space="preserve">def </w:t>
-            </w:r>
-            <w:proofErr w:type="spellStart"/>
-            <w:r>
-              <w:rPr>
-                <w:rFonts w:ascii="Times New Roman" w:hAnsi="Times New Roman" w:cs="Times New Roman"/>
-                <w:sz w:val="28"/>
-                <w:szCs w:val="28"/>
-              </w:rPr>
-              <w:t>func</w:t>
-            </w:r>
-            <w:proofErr w:type="spellEnd"/>
-            <w:r>
-              <w:rPr>
-                <w:rFonts w:ascii="Times New Roman" w:hAnsi="Times New Roman" w:cs="Times New Roman"/>
-                <w:sz w:val="28"/>
-                <w:szCs w:val="28"/>
-              </w:rPr>
-              <w:t>(a, b):</w:t>
+              <w:t>def func(a, b):</w:t>
             </w:r>
           </w:p>
         </w:tc>
@@ -13881,25 +12330,7 @@
                 <w:sz w:val="28"/>
                 <w:szCs w:val="28"/>
               </w:rPr>
-              <w:t xml:space="preserve">int </w:t>
-            </w:r>
-            <w:proofErr w:type="spellStart"/>
-            <w:r>
-              <w:rPr>
-                <w:rFonts w:ascii="Times New Roman" w:hAnsi="Times New Roman" w:cs="Times New Roman"/>
-                <w:sz w:val="28"/>
-                <w:szCs w:val="28"/>
-              </w:rPr>
-              <w:t>func</w:t>
-            </w:r>
-            <w:proofErr w:type="spellEnd"/>
-            <w:r>
-              <w:rPr>
-                <w:rFonts w:ascii="Times New Roman" w:hAnsi="Times New Roman" w:cs="Times New Roman"/>
-                <w:sz w:val="28"/>
-                <w:szCs w:val="28"/>
-              </w:rPr>
-              <w:t>(int a, int b) {</w:t>
+              <w:t>int func(int a, int b) {</w:t>
             </w:r>
           </w:p>
         </w:tc>
@@ -14726,43 +13157,7 @@
           <w:sz w:val="28"/>
           <w:szCs w:val="28"/>
         </w:rPr>
-        <w:t xml:space="preserve">Implementation of string operations such as </w:t>
-      </w:r>
-      <w:proofErr w:type="spellStart"/>
-      <w:r>
-        <w:rPr>
-          <w:rFonts w:ascii="Times New Roman" w:hAnsi="Times New Roman" w:cs="Times New Roman"/>
-          <w:sz w:val="28"/>
-          <w:szCs w:val="28"/>
-        </w:rPr>
-        <w:t>len</w:t>
-      </w:r>
-      <w:proofErr w:type="spellEnd"/>
-      <w:r>
-        <w:rPr>
-          <w:rFonts w:ascii="Times New Roman" w:hAnsi="Times New Roman" w:cs="Times New Roman"/>
-          <w:sz w:val="28"/>
-          <w:szCs w:val="28"/>
-        </w:rPr>
-        <w:t>(), upper(), and lower() mapped to equivalent functions from &lt;</w:t>
-      </w:r>
-      <w:proofErr w:type="spellStart"/>
-      <w:r>
-        <w:rPr>
-          <w:rFonts w:ascii="Times New Roman" w:hAnsi="Times New Roman" w:cs="Times New Roman"/>
-          <w:sz w:val="28"/>
-          <w:szCs w:val="28"/>
-        </w:rPr>
-        <w:t>string.h</w:t>
-      </w:r>
-      <w:proofErr w:type="spellEnd"/>
-      <w:r>
-        <w:rPr>
-          <w:rFonts w:ascii="Times New Roman" w:hAnsi="Times New Roman" w:cs="Times New Roman"/>
-          <w:sz w:val="28"/>
-          <w:szCs w:val="28"/>
-        </w:rPr>
-        <w:t>&gt;</w:t>
+        <w:t>Implementation of string operations such as len(), upper(), and lower() mapped to equivalent functions from &lt;string.h&gt;</w:t>
       </w:r>
     </w:p>
     <w:p>
@@ -15803,6 +14198,7 @@
   <w:style w:type="character" w:default="1" w:styleId="DefaultParagraphFont">
     <w:name w:val="Default Paragraph Font"/>
     <w:uiPriority w:val="1"/>
+    <w:semiHidden/>
     <w:unhideWhenUsed/>
   </w:style>
   <w:style w:type="table" w:default="1" w:styleId="TableNormal">
